--- a/assets/matic-detailed-due-diligence-template.docx
+++ b/assets/matic-detailed-due-diligence-template.docx
@@ -53,7 +53,7 @@
           <w:p>
             <w:pPr>
               <w:spacing w:before="0" w:after="0" w:line="300" w:lineRule="exact"/>
-              <w:ind w:firstLine="0" w:left="0"/>
+              <w:ind w:firstLineChars="0" w:left="0" w:firstLine="0"/>
               <w:jc w:val="center"/>
             </w:pPr>
             <w:r/>
@@ -74,7 +74,7 @@
           <w:p>
             <w:pPr>
               <w:spacing w:before="0" w:after="0" w:line="300" w:lineRule="exact"/>
-              <w:ind w:firstLine="0" w:left="0"/>
+              <w:ind w:firstLineChars="0" w:left="0" w:firstLine="0"/>
               <w:jc w:val="left"/>
             </w:pPr>
             <w:r/>
@@ -97,7 +97,7 @@
           <w:p>
             <w:pPr>
               <w:spacing w:before="0" w:after="0" w:line="300" w:lineRule="exact"/>
-              <w:ind w:firstLine="0" w:left="0"/>
+              <w:ind w:firstLine="0" w:firstLineChars="0" w:left="0"/>
               <w:jc w:val="center"/>
             </w:pPr>
             <w:r/>
@@ -118,7 +118,7 @@
           <w:p>
             <w:pPr>
               <w:spacing w:before="0" w:after="0" w:line="300" w:lineRule="exact"/>
-              <w:ind w:firstLine="0" w:left="0"/>
+              <w:ind w:firstLineChars="0" w:left="0" w:firstLine="0"/>
               <w:jc w:val="left"/>
             </w:pPr>
             <w:r/>
@@ -141,7 +141,7 @@
           <w:p>
             <w:pPr>
               <w:spacing w:before="0" w:after="0" w:line="300" w:lineRule="exact"/>
-              <w:ind w:firstLine="0" w:left="0"/>
+              <w:ind w:firstLine="0" w:firstLineChars="0" w:left="0"/>
               <w:jc w:val="center"/>
             </w:pPr>
             <w:r/>
@@ -162,7 +162,7 @@
           <w:p>
             <w:pPr>
               <w:spacing w:before="0" w:after="0" w:line="300" w:lineRule="exact"/>
-              <w:ind w:firstLine="0" w:left="0"/>
+              <w:ind w:firstLine="0" w:firstLineChars="0" w:left="0"/>
               <w:jc w:val="left"/>
             </w:pPr>
             <w:r/>
@@ -185,7 +185,7 @@
           <w:p>
             <w:pPr>
               <w:spacing w:before="0" w:after="0" w:line="300" w:lineRule="exact"/>
-              <w:ind w:firstLine="0" w:left="0"/>
+              <w:ind w:firstLine="0" w:firstLineChars="0" w:left="0"/>
               <w:jc w:val="center"/>
             </w:pPr>
             <w:r/>
@@ -206,7 +206,7 @@
           <w:p>
             <w:pPr>
               <w:spacing w:before="0" w:after="0" w:line="300" w:lineRule="exact"/>
-              <w:ind w:firstLine="0" w:left="0"/>
+              <w:ind w:firstLineChars="0" w:left="0" w:firstLine="0"/>
               <w:jc w:val="left"/>
             </w:pPr>
             <w:r/>
@@ -229,7 +229,7 @@
           <w:p>
             <w:pPr>
               <w:spacing w:before="0" w:after="0" w:line="300" w:lineRule="exact"/>
-              <w:ind w:firstLine="0" w:left="0"/>
+              <w:ind w:firstLine="0" w:firstLineChars="0" w:left="0"/>
               <w:jc w:val="center"/>
             </w:pPr>
             <w:r/>
@@ -250,7 +250,7 @@
           <w:p>
             <w:pPr>
               <w:spacing w:before="0" w:after="0" w:line="300" w:lineRule="exact"/>
-              <w:ind w:firstLine="0" w:left="0"/>
+              <w:ind w:firstLine="0" w:firstLineChars="0" w:left="0"/>
               <w:jc w:val="left"/>
             </w:pPr>
             <w:r/>
@@ -273,7 +273,7 @@
           <w:p>
             <w:pPr>
               <w:spacing w:before="0" w:after="0" w:line="300" w:lineRule="exact"/>
-              <w:ind w:firstLine="0" w:left="0"/>
+              <w:ind w:firstLine="0" w:firstLineChars="0" w:left="0"/>
               <w:jc w:val="center"/>
             </w:pPr>
             <w:r/>
@@ -294,7 +294,7 @@
           <w:p>
             <w:pPr>
               <w:spacing w:before="0" w:after="0" w:line="300" w:lineRule="exact"/>
-              <w:ind w:firstLine="0" w:left="0"/>
+              <w:ind w:firstLineChars="0" w:left="0" w:firstLine="0"/>
               <w:jc w:val="left"/>
             </w:pPr>
             <w:r/>
@@ -925,7 +925,7 @@
           <w:p>
             <w:pPr>
               <w:spacing w:before="0" w:after="0" w:line="300" w:lineRule="exact"/>
-              <w:ind w:firstLine="0" w:left="0"/>
+              <w:ind w:firstLineChars="0" w:left="0" w:firstLine="0"/>
               <w:jc w:val="center"/>
             </w:pPr>
             <w:r/>
@@ -946,7 +946,7 @@
           <w:p>
             <w:pPr>
               <w:spacing w:before="0" w:after="0" w:line="300" w:lineRule="exact"/>
-              <w:ind w:firstLine="0" w:left="0"/>
+              <w:ind w:firstLineChars="0" w:left="0" w:firstLine="0"/>
               <w:jc w:val="center"/>
             </w:pPr>
             <w:r/>
@@ -967,7 +967,7 @@
           <w:p>
             <w:pPr>
               <w:spacing w:before="0" w:after="0" w:line="300" w:lineRule="exact"/>
-              <w:ind w:firstLine="0" w:left="0"/>
+              <w:ind w:firstLineChars="0" w:left="0" w:firstLine="0"/>
               <w:jc w:val="center"/>
             </w:pPr>
             <w:r/>
@@ -988,7 +988,7 @@
           <w:p>
             <w:pPr>
               <w:spacing w:before="0" w:after="0" w:line="300" w:lineRule="exact"/>
-              <w:ind w:firstLine="0" w:left="0"/>
+              <w:ind w:firstLineChars="0" w:left="0" w:firstLine="0"/>
               <w:jc w:val="center"/>
             </w:pPr>
             <w:r/>
@@ -1009,7 +1009,7 @@
           <w:p>
             <w:pPr>
               <w:spacing w:before="0" w:after="0" w:line="300" w:lineRule="exact"/>
-              <w:ind w:firstLine="0" w:left="0"/>
+              <w:ind w:firstLineChars="0" w:left="0" w:firstLine="0"/>
               <w:jc w:val="center"/>
             </w:pPr>
             <w:r/>
@@ -1032,7 +1032,7 @@
           <w:p>
             <w:pPr>
               <w:spacing w:before="0" w:after="0" w:line="300" w:lineRule="exact"/>
-              <w:ind w:firstLine="0" w:left="0"/>
+              <w:ind w:firstLine="0" w:firstLineChars="0" w:left="0"/>
               <w:jc w:val="left"/>
             </w:pPr>
             <w:r/>
@@ -1053,7 +1053,7 @@
           <w:p>
             <w:pPr>
               <w:spacing w:before="0" w:after="0" w:line="300" w:lineRule="exact"/>
-              <w:ind w:firstLine="0" w:left="0"/>
+              <w:ind w:firstLine="0" w:firstLineChars="0" w:left="0"/>
               <w:jc w:val="left"/>
             </w:pPr>
             <w:r/>
@@ -1074,7 +1074,7 @@
           <w:p>
             <w:pPr>
               <w:spacing w:before="0" w:after="0" w:line="300" w:lineRule="exact"/>
-              <w:ind w:firstLine="0" w:left="0"/>
+              <w:ind w:firstLine="0" w:firstLineChars="0" w:left="0"/>
               <w:jc w:val="left"/>
             </w:pPr>
             <w:r/>
@@ -1095,7 +1095,7 @@
           <w:p>
             <w:pPr>
               <w:spacing w:before="0" w:after="0" w:line="300" w:lineRule="exact"/>
-              <w:ind w:firstLine="0" w:left="0"/>
+              <w:ind w:firstLine="0" w:firstLineChars="0" w:left="0"/>
               <w:jc w:val="left"/>
             </w:pPr>
             <w:r/>
@@ -1116,7 +1116,7 @@
           <w:p>
             <w:pPr>
               <w:spacing w:before="0" w:after="0" w:line="300" w:lineRule="exact"/>
-              <w:ind w:firstLine="0" w:left="0"/>
+              <w:ind w:firstLine="0" w:firstLineChars="0" w:left="0"/>
               <w:jc w:val="left"/>
             </w:pPr>
             <w:r/>
@@ -1139,7 +1139,7 @@
           <w:p>
             <w:pPr>
               <w:spacing w:before="0" w:after="0" w:line="300" w:lineRule="exact"/>
-              <w:ind w:firstLine="0" w:left="0"/>
+              <w:ind w:firstLine="0" w:firstLineChars="0" w:left="0"/>
               <w:jc w:val="left"/>
             </w:pPr>
             <w:r/>
@@ -1160,7 +1160,7 @@
           <w:p>
             <w:pPr>
               <w:spacing w:before="0" w:after="0" w:line="300" w:lineRule="exact"/>
-              <w:ind w:firstLine="0" w:left="0"/>
+              <w:ind w:firstLine="0" w:firstLineChars="0" w:left="0"/>
               <w:jc w:val="left"/>
             </w:pPr>
             <w:r/>
@@ -1181,7 +1181,7 @@
           <w:p>
             <w:pPr>
               <w:spacing w:before="0" w:after="0" w:line="300" w:lineRule="exact"/>
-              <w:ind w:firstLine="0" w:left="0"/>
+              <w:ind w:firstLine="0" w:firstLineChars="0" w:left="0"/>
               <w:jc w:val="left"/>
             </w:pPr>
             <w:r/>
@@ -1202,7 +1202,7 @@
           <w:p>
             <w:pPr>
               <w:spacing w:before="0" w:after="0" w:line="300" w:lineRule="exact"/>
-              <w:ind w:firstLine="0" w:left="0"/>
+              <w:ind w:firstLine="0" w:firstLineChars="0" w:left="0"/>
               <w:jc w:val="left"/>
             </w:pPr>
             <w:r/>
@@ -1223,7 +1223,7 @@
           <w:p>
             <w:pPr>
               <w:spacing w:before="0" w:after="0" w:line="300" w:lineRule="exact"/>
-              <w:ind w:firstLine="0" w:left="0"/>
+              <w:ind w:firstLineChars="0" w:left="0" w:firstLine="0"/>
               <w:jc w:val="left"/>
             </w:pPr>
             <w:r/>
@@ -1246,7 +1246,7 @@
           <w:p>
             <w:pPr>
               <w:spacing w:before="0" w:after="0" w:line="300" w:lineRule="exact"/>
-              <w:ind w:firstLine="0" w:left="0"/>
+              <w:ind w:firstLine="0" w:firstLineChars="0" w:left="0"/>
               <w:jc w:val="left"/>
             </w:pPr>
             <w:r/>
@@ -1267,7 +1267,7 @@
           <w:p>
             <w:pPr>
               <w:spacing w:before="0" w:after="0" w:line="300" w:lineRule="exact"/>
-              <w:ind w:firstLine="0" w:left="0"/>
+              <w:ind w:firstLine="0" w:firstLineChars="0" w:left="0"/>
               <w:jc w:val="left"/>
             </w:pPr>
             <w:r/>
@@ -1288,7 +1288,7 @@
           <w:p>
             <w:pPr>
               <w:spacing w:before="0" w:after="0" w:line="300" w:lineRule="exact"/>
-              <w:ind w:firstLine="0" w:left="0"/>
+              <w:ind w:firstLine="0" w:firstLineChars="0" w:left="0"/>
               <w:jc w:val="left"/>
             </w:pPr>
             <w:r/>
@@ -1309,7 +1309,7 @@
           <w:p>
             <w:pPr>
               <w:spacing w:before="0" w:after="0" w:line="300" w:lineRule="exact"/>
-              <w:ind w:firstLine="0" w:left="0"/>
+              <w:ind w:firstLine="0" w:firstLineChars="0" w:left="0"/>
               <w:jc w:val="left"/>
             </w:pPr>
             <w:r/>
@@ -1330,7 +1330,7 @@
           <w:p>
             <w:pPr>
               <w:spacing w:before="0" w:after="0" w:line="300" w:lineRule="exact"/>
-              <w:ind w:firstLine="0" w:left="0"/>
+              <w:ind w:firstLine="0" w:firstLineChars="0" w:left="0"/>
               <w:jc w:val="left"/>
             </w:pPr>
             <w:r/>
@@ -1353,7 +1353,7 @@
           <w:p>
             <w:pPr>
               <w:spacing w:before="0" w:after="0" w:line="300" w:lineRule="exact"/>
-              <w:ind w:firstLine="0" w:left="0"/>
+              <w:ind w:firstLine="0" w:firstLineChars="0" w:left="0"/>
               <w:jc w:val="left"/>
             </w:pPr>
             <w:r/>
@@ -1374,7 +1374,7 @@
           <w:p>
             <w:pPr>
               <w:spacing w:before="0" w:after="0" w:line="300" w:lineRule="exact"/>
-              <w:ind w:firstLine="0" w:left="0"/>
+              <w:ind w:firstLine="0" w:firstLineChars="0" w:left="0"/>
               <w:jc w:val="left"/>
             </w:pPr>
             <w:r/>
@@ -1395,7 +1395,7 @@
           <w:p>
             <w:pPr>
               <w:spacing w:before="0" w:after="0" w:line="300" w:lineRule="exact"/>
-              <w:ind w:firstLine="0" w:left="0"/>
+              <w:ind w:firstLine="0" w:firstLineChars="0" w:left="0"/>
               <w:jc w:val="left"/>
             </w:pPr>
             <w:r/>
@@ -1416,7 +1416,7 @@
           <w:p>
             <w:pPr>
               <w:spacing w:before="0" w:after="0" w:line="300" w:lineRule="exact"/>
-              <w:ind w:firstLine="0" w:left="0"/>
+              <w:ind w:firstLine="0" w:firstLineChars="0" w:left="0"/>
               <w:jc w:val="left"/>
             </w:pPr>
             <w:r/>
@@ -1437,7 +1437,7 @@
           <w:p>
             <w:pPr>
               <w:spacing w:before="0" w:after="0" w:line="300" w:lineRule="exact"/>
-              <w:ind w:firstLine="0" w:left="0"/>
+              <w:ind w:firstLineChars="0" w:left="0" w:firstLine="0"/>
               <w:jc w:val="left"/>
             </w:pPr>
             <w:r/>
@@ -1486,7 +1486,7 @@
           <w:p>
             <w:pPr>
               <w:spacing w:before="0" w:after="0" w:line="300" w:lineRule="exact"/>
-              <w:ind w:firstLine="0" w:left="0"/>
+              <w:ind w:firstLine="0" w:firstLineChars="0" w:left="0"/>
               <w:jc w:val="center"/>
             </w:pPr>
             <w:r/>
@@ -1507,7 +1507,7 @@
           <w:p>
             <w:pPr>
               <w:spacing w:before="0" w:after="0" w:line="300" w:lineRule="exact"/>
-              <w:ind w:firstLine="0" w:left="0"/>
+              <w:ind w:firstLineChars="0" w:left="0" w:firstLine="0"/>
               <w:jc w:val="center"/>
             </w:pPr>
             <w:r/>
@@ -1528,7 +1528,7 @@
           <w:p>
             <w:pPr>
               <w:spacing w:before="0" w:after="0" w:line="300" w:lineRule="exact"/>
-              <w:ind w:firstLine="0" w:left="0"/>
+              <w:ind w:firstLineChars="0" w:left="0" w:firstLine="0"/>
               <w:jc w:val="center"/>
             </w:pPr>
             <w:r/>
@@ -1549,7 +1549,7 @@
           <w:p>
             <w:pPr>
               <w:spacing w:before="0" w:after="0" w:line="300" w:lineRule="exact"/>
-              <w:ind w:firstLine="0" w:left="0"/>
+              <w:ind w:firstLineChars="0" w:left="0" w:firstLine="0"/>
               <w:jc w:val="center"/>
             </w:pPr>
             <w:r/>
@@ -1570,7 +1570,7 @@
           <w:p>
             <w:pPr>
               <w:spacing w:before="0" w:after="0" w:line="300" w:lineRule="exact"/>
-              <w:ind w:firstLine="0" w:left="0"/>
+              <w:ind w:firstLineChars="0" w:left="0" w:firstLine="0"/>
               <w:jc w:val="center"/>
             </w:pPr>
             <w:r/>
@@ -1591,7 +1591,7 @@
           <w:p>
             <w:pPr>
               <w:spacing w:before="0" w:after="0" w:line="300" w:lineRule="exact"/>
-              <w:ind w:firstLine="0" w:left="0"/>
+              <w:ind w:firstLineChars="0" w:left="0" w:firstLine="0"/>
               <w:jc w:val="center"/>
             </w:pPr>
             <w:r/>
@@ -1614,7 +1614,7 @@
           <w:p>
             <w:pPr>
               <w:spacing w:before="0" w:after="0" w:line="300" w:lineRule="exact"/>
-              <w:ind w:firstLine="0" w:left="0"/>
+              <w:ind w:firstLine="0" w:firstLineChars="0" w:left="0"/>
               <w:jc w:val="left"/>
             </w:pPr>
             <w:r/>
@@ -1635,7 +1635,7 @@
           <w:p>
             <w:pPr>
               <w:spacing w:before="0" w:after="0" w:line="300" w:lineRule="exact"/>
-              <w:ind w:firstLine="0" w:left="0"/>
+              <w:ind w:firstLine="0" w:firstLineChars="0" w:left="0"/>
               <w:jc w:val="left"/>
             </w:pPr>
             <w:r/>
@@ -1656,7 +1656,7 @@
           <w:p>
             <w:pPr>
               <w:spacing w:before="0" w:after="0" w:line="300" w:lineRule="exact"/>
-              <w:ind w:firstLine="0" w:left="0"/>
+              <w:ind w:firstLine="0" w:firstLineChars="0" w:left="0"/>
               <w:jc w:val="left"/>
             </w:pPr>
             <w:r/>
@@ -1677,7 +1677,7 @@
           <w:p>
             <w:pPr>
               <w:spacing w:before="0" w:after="0" w:line="300" w:lineRule="exact"/>
-              <w:ind w:firstLine="0" w:left="0"/>
+              <w:ind w:firstLine="0" w:firstLineChars="0" w:left="0"/>
               <w:jc w:val="left"/>
             </w:pPr>
             <w:r/>
@@ -1698,7 +1698,7 @@
           <w:p>
             <w:pPr>
               <w:spacing w:before="0" w:after="0" w:line="300" w:lineRule="exact"/>
-              <w:ind w:firstLine="0" w:left="0"/>
+              <w:ind w:firstLine="0" w:firstLineChars="0" w:left="0"/>
               <w:jc w:val="left"/>
             </w:pPr>
             <w:r/>
@@ -1719,7 +1719,7 @@
           <w:p>
             <w:pPr>
               <w:spacing w:before="0" w:after="0" w:line="300" w:lineRule="exact"/>
-              <w:ind w:firstLine="0" w:left="0"/>
+              <w:ind w:firstLine="0" w:firstLineChars="0" w:left="0"/>
               <w:jc w:val="left"/>
             </w:pPr>
             <w:r/>
@@ -1742,7 +1742,7 @@
           <w:p>
             <w:pPr>
               <w:spacing w:before="0" w:after="0" w:line="300" w:lineRule="exact"/>
-              <w:ind w:firstLine="0" w:left="0"/>
+              <w:ind w:firstLine="0" w:firstLineChars="0" w:left="0"/>
               <w:jc w:val="left"/>
             </w:pPr>
             <w:r/>
@@ -1763,7 +1763,7 @@
           <w:p>
             <w:pPr>
               <w:spacing w:before="0" w:after="0" w:line="300" w:lineRule="exact"/>
-              <w:ind w:firstLine="0" w:left="0"/>
+              <w:ind w:firstLine="0" w:firstLineChars="0" w:left="0"/>
               <w:jc w:val="left"/>
             </w:pPr>
             <w:r/>
@@ -1784,7 +1784,7 @@
           <w:p>
             <w:pPr>
               <w:spacing w:before="0" w:after="0" w:line="300" w:lineRule="exact"/>
-              <w:ind w:firstLine="0" w:left="0"/>
+              <w:ind w:firstLine="0" w:firstLineChars="0" w:left="0"/>
               <w:jc w:val="left"/>
             </w:pPr>
             <w:r/>
@@ -1805,7 +1805,7 @@
           <w:p>
             <w:pPr>
               <w:spacing w:before="0" w:after="0" w:line="300" w:lineRule="exact"/>
-              <w:ind w:firstLine="0" w:left="0"/>
+              <w:ind w:firstLine="0" w:firstLineChars="0" w:left="0"/>
               <w:jc w:val="left"/>
             </w:pPr>
             <w:r/>
@@ -1826,7 +1826,7 @@
           <w:p>
             <w:pPr>
               <w:spacing w:before="0" w:after="0" w:line="300" w:lineRule="exact"/>
-              <w:ind w:firstLine="0" w:left="0"/>
+              <w:ind w:firstLine="0" w:firstLineChars="0" w:left="0"/>
               <w:jc w:val="left"/>
             </w:pPr>
             <w:r/>
@@ -1847,7 +1847,7 @@
           <w:p>
             <w:pPr>
               <w:spacing w:before="0" w:after="0" w:line="300" w:lineRule="exact"/>
-              <w:ind w:firstLine="0" w:left="0"/>
+              <w:ind w:firstLineChars="0" w:left="0" w:firstLine="0"/>
               <w:jc w:val="left"/>
             </w:pPr>
             <w:r/>
@@ -1870,7 +1870,7 @@
           <w:p>
             <w:pPr>
               <w:spacing w:before="0" w:after="0" w:line="300" w:lineRule="exact"/>
-              <w:ind w:firstLine="0" w:left="0"/>
+              <w:ind w:firstLine="0" w:firstLineChars="0" w:left="0"/>
               <w:jc w:val="left"/>
             </w:pPr>
             <w:r/>
@@ -1891,7 +1891,7 @@
           <w:p>
             <w:pPr>
               <w:spacing w:before="0" w:after="0" w:line="300" w:lineRule="exact"/>
-              <w:ind w:firstLine="0" w:left="0"/>
+              <w:ind w:firstLine="0" w:firstLineChars="0" w:left="0"/>
               <w:jc w:val="left"/>
             </w:pPr>
             <w:r/>
@@ -1912,7 +1912,7 @@
           <w:p>
             <w:pPr>
               <w:spacing w:before="0" w:after="0" w:line="300" w:lineRule="exact"/>
-              <w:ind w:firstLine="0" w:left="0"/>
+              <w:ind w:firstLine="0" w:firstLineChars="0" w:left="0"/>
               <w:jc w:val="left"/>
             </w:pPr>
             <w:r/>
@@ -1933,7 +1933,7 @@
           <w:p>
             <w:pPr>
               <w:spacing w:before="0" w:after="0" w:line="300" w:lineRule="exact"/>
-              <w:ind w:firstLine="0" w:left="0"/>
+              <w:ind w:firstLine="0" w:firstLineChars="0" w:left="0"/>
               <w:jc w:val="left"/>
             </w:pPr>
             <w:r/>
@@ -1954,7 +1954,7 @@
           <w:p>
             <w:pPr>
               <w:spacing w:before="0" w:after="0" w:line="300" w:lineRule="exact"/>
-              <w:ind w:firstLine="0" w:left="0"/>
+              <w:ind w:firstLine="0" w:firstLineChars="0" w:left="0"/>
               <w:jc w:val="left"/>
             </w:pPr>
             <w:r/>
@@ -1975,7 +1975,7 @@
           <w:p>
             <w:pPr>
               <w:spacing w:before="0" w:after="0" w:line="300" w:lineRule="exact"/>
-              <w:ind w:firstLine="0" w:left="0"/>
+              <w:ind w:firstLine="0" w:firstLineChars="0" w:left="0"/>
               <w:jc w:val="left"/>
             </w:pPr>
             <w:r/>
@@ -1998,7 +1998,7 @@
           <w:p>
             <w:pPr>
               <w:spacing w:before="0" w:after="0" w:line="300" w:lineRule="exact"/>
-              <w:ind w:firstLine="0" w:left="0"/>
+              <w:ind w:firstLine="0" w:firstLineChars="0" w:left="0"/>
               <w:jc w:val="left"/>
             </w:pPr>
             <w:r/>
@@ -2019,7 +2019,7 @@
           <w:p>
             <w:pPr>
               <w:spacing w:before="0" w:after="0" w:line="300" w:lineRule="exact"/>
-              <w:ind w:firstLine="0" w:left="0"/>
+              <w:ind w:firstLine="0" w:firstLineChars="0" w:left="0"/>
               <w:jc w:val="left"/>
             </w:pPr>
             <w:r/>
@@ -2040,7 +2040,7 @@
           <w:p>
             <w:pPr>
               <w:spacing w:before="0" w:after="0" w:line="300" w:lineRule="exact"/>
-              <w:ind w:firstLine="0" w:left="0"/>
+              <w:ind w:firstLine="0" w:firstLineChars="0" w:left="0"/>
               <w:jc w:val="left"/>
             </w:pPr>
             <w:r/>
@@ -2061,7 +2061,7 @@
           <w:p>
             <w:pPr>
               <w:spacing w:before="0" w:after="0" w:line="300" w:lineRule="exact"/>
-              <w:ind w:firstLine="0" w:left="0"/>
+              <w:ind w:firstLine="0" w:firstLineChars="0" w:left="0"/>
               <w:jc w:val="left"/>
             </w:pPr>
             <w:r/>
@@ -2082,7 +2082,7 @@
           <w:p>
             <w:pPr>
               <w:spacing w:before="0" w:after="0" w:line="300" w:lineRule="exact"/>
-              <w:ind w:firstLine="0" w:left="0"/>
+              <w:ind w:firstLine="0" w:firstLineChars="0" w:left="0"/>
               <w:jc w:val="left"/>
             </w:pPr>
             <w:r/>
@@ -2103,7 +2103,7 @@
           <w:p>
             <w:pPr>
               <w:spacing w:before="0" w:after="0" w:line="300" w:lineRule="exact"/>
-              <w:ind w:firstLine="0" w:left="0"/>
+              <w:ind w:firstLine="0" w:firstLineChars="0" w:left="0"/>
               <w:jc w:val="left"/>
             </w:pPr>
             <w:r/>
@@ -2191,7 +2191,7 @@
           <w:p>
             <w:pPr>
               <w:spacing w:before="0" w:after="0" w:line="300" w:lineRule="exact"/>
-              <w:ind w:firstLine="0" w:left="0"/>
+              <w:ind w:firstLine="0" w:firstLineChars="0" w:left="0"/>
               <w:jc w:val="center"/>
             </w:pPr>
             <w:r/>
@@ -2212,7 +2212,7 @@
           <w:p>
             <w:pPr>
               <w:spacing w:before="0" w:after="0" w:line="300" w:lineRule="exact"/>
-              <w:ind w:firstLine="0" w:left="0"/>
+              <w:ind w:firstLineChars="0" w:left="0" w:firstLine="0"/>
               <w:jc w:val="center"/>
             </w:pPr>
             <w:r/>
@@ -2233,7 +2233,7 @@
           <w:p>
             <w:pPr>
               <w:spacing w:before="0" w:after="0" w:line="300" w:lineRule="exact"/>
-              <w:ind w:firstLine="0" w:left="0"/>
+              <w:ind w:firstLineChars="0" w:left="0" w:firstLine="0"/>
               <w:jc w:val="center"/>
             </w:pPr>
             <w:r/>
@@ -2254,7 +2254,7 @@
           <w:p>
             <w:pPr>
               <w:spacing w:before="0" w:after="0" w:line="300" w:lineRule="exact"/>
-              <w:ind w:firstLine="0" w:left="0"/>
+              <w:ind w:firstLineChars="0" w:left="0" w:firstLine="0"/>
               <w:jc w:val="center"/>
             </w:pPr>
             <w:r/>
@@ -2275,7 +2275,7 @@
           <w:p>
             <w:pPr>
               <w:spacing w:before="0" w:after="0" w:line="300" w:lineRule="exact"/>
-              <w:ind w:firstLine="0" w:left="0"/>
+              <w:ind w:firstLineChars="0" w:left="0" w:firstLine="0"/>
               <w:jc w:val="center"/>
             </w:pPr>
             <w:r/>
@@ -2296,7 +2296,7 @@
           <w:p>
             <w:pPr>
               <w:spacing w:before="0" w:after="0" w:line="300" w:lineRule="exact"/>
-              <w:ind w:firstLine="0" w:left="0"/>
+              <w:ind w:firstLineChars="0" w:left="0" w:firstLine="0"/>
               <w:jc w:val="center"/>
             </w:pPr>
             <w:r/>
@@ -2319,7 +2319,7 @@
           <w:p>
             <w:pPr>
               <w:spacing w:before="0" w:after="0" w:line="300" w:lineRule="exact"/>
-              <w:ind w:firstLine="0" w:left="0"/>
+              <w:ind w:firstLine="0" w:firstLineChars="0" w:left="0"/>
               <w:jc w:val="left"/>
             </w:pPr>
             <w:r/>
@@ -2340,7 +2340,7 @@
           <w:p>
             <w:pPr>
               <w:spacing w:before="0" w:after="0" w:line="300" w:lineRule="exact"/>
-              <w:ind w:firstLine="0" w:left="0"/>
+              <w:ind w:firstLine="0" w:firstLineChars="0" w:left="0"/>
               <w:jc w:val="left"/>
             </w:pPr>
             <w:r/>
@@ -2361,7 +2361,7 @@
           <w:p>
             <w:pPr>
               <w:spacing w:before="0" w:after="0" w:line="300" w:lineRule="exact"/>
-              <w:ind w:firstLine="0" w:left="0"/>
+              <w:ind w:firstLine="0" w:firstLineChars="0" w:left="0"/>
               <w:jc w:val="left"/>
             </w:pPr>
             <w:r/>
@@ -2382,7 +2382,7 @@
           <w:p>
             <w:pPr>
               <w:spacing w:before="0" w:after="0" w:line="300" w:lineRule="exact"/>
-              <w:ind w:firstLine="0" w:left="0"/>
+              <w:ind w:firstLine="0" w:firstLineChars="0" w:left="0"/>
               <w:jc w:val="left"/>
             </w:pPr>
             <w:r/>
@@ -2403,7 +2403,7 @@
           <w:p>
             <w:pPr>
               <w:spacing w:before="0" w:after="0" w:line="300" w:lineRule="exact"/>
-              <w:ind w:firstLine="0" w:left="0"/>
+              <w:ind w:firstLine="0" w:firstLineChars="0" w:left="0"/>
               <w:jc w:val="left"/>
             </w:pPr>
             <w:r/>
@@ -2424,7 +2424,7 @@
           <w:p>
             <w:pPr>
               <w:spacing w:before="0" w:after="0" w:line="300" w:lineRule="exact"/>
-              <w:ind w:firstLine="0" w:left="0"/>
+              <w:ind w:firstLine="0" w:firstLineChars="0" w:left="0"/>
               <w:jc w:val="left"/>
             </w:pPr>
             <w:r/>
@@ -2447,7 +2447,7 @@
           <w:p>
             <w:pPr>
               <w:spacing w:before="0" w:after="0" w:line="300" w:lineRule="exact"/>
-              <w:ind w:firstLine="0" w:left="0"/>
+              <w:ind w:firstLine="0" w:firstLineChars="0" w:left="0"/>
               <w:jc w:val="left"/>
             </w:pPr>
             <w:r/>
@@ -2468,7 +2468,7 @@
           <w:p>
             <w:pPr>
               <w:spacing w:before="0" w:after="0" w:line="300" w:lineRule="exact"/>
-              <w:ind w:firstLine="0" w:left="0"/>
+              <w:ind w:firstLine="0" w:firstLineChars="0" w:left="0"/>
               <w:jc w:val="left"/>
             </w:pPr>
             <w:r/>
@@ -2489,7 +2489,7 @@
           <w:p>
             <w:pPr>
               <w:spacing w:before="0" w:after="0" w:line="300" w:lineRule="exact"/>
-              <w:ind w:firstLine="0" w:left="0"/>
+              <w:ind w:firstLine="0" w:firstLineChars="0" w:left="0"/>
               <w:jc w:val="left"/>
             </w:pPr>
             <w:r/>
@@ -2510,7 +2510,7 @@
           <w:p>
             <w:pPr>
               <w:spacing w:before="0" w:after="0" w:line="300" w:lineRule="exact"/>
-              <w:ind w:firstLine="0" w:left="0"/>
+              <w:ind w:firstLine="0" w:firstLineChars="0" w:left="0"/>
               <w:jc w:val="left"/>
             </w:pPr>
             <w:r/>
@@ -2531,7 +2531,7 @@
           <w:p>
             <w:pPr>
               <w:spacing w:before="0" w:after="0" w:line="300" w:lineRule="exact"/>
-              <w:ind w:firstLine="0" w:left="0"/>
+              <w:ind w:firstLine="0" w:firstLineChars="0" w:left="0"/>
               <w:jc w:val="left"/>
             </w:pPr>
             <w:r/>
@@ -2552,7 +2552,7 @@
           <w:p>
             <w:pPr>
               <w:spacing w:before="0" w:after="0" w:line="300" w:lineRule="exact"/>
-              <w:ind w:firstLine="0" w:left="0"/>
+              <w:ind w:firstLine="0" w:firstLineChars="0" w:left="0"/>
               <w:jc w:val="left"/>
             </w:pPr>
             <w:r/>
@@ -2575,7 +2575,7 @@
           <w:p>
             <w:pPr>
               <w:spacing w:before="0" w:after="0" w:line="300" w:lineRule="exact"/>
-              <w:ind w:firstLine="0" w:left="0"/>
+              <w:ind w:firstLine="0" w:firstLineChars="0" w:left="0"/>
               <w:jc w:val="left"/>
             </w:pPr>
             <w:r/>
@@ -2596,7 +2596,7 @@
           <w:p>
             <w:pPr>
               <w:spacing w:before="0" w:after="0" w:line="300" w:lineRule="exact"/>
-              <w:ind w:firstLine="0" w:left="0"/>
+              <w:ind w:firstLine="0" w:firstLineChars="0" w:left="0"/>
               <w:jc w:val="left"/>
             </w:pPr>
             <w:r/>
@@ -2617,7 +2617,7 @@
           <w:p>
             <w:pPr>
               <w:spacing w:before="0" w:after="0" w:line="300" w:lineRule="exact"/>
-              <w:ind w:firstLine="0" w:left="0"/>
+              <w:ind w:firstLine="0" w:firstLineChars="0" w:left="0"/>
               <w:jc w:val="left"/>
             </w:pPr>
             <w:r/>
@@ -2638,7 +2638,7 @@
           <w:p>
             <w:pPr>
               <w:spacing w:before="0" w:after="0" w:line="300" w:lineRule="exact"/>
-              <w:ind w:firstLine="0" w:left="0"/>
+              <w:ind w:firstLine="0" w:firstLineChars="0" w:left="0"/>
               <w:jc w:val="left"/>
             </w:pPr>
             <w:r/>
@@ -2659,7 +2659,7 @@
           <w:p>
             <w:pPr>
               <w:spacing w:before="0" w:after="0" w:line="300" w:lineRule="exact"/>
-              <w:ind w:firstLine="0" w:left="0"/>
+              <w:ind w:firstLine="0" w:firstLineChars="0" w:left="0"/>
               <w:jc w:val="left"/>
             </w:pPr>
             <w:r/>
@@ -2680,7 +2680,7 @@
           <w:p>
             <w:pPr>
               <w:spacing w:before="0" w:after="0" w:line="300" w:lineRule="exact"/>
-              <w:ind w:firstLine="0" w:left="0"/>
+              <w:ind w:firstLine="0" w:firstLineChars="0" w:left="0"/>
               <w:jc w:val="left"/>
             </w:pPr>
             <w:r/>
@@ -2703,7 +2703,7 @@
           <w:p>
             <w:pPr>
               <w:spacing w:before="0" w:after="0" w:line="300" w:lineRule="exact"/>
-              <w:ind w:firstLine="0" w:left="0"/>
+              <w:ind w:firstLine="0" w:firstLineChars="0" w:left="0"/>
               <w:jc w:val="left"/>
             </w:pPr>
             <w:r/>
@@ -2724,7 +2724,7 @@
           <w:p>
             <w:pPr>
               <w:spacing w:before="0" w:after="0" w:line="300" w:lineRule="exact"/>
-              <w:ind w:firstLine="0" w:left="0"/>
+              <w:ind w:firstLine="0" w:firstLineChars="0" w:left="0"/>
               <w:jc w:val="left"/>
             </w:pPr>
             <w:r/>
@@ -2745,7 +2745,7 @@
           <w:p>
             <w:pPr>
               <w:spacing w:before="0" w:after="0" w:line="300" w:lineRule="exact"/>
-              <w:ind w:firstLine="0" w:left="0"/>
+              <w:ind w:firstLine="0" w:firstLineChars="0" w:left="0"/>
               <w:jc w:val="left"/>
             </w:pPr>
             <w:r/>
@@ -2766,7 +2766,7 @@
           <w:p>
             <w:pPr>
               <w:spacing w:before="0" w:after="0" w:line="300" w:lineRule="exact"/>
-              <w:ind w:firstLine="0" w:left="0"/>
+              <w:ind w:firstLine="0" w:firstLineChars="0" w:left="0"/>
               <w:jc w:val="left"/>
             </w:pPr>
             <w:r/>
@@ -2787,7 +2787,7 @@
           <w:p>
             <w:pPr>
               <w:spacing w:before="0" w:after="0" w:line="300" w:lineRule="exact"/>
-              <w:ind w:firstLine="0" w:left="0"/>
+              <w:ind w:firstLine="0" w:firstLineChars="0" w:left="0"/>
               <w:jc w:val="left"/>
             </w:pPr>
             <w:r/>
@@ -2808,7 +2808,7 @@
           <w:p>
             <w:pPr>
               <w:spacing w:before="0" w:after="0" w:line="300" w:lineRule="exact"/>
-              <w:ind w:firstLine="0" w:left="0"/>
+              <w:ind w:firstLine="0" w:firstLineChars="0" w:left="0"/>
               <w:jc w:val="left"/>
             </w:pPr>
             <w:r/>
@@ -2935,7 +2935,7 @@
           <w:p>
             <w:pPr>
               <w:spacing w:before="0" w:after="0" w:line="300" w:lineRule="exact"/>
-              <w:ind w:firstLine="0" w:left="0"/>
+              <w:ind w:firstLine="0" w:firstLineChars="0" w:left="0"/>
               <w:jc w:val="center"/>
             </w:pPr>
             <w:r/>
@@ -2956,7 +2956,7 @@
           <w:p>
             <w:pPr>
               <w:spacing w:before="0" w:after="0" w:line="300" w:lineRule="exact"/>
-              <w:ind w:firstLine="0" w:left="0"/>
+              <w:ind w:firstLineChars="0" w:left="0" w:firstLine="0"/>
               <w:jc w:val="center"/>
             </w:pPr>
             <w:r/>
@@ -2977,7 +2977,7 @@
           <w:p>
             <w:pPr>
               <w:spacing w:before="0" w:after="0" w:line="300" w:lineRule="exact"/>
-              <w:ind w:firstLine="0" w:left="0"/>
+              <w:ind w:firstLineChars="0" w:left="0" w:firstLine="0"/>
               <w:jc w:val="center"/>
             </w:pPr>
             <w:r/>
@@ -2998,7 +2998,7 @@
           <w:p>
             <w:pPr>
               <w:spacing w:before="0" w:after="0" w:line="300" w:lineRule="exact"/>
-              <w:ind w:firstLine="0" w:left="0"/>
+              <w:ind w:firstLineChars="0" w:left="0" w:firstLine="0"/>
               <w:jc w:val="center"/>
             </w:pPr>
             <w:r/>
@@ -3019,7 +3019,7 @@
           <w:p>
             <w:pPr>
               <w:spacing w:before="0" w:after="0" w:line="300" w:lineRule="exact"/>
-              <w:ind w:firstLine="0" w:left="0"/>
+              <w:ind w:firstLineChars="0" w:left="0" w:firstLine="0"/>
               <w:jc w:val="center"/>
             </w:pPr>
             <w:r/>
@@ -3040,7 +3040,7 @@
           <w:p>
             <w:pPr>
               <w:spacing w:before="0" w:after="0" w:line="300" w:lineRule="exact"/>
-              <w:ind w:firstLine="0" w:left="0"/>
+              <w:ind w:firstLineChars="0" w:left="0" w:firstLine="0"/>
               <w:jc w:val="center"/>
             </w:pPr>
             <w:r/>
@@ -3063,7 +3063,7 @@
           <w:p>
             <w:pPr>
               <w:spacing w:before="0" w:after="0" w:line="300" w:lineRule="exact"/>
-              <w:ind w:firstLine="0" w:left="0"/>
+              <w:ind w:firstLine="0" w:firstLineChars="0" w:left="0"/>
               <w:jc w:val="left"/>
             </w:pPr>
             <w:r/>
@@ -3084,7 +3084,7 @@
           <w:p>
             <w:pPr>
               <w:spacing w:before="0" w:after="0" w:line="300" w:lineRule="exact"/>
-              <w:ind w:firstLine="0" w:left="0"/>
+              <w:ind w:firstLine="0" w:firstLineChars="0" w:left="0"/>
               <w:jc w:val="left"/>
             </w:pPr>
             <w:r/>
@@ -3105,7 +3105,7 @@
           <w:p>
             <w:pPr>
               <w:spacing w:before="0" w:after="0" w:line="300" w:lineRule="exact"/>
-              <w:ind w:firstLine="0" w:left="0"/>
+              <w:ind w:firstLine="0" w:firstLineChars="0" w:left="0"/>
               <w:jc w:val="left"/>
             </w:pPr>
             <w:r/>
@@ -3126,7 +3126,7 @@
           <w:p>
             <w:pPr>
               <w:spacing w:before="0" w:after="0" w:line="300" w:lineRule="exact"/>
-              <w:ind w:firstLine="0" w:left="0"/>
+              <w:ind w:firstLine="0" w:firstLineChars="0" w:left="0"/>
               <w:jc w:val="left"/>
             </w:pPr>
             <w:r/>
@@ -3147,7 +3147,7 @@
           <w:p>
             <w:pPr>
               <w:spacing w:before="0" w:after="0" w:line="300" w:lineRule="exact"/>
-              <w:ind w:firstLine="0" w:left="0"/>
+              <w:ind w:firstLine="0" w:firstLineChars="0" w:left="0"/>
               <w:jc w:val="left"/>
             </w:pPr>
             <w:r/>
@@ -3168,7 +3168,7 @@
           <w:p>
             <w:pPr>
               <w:spacing w:before="0" w:after="0" w:line="300" w:lineRule="exact"/>
-              <w:ind w:firstLine="0" w:left="0"/>
+              <w:ind w:firstLine="0" w:firstLineChars="0" w:left="0"/>
               <w:jc w:val="left"/>
             </w:pPr>
             <w:r/>
@@ -3191,7 +3191,7 @@
           <w:p>
             <w:pPr>
               <w:spacing w:before="0" w:after="0" w:line="300" w:lineRule="exact"/>
-              <w:ind w:firstLine="0" w:left="0"/>
+              <w:ind w:firstLine="0" w:firstLineChars="0" w:left="0"/>
               <w:jc w:val="left"/>
             </w:pPr>
             <w:r/>
@@ -3212,7 +3212,7 @@
           <w:p>
             <w:pPr>
               <w:spacing w:before="0" w:after="0" w:line="300" w:lineRule="exact"/>
-              <w:ind w:firstLine="0" w:left="0"/>
+              <w:ind w:firstLine="0" w:firstLineChars="0" w:left="0"/>
               <w:jc w:val="left"/>
             </w:pPr>
             <w:r/>
@@ -3233,7 +3233,7 @@
           <w:p>
             <w:pPr>
               <w:spacing w:before="0" w:after="0" w:line="300" w:lineRule="exact"/>
-              <w:ind w:firstLine="0" w:left="0"/>
+              <w:ind w:firstLine="0" w:firstLineChars="0" w:left="0"/>
               <w:jc w:val="left"/>
             </w:pPr>
             <w:r/>
@@ -3254,7 +3254,7 @@
           <w:p>
             <w:pPr>
               <w:spacing w:before="0" w:after="0" w:line="300" w:lineRule="exact"/>
-              <w:ind w:firstLine="0" w:left="0"/>
+              <w:ind w:firstLine="0" w:firstLineChars="0" w:left="0"/>
               <w:jc w:val="left"/>
             </w:pPr>
             <w:r/>
@@ -3275,7 +3275,7 @@
           <w:p>
             <w:pPr>
               <w:spacing w:before="0" w:after="0" w:line="300" w:lineRule="exact"/>
-              <w:ind w:firstLine="0" w:left="0"/>
+              <w:ind w:firstLine="0" w:firstLineChars="0" w:left="0"/>
               <w:jc w:val="left"/>
             </w:pPr>
             <w:r/>
@@ -3296,7 +3296,7 @@
           <w:p>
             <w:pPr>
               <w:spacing w:before="0" w:after="0" w:line="300" w:lineRule="exact"/>
-              <w:ind w:firstLine="0" w:left="0"/>
+              <w:ind w:firstLine="0" w:firstLineChars="0" w:left="0"/>
               <w:jc w:val="left"/>
             </w:pPr>
             <w:r/>
@@ -3319,7 +3319,7 @@
           <w:p>
             <w:pPr>
               <w:spacing w:before="0" w:after="0" w:line="300" w:lineRule="exact"/>
-              <w:ind w:firstLine="0" w:left="0"/>
+              <w:ind w:firstLine="0" w:firstLineChars="0" w:left="0"/>
               <w:jc w:val="left"/>
             </w:pPr>
             <w:r/>
@@ -3340,7 +3340,7 @@
           <w:p>
             <w:pPr>
               <w:spacing w:before="0" w:after="0" w:line="300" w:lineRule="exact"/>
-              <w:ind w:firstLine="0" w:left="0"/>
+              <w:ind w:firstLine="0" w:firstLineChars="0" w:left="0"/>
               <w:jc w:val="left"/>
             </w:pPr>
             <w:r/>
@@ -3361,7 +3361,7 @@
           <w:p>
             <w:pPr>
               <w:spacing w:before="0" w:after="0" w:line="300" w:lineRule="exact"/>
-              <w:ind w:firstLine="0" w:left="0"/>
+              <w:ind w:firstLine="0" w:firstLineChars="0" w:left="0"/>
               <w:jc w:val="left"/>
             </w:pPr>
             <w:r/>
@@ -3382,7 +3382,7 @@
           <w:p>
             <w:pPr>
               <w:spacing w:before="0" w:after="0" w:line="300" w:lineRule="exact"/>
-              <w:ind w:firstLine="0" w:left="0"/>
+              <w:ind w:firstLine="0" w:firstLineChars="0" w:left="0"/>
               <w:jc w:val="left"/>
             </w:pPr>
             <w:r/>
@@ -3403,7 +3403,7 @@
           <w:p>
             <w:pPr>
               <w:spacing w:before="0" w:after="0" w:line="300" w:lineRule="exact"/>
-              <w:ind w:firstLine="0" w:left="0"/>
+              <w:ind w:firstLine="0" w:firstLineChars="0" w:left="0"/>
               <w:jc w:val="left"/>
             </w:pPr>
             <w:r/>
@@ -3424,7 +3424,7 @@
           <w:p>
             <w:pPr>
               <w:spacing w:before="0" w:after="0" w:line="300" w:lineRule="exact"/>
-              <w:ind w:firstLine="0" w:left="0"/>
+              <w:ind w:firstLine="0" w:firstLineChars="0" w:left="0"/>
               <w:jc w:val="left"/>
             </w:pPr>
             <w:r/>
@@ -3447,7 +3447,7 @@
           <w:p>
             <w:pPr>
               <w:spacing w:before="0" w:after="0" w:line="300" w:lineRule="exact"/>
-              <w:ind w:firstLine="0" w:left="0"/>
+              <w:ind w:firstLine="0" w:firstLineChars="0" w:left="0"/>
               <w:jc w:val="left"/>
             </w:pPr>
             <w:r/>
@@ -3468,7 +3468,7 @@
           <w:p>
             <w:pPr>
               <w:spacing w:before="0" w:after="0" w:line="300" w:lineRule="exact"/>
-              <w:ind w:firstLine="0" w:left="0"/>
+              <w:ind w:firstLine="0" w:firstLineChars="0" w:left="0"/>
               <w:jc w:val="left"/>
             </w:pPr>
             <w:r/>
@@ -3489,7 +3489,7 @@
           <w:p>
             <w:pPr>
               <w:spacing w:before="0" w:after="0" w:line="300" w:lineRule="exact"/>
-              <w:ind w:firstLine="0" w:left="0"/>
+              <w:ind w:firstLine="0" w:firstLineChars="0" w:left="0"/>
               <w:jc w:val="left"/>
             </w:pPr>
             <w:r/>
@@ -3510,7 +3510,7 @@
           <w:p>
             <w:pPr>
               <w:spacing w:before="0" w:after="0" w:line="300" w:lineRule="exact"/>
-              <w:ind w:firstLine="0" w:left="0"/>
+              <w:ind w:firstLine="0" w:firstLineChars="0" w:left="0"/>
               <w:jc w:val="left"/>
             </w:pPr>
             <w:r/>
@@ -3531,7 +3531,7 @@
           <w:p>
             <w:pPr>
               <w:spacing w:before="0" w:after="0" w:line="300" w:lineRule="exact"/>
-              <w:ind w:firstLine="0" w:left="0"/>
+              <w:ind w:firstLine="0" w:firstLineChars="0" w:left="0"/>
               <w:jc w:val="left"/>
             </w:pPr>
             <w:r/>
@@ -3552,7 +3552,7 @@
           <w:p>
             <w:pPr>
               <w:spacing w:before="0" w:after="0" w:line="300" w:lineRule="exact"/>
-              <w:ind w:firstLine="0" w:left="0"/>
+              <w:ind w:firstLine="0" w:firstLineChars="0" w:left="0"/>
               <w:jc w:val="left"/>
             </w:pPr>
             <w:r/>
@@ -3640,7 +3640,7 @@
           <w:p>
             <w:pPr>
               <w:spacing w:before="0" w:after="0" w:line="300" w:lineRule="exact"/>
-              <w:ind w:firstLine="0" w:left="0"/>
+              <w:ind w:firstLine="0" w:firstLineChars="0" w:left="0"/>
               <w:jc w:val="center"/>
             </w:pPr>
             <w:r/>
@@ -3661,7 +3661,7 @@
           <w:p>
             <w:pPr>
               <w:spacing w:before="0" w:after="0" w:line="300" w:lineRule="exact"/>
-              <w:ind w:firstLine="0" w:left="0"/>
+              <w:ind w:firstLineChars="0" w:left="0" w:firstLine="0"/>
               <w:jc w:val="center"/>
             </w:pPr>
             <w:r/>
@@ -3682,7 +3682,7 @@
           <w:p>
             <w:pPr>
               <w:spacing w:before="0" w:after="0" w:line="300" w:lineRule="exact"/>
-              <w:ind w:firstLine="0" w:left="0"/>
+              <w:ind w:firstLineChars="0" w:left="0" w:firstLine="0"/>
               <w:jc w:val="center"/>
             </w:pPr>
             <w:r/>
@@ -3703,7 +3703,7 @@
           <w:p>
             <w:pPr>
               <w:spacing w:before="0" w:after="0" w:line="300" w:lineRule="exact"/>
-              <w:ind w:firstLine="0" w:left="0"/>
+              <w:ind w:firstLineChars="0" w:left="0" w:firstLine="0"/>
               <w:jc w:val="center"/>
             </w:pPr>
             <w:r/>
@@ -3724,7 +3724,7 @@
           <w:p>
             <w:pPr>
               <w:spacing w:before="0" w:after="0" w:line="300" w:lineRule="exact"/>
-              <w:ind w:firstLine="0" w:left="0"/>
+              <w:ind w:firstLineChars="0" w:left="0" w:firstLine="0"/>
               <w:jc w:val="center"/>
             </w:pPr>
             <w:r/>
@@ -3745,7 +3745,7 @@
           <w:p>
             <w:pPr>
               <w:spacing w:before="0" w:after="0" w:line="300" w:lineRule="exact"/>
-              <w:ind w:firstLine="0" w:left="0"/>
+              <w:ind w:firstLineChars="0" w:left="0" w:firstLine="0"/>
               <w:jc w:val="center"/>
             </w:pPr>
             <w:r/>
@@ -3768,7 +3768,7 @@
           <w:p>
             <w:pPr>
               <w:spacing w:before="0" w:after="0" w:line="300" w:lineRule="exact"/>
-              <w:ind w:firstLine="0" w:left="0"/>
+              <w:ind w:firstLine="0" w:firstLineChars="0" w:left="0"/>
               <w:jc w:val="left"/>
             </w:pPr>
             <w:r/>
@@ -3789,7 +3789,7 @@
           <w:p>
             <w:pPr>
               <w:spacing w:before="0" w:after="0" w:line="300" w:lineRule="exact"/>
-              <w:ind w:firstLine="0" w:left="0"/>
+              <w:ind w:firstLine="0" w:firstLineChars="0" w:left="0"/>
               <w:jc w:val="left"/>
             </w:pPr>
             <w:r/>
@@ -3810,7 +3810,7 @@
           <w:p>
             <w:pPr>
               <w:spacing w:before="0" w:after="0" w:line="300" w:lineRule="exact"/>
-              <w:ind w:firstLine="0" w:left="0"/>
+              <w:ind w:firstLine="0" w:firstLineChars="0" w:left="0"/>
               <w:jc w:val="left"/>
             </w:pPr>
             <w:r/>
@@ -3831,7 +3831,7 @@
           <w:p>
             <w:pPr>
               <w:spacing w:before="0" w:after="0" w:line="300" w:lineRule="exact"/>
-              <w:ind w:firstLine="0" w:left="0"/>
+              <w:ind w:firstLine="0" w:firstLineChars="0" w:left="0"/>
               <w:jc w:val="left"/>
             </w:pPr>
             <w:r/>
@@ -3852,7 +3852,7 @@
           <w:p>
             <w:pPr>
               <w:spacing w:before="0" w:after="0" w:line="300" w:lineRule="exact"/>
-              <w:ind w:firstLine="0" w:left="0"/>
+              <w:ind w:firstLine="0" w:firstLineChars="0" w:left="0"/>
               <w:jc w:val="left"/>
             </w:pPr>
             <w:r/>
@@ -3873,7 +3873,7 @@
           <w:p>
             <w:pPr>
               <w:spacing w:before="0" w:after="0" w:line="300" w:lineRule="exact"/>
-              <w:ind w:firstLine="0" w:left="0"/>
+              <w:ind w:firstLine="0" w:firstLineChars="0" w:left="0"/>
               <w:jc w:val="left"/>
             </w:pPr>
             <w:r/>
@@ -3896,7 +3896,7 @@
           <w:p>
             <w:pPr>
               <w:spacing w:before="0" w:after="0" w:line="300" w:lineRule="exact"/>
-              <w:ind w:firstLine="0" w:left="0"/>
+              <w:ind w:firstLine="0" w:firstLineChars="0" w:left="0"/>
               <w:jc w:val="left"/>
             </w:pPr>
             <w:r/>
@@ -3917,7 +3917,7 @@
           <w:p>
             <w:pPr>
               <w:spacing w:before="0" w:after="0" w:line="300" w:lineRule="exact"/>
-              <w:ind w:firstLine="0" w:left="0"/>
+              <w:ind w:firstLine="0" w:firstLineChars="0" w:left="0"/>
               <w:jc w:val="left"/>
             </w:pPr>
             <w:r/>
@@ -3938,7 +3938,7 @@
           <w:p>
             <w:pPr>
               <w:spacing w:before="0" w:after="0" w:line="300" w:lineRule="exact"/>
-              <w:ind w:firstLine="0" w:left="0"/>
+              <w:ind w:firstLine="0" w:firstLineChars="0" w:left="0"/>
               <w:jc w:val="left"/>
             </w:pPr>
             <w:r/>
@@ -3959,7 +3959,7 @@
           <w:p>
             <w:pPr>
               <w:spacing w:before="0" w:after="0" w:line="300" w:lineRule="exact"/>
-              <w:ind w:firstLine="0" w:left="0"/>
+              <w:ind w:firstLine="0" w:firstLineChars="0" w:left="0"/>
               <w:jc w:val="left"/>
             </w:pPr>
             <w:r/>
@@ -3980,7 +3980,7 @@
           <w:p>
             <w:pPr>
               <w:spacing w:before="0" w:after="0" w:line="300" w:lineRule="exact"/>
-              <w:ind w:firstLine="0" w:left="0"/>
+              <w:ind w:firstLine="0" w:firstLineChars="0" w:left="0"/>
               <w:jc w:val="left"/>
             </w:pPr>
             <w:r/>
@@ -4001,7 +4001,7 @@
           <w:p>
             <w:pPr>
               <w:spacing w:before="0" w:after="0" w:line="300" w:lineRule="exact"/>
-              <w:ind w:firstLine="0" w:left="0"/>
+              <w:ind w:firstLine="0" w:firstLineChars="0" w:left="0"/>
               <w:jc w:val="left"/>
             </w:pPr>
             <w:r/>
@@ -4024,7 +4024,7 @@
           <w:p>
             <w:pPr>
               <w:spacing w:before="0" w:after="0" w:line="300" w:lineRule="exact"/>
-              <w:ind w:firstLine="0" w:left="0"/>
+              <w:ind w:firstLine="0" w:firstLineChars="0" w:left="0"/>
               <w:jc w:val="left"/>
             </w:pPr>
             <w:r/>
@@ -4045,7 +4045,7 @@
           <w:p>
             <w:pPr>
               <w:spacing w:before="0" w:after="0" w:line="300" w:lineRule="exact"/>
-              <w:ind w:firstLine="0" w:left="0"/>
+              <w:ind w:firstLine="0" w:firstLineChars="0" w:left="0"/>
               <w:jc w:val="left"/>
             </w:pPr>
             <w:r/>
@@ -4066,7 +4066,7 @@
           <w:p>
             <w:pPr>
               <w:spacing w:before="0" w:after="0" w:line="300" w:lineRule="exact"/>
-              <w:ind w:firstLine="0" w:left="0"/>
+              <w:ind w:firstLine="0" w:firstLineChars="0" w:left="0"/>
               <w:jc w:val="left"/>
             </w:pPr>
             <w:r/>
@@ -4087,7 +4087,7 @@
           <w:p>
             <w:pPr>
               <w:spacing w:before="0" w:after="0" w:line="300" w:lineRule="exact"/>
-              <w:ind w:firstLine="0" w:left="0"/>
+              <w:ind w:firstLine="0" w:firstLineChars="0" w:left="0"/>
               <w:jc w:val="left"/>
             </w:pPr>
             <w:r/>
@@ -4108,7 +4108,7 @@
           <w:p>
             <w:pPr>
               <w:spacing w:before="0" w:after="0" w:line="300" w:lineRule="exact"/>
-              <w:ind w:firstLine="0" w:left="0"/>
+              <w:ind w:firstLine="0" w:firstLineChars="0" w:left="0"/>
               <w:jc w:val="left"/>
             </w:pPr>
             <w:r/>
@@ -4129,7 +4129,7 @@
           <w:p>
             <w:pPr>
               <w:spacing w:before="0" w:after="0" w:line="300" w:lineRule="exact"/>
-              <w:ind w:firstLine="0" w:left="0"/>
+              <w:ind w:firstLine="0" w:firstLineChars="0" w:left="0"/>
               <w:jc w:val="left"/>
             </w:pPr>
             <w:r/>
@@ -4152,7 +4152,7 @@
           <w:p>
             <w:pPr>
               <w:spacing w:before="0" w:after="0" w:line="300" w:lineRule="exact"/>
-              <w:ind w:firstLine="0" w:left="0"/>
+              <w:ind w:firstLine="0" w:firstLineChars="0" w:left="0"/>
               <w:jc w:val="left"/>
             </w:pPr>
             <w:r/>
@@ -4173,7 +4173,7 @@
           <w:p>
             <w:pPr>
               <w:spacing w:before="0" w:after="0" w:line="300" w:lineRule="exact"/>
-              <w:ind w:firstLine="0" w:left="0"/>
+              <w:ind w:firstLine="0" w:firstLineChars="0" w:left="0"/>
               <w:jc w:val="left"/>
             </w:pPr>
             <w:r/>
@@ -4194,7 +4194,7 @@
           <w:p>
             <w:pPr>
               <w:spacing w:before="0" w:after="0" w:line="300" w:lineRule="exact"/>
-              <w:ind w:firstLine="0" w:left="0"/>
+              <w:ind w:firstLine="0" w:firstLineChars="0" w:left="0"/>
               <w:jc w:val="left"/>
             </w:pPr>
             <w:r/>
@@ -4215,7 +4215,7 @@
           <w:p>
             <w:pPr>
               <w:spacing w:before="0" w:after="0" w:line="300" w:lineRule="exact"/>
-              <w:ind w:firstLine="0" w:left="0"/>
+              <w:ind w:firstLine="0" w:firstLineChars="0" w:left="0"/>
               <w:jc w:val="left"/>
             </w:pPr>
             <w:r/>
@@ -4236,7 +4236,7 @@
           <w:p>
             <w:pPr>
               <w:spacing w:before="0" w:after="0" w:line="300" w:lineRule="exact"/>
-              <w:ind w:firstLine="0" w:left="0"/>
+              <w:ind w:firstLine="0" w:firstLineChars="0" w:left="0"/>
               <w:jc w:val="left"/>
             </w:pPr>
             <w:r/>
@@ -4257,7 +4257,7 @@
           <w:p>
             <w:pPr>
               <w:spacing w:before="0" w:after="0" w:line="300" w:lineRule="exact"/>
-              <w:ind w:firstLine="0" w:left="0"/>
+              <w:ind w:firstLine="0" w:firstLineChars="0" w:left="0"/>
               <w:jc w:val="left"/>
             </w:pPr>
             <w:r/>
@@ -4306,7 +4306,7 @@
           <w:p>
             <w:pPr>
               <w:spacing w:before="0" w:after="0" w:line="300" w:lineRule="exact"/>
-              <w:ind w:firstLine="0" w:left="0"/>
+              <w:ind w:firstLine="0" w:firstLineChars="0" w:left="0"/>
               <w:jc w:val="center"/>
             </w:pPr>
             <w:r/>
@@ -4327,7 +4327,7 @@
           <w:p>
             <w:pPr>
               <w:spacing w:before="0" w:after="0" w:line="300" w:lineRule="exact"/>
-              <w:ind w:firstLine="0" w:left="0"/>
+              <w:ind w:firstLine="0" w:firstLineChars="0" w:left="0"/>
               <w:jc w:val="center"/>
             </w:pPr>
             <w:r/>
@@ -4348,7 +4348,7 @@
           <w:p>
             <w:pPr>
               <w:spacing w:before="0" w:after="0" w:line="300" w:lineRule="exact"/>
-              <w:ind w:firstLine="0" w:left="0"/>
+              <w:ind w:firstLine="0" w:firstLineChars="0" w:left="0"/>
               <w:jc w:val="center"/>
             </w:pPr>
             <w:r/>
@@ -4369,7 +4369,7 @@
           <w:p>
             <w:pPr>
               <w:spacing w:before="0" w:after="0" w:line="300" w:lineRule="exact"/>
-              <w:ind w:firstLine="0" w:left="0"/>
+              <w:ind w:firstLine="0" w:firstLineChars="0" w:left="0"/>
               <w:jc w:val="center"/>
             </w:pPr>
             <w:r/>
@@ -4390,7 +4390,7 @@
           <w:p>
             <w:pPr>
               <w:spacing w:before="0" w:after="0" w:line="300" w:lineRule="exact"/>
-              <w:ind w:firstLine="0" w:left="0"/>
+              <w:ind w:firstLine="0" w:firstLineChars="0" w:left="0"/>
               <w:jc w:val="center"/>
             </w:pPr>
             <w:r/>
@@ -4411,7 +4411,7 @@
           <w:p>
             <w:pPr>
               <w:spacing w:before="0" w:after="0" w:line="300" w:lineRule="exact"/>
-              <w:ind w:firstLine="0" w:left="0"/>
+              <w:ind w:firstLine="0" w:firstLineChars="0" w:left="0"/>
               <w:jc w:val="center"/>
             </w:pPr>
             <w:r/>
@@ -4434,7 +4434,7 @@
           <w:p>
             <w:pPr>
               <w:spacing w:before="0" w:after="0" w:line="300" w:lineRule="exact"/>
-              <w:ind w:firstLine="0" w:left="0"/>
+              <w:ind w:firstLine="0" w:firstLineChars="0" w:left="0"/>
               <w:jc w:val="left"/>
             </w:pPr>
             <w:r/>
@@ -4455,7 +4455,7 @@
           <w:p>
             <w:pPr>
               <w:spacing w:before="0" w:after="0" w:line="300" w:lineRule="exact"/>
-              <w:ind w:firstLine="0" w:left="0"/>
+              <w:ind w:firstLine="0" w:firstLineChars="0" w:left="0"/>
               <w:jc w:val="left"/>
             </w:pPr>
             <w:r/>
@@ -4476,7 +4476,7 @@
           <w:p>
             <w:pPr>
               <w:spacing w:before="0" w:after="0" w:line="300" w:lineRule="exact"/>
-              <w:ind w:firstLine="0" w:left="0"/>
+              <w:ind w:firstLine="0" w:firstLineChars="0" w:left="0"/>
               <w:jc w:val="left"/>
             </w:pPr>
             <w:r/>
@@ -4497,7 +4497,7 @@
           <w:p>
             <w:pPr>
               <w:spacing w:before="0" w:after="0" w:line="300" w:lineRule="exact"/>
-              <w:ind w:firstLine="0" w:left="0"/>
+              <w:ind w:firstLine="0" w:firstLineChars="0" w:left="0"/>
               <w:jc w:val="left"/>
             </w:pPr>
             <w:r/>
@@ -4518,7 +4518,7 @@
           <w:p>
             <w:pPr>
               <w:spacing w:before="0" w:after="0" w:line="300" w:lineRule="exact"/>
-              <w:ind w:firstLine="0" w:left="0"/>
+              <w:ind w:firstLine="0" w:firstLineChars="0" w:left="0"/>
               <w:jc w:val="left"/>
             </w:pPr>
             <w:r/>
@@ -4539,7 +4539,7 @@
           <w:p>
             <w:pPr>
               <w:spacing w:before="0" w:after="0" w:line="300" w:lineRule="exact"/>
-              <w:ind w:firstLine="0" w:left="0"/>
+              <w:ind w:firstLine="0" w:firstLineChars="0" w:left="0"/>
               <w:jc w:val="left"/>
             </w:pPr>
             <w:r/>
@@ -4562,7 +4562,7 @@
           <w:p>
             <w:pPr>
               <w:spacing w:before="0" w:after="0" w:line="300" w:lineRule="exact"/>
-              <w:ind w:firstLine="0" w:left="0"/>
+              <w:ind w:firstLine="0" w:firstLineChars="0" w:left="0"/>
               <w:jc w:val="left"/>
             </w:pPr>
             <w:r/>
@@ -4583,7 +4583,7 @@
           <w:p>
             <w:pPr>
               <w:spacing w:before="0" w:after="0" w:line="300" w:lineRule="exact"/>
-              <w:ind w:firstLine="0" w:left="0"/>
+              <w:ind w:firstLine="0" w:firstLineChars="0" w:left="0"/>
               <w:jc w:val="left"/>
             </w:pPr>
             <w:r/>
@@ -4604,7 +4604,7 @@
           <w:p>
             <w:pPr>
               <w:spacing w:before="0" w:after="0" w:line="300" w:lineRule="exact"/>
-              <w:ind w:firstLine="0" w:left="0"/>
+              <w:ind w:firstLine="0" w:firstLineChars="0" w:left="0"/>
               <w:jc w:val="left"/>
             </w:pPr>
             <w:r/>
@@ -4625,7 +4625,7 @@
           <w:p>
             <w:pPr>
               <w:spacing w:before="0" w:after="0" w:line="300" w:lineRule="exact"/>
-              <w:ind w:firstLine="0" w:left="0"/>
+              <w:ind w:firstLine="0" w:firstLineChars="0" w:left="0"/>
               <w:jc w:val="left"/>
             </w:pPr>
             <w:r/>
@@ -4646,7 +4646,7 @@
           <w:p>
             <w:pPr>
               <w:spacing w:before="0" w:after="0" w:line="300" w:lineRule="exact"/>
-              <w:ind w:firstLine="0" w:left="0"/>
+              <w:ind w:firstLine="0" w:firstLineChars="0" w:left="0"/>
               <w:jc w:val="left"/>
             </w:pPr>
             <w:r/>
@@ -4667,7 +4667,7 @@
           <w:p>
             <w:pPr>
               <w:spacing w:before="0" w:after="0" w:line="300" w:lineRule="exact"/>
-              <w:ind w:firstLine="0" w:left="0"/>
+              <w:ind w:firstLine="0" w:firstLineChars="0" w:left="0"/>
               <w:jc w:val="left"/>
             </w:pPr>
             <w:r/>
@@ -4690,7 +4690,7 @@
           <w:p>
             <w:pPr>
               <w:spacing w:before="0" w:after="0" w:line="300" w:lineRule="exact"/>
-              <w:ind w:firstLine="0" w:left="0"/>
+              <w:ind w:firstLine="0" w:firstLineChars="0" w:left="0"/>
               <w:jc w:val="left"/>
             </w:pPr>
             <w:r/>
@@ -4711,7 +4711,7 @@
           <w:p>
             <w:pPr>
               <w:spacing w:before="0" w:after="0" w:line="300" w:lineRule="exact"/>
-              <w:ind w:firstLine="0" w:left="0"/>
+              <w:ind w:firstLine="0" w:firstLineChars="0" w:left="0"/>
               <w:jc w:val="left"/>
             </w:pPr>
             <w:r/>
@@ -4732,7 +4732,7 @@
           <w:p>
             <w:pPr>
               <w:spacing w:before="0" w:after="0" w:line="300" w:lineRule="exact"/>
-              <w:ind w:firstLine="0" w:left="0"/>
+              <w:ind w:firstLine="0" w:firstLineChars="0" w:left="0"/>
               <w:jc w:val="left"/>
             </w:pPr>
             <w:r/>
@@ -4753,7 +4753,7 @@
           <w:p>
             <w:pPr>
               <w:spacing w:before="0" w:after="0" w:line="300" w:lineRule="exact"/>
-              <w:ind w:firstLine="0" w:left="0"/>
+              <w:ind w:firstLine="0" w:firstLineChars="0" w:left="0"/>
               <w:jc w:val="left"/>
             </w:pPr>
             <w:r/>
@@ -4774,7 +4774,7 @@
           <w:p>
             <w:pPr>
               <w:spacing w:before="0" w:after="0" w:line="300" w:lineRule="exact"/>
-              <w:ind w:firstLine="0" w:left="0"/>
+              <w:ind w:firstLine="0" w:firstLineChars="0" w:left="0"/>
               <w:jc w:val="left"/>
             </w:pPr>
             <w:r/>
@@ -4795,7 +4795,7 @@
           <w:p>
             <w:pPr>
               <w:spacing w:before="0" w:after="0" w:line="300" w:lineRule="exact"/>
-              <w:ind w:firstLine="0" w:left="0"/>
+              <w:ind w:firstLine="0" w:firstLineChars="0" w:left="0"/>
               <w:jc w:val="left"/>
             </w:pPr>
             <w:r/>
@@ -4818,7 +4818,7 @@
           <w:p>
             <w:pPr>
               <w:spacing w:before="0" w:after="0" w:line="300" w:lineRule="exact"/>
-              <w:ind w:firstLine="0" w:left="0"/>
+              <w:ind w:firstLine="0" w:firstLineChars="0" w:left="0"/>
               <w:jc w:val="left"/>
             </w:pPr>
             <w:r/>
@@ -4839,7 +4839,7 @@
           <w:p>
             <w:pPr>
               <w:spacing w:before="0" w:after="0" w:line="300" w:lineRule="exact"/>
-              <w:ind w:firstLine="0" w:left="0"/>
+              <w:ind w:firstLine="0" w:firstLineChars="0" w:left="0"/>
               <w:jc w:val="left"/>
             </w:pPr>
             <w:r/>
@@ -4860,7 +4860,7 @@
           <w:p>
             <w:pPr>
               <w:spacing w:before="0" w:after="0" w:line="300" w:lineRule="exact"/>
-              <w:ind w:firstLine="0" w:left="0"/>
+              <w:ind w:firstLine="0" w:firstLineChars="0" w:left="0"/>
               <w:jc w:val="left"/>
             </w:pPr>
             <w:r/>
@@ -4881,7 +4881,7 @@
           <w:p>
             <w:pPr>
               <w:spacing w:before="0" w:after="0" w:line="300" w:lineRule="exact"/>
-              <w:ind w:firstLine="0" w:left="0"/>
+              <w:ind w:firstLine="0" w:firstLineChars="0" w:left="0"/>
               <w:jc w:val="left"/>
             </w:pPr>
             <w:r/>
@@ -4902,7 +4902,7 @@
           <w:p>
             <w:pPr>
               <w:spacing w:before="0" w:after="0" w:line="300" w:lineRule="exact"/>
-              <w:ind w:firstLine="0" w:left="0"/>
+              <w:ind w:firstLine="0" w:firstLineChars="0" w:left="0"/>
               <w:jc w:val="left"/>
             </w:pPr>
             <w:r/>
@@ -4923,7 +4923,7 @@
           <w:p>
             <w:pPr>
               <w:spacing w:before="0" w:after="0" w:line="300" w:lineRule="exact"/>
-              <w:ind w:firstLine="0" w:left="0"/>
+              <w:ind w:firstLine="0" w:firstLineChars="0" w:left="0"/>
               <w:jc w:val="left"/>
             </w:pPr>
             <w:r/>
@@ -4973,7 +4973,7 @@
           <w:p>
             <w:pPr>
               <w:spacing w:before="0" w:after="0" w:line="300" w:lineRule="exact"/>
-              <w:ind w:firstLine="0" w:left="0"/>
+              <w:ind w:firstLine="0" w:firstLineChars="0" w:left="0"/>
               <w:jc w:val="center"/>
             </w:pPr>
             <w:r/>
@@ -4994,7 +4994,7 @@
           <w:p>
             <w:pPr>
               <w:spacing w:before="0" w:after="0" w:line="300" w:lineRule="exact"/>
-              <w:ind w:firstLine="0" w:left="0"/>
+              <w:ind w:firstLine="0" w:firstLineChars="0" w:left="0"/>
               <w:jc w:val="center"/>
             </w:pPr>
             <w:r/>
@@ -5015,7 +5015,7 @@
           <w:p>
             <w:pPr>
               <w:spacing w:before="0" w:after="0" w:line="300" w:lineRule="exact"/>
-              <w:ind w:firstLine="0" w:left="0"/>
+              <w:ind w:firstLine="0" w:firstLineChars="0" w:left="0"/>
               <w:jc w:val="center"/>
             </w:pPr>
             <w:r/>
@@ -5036,7 +5036,7 @@
           <w:p>
             <w:pPr>
               <w:spacing w:before="0" w:after="0" w:line="300" w:lineRule="exact"/>
-              <w:ind w:firstLine="0" w:left="0"/>
+              <w:ind w:firstLine="0" w:firstLineChars="0" w:left="0"/>
               <w:jc w:val="center"/>
             </w:pPr>
             <w:r/>
@@ -5057,7 +5057,7 @@
           <w:p>
             <w:pPr>
               <w:spacing w:before="0" w:after="0" w:line="300" w:lineRule="exact"/>
-              <w:ind w:firstLine="0" w:left="0"/>
+              <w:ind w:firstLine="0" w:firstLineChars="0" w:left="0"/>
               <w:jc w:val="center"/>
             </w:pPr>
             <w:r/>
@@ -5078,7 +5078,7 @@
           <w:p>
             <w:pPr>
               <w:spacing w:before="0" w:after="0" w:line="300" w:lineRule="exact"/>
-              <w:ind w:firstLine="0" w:left="0"/>
+              <w:ind w:firstLine="0" w:firstLineChars="0" w:left="0"/>
               <w:jc w:val="center"/>
             </w:pPr>
             <w:r/>
@@ -5099,7 +5099,7 @@
           <w:p>
             <w:pPr>
               <w:spacing w:before="0" w:after="0" w:line="300" w:lineRule="exact"/>
-              <w:ind w:firstLine="0" w:left="0"/>
+              <w:ind w:firstLineChars="0" w:left="0" w:firstLine="0"/>
               <w:jc w:val="center"/>
             </w:pPr>
             <w:r/>
@@ -5122,7 +5122,7 @@
           <w:p>
             <w:pPr>
               <w:spacing w:before="0" w:after="0" w:line="300" w:lineRule="exact"/>
-              <w:ind w:firstLine="0" w:left="0"/>
+              <w:ind w:firstLine="0" w:firstLineChars="0" w:left="0"/>
               <w:jc w:val="left"/>
             </w:pPr>
             <w:r/>
@@ -5143,7 +5143,7 @@
           <w:p>
             <w:pPr>
               <w:spacing w:before="0" w:after="0" w:line="300" w:lineRule="exact"/>
-              <w:ind w:firstLine="0" w:left="0"/>
+              <w:ind w:firstLine="0" w:firstLineChars="0" w:left="0"/>
               <w:jc w:val="left"/>
             </w:pPr>
             <w:r/>
@@ -5164,7 +5164,7 @@
           <w:p>
             <w:pPr>
               <w:spacing w:before="0" w:after="0" w:line="300" w:lineRule="exact"/>
-              <w:ind w:firstLine="0" w:left="0"/>
+              <w:ind w:firstLine="0" w:firstLineChars="0" w:left="0"/>
               <w:jc w:val="left"/>
             </w:pPr>
             <w:r/>
@@ -5185,7 +5185,7 @@
           <w:p>
             <w:pPr>
               <w:spacing w:before="0" w:after="0" w:line="300" w:lineRule="exact"/>
-              <w:ind w:firstLine="0" w:left="0"/>
+              <w:ind w:firstLine="0" w:firstLineChars="0" w:left="0"/>
               <w:jc w:val="left"/>
             </w:pPr>
             <w:r/>
@@ -5206,7 +5206,7 @@
           <w:p>
             <w:pPr>
               <w:spacing w:before="0" w:after="0" w:line="300" w:lineRule="exact"/>
-              <w:ind w:firstLine="0" w:left="0"/>
+              <w:ind w:firstLine="0" w:firstLineChars="0" w:left="0"/>
               <w:jc w:val="left"/>
             </w:pPr>
             <w:r/>
@@ -5227,7 +5227,7 @@
           <w:p>
             <w:pPr>
               <w:spacing w:before="0" w:after="0" w:line="300" w:lineRule="exact"/>
-              <w:ind w:firstLine="0" w:left="0"/>
+              <w:ind w:firstLine="0" w:firstLineChars="0" w:left="0"/>
               <w:jc w:val="left"/>
             </w:pPr>
             <w:r/>
@@ -5248,7 +5248,7 @@
           <w:p>
             <w:pPr>
               <w:spacing w:before="0" w:after="0" w:line="300" w:lineRule="exact"/>
-              <w:ind w:firstLine="0" w:left="0"/>
+              <w:ind w:firstLine="0" w:firstLineChars="0" w:left="0"/>
               <w:jc w:val="left"/>
             </w:pPr>
             <w:r/>
@@ -5271,7 +5271,7 @@
           <w:p>
             <w:pPr>
               <w:spacing w:before="0" w:after="0" w:line="300" w:lineRule="exact"/>
-              <w:ind w:firstLine="0" w:left="0"/>
+              <w:ind w:firstLine="0" w:firstLineChars="0" w:left="0"/>
               <w:jc w:val="left"/>
             </w:pPr>
             <w:r/>
@@ -5292,7 +5292,7 @@
           <w:p>
             <w:pPr>
               <w:spacing w:before="0" w:after="0" w:line="300" w:lineRule="exact"/>
-              <w:ind w:firstLine="0" w:left="0"/>
+              <w:ind w:firstLine="0" w:firstLineChars="0" w:left="0"/>
               <w:jc w:val="left"/>
             </w:pPr>
             <w:r/>
@@ -5313,7 +5313,7 @@
           <w:p>
             <w:pPr>
               <w:spacing w:before="0" w:after="0" w:line="300" w:lineRule="exact"/>
-              <w:ind w:firstLine="0" w:left="0"/>
+              <w:ind w:firstLine="0" w:firstLineChars="0" w:left="0"/>
               <w:jc w:val="left"/>
             </w:pPr>
             <w:r/>
@@ -5334,7 +5334,7 @@
           <w:p>
             <w:pPr>
               <w:spacing w:before="0" w:after="0" w:line="300" w:lineRule="exact"/>
-              <w:ind w:firstLine="0" w:left="0"/>
+              <w:ind w:firstLine="0" w:firstLineChars="0" w:left="0"/>
               <w:jc w:val="left"/>
             </w:pPr>
             <w:r/>
@@ -5355,7 +5355,7 @@
           <w:p>
             <w:pPr>
               <w:spacing w:before="0" w:after="0" w:line="300" w:lineRule="exact"/>
-              <w:ind w:firstLine="0" w:left="0"/>
+              <w:ind w:firstLine="0" w:firstLineChars="0" w:left="0"/>
               <w:jc w:val="left"/>
             </w:pPr>
             <w:r/>
@@ -5376,7 +5376,7 @@
           <w:p>
             <w:pPr>
               <w:spacing w:before="0" w:after="0" w:line="300" w:lineRule="exact"/>
-              <w:ind w:firstLine="0" w:left="0"/>
+              <w:ind w:firstLine="0" w:firstLineChars="0" w:left="0"/>
               <w:jc w:val="left"/>
             </w:pPr>
             <w:r/>
@@ -5397,7 +5397,7 @@
           <w:p>
             <w:pPr>
               <w:spacing w:before="0" w:after="0" w:line="300" w:lineRule="exact"/>
-              <w:ind w:firstLine="0" w:left="0"/>
+              <w:ind w:firstLine="0" w:firstLineChars="0" w:left="0"/>
               <w:jc w:val="left"/>
             </w:pPr>
             <w:r/>
@@ -5420,7 +5420,7 @@
           <w:p>
             <w:pPr>
               <w:spacing w:before="0" w:after="0" w:line="300" w:lineRule="exact"/>
-              <w:ind w:firstLine="0" w:left="0"/>
+              <w:ind w:firstLine="0" w:firstLineChars="0" w:left="0"/>
               <w:jc w:val="left"/>
             </w:pPr>
             <w:r/>
@@ -5441,7 +5441,7 @@
           <w:p>
             <w:pPr>
               <w:spacing w:before="0" w:after="0" w:line="300" w:lineRule="exact"/>
-              <w:ind w:firstLine="0" w:left="0"/>
+              <w:ind w:firstLine="0" w:firstLineChars="0" w:left="0"/>
               <w:jc w:val="left"/>
             </w:pPr>
             <w:r/>
@@ -5462,7 +5462,7 @@
           <w:p>
             <w:pPr>
               <w:spacing w:before="0" w:after="0" w:line="300" w:lineRule="exact"/>
-              <w:ind w:firstLine="0" w:left="0"/>
+              <w:ind w:firstLine="0" w:firstLineChars="0" w:left="0"/>
               <w:jc w:val="left"/>
             </w:pPr>
             <w:r/>
@@ -5483,7 +5483,7 @@
           <w:p>
             <w:pPr>
               <w:spacing w:before="0" w:after="0" w:line="300" w:lineRule="exact"/>
-              <w:ind w:firstLine="0" w:left="0"/>
+              <w:ind w:firstLine="0" w:firstLineChars="0" w:left="0"/>
               <w:jc w:val="left"/>
             </w:pPr>
             <w:r/>
@@ -5504,7 +5504,7 @@
           <w:p>
             <w:pPr>
               <w:spacing w:before="0" w:after="0" w:line="300" w:lineRule="exact"/>
-              <w:ind w:firstLine="0" w:left="0"/>
+              <w:ind w:firstLine="0" w:firstLineChars="0" w:left="0"/>
               <w:jc w:val="left"/>
             </w:pPr>
             <w:r/>
@@ -5525,7 +5525,7 @@
           <w:p>
             <w:pPr>
               <w:spacing w:before="0" w:after="0" w:line="300" w:lineRule="exact"/>
-              <w:ind w:firstLine="0" w:left="0"/>
+              <w:ind w:firstLine="0" w:firstLineChars="0" w:left="0"/>
               <w:jc w:val="left"/>
             </w:pPr>
             <w:r/>
@@ -5546,7 +5546,7 @@
           <w:p>
             <w:pPr>
               <w:spacing w:before="0" w:after="0" w:line="300" w:lineRule="exact"/>
-              <w:ind w:firstLine="0" w:left="0"/>
+              <w:ind w:firstLine="0" w:firstLineChars="0" w:left="0"/>
               <w:jc w:val="left"/>
             </w:pPr>
             <w:r/>
@@ -5596,7 +5596,7 @@
           <w:p>
             <w:pPr>
               <w:spacing w:before="0" w:after="0" w:line="300" w:lineRule="exact"/>
-              <w:ind w:firstLine="0" w:left="0"/>
+              <w:ind w:firstLine="0" w:firstLineChars="0" w:left="0"/>
               <w:jc w:val="center"/>
             </w:pPr>
             <w:r/>
@@ -5617,7 +5617,7 @@
           <w:p>
             <w:pPr>
               <w:spacing w:before="0" w:after="0" w:line="300" w:lineRule="exact"/>
-              <w:ind w:firstLine="0" w:left="0"/>
+              <w:ind w:firstLine="0" w:firstLineChars="0" w:left="0"/>
               <w:jc w:val="center"/>
             </w:pPr>
             <w:r/>
@@ -5638,7 +5638,7 @@
           <w:p>
             <w:pPr>
               <w:spacing w:before="0" w:after="0" w:line="300" w:lineRule="exact"/>
-              <w:ind w:firstLine="0" w:left="0"/>
+              <w:ind w:firstLine="0" w:firstLineChars="0" w:left="0"/>
               <w:jc w:val="center"/>
             </w:pPr>
             <w:r/>
@@ -5659,7 +5659,7 @@
           <w:p>
             <w:pPr>
               <w:spacing w:before="0" w:after="0" w:line="300" w:lineRule="exact"/>
-              <w:ind w:firstLine="0" w:left="0"/>
+              <w:ind w:firstLine="0" w:firstLineChars="0" w:left="0"/>
               <w:jc w:val="center"/>
             </w:pPr>
             <w:r/>
@@ -5680,7 +5680,7 @@
           <w:p>
             <w:pPr>
               <w:spacing w:before="0" w:after="0" w:line="300" w:lineRule="exact"/>
-              <w:ind w:firstLine="0" w:left="0"/>
+              <w:ind w:firstLine="0" w:firstLineChars="0" w:left="0"/>
               <w:jc w:val="center"/>
             </w:pPr>
             <w:r/>
@@ -5701,7 +5701,7 @@
           <w:p>
             <w:pPr>
               <w:spacing w:before="0" w:after="0" w:line="300" w:lineRule="exact"/>
-              <w:ind w:firstLine="0" w:left="0"/>
+              <w:ind w:firstLine="0" w:firstLineChars="0" w:left="0"/>
               <w:jc w:val="center"/>
             </w:pPr>
             <w:r/>
@@ -5722,7 +5722,7 @@
           <w:p>
             <w:pPr>
               <w:spacing w:before="0" w:after="0" w:line="300" w:lineRule="exact"/>
-              <w:ind w:firstLine="0" w:left="0"/>
+              <w:ind w:firstLine="0" w:firstLineChars="0" w:left="0"/>
               <w:jc w:val="center"/>
             </w:pPr>
             <w:r/>
@@ -5745,7 +5745,7 @@
           <w:p>
             <w:pPr>
               <w:spacing w:before="0" w:after="0" w:line="300" w:lineRule="exact"/>
-              <w:ind w:firstLine="0" w:left="0"/>
+              <w:ind w:firstLine="0" w:firstLineChars="0" w:left="0"/>
               <w:jc w:val="left"/>
             </w:pPr>
             <w:r/>
@@ -5766,7 +5766,7 @@
           <w:p>
             <w:pPr>
               <w:spacing w:before="0" w:after="0" w:line="300" w:lineRule="exact"/>
-              <w:ind w:firstLine="0" w:left="0"/>
+              <w:ind w:firstLine="0" w:firstLineChars="0" w:left="0"/>
               <w:jc w:val="left"/>
             </w:pPr>
             <w:r/>
@@ -5787,7 +5787,7 @@
           <w:p>
             <w:pPr>
               <w:spacing w:before="0" w:after="0" w:line="300" w:lineRule="exact"/>
-              <w:ind w:firstLine="0" w:left="0"/>
+              <w:ind w:firstLine="0" w:firstLineChars="0" w:left="0"/>
               <w:jc w:val="left"/>
             </w:pPr>
             <w:r/>
@@ -5808,7 +5808,7 @@
           <w:p>
             <w:pPr>
               <w:spacing w:before="0" w:after="0" w:line="300" w:lineRule="exact"/>
-              <w:ind w:firstLine="0" w:left="0"/>
+              <w:ind w:firstLine="0" w:firstLineChars="0" w:left="0"/>
               <w:jc w:val="left"/>
             </w:pPr>
             <w:r/>
@@ -5829,7 +5829,7 @@
           <w:p>
             <w:pPr>
               <w:spacing w:before="0" w:after="0" w:line="300" w:lineRule="exact"/>
-              <w:ind w:firstLine="0" w:left="0"/>
+              <w:ind w:firstLine="0" w:firstLineChars="0" w:left="0"/>
               <w:jc w:val="left"/>
             </w:pPr>
             <w:r/>
@@ -5850,7 +5850,7 @@
           <w:p>
             <w:pPr>
               <w:spacing w:before="0" w:after="0" w:line="300" w:lineRule="exact"/>
-              <w:ind w:firstLine="0" w:left="0"/>
+              <w:ind w:firstLine="0" w:firstLineChars="0" w:left="0"/>
               <w:jc w:val="left"/>
             </w:pPr>
             <w:r/>
@@ -5871,7 +5871,7 @@
           <w:p>
             <w:pPr>
               <w:spacing w:before="0" w:after="0" w:line="300" w:lineRule="exact"/>
-              <w:ind w:firstLine="0" w:left="0"/>
+              <w:ind w:firstLine="0" w:firstLineChars="0" w:left="0"/>
               <w:jc w:val="left"/>
             </w:pPr>
             <w:r/>
@@ -5894,7 +5894,7 @@
           <w:p>
             <w:pPr>
               <w:spacing w:before="0" w:after="0" w:line="300" w:lineRule="exact"/>
-              <w:ind w:firstLine="0" w:left="0"/>
+              <w:ind w:firstLine="0" w:firstLineChars="0" w:left="0"/>
               <w:jc w:val="left"/>
             </w:pPr>
             <w:r/>
@@ -5915,7 +5915,7 @@
           <w:p>
             <w:pPr>
               <w:spacing w:before="0" w:after="0" w:line="300" w:lineRule="exact"/>
-              <w:ind w:firstLine="0" w:left="0"/>
+              <w:ind w:firstLine="0" w:firstLineChars="0" w:left="0"/>
               <w:jc w:val="left"/>
             </w:pPr>
             <w:r/>
@@ -5936,7 +5936,7 @@
           <w:p>
             <w:pPr>
               <w:spacing w:before="0" w:after="0" w:line="300" w:lineRule="exact"/>
-              <w:ind w:firstLine="0" w:left="0"/>
+              <w:ind w:firstLine="0" w:firstLineChars="0" w:left="0"/>
               <w:jc w:val="left"/>
             </w:pPr>
             <w:r/>
@@ -5957,7 +5957,7 @@
           <w:p>
             <w:pPr>
               <w:spacing w:before="0" w:after="0" w:line="300" w:lineRule="exact"/>
-              <w:ind w:firstLine="0" w:left="0"/>
+              <w:ind w:firstLine="0" w:firstLineChars="0" w:left="0"/>
               <w:jc w:val="left"/>
             </w:pPr>
             <w:r/>
@@ -5978,7 +5978,7 @@
           <w:p>
             <w:pPr>
               <w:spacing w:before="0" w:after="0" w:line="300" w:lineRule="exact"/>
-              <w:ind w:firstLine="0" w:left="0"/>
+              <w:ind w:firstLine="0" w:firstLineChars="0" w:left="0"/>
               <w:jc w:val="left"/>
             </w:pPr>
             <w:r/>
@@ -5999,7 +5999,7 @@
           <w:p>
             <w:pPr>
               <w:spacing w:before="0" w:after="0" w:line="300" w:lineRule="exact"/>
-              <w:ind w:firstLine="0" w:left="0"/>
+              <w:ind w:firstLine="0" w:firstLineChars="0" w:left="0"/>
               <w:jc w:val="left"/>
             </w:pPr>
             <w:r/>
@@ -6020,7 +6020,7 @@
           <w:p>
             <w:pPr>
               <w:spacing w:before="0" w:after="0" w:line="300" w:lineRule="exact"/>
-              <w:ind w:firstLine="0" w:left="0"/>
+              <w:ind w:firstLine="0" w:firstLineChars="0" w:left="0"/>
               <w:jc w:val="left"/>
             </w:pPr>
             <w:r/>
@@ -6043,7 +6043,7 @@
           <w:p>
             <w:pPr>
               <w:spacing w:before="0" w:after="0" w:line="300" w:lineRule="exact"/>
-              <w:ind w:firstLine="0" w:left="0"/>
+              <w:ind w:firstLine="0" w:firstLineChars="0" w:left="0"/>
               <w:jc w:val="left"/>
             </w:pPr>
             <w:r/>
@@ -6064,7 +6064,7 @@
           <w:p>
             <w:pPr>
               <w:spacing w:before="0" w:after="0" w:line="300" w:lineRule="exact"/>
-              <w:ind w:firstLine="0" w:left="0"/>
+              <w:ind w:firstLine="0" w:firstLineChars="0" w:left="0"/>
               <w:jc w:val="left"/>
             </w:pPr>
             <w:r/>
@@ -6085,7 +6085,7 @@
           <w:p>
             <w:pPr>
               <w:spacing w:before="0" w:after="0" w:line="300" w:lineRule="exact"/>
-              <w:ind w:firstLine="0" w:left="0"/>
+              <w:ind w:firstLine="0" w:firstLineChars="0" w:left="0"/>
               <w:jc w:val="left"/>
             </w:pPr>
             <w:r/>
@@ -6106,7 +6106,7 @@
           <w:p>
             <w:pPr>
               <w:spacing w:before="0" w:after="0" w:line="300" w:lineRule="exact"/>
-              <w:ind w:firstLine="0" w:left="0"/>
+              <w:ind w:firstLine="0" w:firstLineChars="0" w:left="0"/>
               <w:jc w:val="left"/>
             </w:pPr>
             <w:r/>
@@ -6127,7 +6127,7 @@
           <w:p>
             <w:pPr>
               <w:spacing w:before="0" w:after="0" w:line="300" w:lineRule="exact"/>
-              <w:ind w:firstLine="0" w:left="0"/>
+              <w:ind w:firstLine="0" w:firstLineChars="0" w:left="0"/>
               <w:jc w:val="left"/>
             </w:pPr>
             <w:r/>
@@ -6148,7 +6148,7 @@
           <w:p>
             <w:pPr>
               <w:spacing w:before="0" w:after="0" w:line="300" w:lineRule="exact"/>
-              <w:ind w:firstLine="0" w:left="0"/>
+              <w:ind w:firstLine="0" w:firstLineChars="0" w:left="0"/>
               <w:jc w:val="left"/>
             </w:pPr>
             <w:r/>
@@ -6169,7 +6169,7 @@
           <w:p>
             <w:pPr>
               <w:spacing w:before="0" w:after="0" w:line="300" w:lineRule="exact"/>
-              <w:ind w:firstLine="0" w:left="0"/>
+              <w:ind w:firstLine="0" w:firstLineChars="0" w:left="0"/>
               <w:jc w:val="left"/>
             </w:pPr>
             <w:r/>
@@ -6192,7 +6192,7 @@
           <w:p>
             <w:pPr>
               <w:spacing w:before="0" w:after="0" w:line="300" w:lineRule="exact"/>
-              <w:ind w:firstLine="0" w:left="0"/>
+              <w:ind w:firstLine="0" w:firstLineChars="0" w:left="0"/>
               <w:jc w:val="left"/>
             </w:pPr>
             <w:r/>
@@ -6213,7 +6213,7 @@
           <w:p>
             <w:pPr>
               <w:spacing w:before="0" w:after="0" w:line="300" w:lineRule="exact"/>
-              <w:ind w:firstLine="0" w:left="0"/>
+              <w:ind w:firstLine="0" w:firstLineChars="0" w:left="0"/>
               <w:jc w:val="left"/>
             </w:pPr>
             <w:r/>
@@ -6234,7 +6234,7 @@
           <w:p>
             <w:pPr>
               <w:spacing w:before="0" w:after="0" w:line="300" w:lineRule="exact"/>
-              <w:ind w:firstLine="0" w:left="0"/>
+              <w:ind w:firstLine="0" w:firstLineChars="0" w:left="0"/>
               <w:jc w:val="left"/>
             </w:pPr>
             <w:r/>
@@ -6255,7 +6255,7 @@
           <w:p>
             <w:pPr>
               <w:spacing w:before="0" w:after="0" w:line="300" w:lineRule="exact"/>
-              <w:ind w:firstLine="0" w:left="0"/>
+              <w:ind w:firstLine="0" w:firstLineChars="0" w:left="0"/>
               <w:jc w:val="left"/>
             </w:pPr>
             <w:r/>
@@ -6276,7 +6276,7 @@
           <w:p>
             <w:pPr>
               <w:spacing w:before="0" w:after="0" w:line="300" w:lineRule="exact"/>
-              <w:ind w:firstLine="0" w:left="0"/>
+              <w:ind w:firstLine="0" w:firstLineChars="0" w:left="0"/>
               <w:jc w:val="left"/>
             </w:pPr>
             <w:r/>
@@ -6297,7 +6297,7 @@
           <w:p>
             <w:pPr>
               <w:spacing w:before="0" w:after="0" w:line="300" w:lineRule="exact"/>
-              <w:ind w:firstLine="0" w:left="0"/>
+              <w:ind w:firstLine="0" w:firstLineChars="0" w:left="0"/>
               <w:jc w:val="left"/>
             </w:pPr>
             <w:r/>
@@ -6318,7 +6318,7 @@
           <w:p>
             <w:pPr>
               <w:spacing w:before="0" w:after="0" w:line="300" w:lineRule="exact"/>
-              <w:ind w:firstLine="0" w:left="0"/>
+              <w:ind w:firstLine="0" w:firstLineChars="0" w:left="0"/>
               <w:jc w:val="left"/>
             </w:pPr>
             <w:r/>
@@ -6366,7 +6366,7 @@
           <w:p>
             <w:pPr>
               <w:spacing w:before="0" w:after="0" w:line="300" w:lineRule="exact"/>
-              <w:ind w:firstLine="0" w:left="0"/>
+              <w:ind w:firstLine="0" w:firstLineChars="0" w:left="0"/>
               <w:jc w:val="center"/>
             </w:pPr>
             <w:r/>
@@ -6387,7 +6387,7 @@
           <w:p>
             <w:pPr>
               <w:spacing w:before="0" w:after="0" w:line="300" w:lineRule="exact"/>
-              <w:ind w:firstLine="0" w:left="0"/>
+              <w:ind w:firstLine="0" w:firstLineChars="0" w:left="0"/>
               <w:jc w:val="center"/>
             </w:pPr>
             <w:r/>
@@ -6408,7 +6408,7 @@
           <w:p>
             <w:pPr>
               <w:spacing w:before="0" w:after="0" w:line="300" w:lineRule="exact"/>
-              <w:ind w:firstLine="0" w:left="0"/>
+              <w:ind w:firstLineChars="0" w:left="0" w:firstLine="0"/>
               <w:jc w:val="center"/>
             </w:pPr>
             <w:r/>
@@ -6429,7 +6429,7 @@
           <w:p>
             <w:pPr>
               <w:spacing w:before="0" w:after="0" w:line="300" w:lineRule="exact"/>
-              <w:ind w:firstLine="0" w:left="0"/>
+              <w:ind w:firstLineChars="0" w:left="0" w:firstLine="0"/>
               <w:jc w:val="center"/>
             </w:pPr>
             <w:r/>
@@ -6450,7 +6450,7 @@
           <w:p>
             <w:pPr>
               <w:spacing w:before="0" w:after="0" w:line="300" w:lineRule="exact"/>
-              <w:ind w:firstLine="0" w:left="0"/>
+              <w:ind w:firstLineChars="0" w:left="0" w:firstLine="0"/>
               <w:jc w:val="center"/>
             </w:pPr>
             <w:r/>
@@ -6473,7 +6473,7 @@
           <w:p>
             <w:pPr>
               <w:spacing w:before="0" w:after="0" w:line="300" w:lineRule="exact"/>
-              <w:ind w:firstLine="0" w:left="0"/>
+              <w:ind w:firstLine="0" w:firstLineChars="0" w:left="0"/>
               <w:jc w:val="left"/>
             </w:pPr>
             <w:r/>
@@ -6494,7 +6494,7 @@
           <w:p>
             <w:pPr>
               <w:spacing w:before="0" w:after="0" w:line="300" w:lineRule="exact"/>
-              <w:ind w:firstLine="0" w:left="0"/>
+              <w:ind w:firstLine="0" w:firstLineChars="0" w:left="0"/>
               <w:jc w:val="left"/>
             </w:pPr>
             <w:r/>
@@ -6515,7 +6515,7 @@
           <w:p>
             <w:pPr>
               <w:spacing w:before="0" w:after="0" w:line="300" w:lineRule="exact"/>
-              <w:ind w:firstLine="0" w:left="0"/>
+              <w:ind w:firstLine="0" w:firstLineChars="0" w:left="0"/>
               <w:jc w:val="left"/>
             </w:pPr>
             <w:r/>
@@ -6536,7 +6536,7 @@
           <w:p>
             <w:pPr>
               <w:spacing w:before="0" w:after="0" w:line="300" w:lineRule="exact"/>
-              <w:ind w:firstLine="0" w:left="0"/>
+              <w:ind w:firstLine="0" w:firstLineChars="0" w:left="0"/>
               <w:jc w:val="left"/>
             </w:pPr>
             <w:r/>
@@ -6557,7 +6557,7 @@
           <w:p>
             <w:pPr>
               <w:spacing w:before="0" w:after="0" w:line="300" w:lineRule="exact"/>
-              <w:ind w:firstLine="0" w:left="0"/>
+              <w:ind w:firstLine="0" w:firstLineChars="0" w:left="0"/>
               <w:jc w:val="left"/>
             </w:pPr>
             <w:r/>
@@ -6580,7 +6580,7 @@
           <w:p>
             <w:pPr>
               <w:spacing w:before="0" w:after="0" w:line="300" w:lineRule="exact"/>
-              <w:ind w:firstLine="0" w:left="0"/>
+              <w:ind w:firstLine="0" w:firstLineChars="0" w:left="0"/>
               <w:jc w:val="left"/>
             </w:pPr>
             <w:r/>
@@ -6601,7 +6601,7 @@
           <w:p>
             <w:pPr>
               <w:spacing w:before="0" w:after="0" w:line="300" w:lineRule="exact"/>
-              <w:ind w:firstLine="0" w:left="0"/>
+              <w:ind w:firstLine="0" w:firstLineChars="0" w:left="0"/>
               <w:jc w:val="left"/>
             </w:pPr>
             <w:r/>
@@ -6622,7 +6622,7 @@
           <w:p>
             <w:pPr>
               <w:spacing w:before="0" w:after="0" w:line="300" w:lineRule="exact"/>
-              <w:ind w:firstLine="0" w:left="0"/>
+              <w:ind w:firstLine="0" w:firstLineChars="0" w:left="0"/>
               <w:jc w:val="left"/>
             </w:pPr>
             <w:r/>
@@ -6643,7 +6643,7 @@
           <w:p>
             <w:pPr>
               <w:spacing w:before="0" w:after="0" w:line="300" w:lineRule="exact"/>
-              <w:ind w:firstLine="0" w:left="0"/>
+              <w:ind w:firstLine="0" w:firstLineChars="0" w:left="0"/>
               <w:jc w:val="left"/>
             </w:pPr>
             <w:r/>
@@ -6664,7 +6664,7 @@
           <w:p>
             <w:pPr>
               <w:spacing w:before="0" w:after="0" w:line="300" w:lineRule="exact"/>
-              <w:ind w:firstLine="0" w:left="0"/>
+              <w:ind w:firstLineChars="0" w:left="0" w:firstLine="0"/>
               <w:jc w:val="left"/>
             </w:pPr>
             <w:r/>
@@ -6687,7 +6687,7 @@
           <w:p>
             <w:pPr>
               <w:spacing w:before="0" w:after="0" w:line="300" w:lineRule="exact"/>
-              <w:ind w:firstLine="0" w:left="0"/>
+              <w:ind w:firstLine="0" w:firstLineChars="0" w:left="0"/>
               <w:jc w:val="left"/>
             </w:pPr>
             <w:r/>
@@ -6708,7 +6708,7 @@
           <w:p>
             <w:pPr>
               <w:spacing w:before="0" w:after="0" w:line="300" w:lineRule="exact"/>
-              <w:ind w:firstLine="0" w:left="0"/>
+              <w:ind w:firstLine="0" w:firstLineChars="0" w:left="0"/>
               <w:jc w:val="left"/>
             </w:pPr>
             <w:r/>
@@ -6729,7 +6729,7 @@
           <w:p>
             <w:pPr>
               <w:spacing w:before="0" w:after="0" w:line="300" w:lineRule="exact"/>
-              <w:ind w:firstLine="0" w:left="0"/>
+              <w:ind w:firstLine="0" w:firstLineChars="0" w:left="0"/>
               <w:jc w:val="left"/>
             </w:pPr>
             <w:r/>
@@ -6750,7 +6750,7 @@
           <w:p>
             <w:pPr>
               <w:spacing w:before="0" w:after="0" w:line="300" w:lineRule="exact"/>
-              <w:ind w:firstLine="0" w:left="0"/>
+              <w:ind w:firstLine="0" w:firstLineChars="0" w:left="0"/>
               <w:jc w:val="left"/>
             </w:pPr>
             <w:r/>
@@ -6771,7 +6771,7 @@
           <w:p>
             <w:pPr>
               <w:spacing w:before="0" w:after="0" w:line="300" w:lineRule="exact"/>
-              <w:ind w:firstLine="0" w:left="0"/>
+              <w:ind w:firstLine="0" w:firstLineChars="0" w:left="0"/>
               <w:jc w:val="left"/>
             </w:pPr>
             <w:r/>
@@ -6794,7 +6794,7 @@
           <w:p>
             <w:pPr>
               <w:spacing w:before="0" w:after="0" w:line="300" w:lineRule="exact"/>
-              <w:ind w:firstLine="0" w:left="0"/>
+              <w:ind w:firstLine="0" w:firstLineChars="0" w:left="0"/>
               <w:jc w:val="left"/>
             </w:pPr>
             <w:r/>
@@ -6815,7 +6815,7 @@
           <w:p>
             <w:pPr>
               <w:spacing w:before="0" w:after="0" w:line="300" w:lineRule="exact"/>
-              <w:ind w:firstLine="0" w:left="0"/>
+              <w:ind w:firstLine="0" w:firstLineChars="0" w:left="0"/>
               <w:jc w:val="left"/>
             </w:pPr>
             <w:r/>
@@ -6836,7 +6836,7 @@
           <w:p>
             <w:pPr>
               <w:spacing w:before="0" w:after="0" w:line="300" w:lineRule="exact"/>
-              <w:ind w:firstLine="0" w:left="0"/>
+              <w:ind w:firstLine="0" w:firstLineChars="0" w:left="0"/>
               <w:jc w:val="left"/>
             </w:pPr>
             <w:r/>
@@ -6857,7 +6857,7 @@
           <w:p>
             <w:pPr>
               <w:spacing w:before="0" w:after="0" w:line="300" w:lineRule="exact"/>
-              <w:ind w:firstLine="0" w:left="0"/>
+              <w:ind w:firstLine="0" w:firstLineChars="0" w:left="0"/>
               <w:jc w:val="left"/>
             </w:pPr>
             <w:r/>
@@ -6878,7 +6878,7 @@
           <w:p>
             <w:pPr>
               <w:spacing w:before="0" w:after="0" w:line="300" w:lineRule="exact"/>
-              <w:ind w:firstLine="0" w:left="0"/>
+              <w:ind w:firstLine="0" w:firstLineChars="0" w:left="0"/>
               <w:jc w:val="left"/>
             </w:pPr>
             <w:r/>
@@ -6927,7 +6927,7 @@
           <w:p>
             <w:pPr>
               <w:spacing w:before="0" w:after="0" w:line="300" w:lineRule="exact"/>
-              <w:ind w:firstLine="0" w:left="0"/>
+              <w:ind w:firstLine="0" w:firstLineChars="0" w:left="0"/>
               <w:jc w:val="center"/>
             </w:pPr>
             <w:r/>
@@ -6948,7 +6948,7 @@
           <w:p>
             <w:pPr>
               <w:spacing w:before="0" w:after="0" w:line="300" w:lineRule="exact"/>
-              <w:ind w:firstLine="0" w:left="0"/>
+              <w:ind w:firstLine="0" w:firstLineChars="0" w:left="0"/>
               <w:jc w:val="center"/>
             </w:pPr>
             <w:r/>
@@ -6969,7 +6969,7 @@
           <w:p>
             <w:pPr>
               <w:spacing w:before="0" w:after="0" w:line="300" w:lineRule="exact"/>
-              <w:ind w:firstLine="0" w:left="0"/>
+              <w:ind w:firstLine="0" w:firstLineChars="0" w:left="0"/>
               <w:jc w:val="center"/>
             </w:pPr>
             <w:r/>
@@ -6990,7 +6990,7 @@
           <w:p>
             <w:pPr>
               <w:spacing w:before="0" w:after="0" w:line="300" w:lineRule="exact"/>
-              <w:ind w:firstLine="0" w:left="0"/>
+              <w:ind w:firstLine="0" w:firstLineChars="0" w:left="0"/>
               <w:jc w:val="center"/>
             </w:pPr>
             <w:r/>
@@ -7011,7 +7011,7 @@
           <w:p>
             <w:pPr>
               <w:spacing w:before="0" w:after="0" w:line="300" w:lineRule="exact"/>
-              <w:ind w:firstLine="0" w:left="0"/>
+              <w:ind w:firstLine="0" w:firstLineChars="0" w:left="0"/>
               <w:jc w:val="center"/>
             </w:pPr>
             <w:r/>
@@ -7032,7 +7032,7 @@
           <w:p>
             <w:pPr>
               <w:spacing w:before="0" w:after="0" w:line="300" w:lineRule="exact"/>
-              <w:ind w:firstLine="0" w:left="0"/>
+              <w:ind w:firstLine="0" w:firstLineChars="0" w:left="0"/>
               <w:jc w:val="center"/>
             </w:pPr>
             <w:r/>
@@ -7055,7 +7055,7 @@
           <w:p>
             <w:pPr>
               <w:spacing w:before="0" w:after="0" w:line="300" w:lineRule="exact"/>
-              <w:ind w:firstLine="0" w:left="0"/>
+              <w:ind w:firstLine="0" w:firstLineChars="0" w:left="0"/>
               <w:jc w:val="left"/>
             </w:pPr>
             <w:r/>
@@ -7076,7 +7076,7 @@
           <w:p>
             <w:pPr>
               <w:spacing w:before="0" w:after="0" w:line="300" w:lineRule="exact"/>
-              <w:ind w:firstLine="0" w:left="0"/>
+              <w:ind w:firstLine="0" w:firstLineChars="0" w:left="0"/>
               <w:jc w:val="left"/>
             </w:pPr>
             <w:r/>
@@ -7097,7 +7097,7 @@
           <w:p>
             <w:pPr>
               <w:spacing w:before="0" w:after="0" w:line="300" w:lineRule="exact"/>
-              <w:ind w:firstLine="0" w:left="0"/>
+              <w:ind w:firstLine="0" w:firstLineChars="0" w:left="0"/>
               <w:jc w:val="left"/>
             </w:pPr>
             <w:r/>
@@ -7118,7 +7118,7 @@
           <w:p>
             <w:pPr>
               <w:spacing w:before="0" w:after="0" w:line="300" w:lineRule="exact"/>
-              <w:ind w:firstLine="0" w:left="0"/>
+              <w:ind w:firstLine="0" w:firstLineChars="0" w:left="0"/>
               <w:jc w:val="left"/>
             </w:pPr>
             <w:r/>
@@ -7139,7 +7139,7 @@
           <w:p>
             <w:pPr>
               <w:spacing w:before="0" w:after="0" w:line="300" w:lineRule="exact"/>
-              <w:ind w:firstLine="0" w:left="0"/>
+              <w:ind w:firstLine="0" w:firstLineChars="0" w:left="0"/>
               <w:jc w:val="left"/>
             </w:pPr>
             <w:r/>
@@ -7160,7 +7160,7 @@
           <w:p>
             <w:pPr>
               <w:spacing w:before="0" w:after="0" w:line="300" w:lineRule="exact"/>
-              <w:ind w:firstLine="0" w:left="0"/>
+              <w:ind w:firstLine="0" w:firstLineChars="0" w:left="0"/>
               <w:jc w:val="left"/>
             </w:pPr>
             <w:r/>
@@ -7183,7 +7183,7 @@
           <w:p>
             <w:pPr>
               <w:spacing w:before="0" w:after="0" w:line="300" w:lineRule="exact"/>
-              <w:ind w:firstLine="0" w:left="0"/>
+              <w:ind w:firstLine="0" w:firstLineChars="0" w:left="0"/>
               <w:jc w:val="left"/>
             </w:pPr>
             <w:r/>
@@ -7204,7 +7204,7 @@
           <w:p>
             <w:pPr>
               <w:spacing w:before="0" w:after="0" w:line="300" w:lineRule="exact"/>
-              <w:ind w:firstLine="0" w:left="0"/>
+              <w:ind w:firstLine="0" w:firstLineChars="0" w:left="0"/>
               <w:jc w:val="left"/>
             </w:pPr>
             <w:r/>
@@ -7225,7 +7225,7 @@
           <w:p>
             <w:pPr>
               <w:spacing w:before="0" w:after="0" w:line="300" w:lineRule="exact"/>
-              <w:ind w:firstLine="0" w:left="0"/>
+              <w:ind w:firstLine="0" w:firstLineChars="0" w:left="0"/>
               <w:jc w:val="left"/>
             </w:pPr>
             <w:r/>
@@ -7246,7 +7246,7 @@
           <w:p>
             <w:pPr>
               <w:spacing w:before="0" w:after="0" w:line="300" w:lineRule="exact"/>
-              <w:ind w:firstLine="0" w:left="0"/>
+              <w:ind w:firstLine="0" w:firstLineChars="0" w:left="0"/>
               <w:jc w:val="left"/>
             </w:pPr>
             <w:r/>
@@ -7267,7 +7267,7 @@
           <w:p>
             <w:pPr>
               <w:spacing w:before="0" w:after="0" w:line="300" w:lineRule="exact"/>
-              <w:ind w:firstLine="0" w:left="0"/>
+              <w:ind w:firstLine="0" w:firstLineChars="0" w:left="0"/>
               <w:jc w:val="left"/>
             </w:pPr>
             <w:r/>
@@ -7288,7 +7288,7 @@
           <w:p>
             <w:pPr>
               <w:spacing w:before="0" w:after="0" w:line="300" w:lineRule="exact"/>
-              <w:ind w:firstLine="0" w:left="0"/>
+              <w:ind w:firstLine="0" w:firstLineChars="0" w:left="0"/>
               <w:jc w:val="left"/>
             </w:pPr>
             <w:r/>
@@ -7311,7 +7311,7 @@
           <w:p>
             <w:pPr>
               <w:spacing w:before="0" w:after="0" w:line="300" w:lineRule="exact"/>
-              <w:ind w:firstLine="0" w:left="0"/>
+              <w:ind w:firstLine="0" w:firstLineChars="0" w:left="0"/>
               <w:jc w:val="left"/>
             </w:pPr>
             <w:r/>
@@ -7332,7 +7332,7 @@
           <w:p>
             <w:pPr>
               <w:spacing w:before="0" w:after="0" w:line="300" w:lineRule="exact"/>
-              <w:ind w:firstLine="0" w:left="0"/>
+              <w:ind w:firstLine="0" w:firstLineChars="0" w:left="0"/>
               <w:jc w:val="left"/>
             </w:pPr>
             <w:r/>
@@ -7353,7 +7353,7 @@
           <w:p>
             <w:pPr>
               <w:spacing w:before="0" w:after="0" w:line="300" w:lineRule="exact"/>
-              <w:ind w:firstLine="0" w:left="0"/>
+              <w:ind w:firstLine="0" w:firstLineChars="0" w:left="0"/>
               <w:jc w:val="left"/>
             </w:pPr>
             <w:r/>
@@ -7374,7 +7374,7 @@
           <w:p>
             <w:pPr>
               <w:spacing w:before="0" w:after="0" w:line="300" w:lineRule="exact"/>
-              <w:ind w:firstLine="0" w:left="0"/>
+              <w:ind w:firstLine="0" w:firstLineChars="0" w:left="0"/>
               <w:jc w:val="left"/>
             </w:pPr>
             <w:r/>
@@ -7395,7 +7395,7 @@
           <w:p>
             <w:pPr>
               <w:spacing w:before="0" w:after="0" w:line="300" w:lineRule="exact"/>
-              <w:ind w:firstLine="0" w:left="0"/>
+              <w:ind w:firstLine="0" w:firstLineChars="0" w:left="0"/>
               <w:jc w:val="left"/>
             </w:pPr>
             <w:r/>
@@ -7416,7 +7416,7 @@
           <w:p>
             <w:pPr>
               <w:spacing w:before="0" w:after="0" w:line="300" w:lineRule="exact"/>
-              <w:ind w:firstLine="0" w:left="0"/>
+              <w:ind w:firstLine="0" w:firstLineChars="0" w:left="0"/>
               <w:jc w:val="left"/>
             </w:pPr>
             <w:r/>
@@ -7439,7 +7439,7 @@
           <w:p>
             <w:pPr>
               <w:spacing w:before="0" w:after="0" w:line="300" w:lineRule="exact"/>
-              <w:ind w:firstLine="0" w:left="0"/>
+              <w:ind w:firstLine="0" w:firstLineChars="0" w:left="0"/>
               <w:jc w:val="left"/>
             </w:pPr>
             <w:r/>
@@ -7460,7 +7460,7 @@
           <w:p>
             <w:pPr>
               <w:spacing w:before="0" w:after="0" w:line="300" w:lineRule="exact"/>
-              <w:ind w:firstLine="0" w:left="0"/>
+              <w:ind w:firstLine="0" w:firstLineChars="0" w:left="0"/>
               <w:jc w:val="left"/>
             </w:pPr>
             <w:r/>
@@ -7481,7 +7481,7 @@
           <w:p>
             <w:pPr>
               <w:spacing w:before="0" w:after="0" w:line="300" w:lineRule="exact"/>
-              <w:ind w:firstLine="0" w:left="0"/>
+              <w:ind w:firstLine="0" w:firstLineChars="0" w:left="0"/>
               <w:jc w:val="left"/>
             </w:pPr>
             <w:r/>
@@ -7502,7 +7502,7 @@
           <w:p>
             <w:pPr>
               <w:spacing w:before="0" w:after="0" w:line="300" w:lineRule="exact"/>
-              <w:ind w:firstLine="0" w:left="0"/>
+              <w:ind w:firstLine="0" w:firstLineChars="0" w:left="0"/>
               <w:jc w:val="left"/>
             </w:pPr>
             <w:r/>
@@ -7523,7 +7523,7 @@
           <w:p>
             <w:pPr>
               <w:spacing w:before="0" w:after="0" w:line="300" w:lineRule="exact"/>
-              <w:ind w:firstLine="0" w:left="0"/>
+              <w:ind w:firstLine="0" w:firstLineChars="0" w:left="0"/>
               <w:jc w:val="left"/>
             </w:pPr>
             <w:r/>
@@ -7544,7 +7544,7 @@
           <w:p>
             <w:pPr>
               <w:spacing w:before="0" w:after="0" w:line="300" w:lineRule="exact"/>
-              <w:ind w:firstLine="0" w:left="0"/>
+              <w:ind w:firstLine="0" w:firstLineChars="0" w:left="0"/>
               <w:jc w:val="left"/>
             </w:pPr>
             <w:r/>
@@ -7567,7 +7567,7 @@
           <w:p>
             <w:pPr>
               <w:spacing w:before="0" w:after="0" w:line="300" w:lineRule="exact"/>
-              <w:ind w:firstLine="0" w:left="0"/>
+              <w:ind w:firstLine="0" w:firstLineChars="0" w:left="0"/>
               <w:jc w:val="left"/>
             </w:pPr>
             <w:r/>
@@ -7588,7 +7588,7 @@
           <w:p>
             <w:pPr>
               <w:spacing w:before="0" w:after="0" w:line="300" w:lineRule="exact"/>
-              <w:ind w:firstLine="0" w:left="0"/>
+              <w:ind w:firstLine="0" w:firstLineChars="0" w:left="0"/>
               <w:jc w:val="left"/>
             </w:pPr>
             <w:r/>
@@ -7609,7 +7609,7 @@
           <w:p>
             <w:pPr>
               <w:spacing w:before="0" w:after="0" w:line="300" w:lineRule="exact"/>
-              <w:ind w:firstLine="0" w:left="0"/>
+              <w:ind w:firstLine="0" w:firstLineChars="0" w:left="0"/>
               <w:jc w:val="left"/>
             </w:pPr>
             <w:r/>
@@ -7630,7 +7630,7 @@
           <w:p>
             <w:pPr>
               <w:spacing w:before="0" w:after="0" w:line="300" w:lineRule="exact"/>
-              <w:ind w:firstLine="0" w:left="0"/>
+              <w:ind w:firstLine="0" w:firstLineChars="0" w:left="0"/>
               <w:jc w:val="left"/>
             </w:pPr>
             <w:r/>
@@ -7651,7 +7651,7 @@
           <w:p>
             <w:pPr>
               <w:spacing w:before="0" w:after="0" w:line="300" w:lineRule="exact"/>
-              <w:ind w:firstLine="0" w:left="0"/>
+              <w:ind w:firstLine="0" w:firstLineChars="0" w:left="0"/>
               <w:jc w:val="left"/>
             </w:pPr>
             <w:r/>
@@ -7672,7 +7672,7 @@
           <w:p>
             <w:pPr>
               <w:spacing w:before="0" w:after="0" w:line="300" w:lineRule="exact"/>
-              <w:ind w:firstLine="0" w:left="0"/>
+              <w:ind w:firstLine="0" w:firstLineChars="0" w:left="0"/>
               <w:jc w:val="left"/>
             </w:pPr>
             <w:r/>
@@ -7721,7 +7721,7 @@
           <w:p>
             <w:pPr>
               <w:spacing w:before="0" w:after="0" w:line="300" w:lineRule="exact"/>
-              <w:ind w:firstLine="0" w:left="0"/>
+              <w:ind w:firstLine="0" w:firstLineChars="0" w:left="0"/>
               <w:jc w:val="center"/>
             </w:pPr>
             <w:r/>
@@ -7742,7 +7742,7 @@
           <w:p>
             <w:pPr>
               <w:spacing w:before="0" w:after="0" w:line="300" w:lineRule="exact"/>
-              <w:ind w:firstLine="0" w:left="0"/>
+              <w:ind w:firstLine="0" w:firstLineChars="0" w:left="0"/>
               <w:jc w:val="center"/>
             </w:pPr>
             <w:r/>
@@ -7763,7 +7763,7 @@
           <w:p>
             <w:pPr>
               <w:spacing w:before="0" w:after="0" w:line="300" w:lineRule="exact"/>
-              <w:ind w:firstLine="0" w:left="0"/>
+              <w:ind w:firstLine="0" w:firstLineChars="0" w:left="0"/>
               <w:jc w:val="center"/>
             </w:pPr>
             <w:r/>
@@ -7784,7 +7784,7 @@
           <w:p>
             <w:pPr>
               <w:spacing w:before="0" w:after="0" w:line="300" w:lineRule="exact"/>
-              <w:ind w:firstLine="0" w:left="0"/>
+              <w:ind w:firstLine="0" w:firstLineChars="0" w:left="0"/>
               <w:jc w:val="center"/>
             </w:pPr>
             <w:r/>
@@ -7805,7 +7805,7 @@
           <w:p>
             <w:pPr>
               <w:spacing w:before="0" w:after="0" w:line="300" w:lineRule="exact"/>
-              <w:ind w:firstLine="0" w:left="0"/>
+              <w:ind w:firstLine="0" w:firstLineChars="0" w:left="0"/>
               <w:jc w:val="center"/>
             </w:pPr>
             <w:r/>
@@ -7826,7 +7826,7 @@
           <w:p>
             <w:pPr>
               <w:spacing w:before="0" w:after="0" w:line="300" w:lineRule="exact"/>
-              <w:ind w:firstLine="0" w:left="0"/>
+              <w:ind w:firstLine="0" w:firstLineChars="0" w:left="0"/>
               <w:jc w:val="center"/>
             </w:pPr>
             <w:r/>
@@ -7849,7 +7849,7 @@
           <w:p>
             <w:pPr>
               <w:spacing w:before="0" w:after="0" w:line="300" w:lineRule="exact"/>
-              <w:ind w:firstLine="0" w:left="0"/>
+              <w:ind w:firstLine="0" w:firstLineChars="0" w:left="0"/>
               <w:jc w:val="left"/>
             </w:pPr>
             <w:r/>
@@ -7870,7 +7870,7 @@
           <w:p>
             <w:pPr>
               <w:spacing w:before="0" w:after="0" w:line="300" w:lineRule="exact"/>
-              <w:ind w:firstLine="0" w:left="0"/>
+              <w:ind w:firstLine="0" w:firstLineChars="0" w:left="0"/>
               <w:jc w:val="left"/>
             </w:pPr>
             <w:r/>
@@ -7891,7 +7891,7 @@
           <w:p>
             <w:pPr>
               <w:spacing w:before="0" w:after="0" w:line="300" w:lineRule="exact"/>
-              <w:ind w:firstLine="0" w:left="0"/>
+              <w:ind w:firstLine="0" w:firstLineChars="0" w:left="0"/>
               <w:jc w:val="left"/>
             </w:pPr>
             <w:r/>
@@ -7912,7 +7912,7 @@
           <w:p>
             <w:pPr>
               <w:spacing w:before="0" w:after="0" w:line="300" w:lineRule="exact"/>
-              <w:ind w:firstLine="0" w:left="0"/>
+              <w:ind w:firstLine="0" w:firstLineChars="0" w:left="0"/>
               <w:jc w:val="left"/>
             </w:pPr>
             <w:r/>
@@ -7933,7 +7933,7 @@
           <w:p>
             <w:pPr>
               <w:spacing w:before="0" w:after="0" w:line="300" w:lineRule="exact"/>
-              <w:ind w:firstLine="0" w:left="0"/>
+              <w:ind w:firstLine="0" w:firstLineChars="0" w:left="0"/>
               <w:jc w:val="left"/>
             </w:pPr>
             <w:r/>
@@ -7954,7 +7954,7 @@
           <w:p>
             <w:pPr>
               <w:spacing w:before="0" w:after="0" w:line="300" w:lineRule="exact"/>
-              <w:ind w:firstLine="0" w:left="0"/>
+              <w:ind w:firstLine="0" w:firstLineChars="0" w:left="0"/>
               <w:jc w:val="left"/>
             </w:pPr>
             <w:r/>
@@ -7977,7 +7977,7 @@
           <w:p>
             <w:pPr>
               <w:spacing w:before="0" w:after="0" w:line="300" w:lineRule="exact"/>
-              <w:ind w:firstLine="0" w:left="0"/>
+              <w:ind w:firstLine="0" w:firstLineChars="0" w:left="0"/>
               <w:jc w:val="left"/>
             </w:pPr>
             <w:r/>
@@ -7998,7 +7998,7 @@
           <w:p>
             <w:pPr>
               <w:spacing w:before="0" w:after="0" w:line="300" w:lineRule="exact"/>
-              <w:ind w:firstLine="0" w:left="0"/>
+              <w:ind w:firstLine="0" w:firstLineChars="0" w:left="0"/>
               <w:jc w:val="left"/>
             </w:pPr>
             <w:r/>
@@ -8019,7 +8019,7 @@
           <w:p>
             <w:pPr>
               <w:spacing w:before="0" w:after="0" w:line="300" w:lineRule="exact"/>
-              <w:ind w:firstLine="0" w:left="0"/>
+              <w:ind w:firstLine="0" w:firstLineChars="0" w:left="0"/>
               <w:jc w:val="left"/>
             </w:pPr>
             <w:r/>
@@ -8040,7 +8040,7 @@
           <w:p>
             <w:pPr>
               <w:spacing w:before="0" w:after="0" w:line="300" w:lineRule="exact"/>
-              <w:ind w:firstLine="0" w:left="0"/>
+              <w:ind w:firstLine="0" w:firstLineChars="0" w:left="0"/>
               <w:jc w:val="left"/>
             </w:pPr>
             <w:r/>
@@ -8061,7 +8061,7 @@
           <w:p>
             <w:pPr>
               <w:spacing w:before="0" w:after="0" w:line="300" w:lineRule="exact"/>
-              <w:ind w:firstLine="0" w:left="0"/>
+              <w:ind w:firstLine="0" w:firstLineChars="0" w:left="0"/>
               <w:jc w:val="left"/>
             </w:pPr>
             <w:r/>
@@ -8082,7 +8082,7 @@
           <w:p>
             <w:pPr>
               <w:spacing w:before="0" w:after="0" w:line="300" w:lineRule="exact"/>
-              <w:ind w:firstLine="0" w:left="0"/>
+              <w:ind w:firstLine="0" w:firstLineChars="0" w:left="0"/>
               <w:jc w:val="left"/>
             </w:pPr>
             <w:r/>
@@ -8105,7 +8105,7 @@
           <w:p>
             <w:pPr>
               <w:spacing w:before="0" w:after="0" w:line="300" w:lineRule="exact"/>
-              <w:ind w:firstLine="0" w:left="0"/>
+              <w:ind w:firstLine="0" w:firstLineChars="0" w:left="0"/>
               <w:jc w:val="left"/>
             </w:pPr>
             <w:r/>
@@ -8126,7 +8126,7 @@
           <w:p>
             <w:pPr>
               <w:spacing w:before="0" w:after="0" w:line="300" w:lineRule="exact"/>
-              <w:ind w:firstLine="0" w:left="0"/>
+              <w:ind w:firstLine="0" w:firstLineChars="0" w:left="0"/>
               <w:jc w:val="left"/>
             </w:pPr>
             <w:r/>
@@ -8147,7 +8147,7 @@
           <w:p>
             <w:pPr>
               <w:spacing w:before="0" w:after="0" w:line="300" w:lineRule="exact"/>
-              <w:ind w:firstLine="0" w:left="0"/>
+              <w:ind w:firstLine="0" w:firstLineChars="0" w:left="0"/>
               <w:jc w:val="left"/>
             </w:pPr>
             <w:r/>
@@ -8168,7 +8168,7 @@
           <w:p>
             <w:pPr>
               <w:spacing w:before="0" w:after="0" w:line="300" w:lineRule="exact"/>
-              <w:ind w:firstLine="0" w:left="0"/>
+              <w:ind w:firstLine="0" w:firstLineChars="0" w:left="0"/>
               <w:jc w:val="left"/>
             </w:pPr>
             <w:r/>
@@ -8189,7 +8189,7 @@
           <w:p>
             <w:pPr>
               <w:spacing w:before="0" w:after="0" w:line="300" w:lineRule="exact"/>
-              <w:ind w:firstLine="0" w:left="0"/>
+              <w:ind w:firstLine="0" w:firstLineChars="0" w:left="0"/>
               <w:jc w:val="left"/>
             </w:pPr>
             <w:r/>
@@ -8210,7 +8210,7 @@
           <w:p>
             <w:pPr>
               <w:spacing w:before="0" w:after="0" w:line="300" w:lineRule="exact"/>
-              <w:ind w:firstLine="0" w:left="0"/>
+              <w:ind w:firstLine="0" w:firstLineChars="0" w:left="0"/>
               <w:jc w:val="left"/>
             </w:pPr>
             <w:r/>
@@ -8233,7 +8233,7 @@
           <w:p>
             <w:pPr>
               <w:spacing w:before="0" w:after="0" w:line="300" w:lineRule="exact"/>
-              <w:ind w:firstLine="0" w:left="0"/>
+              <w:ind w:firstLine="0" w:firstLineChars="0" w:left="0"/>
               <w:jc w:val="left"/>
             </w:pPr>
             <w:r/>
@@ -8254,7 +8254,7 @@
           <w:p>
             <w:pPr>
               <w:spacing w:before="0" w:after="0" w:line="300" w:lineRule="exact"/>
-              <w:ind w:firstLine="0" w:left="0"/>
+              <w:ind w:firstLine="0" w:firstLineChars="0" w:left="0"/>
               <w:jc w:val="left"/>
             </w:pPr>
             <w:r/>
@@ -8275,7 +8275,7 @@
           <w:p>
             <w:pPr>
               <w:spacing w:before="0" w:after="0" w:line="300" w:lineRule="exact"/>
-              <w:ind w:firstLine="0" w:left="0"/>
+              <w:ind w:firstLine="0" w:firstLineChars="0" w:left="0"/>
               <w:jc w:val="left"/>
             </w:pPr>
             <w:r/>
@@ -8296,7 +8296,7 @@
           <w:p>
             <w:pPr>
               <w:spacing w:before="0" w:after="0" w:line="300" w:lineRule="exact"/>
-              <w:ind w:firstLine="0" w:left="0"/>
+              <w:ind w:firstLine="0" w:firstLineChars="0" w:left="0"/>
               <w:jc w:val="left"/>
             </w:pPr>
             <w:r/>
@@ -8317,7 +8317,7 @@
           <w:p>
             <w:pPr>
               <w:spacing w:before="0" w:after="0" w:line="300" w:lineRule="exact"/>
-              <w:ind w:firstLine="0" w:left="0"/>
+              <w:ind w:firstLine="0" w:firstLineChars="0" w:left="0"/>
               <w:jc w:val="left"/>
             </w:pPr>
             <w:r/>
@@ -8338,7 +8338,7 @@
           <w:p>
             <w:pPr>
               <w:spacing w:before="0" w:after="0" w:line="300" w:lineRule="exact"/>
-              <w:ind w:firstLine="0" w:left="0"/>
+              <w:ind w:firstLine="0" w:firstLineChars="0" w:left="0"/>
               <w:jc w:val="left"/>
             </w:pPr>
             <w:r/>
@@ -8356,6 +8356,11 @@
     </w:tbl>
     <w:sectPr>
       <w:footerReference w:type="default" r:id="rId9"/>
+      <w:headerReference w:type="default" r:id="rId10"/>
+      <w:headerReference w:type="first" r:id="rId11"/>
+      <w:headerReference w:type="even" r:id="rId12"/>
+      <w:footerReference w:type="first" r:id="rId13"/>
+      <w:footerReference w:type="even" r:id="rId14"/>
       <w:pgSz w:w="11906" w:h="16838"/>
       <w:pgMar w:top="1814" w:right="1531" w:bottom="1984" w:left="1531" w:header="720" w:footer="720" w:gutter="0"/>
       <w:cols w:space="720"/>
@@ -8391,6 +8396,56 @@
     </w:r>
   </w:p>
 </w:ftr>
+</file>
+
+<file path=word/footer2.xml><?xml version="1.0" encoding="utf-8"?>
+<w:ftr xmlns:m="http://schemas.openxmlformats.org/officeDocument/2006/math" xmlns:mc="http://schemas.openxmlformats.org/markup-compatibility/2006" xmlns:mo="http://schemas.microsoft.com/office/mac/office/2008/main" xmlns:mv="urn:schemas-microsoft-com:mac:vml" xmlns:o="urn:schemas-microsoft-com:office:office" xmlns:r="http://schemas.openxmlformats.org/officeDocument/2006/relationships" xmlns:v="urn:schemas-microsoft-com:vml" xmlns:w10="urn:schemas-microsoft-com:office:word" xmlns:w14="http://schemas.microsoft.com/office/word/2010/wordml" xmlns:w="http://schemas.openxmlformats.org/wordprocessingml/2006/main" xmlns:wne="http://schemas.microsoft.com/office/word/2006/wordml" xmlns:wp14="http://schemas.microsoft.com/office/word/2010/wordprocessingDrawing" xmlns:wp="http://schemas.openxmlformats.org/drawingml/2006/wordprocessingDrawing" xmlns:wpc="http://schemas.microsoft.com/office/word/2010/wordprocessingCanvas" xmlns:wpg="http://schemas.microsoft.com/office/word/2010/wordprocessingGroup" xmlns:wpi="http://schemas.microsoft.com/office/word/2010/wordprocessingInk" xmlns:wps="http://schemas.microsoft.com/office/word/2010/wordprocessingShape" mc:Ignorable="w14 wp14">
+  <w:p>
+    <w:pPr>
+      <w:pStyle w:val="Footer"/>
+    </w:pPr>
+  </w:p>
+</w:ftr>
+</file>
+
+<file path=word/footer3.xml><?xml version="1.0" encoding="utf-8"?>
+<w:ftr xmlns:m="http://schemas.openxmlformats.org/officeDocument/2006/math" xmlns:mc="http://schemas.openxmlformats.org/markup-compatibility/2006" xmlns:mo="http://schemas.microsoft.com/office/mac/office/2008/main" xmlns:mv="urn:schemas-microsoft-com:mac:vml" xmlns:o="urn:schemas-microsoft-com:office:office" xmlns:r="http://schemas.openxmlformats.org/officeDocument/2006/relationships" xmlns:v="urn:schemas-microsoft-com:vml" xmlns:w10="urn:schemas-microsoft-com:office:word" xmlns:w14="http://schemas.microsoft.com/office/word/2010/wordml" xmlns:w="http://schemas.openxmlformats.org/wordprocessingml/2006/main" xmlns:wne="http://schemas.microsoft.com/office/word/2006/wordml" xmlns:wp14="http://schemas.microsoft.com/office/word/2010/wordprocessingDrawing" xmlns:wp="http://schemas.openxmlformats.org/drawingml/2006/wordprocessingDrawing" xmlns:wpc="http://schemas.microsoft.com/office/word/2010/wordprocessingCanvas" xmlns:wpg="http://schemas.microsoft.com/office/word/2010/wordprocessingGroup" xmlns:wpi="http://schemas.microsoft.com/office/word/2010/wordprocessingInk" xmlns:wps="http://schemas.microsoft.com/office/word/2010/wordprocessingShape" mc:Ignorable="w14 wp14">
+  <w:p>
+    <w:pPr>
+      <w:pStyle w:val="Footer"/>
+    </w:pPr>
+  </w:p>
+</w:ftr>
+</file>
+
+<file path=word/header1.xml><?xml version="1.0" encoding="utf-8"?>
+<w:hdr xmlns:m="http://schemas.openxmlformats.org/officeDocument/2006/math" xmlns:mc="http://schemas.openxmlformats.org/markup-compatibility/2006" xmlns:mo="http://schemas.microsoft.com/office/mac/office/2008/main" xmlns:mv="urn:schemas-microsoft-com:mac:vml" xmlns:o="urn:schemas-microsoft-com:office:office" xmlns:r="http://schemas.openxmlformats.org/officeDocument/2006/relationships" xmlns:v="urn:schemas-microsoft-com:vml" xmlns:w10="urn:schemas-microsoft-com:office:word" xmlns:w14="http://schemas.microsoft.com/office/word/2010/wordml" xmlns:w="http://schemas.openxmlformats.org/wordprocessingml/2006/main" xmlns:wne="http://schemas.microsoft.com/office/word/2006/wordml" xmlns:wp14="http://schemas.microsoft.com/office/word/2010/wordprocessingDrawing" xmlns:wp="http://schemas.openxmlformats.org/drawingml/2006/wordprocessingDrawing" xmlns:wpc="http://schemas.microsoft.com/office/word/2010/wordprocessingCanvas" xmlns:wpg="http://schemas.microsoft.com/office/word/2010/wordprocessingGroup" xmlns:wpi="http://schemas.microsoft.com/office/word/2010/wordprocessingInk" xmlns:wps="http://schemas.microsoft.com/office/word/2010/wordprocessingShape" mc:Ignorable="w14 wp14">
+  <w:p>
+    <w:pPr>
+      <w:pStyle w:val="Header"/>
+    </w:pPr>
+  </w:p>
+</w:hdr>
+</file>
+
+<file path=word/header2.xml><?xml version="1.0" encoding="utf-8"?>
+<w:hdr xmlns:m="http://schemas.openxmlformats.org/officeDocument/2006/math" xmlns:mc="http://schemas.openxmlformats.org/markup-compatibility/2006" xmlns:mo="http://schemas.microsoft.com/office/mac/office/2008/main" xmlns:mv="urn:schemas-microsoft-com:mac:vml" xmlns:o="urn:schemas-microsoft-com:office:office" xmlns:r="http://schemas.openxmlformats.org/officeDocument/2006/relationships" xmlns:v="urn:schemas-microsoft-com:vml" xmlns:w10="urn:schemas-microsoft-com:office:word" xmlns:w14="http://schemas.microsoft.com/office/word/2010/wordml" xmlns:w="http://schemas.openxmlformats.org/wordprocessingml/2006/main" xmlns:wne="http://schemas.microsoft.com/office/word/2006/wordml" xmlns:wp14="http://schemas.microsoft.com/office/word/2010/wordprocessingDrawing" xmlns:wp="http://schemas.openxmlformats.org/drawingml/2006/wordprocessingDrawing" xmlns:wpc="http://schemas.microsoft.com/office/word/2010/wordprocessingCanvas" xmlns:wpg="http://schemas.microsoft.com/office/word/2010/wordprocessingGroup" xmlns:wpi="http://schemas.microsoft.com/office/word/2010/wordprocessingInk" xmlns:wps="http://schemas.microsoft.com/office/word/2010/wordprocessingShape" mc:Ignorable="w14 wp14">
+  <w:p>
+    <w:pPr>
+      <w:pStyle w:val="Header"/>
+    </w:pPr>
+  </w:p>
+</w:hdr>
+</file>
+
+<file path=word/header3.xml><?xml version="1.0" encoding="utf-8"?>
+<w:hdr xmlns:m="http://schemas.openxmlformats.org/officeDocument/2006/math" xmlns:mc="http://schemas.openxmlformats.org/markup-compatibility/2006" xmlns:mo="http://schemas.microsoft.com/office/mac/office/2008/main" xmlns:mv="urn:schemas-microsoft-com:mac:vml" xmlns:o="urn:schemas-microsoft-com:office:office" xmlns:r="http://schemas.openxmlformats.org/officeDocument/2006/relationships" xmlns:v="urn:schemas-microsoft-com:vml" xmlns:w10="urn:schemas-microsoft-com:office:word" xmlns:w14="http://schemas.microsoft.com/office/word/2010/wordml" xmlns:w="http://schemas.openxmlformats.org/wordprocessingml/2006/main" xmlns:wne="http://schemas.microsoft.com/office/word/2006/wordml" xmlns:wp14="http://schemas.microsoft.com/office/word/2010/wordprocessingDrawing" xmlns:wp="http://schemas.openxmlformats.org/drawingml/2006/wordprocessingDrawing" xmlns:wpc="http://schemas.microsoft.com/office/word/2010/wordprocessingCanvas" xmlns:wpg="http://schemas.microsoft.com/office/word/2010/wordprocessingGroup" xmlns:wpi="http://schemas.microsoft.com/office/word/2010/wordprocessingInk" xmlns:wps="http://schemas.microsoft.com/office/word/2010/wordprocessingShape" mc:Ignorable="w14 wp14">
+  <w:p>
+    <w:pPr>
+      <w:pStyle w:val="Header"/>
+    </w:pPr>
+  </w:p>
+</w:hdr>
 </file>
 
 <file path=word/numbering.xml><?xml version="1.0" encoding="utf-8"?>

--- a/assets/matic-detailed-due-diligence-template.docx
+++ b/assets/matic-detailed-due-diligence-template.docx
@@ -2868,12 +2868,7 @@
         <w:pStyle w:val="MATICHeading2"/>
       </w:pPr>
       <w:r>
-        <w:t>六、竞品及潜在替代方案</w:t>
-      </w:r>
-    </w:p>
-    <w:p>
-      <w:r>
-        <w:t>[围绕关键问题展开完整分析，区分项目方陈述、专家判断、公开事实、第三方证据、独立推断和待核实事项。]</w:t>
+        <w:t>六、竞品、替代方案及相对优劣势分析</w:t>
       </w:r>
     </w:p>
     <w:p>
@@ -2881,33 +2876,7 @@
         <w:pStyle w:val="MATICHeading3"/>
       </w:pPr>
       <w:r>
-        <w:t>（一）关键问题与证据</w:t>
-      </w:r>
-    </w:p>
-    <w:p>
-      <w:r>
-        <w:t>[填写问题、证据、分歧、适用条件和证据局限。]</w:t>
-      </w:r>
-    </w:p>
-    <w:p>
-      <w:pPr>
-        <w:pStyle w:val="MATICHeading3"/>
-      </w:pPr>
-      <w:r>
-        <w:t>（二）完整结论及状态</w:t>
-      </w:r>
-    </w:p>
-    <w:p>
-      <w:r>
-        <w:t>[完整保留本专项有效结论，并与工作台编号一致。]</w:t>
-      </w:r>
-    </w:p>
-    <w:p>
-      <w:pPr>
-        <w:pStyle w:val="MATICHeading2"/>
-      </w:pPr>
-      <w:r>
-        <w:t>七、市场与商业专项尽调</w:t>
+        <w:t>（一）竞争格局、代表产品与替代路线</w:t>
       </w:r>
     </w:p>
     <w:tbl>
@@ -2935,7 +2904,2076 @@
           <w:p>
             <w:pPr>
               <w:spacing w:before="0" w:after="0" w:line="300" w:lineRule="exact"/>
-              <w:ind w:firstLine="0" w:firstLineChars="0" w:left="0"/>
+              <w:ind w:firstLineChars="0" w:left="0" w:firstLine="0"/>
+              <w:jc w:val="center"/>
+            </w:pPr>
+            <w:r/>
+            <w:r>
+              <w:rPr>
+                <w:rFonts w:ascii="Times New Roman" w:hAnsi="Times New Roman" w:eastAsia="方正仿宋_GBK" w:cs="Times New Roman"/>
+                <w:b/>
+                <w:sz w:val="21"/>
+              </w:rPr>
+              <w:t>对比编号/对象</w:t>
+            </w:r>
+          </w:p>
+        </w:tc>
+        <w:tc>
+          <w:tcPr>
+            <w:tcW w:type="dxa" w:w="1474"/>
+          </w:tcPr>
+          <w:p>
+            <w:pPr>
+              <w:spacing w:before="0" w:after="0" w:line="300" w:lineRule="exact"/>
+              <w:ind w:firstLineChars="0" w:left="0" w:firstLine="0"/>
+              <w:jc w:val="center"/>
+            </w:pPr>
+            <w:r/>
+            <w:r>
+              <w:rPr>
+                <w:rFonts w:ascii="Times New Roman" w:hAnsi="Times New Roman" w:eastAsia="方正仿宋_GBK" w:cs="Times New Roman"/>
+                <w:b/>
+                <w:sz w:val="21"/>
+              </w:rPr>
+              <w:t>类别与阶段</w:t>
+            </w:r>
+          </w:p>
+        </w:tc>
+        <w:tc>
+          <w:tcPr>
+            <w:tcW w:type="dxa" w:w="1474"/>
+          </w:tcPr>
+          <w:p>
+            <w:pPr>
+              <w:spacing w:before="0" w:after="0" w:line="300" w:lineRule="exact"/>
+              <w:ind w:firstLineChars="0" w:left="0" w:firstLine="0"/>
+              <w:jc w:val="center"/>
+            </w:pPr>
+            <w:r/>
+            <w:r>
+              <w:rPr>
+                <w:rFonts w:ascii="Times New Roman" w:hAnsi="Times New Roman" w:eastAsia="方正仿宋_GBK" w:cs="Times New Roman"/>
+                <w:b/>
+                <w:sz w:val="21"/>
+              </w:rPr>
+              <w:t>对比维度</w:t>
+            </w:r>
+          </w:p>
+        </w:tc>
+        <w:tc>
+          <w:tcPr>
+            <w:tcW w:type="dxa" w:w="1474"/>
+          </w:tcPr>
+          <w:p>
+            <w:pPr>
+              <w:spacing w:before="0" w:after="0" w:line="300" w:lineRule="exact"/>
+              <w:ind w:firstLineChars="0" w:left="0" w:firstLine="0"/>
+              <w:jc w:val="center"/>
+            </w:pPr>
+            <w:r/>
+            <w:r>
+              <w:rPr>
+                <w:rFonts w:ascii="Times New Roman" w:hAnsi="Times New Roman" w:eastAsia="方正仿宋_GBK" w:cs="Times New Roman"/>
+                <w:b/>
+                <w:sz w:val="21"/>
+              </w:rPr>
+              <w:t>本项目相对优劣势</w:t>
+            </w:r>
+          </w:p>
+        </w:tc>
+        <w:tc>
+          <w:tcPr>
+            <w:tcW w:type="dxa" w:w="1474"/>
+          </w:tcPr>
+          <w:p>
+            <w:pPr>
+              <w:spacing w:before="0" w:after="0" w:line="300" w:lineRule="exact"/>
+              <w:ind w:firstLineChars="0" w:left="0" w:firstLine="0"/>
+              <w:jc w:val="center"/>
+            </w:pPr>
+            <w:r/>
+            <w:r>
+              <w:rPr>
+                <w:rFonts w:ascii="Times New Roman" w:hAnsi="Times New Roman" w:eastAsia="方正仿宋_GBK" w:cs="Times New Roman"/>
+                <w:b/>
+                <w:sz w:val="21"/>
+              </w:rPr>
+              <w:t>证据/可比性</w:t>
+            </w:r>
+          </w:p>
+        </w:tc>
+        <w:tc>
+          <w:tcPr>
+            <w:tcW w:type="dxa" w:w="1474"/>
+          </w:tcPr>
+          <w:p>
+            <w:pPr>
+              <w:spacing w:before="0" w:after="0" w:line="300" w:lineRule="exact"/>
+              <w:ind w:firstLineChars="0" w:left="0" w:firstLine="0"/>
+              <w:jc w:val="center"/>
+            </w:pPr>
+            <w:r/>
+            <w:r>
+              <w:rPr>
+                <w:rFonts w:ascii="Times New Roman" w:hAnsi="Times New Roman" w:eastAsia="方正仿宋_GBK" w:cs="Times New Roman"/>
+                <w:b/>
+                <w:sz w:val="21"/>
+              </w:rPr>
+              <w:t>竞争影响</w:t>
+            </w:r>
+          </w:p>
+        </w:tc>
+      </w:tr>
+      <w:tr>
+        <w:tc>
+          <w:tcPr>
+            <w:tcW w:type="dxa" w:w="1474"/>
+          </w:tcPr>
+          <w:p>
+            <w:pPr>
+              <w:spacing w:before="0" w:after="0" w:line="300" w:lineRule="exact"/>
+              <w:ind w:firstLine="0" w:firstLineChars="0" w:left="0"/>
+              <w:jc w:val="left"/>
+            </w:pPr>
+            <w:r/>
+            <w:r>
+              <w:rPr>
+                <w:rFonts w:ascii="Times New Roman" w:hAnsi="Times New Roman" w:eastAsia="方正仿宋_GBK" w:cs="Times New Roman"/>
+                <w:b w:val="0"/>
+                <w:sz w:val="21"/>
+              </w:rPr>
+              <w:t>[待填写]</w:t>
+            </w:r>
+          </w:p>
+        </w:tc>
+        <w:tc>
+          <w:tcPr>
+            <w:tcW w:type="dxa" w:w="1474"/>
+          </w:tcPr>
+          <w:p>
+            <w:pPr>
+              <w:spacing w:before="0" w:after="0" w:line="300" w:lineRule="exact"/>
+              <w:ind w:firstLine="0" w:firstLineChars="0" w:left="0"/>
+              <w:jc w:val="left"/>
+            </w:pPr>
+            <w:r/>
+            <w:r>
+              <w:rPr>
+                <w:rFonts w:ascii="Times New Roman" w:hAnsi="Times New Roman" w:eastAsia="方正仿宋_GBK" w:cs="Times New Roman"/>
+                <w:b w:val="0"/>
+                <w:sz w:val="21"/>
+              </w:rPr>
+              <w:t>[待填写]</w:t>
+            </w:r>
+          </w:p>
+        </w:tc>
+        <w:tc>
+          <w:tcPr>
+            <w:tcW w:type="dxa" w:w="1474"/>
+          </w:tcPr>
+          <w:p>
+            <w:pPr>
+              <w:spacing w:before="0" w:after="0" w:line="300" w:lineRule="exact"/>
+              <w:ind w:firstLine="0" w:firstLineChars="0" w:left="0"/>
+              <w:jc w:val="left"/>
+            </w:pPr>
+            <w:r/>
+            <w:r>
+              <w:rPr>
+                <w:rFonts w:ascii="Times New Roman" w:hAnsi="Times New Roman" w:eastAsia="方正仿宋_GBK" w:cs="Times New Roman"/>
+                <w:b w:val="0"/>
+                <w:sz w:val="21"/>
+              </w:rPr>
+              <w:t>[待填写]</w:t>
+            </w:r>
+          </w:p>
+        </w:tc>
+        <w:tc>
+          <w:tcPr>
+            <w:tcW w:type="dxa" w:w="1474"/>
+          </w:tcPr>
+          <w:p>
+            <w:pPr>
+              <w:spacing w:before="0" w:after="0" w:line="300" w:lineRule="exact"/>
+              <w:ind w:firstLine="0" w:firstLineChars="0" w:left="0"/>
+              <w:jc w:val="left"/>
+            </w:pPr>
+            <w:r/>
+            <w:r>
+              <w:rPr>
+                <w:rFonts w:ascii="Times New Roman" w:hAnsi="Times New Roman" w:eastAsia="方正仿宋_GBK" w:cs="Times New Roman"/>
+                <w:b w:val="0"/>
+                <w:sz w:val="21"/>
+              </w:rPr>
+              <w:t>[待填写]</w:t>
+            </w:r>
+          </w:p>
+        </w:tc>
+        <w:tc>
+          <w:tcPr>
+            <w:tcW w:type="dxa" w:w="1474"/>
+          </w:tcPr>
+          <w:p>
+            <w:pPr>
+              <w:spacing w:before="0" w:after="0" w:line="300" w:lineRule="exact"/>
+              <w:ind w:firstLine="0" w:firstLineChars="0" w:left="0"/>
+              <w:jc w:val="left"/>
+            </w:pPr>
+            <w:r/>
+            <w:r>
+              <w:rPr>
+                <w:rFonts w:ascii="Times New Roman" w:hAnsi="Times New Roman" w:eastAsia="方正仿宋_GBK" w:cs="Times New Roman"/>
+                <w:b w:val="0"/>
+                <w:sz w:val="21"/>
+              </w:rPr>
+              <w:t>[待填写]</w:t>
+            </w:r>
+          </w:p>
+        </w:tc>
+        <w:tc>
+          <w:tcPr>
+            <w:tcW w:type="dxa" w:w="1474"/>
+          </w:tcPr>
+          <w:p>
+            <w:pPr>
+              <w:spacing w:before="0" w:after="0" w:line="300" w:lineRule="exact"/>
+              <w:ind w:firstLine="0" w:firstLineChars="0" w:left="0"/>
+              <w:jc w:val="left"/>
+            </w:pPr>
+            <w:r/>
+            <w:r>
+              <w:rPr>
+                <w:rFonts w:ascii="Times New Roman" w:hAnsi="Times New Roman" w:eastAsia="方正仿宋_GBK" w:cs="Times New Roman"/>
+                <w:b w:val="0"/>
+                <w:sz w:val="21"/>
+              </w:rPr>
+              <w:t>[待填写]</w:t>
+            </w:r>
+          </w:p>
+        </w:tc>
+      </w:tr>
+      <w:tr>
+        <w:tc>
+          <w:tcPr>
+            <w:tcW w:type="dxa" w:w="1474"/>
+          </w:tcPr>
+          <w:p>
+            <w:pPr>
+              <w:spacing w:before="0" w:after="0" w:line="300" w:lineRule="exact"/>
+              <w:ind w:firstLine="0" w:firstLineChars="0" w:left="0"/>
+              <w:jc w:val="left"/>
+            </w:pPr>
+            <w:r/>
+            <w:r>
+              <w:rPr>
+                <w:rFonts w:ascii="Times New Roman" w:hAnsi="Times New Roman" w:eastAsia="方正仿宋_GBK" w:cs="Times New Roman"/>
+                <w:b w:val="0"/>
+                <w:sz w:val="21"/>
+              </w:rPr>
+              <w:t>[待填写]</w:t>
+            </w:r>
+          </w:p>
+        </w:tc>
+        <w:tc>
+          <w:tcPr>
+            <w:tcW w:type="dxa" w:w="1474"/>
+          </w:tcPr>
+          <w:p>
+            <w:pPr>
+              <w:spacing w:before="0" w:after="0" w:line="300" w:lineRule="exact"/>
+              <w:ind w:firstLine="0" w:firstLineChars="0" w:left="0"/>
+              <w:jc w:val="left"/>
+            </w:pPr>
+            <w:r/>
+            <w:r>
+              <w:rPr>
+                <w:rFonts w:ascii="Times New Roman" w:hAnsi="Times New Roman" w:eastAsia="方正仿宋_GBK" w:cs="Times New Roman"/>
+                <w:b w:val="0"/>
+                <w:sz w:val="21"/>
+              </w:rPr>
+              <w:t>[待填写]</w:t>
+            </w:r>
+          </w:p>
+        </w:tc>
+        <w:tc>
+          <w:tcPr>
+            <w:tcW w:type="dxa" w:w="1474"/>
+          </w:tcPr>
+          <w:p>
+            <w:pPr>
+              <w:spacing w:before="0" w:after="0" w:line="300" w:lineRule="exact"/>
+              <w:ind w:firstLine="0" w:firstLineChars="0" w:left="0"/>
+              <w:jc w:val="left"/>
+            </w:pPr>
+            <w:r/>
+            <w:r>
+              <w:rPr>
+                <w:rFonts w:ascii="Times New Roman" w:hAnsi="Times New Roman" w:eastAsia="方正仿宋_GBK" w:cs="Times New Roman"/>
+                <w:b w:val="0"/>
+                <w:sz w:val="21"/>
+              </w:rPr>
+              <w:t>[待填写]</w:t>
+            </w:r>
+          </w:p>
+        </w:tc>
+        <w:tc>
+          <w:tcPr>
+            <w:tcW w:type="dxa" w:w="1474"/>
+          </w:tcPr>
+          <w:p>
+            <w:pPr>
+              <w:spacing w:before="0" w:after="0" w:line="300" w:lineRule="exact"/>
+              <w:ind w:firstLine="0" w:firstLineChars="0" w:left="0"/>
+              <w:jc w:val="left"/>
+            </w:pPr>
+            <w:r/>
+            <w:r>
+              <w:rPr>
+                <w:rFonts w:ascii="Times New Roman" w:hAnsi="Times New Roman" w:eastAsia="方正仿宋_GBK" w:cs="Times New Roman"/>
+                <w:b w:val="0"/>
+                <w:sz w:val="21"/>
+              </w:rPr>
+              <w:t>[待填写]</w:t>
+            </w:r>
+          </w:p>
+        </w:tc>
+        <w:tc>
+          <w:tcPr>
+            <w:tcW w:type="dxa" w:w="1474"/>
+          </w:tcPr>
+          <w:p>
+            <w:pPr>
+              <w:spacing w:before="0" w:after="0" w:line="300" w:lineRule="exact"/>
+              <w:ind w:firstLine="0" w:firstLineChars="0" w:left="0"/>
+              <w:jc w:val="left"/>
+            </w:pPr>
+            <w:r/>
+            <w:r>
+              <w:rPr>
+                <w:rFonts w:ascii="Times New Roman" w:hAnsi="Times New Roman" w:eastAsia="方正仿宋_GBK" w:cs="Times New Roman"/>
+                <w:b w:val="0"/>
+                <w:sz w:val="21"/>
+              </w:rPr>
+              <w:t>[待填写]</w:t>
+            </w:r>
+          </w:p>
+        </w:tc>
+        <w:tc>
+          <w:tcPr>
+            <w:tcW w:type="dxa" w:w="1474"/>
+          </w:tcPr>
+          <w:p>
+            <w:pPr>
+              <w:spacing w:before="0" w:after="0" w:line="300" w:lineRule="exact"/>
+              <w:ind w:firstLine="0" w:firstLineChars="0" w:left="0"/>
+              <w:jc w:val="left"/>
+            </w:pPr>
+            <w:r/>
+            <w:r>
+              <w:rPr>
+                <w:rFonts w:ascii="Times New Roman" w:hAnsi="Times New Roman" w:eastAsia="方正仿宋_GBK" w:cs="Times New Roman"/>
+                <w:b w:val="0"/>
+                <w:sz w:val="21"/>
+              </w:rPr>
+              <w:t>[待填写]</w:t>
+            </w:r>
+          </w:p>
+        </w:tc>
+      </w:tr>
+      <w:tr>
+        <w:tc>
+          <w:tcPr>
+            <w:tcW w:type="dxa" w:w="1474"/>
+          </w:tcPr>
+          <w:p>
+            <w:pPr>
+              <w:spacing w:before="0" w:after="0" w:line="300" w:lineRule="exact"/>
+              <w:ind w:firstLine="0" w:firstLineChars="0" w:left="0"/>
+              <w:jc w:val="left"/>
+            </w:pPr>
+            <w:r/>
+            <w:r>
+              <w:rPr>
+                <w:rFonts w:ascii="Times New Roman" w:hAnsi="Times New Roman" w:eastAsia="方正仿宋_GBK" w:cs="Times New Roman"/>
+                <w:b w:val="0"/>
+                <w:sz w:val="21"/>
+              </w:rPr>
+              <w:t>[待填写]</w:t>
+            </w:r>
+          </w:p>
+        </w:tc>
+        <w:tc>
+          <w:tcPr>
+            <w:tcW w:type="dxa" w:w="1474"/>
+          </w:tcPr>
+          <w:p>
+            <w:pPr>
+              <w:spacing w:before="0" w:after="0" w:line="300" w:lineRule="exact"/>
+              <w:ind w:firstLine="0" w:firstLineChars="0" w:left="0"/>
+              <w:jc w:val="left"/>
+            </w:pPr>
+            <w:r/>
+            <w:r>
+              <w:rPr>
+                <w:rFonts w:ascii="Times New Roman" w:hAnsi="Times New Roman" w:eastAsia="方正仿宋_GBK" w:cs="Times New Roman"/>
+                <w:b w:val="0"/>
+                <w:sz w:val="21"/>
+              </w:rPr>
+              <w:t>[待填写]</w:t>
+            </w:r>
+          </w:p>
+        </w:tc>
+        <w:tc>
+          <w:tcPr>
+            <w:tcW w:type="dxa" w:w="1474"/>
+          </w:tcPr>
+          <w:p>
+            <w:pPr>
+              <w:spacing w:before="0" w:after="0" w:line="300" w:lineRule="exact"/>
+              <w:ind w:firstLine="0" w:firstLineChars="0" w:left="0"/>
+              <w:jc w:val="left"/>
+            </w:pPr>
+            <w:r/>
+            <w:r>
+              <w:rPr>
+                <w:rFonts w:ascii="Times New Roman" w:hAnsi="Times New Roman" w:eastAsia="方正仿宋_GBK" w:cs="Times New Roman"/>
+                <w:b w:val="0"/>
+                <w:sz w:val="21"/>
+              </w:rPr>
+              <w:t>[待填写]</w:t>
+            </w:r>
+          </w:p>
+        </w:tc>
+        <w:tc>
+          <w:tcPr>
+            <w:tcW w:type="dxa" w:w="1474"/>
+          </w:tcPr>
+          <w:p>
+            <w:pPr>
+              <w:spacing w:before="0" w:after="0" w:line="300" w:lineRule="exact"/>
+              <w:ind w:firstLine="0" w:firstLineChars="0" w:left="0"/>
+              <w:jc w:val="left"/>
+            </w:pPr>
+            <w:r/>
+            <w:r>
+              <w:rPr>
+                <w:rFonts w:ascii="Times New Roman" w:hAnsi="Times New Roman" w:eastAsia="方正仿宋_GBK" w:cs="Times New Roman"/>
+                <w:b w:val="0"/>
+                <w:sz w:val="21"/>
+              </w:rPr>
+              <w:t>[待填写]</w:t>
+            </w:r>
+          </w:p>
+        </w:tc>
+        <w:tc>
+          <w:tcPr>
+            <w:tcW w:type="dxa" w:w="1474"/>
+          </w:tcPr>
+          <w:p>
+            <w:pPr>
+              <w:spacing w:before="0" w:after="0" w:line="300" w:lineRule="exact"/>
+              <w:ind w:firstLine="0" w:firstLineChars="0" w:left="0"/>
+              <w:jc w:val="left"/>
+            </w:pPr>
+            <w:r/>
+            <w:r>
+              <w:rPr>
+                <w:rFonts w:ascii="Times New Roman" w:hAnsi="Times New Roman" w:eastAsia="方正仿宋_GBK" w:cs="Times New Roman"/>
+                <w:b w:val="0"/>
+                <w:sz w:val="21"/>
+              </w:rPr>
+              <w:t>[待填写]</w:t>
+            </w:r>
+          </w:p>
+        </w:tc>
+        <w:tc>
+          <w:tcPr>
+            <w:tcW w:type="dxa" w:w="1474"/>
+          </w:tcPr>
+          <w:p>
+            <w:pPr>
+              <w:spacing w:before="0" w:after="0" w:line="300" w:lineRule="exact"/>
+              <w:ind w:firstLine="0" w:firstLineChars="0" w:left="0"/>
+              <w:jc w:val="left"/>
+            </w:pPr>
+            <w:r/>
+            <w:r>
+              <w:rPr>
+                <w:rFonts w:ascii="Times New Roman" w:hAnsi="Times New Roman" w:eastAsia="方正仿宋_GBK" w:cs="Times New Roman"/>
+                <w:b w:val="0"/>
+                <w:sz w:val="21"/>
+              </w:rPr>
+              <w:t>[待填写]</w:t>
+            </w:r>
+          </w:p>
+        </w:tc>
+      </w:tr>
+      <w:tr>
+        <w:tc>
+          <w:tcPr>
+            <w:tcW w:type="dxa" w:w="1474"/>
+          </w:tcPr>
+          <w:p>
+            <w:pPr>
+              <w:spacing w:before="0" w:after="0" w:line="300" w:lineRule="exact"/>
+              <w:ind w:firstLine="0" w:firstLineChars="0" w:left="0"/>
+              <w:jc w:val="left"/>
+            </w:pPr>
+            <w:r/>
+            <w:r>
+              <w:rPr>
+                <w:rFonts w:ascii="Times New Roman" w:hAnsi="Times New Roman" w:eastAsia="方正仿宋_GBK" w:cs="Times New Roman"/>
+                <w:b w:val="0"/>
+                <w:sz w:val="21"/>
+              </w:rPr>
+              <w:t>[待填写]</w:t>
+            </w:r>
+          </w:p>
+        </w:tc>
+        <w:tc>
+          <w:tcPr>
+            <w:tcW w:type="dxa" w:w="1474"/>
+          </w:tcPr>
+          <w:p>
+            <w:pPr>
+              <w:spacing w:before="0" w:after="0" w:line="300" w:lineRule="exact"/>
+              <w:ind w:firstLine="0" w:firstLineChars="0" w:left="0"/>
+              <w:jc w:val="left"/>
+            </w:pPr>
+            <w:r/>
+            <w:r>
+              <w:rPr>
+                <w:rFonts w:ascii="Times New Roman" w:hAnsi="Times New Roman" w:eastAsia="方正仿宋_GBK" w:cs="Times New Roman"/>
+                <w:b w:val="0"/>
+                <w:sz w:val="21"/>
+              </w:rPr>
+              <w:t>[待填写]</w:t>
+            </w:r>
+          </w:p>
+        </w:tc>
+        <w:tc>
+          <w:tcPr>
+            <w:tcW w:type="dxa" w:w="1474"/>
+          </w:tcPr>
+          <w:p>
+            <w:pPr>
+              <w:spacing w:before="0" w:after="0" w:line="300" w:lineRule="exact"/>
+              <w:ind w:firstLine="0" w:firstLineChars="0" w:left="0"/>
+              <w:jc w:val="left"/>
+            </w:pPr>
+            <w:r/>
+            <w:r>
+              <w:rPr>
+                <w:rFonts w:ascii="Times New Roman" w:hAnsi="Times New Roman" w:eastAsia="方正仿宋_GBK" w:cs="Times New Roman"/>
+                <w:b w:val="0"/>
+                <w:sz w:val="21"/>
+              </w:rPr>
+              <w:t>[待填写]</w:t>
+            </w:r>
+          </w:p>
+        </w:tc>
+        <w:tc>
+          <w:tcPr>
+            <w:tcW w:type="dxa" w:w="1474"/>
+          </w:tcPr>
+          <w:p>
+            <w:pPr>
+              <w:spacing w:before="0" w:after="0" w:line="300" w:lineRule="exact"/>
+              <w:ind w:firstLine="0" w:firstLineChars="0" w:left="0"/>
+              <w:jc w:val="left"/>
+            </w:pPr>
+            <w:r/>
+            <w:r>
+              <w:rPr>
+                <w:rFonts w:ascii="Times New Roman" w:hAnsi="Times New Roman" w:eastAsia="方正仿宋_GBK" w:cs="Times New Roman"/>
+                <w:b w:val="0"/>
+                <w:sz w:val="21"/>
+              </w:rPr>
+              <w:t>[待填写]</w:t>
+            </w:r>
+          </w:p>
+        </w:tc>
+        <w:tc>
+          <w:tcPr>
+            <w:tcW w:type="dxa" w:w="1474"/>
+          </w:tcPr>
+          <w:p>
+            <w:pPr>
+              <w:spacing w:before="0" w:after="0" w:line="300" w:lineRule="exact"/>
+              <w:ind w:firstLine="0" w:firstLineChars="0" w:left="0"/>
+              <w:jc w:val="left"/>
+            </w:pPr>
+            <w:r/>
+            <w:r>
+              <w:rPr>
+                <w:rFonts w:ascii="Times New Roman" w:hAnsi="Times New Roman" w:eastAsia="方正仿宋_GBK" w:cs="Times New Roman"/>
+                <w:b w:val="0"/>
+                <w:sz w:val="21"/>
+              </w:rPr>
+              <w:t>[待填写]</w:t>
+            </w:r>
+          </w:p>
+        </w:tc>
+        <w:tc>
+          <w:tcPr>
+            <w:tcW w:type="dxa" w:w="1474"/>
+          </w:tcPr>
+          <w:p>
+            <w:pPr>
+              <w:spacing w:before="0" w:after="0" w:line="300" w:lineRule="exact"/>
+              <w:ind w:firstLine="0" w:firstLineChars="0" w:left="0"/>
+              <w:jc w:val="left"/>
+            </w:pPr>
+            <w:r/>
+            <w:r>
+              <w:rPr>
+                <w:rFonts w:ascii="Times New Roman" w:hAnsi="Times New Roman" w:eastAsia="方正仿宋_GBK" w:cs="Times New Roman"/>
+                <w:b w:val="0"/>
+                <w:sz w:val="21"/>
+              </w:rPr>
+              <w:t>[待填写]</w:t>
+            </w:r>
+          </w:p>
+        </w:tc>
+      </w:tr>
+      <w:tr>
+        <w:tc>
+          <w:tcPr>
+            <w:tcW w:type="dxa" w:w="1474"/>
+          </w:tcPr>
+          <w:p>
+            <w:pPr>
+              <w:spacing w:before="0" w:after="0" w:line="300" w:lineRule="exact"/>
+              <w:ind w:firstLine="0" w:firstLineChars="0" w:left="0"/>
+              <w:jc w:val="left"/>
+            </w:pPr>
+            <w:r/>
+            <w:r>
+              <w:rPr>
+                <w:rFonts w:ascii="Times New Roman" w:hAnsi="Times New Roman" w:eastAsia="方正仿宋_GBK" w:cs="Times New Roman"/>
+                <w:b w:val="0"/>
+                <w:sz w:val="21"/>
+              </w:rPr>
+              <w:t>[待填写]</w:t>
+            </w:r>
+          </w:p>
+        </w:tc>
+        <w:tc>
+          <w:tcPr>
+            <w:tcW w:type="dxa" w:w="1474"/>
+          </w:tcPr>
+          <w:p>
+            <w:pPr>
+              <w:spacing w:before="0" w:after="0" w:line="300" w:lineRule="exact"/>
+              <w:ind w:firstLine="0" w:firstLineChars="0" w:left="0"/>
+              <w:jc w:val="left"/>
+            </w:pPr>
+            <w:r/>
+            <w:r>
+              <w:rPr>
+                <w:rFonts w:ascii="Times New Roman" w:hAnsi="Times New Roman" w:eastAsia="方正仿宋_GBK" w:cs="Times New Roman"/>
+                <w:b w:val="0"/>
+                <w:sz w:val="21"/>
+              </w:rPr>
+              <w:t>[待填写]</w:t>
+            </w:r>
+          </w:p>
+        </w:tc>
+        <w:tc>
+          <w:tcPr>
+            <w:tcW w:type="dxa" w:w="1474"/>
+          </w:tcPr>
+          <w:p>
+            <w:pPr>
+              <w:spacing w:before="0" w:after="0" w:line="300" w:lineRule="exact"/>
+              <w:ind w:firstLine="0" w:firstLineChars="0" w:left="0"/>
+              <w:jc w:val="left"/>
+            </w:pPr>
+            <w:r/>
+            <w:r>
+              <w:rPr>
+                <w:rFonts w:ascii="Times New Roman" w:hAnsi="Times New Roman" w:eastAsia="方正仿宋_GBK" w:cs="Times New Roman"/>
+                <w:b w:val="0"/>
+                <w:sz w:val="21"/>
+              </w:rPr>
+              <w:t>[待填写]</w:t>
+            </w:r>
+          </w:p>
+        </w:tc>
+        <w:tc>
+          <w:tcPr>
+            <w:tcW w:type="dxa" w:w="1474"/>
+          </w:tcPr>
+          <w:p>
+            <w:pPr>
+              <w:spacing w:before="0" w:after="0" w:line="300" w:lineRule="exact"/>
+              <w:ind w:firstLine="0" w:firstLineChars="0" w:left="0"/>
+              <w:jc w:val="left"/>
+            </w:pPr>
+            <w:r/>
+            <w:r>
+              <w:rPr>
+                <w:rFonts w:ascii="Times New Roman" w:hAnsi="Times New Roman" w:eastAsia="方正仿宋_GBK" w:cs="Times New Roman"/>
+                <w:b w:val="0"/>
+                <w:sz w:val="21"/>
+              </w:rPr>
+              <w:t>[待填写]</w:t>
+            </w:r>
+          </w:p>
+        </w:tc>
+        <w:tc>
+          <w:tcPr>
+            <w:tcW w:type="dxa" w:w="1474"/>
+          </w:tcPr>
+          <w:p>
+            <w:pPr>
+              <w:spacing w:before="0" w:after="0" w:line="300" w:lineRule="exact"/>
+              <w:ind w:firstLine="0" w:firstLineChars="0" w:left="0"/>
+              <w:jc w:val="left"/>
+            </w:pPr>
+            <w:r/>
+            <w:r>
+              <w:rPr>
+                <w:rFonts w:ascii="Times New Roman" w:hAnsi="Times New Roman" w:eastAsia="方正仿宋_GBK" w:cs="Times New Roman"/>
+                <w:b w:val="0"/>
+                <w:sz w:val="21"/>
+              </w:rPr>
+              <w:t>[待填写]</w:t>
+            </w:r>
+          </w:p>
+        </w:tc>
+        <w:tc>
+          <w:tcPr>
+            <w:tcW w:type="dxa" w:w="1474"/>
+          </w:tcPr>
+          <w:p>
+            <w:pPr>
+              <w:spacing w:before="0" w:after="0" w:line="300" w:lineRule="exact"/>
+              <w:ind w:firstLine="0" w:firstLineChars="0" w:left="0"/>
+              <w:jc w:val="left"/>
+            </w:pPr>
+            <w:r/>
+            <w:r>
+              <w:rPr>
+                <w:rFonts w:ascii="Times New Roman" w:hAnsi="Times New Roman" w:eastAsia="方正仿宋_GBK" w:cs="Times New Roman"/>
+                <w:b w:val="0"/>
+                <w:sz w:val="21"/>
+              </w:rPr>
+              <w:t>[待填写]</w:t>
+            </w:r>
+          </w:p>
+        </w:tc>
+      </w:tr>
+      <w:tr>
+        <w:tc>
+          <w:tcPr>
+            <w:tcW w:type="dxa" w:w="1474"/>
+          </w:tcPr>
+          <w:p>
+            <w:pPr>
+              <w:spacing w:before="0" w:after="0" w:line="300" w:lineRule="exact"/>
+              <w:ind w:firstLine="0" w:firstLineChars="0" w:left="0"/>
+              <w:jc w:val="left"/>
+            </w:pPr>
+            <w:r/>
+            <w:r>
+              <w:rPr>
+                <w:rFonts w:ascii="Times New Roman" w:hAnsi="Times New Roman" w:eastAsia="方正仿宋_GBK" w:cs="Times New Roman"/>
+                <w:b w:val="0"/>
+                <w:sz w:val="21"/>
+              </w:rPr>
+              <w:t>[待填写]</w:t>
+            </w:r>
+          </w:p>
+        </w:tc>
+        <w:tc>
+          <w:tcPr>
+            <w:tcW w:type="dxa" w:w="1474"/>
+          </w:tcPr>
+          <w:p>
+            <w:pPr>
+              <w:spacing w:before="0" w:after="0" w:line="300" w:lineRule="exact"/>
+              <w:ind w:firstLine="0" w:firstLineChars="0" w:left="0"/>
+              <w:jc w:val="left"/>
+            </w:pPr>
+            <w:r/>
+            <w:r>
+              <w:rPr>
+                <w:rFonts w:ascii="Times New Roman" w:hAnsi="Times New Roman" w:eastAsia="方正仿宋_GBK" w:cs="Times New Roman"/>
+                <w:b w:val="0"/>
+                <w:sz w:val="21"/>
+              </w:rPr>
+              <w:t>[待填写]</w:t>
+            </w:r>
+          </w:p>
+        </w:tc>
+        <w:tc>
+          <w:tcPr>
+            <w:tcW w:type="dxa" w:w="1474"/>
+          </w:tcPr>
+          <w:p>
+            <w:pPr>
+              <w:spacing w:before="0" w:after="0" w:line="300" w:lineRule="exact"/>
+              <w:ind w:firstLine="0" w:firstLineChars="0" w:left="0"/>
+              <w:jc w:val="left"/>
+            </w:pPr>
+            <w:r/>
+            <w:r>
+              <w:rPr>
+                <w:rFonts w:ascii="Times New Roman" w:hAnsi="Times New Roman" w:eastAsia="方正仿宋_GBK" w:cs="Times New Roman"/>
+                <w:b w:val="0"/>
+                <w:sz w:val="21"/>
+              </w:rPr>
+              <w:t>[待填写]</w:t>
+            </w:r>
+          </w:p>
+        </w:tc>
+        <w:tc>
+          <w:tcPr>
+            <w:tcW w:type="dxa" w:w="1474"/>
+          </w:tcPr>
+          <w:p>
+            <w:pPr>
+              <w:spacing w:before="0" w:after="0" w:line="300" w:lineRule="exact"/>
+              <w:ind w:firstLine="0" w:firstLineChars="0" w:left="0"/>
+              <w:jc w:val="left"/>
+            </w:pPr>
+            <w:r/>
+            <w:r>
+              <w:rPr>
+                <w:rFonts w:ascii="Times New Roman" w:hAnsi="Times New Roman" w:eastAsia="方正仿宋_GBK" w:cs="Times New Roman"/>
+                <w:b w:val="0"/>
+                <w:sz w:val="21"/>
+              </w:rPr>
+              <w:t>[待填写]</w:t>
+            </w:r>
+          </w:p>
+        </w:tc>
+        <w:tc>
+          <w:tcPr>
+            <w:tcW w:type="dxa" w:w="1474"/>
+          </w:tcPr>
+          <w:p>
+            <w:pPr>
+              <w:spacing w:before="0" w:after="0" w:line="300" w:lineRule="exact"/>
+              <w:ind w:firstLine="0" w:firstLineChars="0" w:left="0"/>
+              <w:jc w:val="left"/>
+            </w:pPr>
+            <w:r/>
+            <w:r>
+              <w:rPr>
+                <w:rFonts w:ascii="Times New Roman" w:hAnsi="Times New Roman" w:eastAsia="方正仿宋_GBK" w:cs="Times New Roman"/>
+                <w:b w:val="0"/>
+                <w:sz w:val="21"/>
+              </w:rPr>
+              <w:t>[待填写]</w:t>
+            </w:r>
+          </w:p>
+        </w:tc>
+        <w:tc>
+          <w:tcPr>
+            <w:tcW w:type="dxa" w:w="1474"/>
+          </w:tcPr>
+          <w:p>
+            <w:pPr>
+              <w:spacing w:before="0" w:after="0" w:line="300" w:lineRule="exact"/>
+              <w:ind w:firstLine="0" w:firstLineChars="0" w:left="0"/>
+              <w:jc w:val="left"/>
+            </w:pPr>
+            <w:r/>
+            <w:r>
+              <w:rPr>
+                <w:rFonts w:ascii="Times New Roman" w:hAnsi="Times New Roman" w:eastAsia="方正仿宋_GBK" w:cs="Times New Roman"/>
+                <w:b w:val="0"/>
+                <w:sz w:val="21"/>
+              </w:rPr>
+              <w:t>[待填写]</w:t>
+            </w:r>
+          </w:p>
+        </w:tc>
+      </w:tr>
+    </w:tbl>
+    <w:p>
+      <w:pPr>
+        <w:pStyle w:val="MATICHeading3"/>
+      </w:pPr>
+      <w:r>
+        <w:t>（二）专家证据、持续性与验证计划</w:t>
+      </w:r>
+    </w:p>
+    <w:tbl>
+      <w:tblPr>
+        <w:tblStyle w:val="TableGrid"/>
+        <w:tblW w:type="auto" w:w="0"/>
+        <w:tblLook w:firstColumn="1" w:firstRow="1" w:lastColumn="0" w:lastRow="0" w:noHBand="0" w:noVBand="1" w:val="04A0"/>
+      </w:tblPr>
+      <w:tblGrid>
+        <w:gridCol w:w="2211"/>
+        <w:gridCol w:w="2211"/>
+        <w:gridCol w:w="2211"/>
+        <w:gridCol w:w="2211"/>
+      </w:tblGrid>
+      <w:tr>
+        <w:trPr>
+          <w:tblHeader/>
+        </w:trPr>
+        <w:tc>
+          <w:tcPr>
+            <w:tcW w:type="dxa" w:w="2211"/>
+          </w:tcPr>
+          <w:p>
+            <w:pPr>
+              <w:spacing w:before="0" w:after="0" w:line="300" w:lineRule="exact"/>
+              <w:ind w:firstLine="0" w:firstLineChars="0" w:left="0"/>
+              <w:jc w:val="center"/>
+            </w:pPr>
+            <w:r/>
+            <w:r>
+              <w:rPr>
+                <w:rFonts w:ascii="Times New Roman" w:hAnsi="Times New Roman" w:eastAsia="方正仿宋_GBK" w:cs="Times New Roman"/>
+                <w:b/>
+                <w:sz w:val="21"/>
+              </w:rPr>
+              <w:t>当前判断</w:t>
+            </w:r>
+          </w:p>
+        </w:tc>
+        <w:tc>
+          <w:tcPr>
+            <w:tcW w:type="dxa" w:w="2211"/>
+          </w:tcPr>
+          <w:p>
+            <w:pPr>
+              <w:spacing w:before="0" w:after="0" w:line="300" w:lineRule="exact"/>
+              <w:ind w:firstLineChars="0" w:left="0" w:firstLine="0"/>
+              <w:jc w:val="center"/>
+            </w:pPr>
+            <w:r/>
+            <w:r>
+              <w:rPr>
+                <w:rFonts w:ascii="Times New Roman" w:hAnsi="Times New Roman" w:eastAsia="方正仿宋_GBK" w:cs="Times New Roman"/>
+                <w:b/>
+                <w:sz w:val="21"/>
+              </w:rPr>
+              <w:t>专家支持/反对及限制</w:t>
+            </w:r>
+          </w:p>
+        </w:tc>
+        <w:tc>
+          <w:tcPr>
+            <w:tcW w:type="dxa" w:w="2211"/>
+          </w:tcPr>
+          <w:p>
+            <w:pPr>
+              <w:spacing w:before="0" w:after="0" w:line="300" w:lineRule="exact"/>
+              <w:ind w:firstLineChars="0" w:left="0" w:firstLine="0"/>
+              <w:jc w:val="center"/>
+            </w:pPr>
+            <w:r/>
+            <w:r>
+              <w:rPr>
+                <w:rFonts w:ascii="Times New Roman" w:hAnsi="Times New Roman" w:eastAsia="方正仿宋_GBK" w:cs="Times New Roman"/>
+                <w:b/>
+                <w:sz w:val="21"/>
+              </w:rPr>
+              <w:t>持续性或可弥补性</w:t>
+            </w:r>
+          </w:p>
+        </w:tc>
+        <w:tc>
+          <w:tcPr>
+            <w:tcW w:type="dxa" w:w="2211"/>
+          </w:tcPr>
+          <w:p>
+            <w:pPr>
+              <w:spacing w:before="0" w:after="0" w:line="300" w:lineRule="exact"/>
+              <w:ind w:firstLineChars="0" w:left="0" w:firstLine="0"/>
+              <w:jc w:val="center"/>
+            </w:pPr>
+            <w:r/>
+            <w:r>
+              <w:rPr>
+                <w:rFonts w:ascii="Times New Roman" w:hAnsi="Times New Roman" w:eastAsia="方正仿宋_GBK" w:cs="Times New Roman"/>
+                <w:b/>
+                <w:sz w:val="21"/>
+              </w:rPr>
+              <w:t>验证动作与判定标准</w:t>
+            </w:r>
+          </w:p>
+        </w:tc>
+      </w:tr>
+      <w:tr>
+        <w:tc>
+          <w:tcPr>
+            <w:tcW w:type="dxa" w:w="2211"/>
+          </w:tcPr>
+          <w:p>
+            <w:pPr>
+              <w:spacing w:before="0" w:after="0" w:line="300" w:lineRule="exact"/>
+              <w:ind w:firstLine="0" w:firstLineChars="0" w:left="0"/>
+              <w:jc w:val="left"/>
+            </w:pPr>
+            <w:r/>
+            <w:r>
+              <w:rPr>
+                <w:rFonts w:ascii="Times New Roman" w:hAnsi="Times New Roman" w:eastAsia="方正仿宋_GBK" w:cs="Times New Roman"/>
+                <w:b w:val="0"/>
+                <w:sz w:val="21"/>
+              </w:rPr>
+              <w:t>[待填写]</w:t>
+            </w:r>
+          </w:p>
+        </w:tc>
+        <w:tc>
+          <w:tcPr>
+            <w:tcW w:type="dxa" w:w="2211"/>
+          </w:tcPr>
+          <w:p>
+            <w:pPr>
+              <w:spacing w:before="0" w:after="0" w:line="300" w:lineRule="exact"/>
+              <w:ind w:firstLine="0" w:firstLineChars="0" w:left="0"/>
+              <w:jc w:val="left"/>
+            </w:pPr>
+            <w:r/>
+            <w:r>
+              <w:rPr>
+                <w:rFonts w:ascii="Times New Roman" w:hAnsi="Times New Roman" w:eastAsia="方正仿宋_GBK" w:cs="Times New Roman"/>
+                <w:b w:val="0"/>
+                <w:sz w:val="21"/>
+              </w:rPr>
+              <w:t>[待填写]</w:t>
+            </w:r>
+          </w:p>
+        </w:tc>
+        <w:tc>
+          <w:tcPr>
+            <w:tcW w:type="dxa" w:w="2211"/>
+          </w:tcPr>
+          <w:p>
+            <w:pPr>
+              <w:spacing w:before="0" w:after="0" w:line="300" w:lineRule="exact"/>
+              <w:ind w:firstLine="0" w:firstLineChars="0" w:left="0"/>
+              <w:jc w:val="left"/>
+            </w:pPr>
+            <w:r/>
+            <w:r>
+              <w:rPr>
+                <w:rFonts w:ascii="Times New Roman" w:hAnsi="Times New Roman" w:eastAsia="方正仿宋_GBK" w:cs="Times New Roman"/>
+                <w:b w:val="0"/>
+                <w:sz w:val="21"/>
+              </w:rPr>
+              <w:t>[待填写]</w:t>
+            </w:r>
+          </w:p>
+        </w:tc>
+        <w:tc>
+          <w:tcPr>
+            <w:tcW w:type="dxa" w:w="2211"/>
+          </w:tcPr>
+          <w:p>
+            <w:pPr>
+              <w:spacing w:before="0" w:after="0" w:line="300" w:lineRule="exact"/>
+              <w:ind w:firstLine="0" w:firstLineChars="0" w:left="0"/>
+              <w:jc w:val="left"/>
+            </w:pPr>
+            <w:r/>
+            <w:r>
+              <w:rPr>
+                <w:rFonts w:ascii="Times New Roman" w:hAnsi="Times New Roman" w:eastAsia="方正仿宋_GBK" w:cs="Times New Roman"/>
+                <w:b w:val="0"/>
+                <w:sz w:val="21"/>
+              </w:rPr>
+              <w:t>[待填写]</w:t>
+            </w:r>
+          </w:p>
+        </w:tc>
+      </w:tr>
+      <w:tr>
+        <w:tc>
+          <w:tcPr>
+            <w:tcW w:type="dxa" w:w="2211"/>
+          </w:tcPr>
+          <w:p>
+            <w:pPr>
+              <w:spacing w:before="0" w:after="0" w:line="300" w:lineRule="exact"/>
+              <w:ind w:firstLine="0" w:firstLineChars="0" w:left="0"/>
+              <w:jc w:val="left"/>
+            </w:pPr>
+            <w:r/>
+            <w:r>
+              <w:rPr>
+                <w:rFonts w:ascii="Times New Roman" w:hAnsi="Times New Roman" w:eastAsia="方正仿宋_GBK" w:cs="Times New Roman"/>
+                <w:b w:val="0"/>
+                <w:sz w:val="21"/>
+              </w:rPr>
+              <w:t>[待填写]</w:t>
+            </w:r>
+          </w:p>
+        </w:tc>
+        <w:tc>
+          <w:tcPr>
+            <w:tcW w:type="dxa" w:w="2211"/>
+          </w:tcPr>
+          <w:p>
+            <w:pPr>
+              <w:spacing w:before="0" w:after="0" w:line="300" w:lineRule="exact"/>
+              <w:ind w:firstLine="0" w:firstLineChars="0" w:left="0"/>
+              <w:jc w:val="left"/>
+            </w:pPr>
+            <w:r/>
+            <w:r>
+              <w:rPr>
+                <w:rFonts w:ascii="Times New Roman" w:hAnsi="Times New Roman" w:eastAsia="方正仿宋_GBK" w:cs="Times New Roman"/>
+                <w:b w:val="0"/>
+                <w:sz w:val="21"/>
+              </w:rPr>
+              <w:t>[待填写]</w:t>
+            </w:r>
+          </w:p>
+        </w:tc>
+        <w:tc>
+          <w:tcPr>
+            <w:tcW w:type="dxa" w:w="2211"/>
+          </w:tcPr>
+          <w:p>
+            <w:pPr>
+              <w:spacing w:before="0" w:after="0" w:line="300" w:lineRule="exact"/>
+              <w:ind w:firstLine="0" w:firstLineChars="0" w:left="0"/>
+              <w:jc w:val="left"/>
+            </w:pPr>
+            <w:r/>
+            <w:r>
+              <w:rPr>
+                <w:rFonts w:ascii="Times New Roman" w:hAnsi="Times New Roman" w:eastAsia="方正仿宋_GBK" w:cs="Times New Roman"/>
+                <w:b w:val="0"/>
+                <w:sz w:val="21"/>
+              </w:rPr>
+              <w:t>[待填写]</w:t>
+            </w:r>
+          </w:p>
+        </w:tc>
+        <w:tc>
+          <w:tcPr>
+            <w:tcW w:type="dxa" w:w="2211"/>
+          </w:tcPr>
+          <w:p>
+            <w:pPr>
+              <w:spacing w:before="0" w:after="0" w:line="300" w:lineRule="exact"/>
+              <w:ind w:firstLineChars="0" w:left="0" w:firstLine="0"/>
+              <w:jc w:val="left"/>
+            </w:pPr>
+            <w:r/>
+            <w:r>
+              <w:rPr>
+                <w:rFonts w:ascii="Times New Roman" w:hAnsi="Times New Roman" w:eastAsia="方正仿宋_GBK" w:cs="Times New Roman"/>
+                <w:b w:val="0"/>
+                <w:sz w:val="21"/>
+              </w:rPr>
+              <w:t>[待填写]</w:t>
+            </w:r>
+          </w:p>
+        </w:tc>
+      </w:tr>
+      <w:tr>
+        <w:tc>
+          <w:tcPr>
+            <w:tcW w:type="dxa" w:w="2211"/>
+          </w:tcPr>
+          <w:p>
+            <w:pPr>
+              <w:spacing w:before="0" w:after="0" w:line="300" w:lineRule="exact"/>
+              <w:ind w:firstLine="0" w:firstLineChars="0" w:left="0"/>
+              <w:jc w:val="left"/>
+            </w:pPr>
+            <w:r/>
+            <w:r>
+              <w:rPr>
+                <w:rFonts w:ascii="Times New Roman" w:hAnsi="Times New Roman" w:eastAsia="方正仿宋_GBK" w:cs="Times New Roman"/>
+                <w:b w:val="0"/>
+                <w:sz w:val="21"/>
+              </w:rPr>
+              <w:t>[待填写]</w:t>
+            </w:r>
+          </w:p>
+        </w:tc>
+        <w:tc>
+          <w:tcPr>
+            <w:tcW w:type="dxa" w:w="2211"/>
+          </w:tcPr>
+          <w:p>
+            <w:pPr>
+              <w:spacing w:before="0" w:after="0" w:line="300" w:lineRule="exact"/>
+              <w:ind w:firstLine="0" w:firstLineChars="0" w:left="0"/>
+              <w:jc w:val="left"/>
+            </w:pPr>
+            <w:r/>
+            <w:r>
+              <w:rPr>
+                <w:rFonts w:ascii="Times New Roman" w:hAnsi="Times New Roman" w:eastAsia="方正仿宋_GBK" w:cs="Times New Roman"/>
+                <w:b w:val="0"/>
+                <w:sz w:val="21"/>
+              </w:rPr>
+              <w:t>[待填写]</w:t>
+            </w:r>
+          </w:p>
+        </w:tc>
+        <w:tc>
+          <w:tcPr>
+            <w:tcW w:type="dxa" w:w="2211"/>
+          </w:tcPr>
+          <w:p>
+            <w:pPr>
+              <w:spacing w:before="0" w:after="0" w:line="300" w:lineRule="exact"/>
+              <w:ind w:firstLine="0" w:firstLineChars="0" w:left="0"/>
+              <w:jc w:val="left"/>
+            </w:pPr>
+            <w:r/>
+            <w:r>
+              <w:rPr>
+                <w:rFonts w:ascii="Times New Roman" w:hAnsi="Times New Roman" w:eastAsia="方正仿宋_GBK" w:cs="Times New Roman"/>
+                <w:b w:val="0"/>
+                <w:sz w:val="21"/>
+              </w:rPr>
+              <w:t>[待填写]</w:t>
+            </w:r>
+          </w:p>
+        </w:tc>
+        <w:tc>
+          <w:tcPr>
+            <w:tcW w:type="dxa" w:w="2211"/>
+          </w:tcPr>
+          <w:p>
+            <w:pPr>
+              <w:spacing w:before="0" w:after="0" w:line="300" w:lineRule="exact"/>
+              <w:ind w:firstLine="0" w:firstLineChars="0" w:left="0"/>
+              <w:jc w:val="left"/>
+            </w:pPr>
+            <w:r/>
+            <w:r>
+              <w:rPr>
+                <w:rFonts w:ascii="Times New Roman" w:hAnsi="Times New Roman" w:eastAsia="方正仿宋_GBK" w:cs="Times New Roman"/>
+                <w:b w:val="0"/>
+                <w:sz w:val="21"/>
+              </w:rPr>
+              <w:t>[待填写]</w:t>
+            </w:r>
+          </w:p>
+        </w:tc>
+      </w:tr>
+      <w:tr>
+        <w:tc>
+          <w:tcPr>
+            <w:tcW w:type="dxa" w:w="2211"/>
+          </w:tcPr>
+          <w:p>
+            <w:pPr>
+              <w:spacing w:before="0" w:after="0" w:line="300" w:lineRule="exact"/>
+              <w:ind w:firstLine="0" w:firstLineChars="0" w:left="0"/>
+              <w:jc w:val="left"/>
+            </w:pPr>
+            <w:r/>
+            <w:r>
+              <w:rPr>
+                <w:rFonts w:ascii="Times New Roman" w:hAnsi="Times New Roman" w:eastAsia="方正仿宋_GBK" w:cs="Times New Roman"/>
+                <w:b w:val="0"/>
+                <w:sz w:val="21"/>
+              </w:rPr>
+              <w:t>[待填写]</w:t>
+            </w:r>
+          </w:p>
+        </w:tc>
+        <w:tc>
+          <w:tcPr>
+            <w:tcW w:type="dxa" w:w="2211"/>
+          </w:tcPr>
+          <w:p>
+            <w:pPr>
+              <w:spacing w:before="0" w:after="0" w:line="300" w:lineRule="exact"/>
+              <w:ind w:firstLine="0" w:firstLineChars="0" w:left="0"/>
+              <w:jc w:val="left"/>
+            </w:pPr>
+            <w:r/>
+            <w:r>
+              <w:rPr>
+                <w:rFonts w:ascii="Times New Roman" w:hAnsi="Times New Roman" w:eastAsia="方正仿宋_GBK" w:cs="Times New Roman"/>
+                <w:b w:val="0"/>
+                <w:sz w:val="21"/>
+              </w:rPr>
+              <w:t>[待填写]</w:t>
+            </w:r>
+          </w:p>
+        </w:tc>
+        <w:tc>
+          <w:tcPr>
+            <w:tcW w:type="dxa" w:w="2211"/>
+          </w:tcPr>
+          <w:p>
+            <w:pPr>
+              <w:spacing w:before="0" w:after="0" w:line="300" w:lineRule="exact"/>
+              <w:ind w:firstLine="0" w:firstLineChars="0" w:left="0"/>
+              <w:jc w:val="left"/>
+            </w:pPr>
+            <w:r/>
+            <w:r>
+              <w:rPr>
+                <w:rFonts w:ascii="Times New Roman" w:hAnsi="Times New Roman" w:eastAsia="方正仿宋_GBK" w:cs="Times New Roman"/>
+                <w:b w:val="0"/>
+                <w:sz w:val="21"/>
+              </w:rPr>
+              <w:t>[待填写]</w:t>
+            </w:r>
+          </w:p>
+        </w:tc>
+        <w:tc>
+          <w:tcPr>
+            <w:tcW w:type="dxa" w:w="2211"/>
+          </w:tcPr>
+          <w:p>
+            <w:pPr>
+              <w:spacing w:before="0" w:after="0" w:line="300" w:lineRule="exact"/>
+              <w:ind w:firstLineChars="0" w:left="0" w:firstLine="0"/>
+              <w:jc w:val="left"/>
+            </w:pPr>
+            <w:r/>
+            <w:r>
+              <w:rPr>
+                <w:rFonts w:ascii="Times New Roman" w:hAnsi="Times New Roman" w:eastAsia="方正仿宋_GBK" w:cs="Times New Roman"/>
+                <w:b w:val="0"/>
+                <w:sz w:val="21"/>
+              </w:rPr>
+              <w:t>[待填写]</w:t>
+            </w:r>
+          </w:p>
+        </w:tc>
+      </w:tr>
+    </w:tbl>
+    <w:p>
+      <w:r>
+        <w:t>[第二部分完整保留全部有效比较；仅有公开证据或AI推断的内容标注待专家验证，不得冒充第一部分专家结论。]</w:t>
+      </w:r>
+    </w:p>
+    <w:p>
+      <w:pPr>
+        <w:pStyle w:val="MATICHeading2"/>
+      </w:pPr>
+      <w:r>
+        <w:t>七、市场与商业专项尽调</w:t>
+      </w:r>
+    </w:p>
+    <w:p>
+      <w:pPr>
+        <w:pStyle w:val="MATICHeading3"/>
+      </w:pPr>
+      <w:r>
+        <w:t>（一）五层市场模型及变化</w:t>
+      </w:r>
+    </w:p>
+    <w:tbl>
+      <w:tblPr>
+        <w:tblStyle w:val="TableGrid"/>
+        <w:tblW w:type="auto" w:w="0"/>
+        <w:tblLook w:firstColumn="1" w:firstRow="1" w:lastColumn="0" w:lastRow="0" w:noHBand="0" w:noVBand="1" w:val="04A0"/>
+      </w:tblPr>
+      <w:tblGrid>
+        <w:gridCol w:w="1769"/>
+        <w:gridCol w:w="1769"/>
+        <w:gridCol w:w="1769"/>
+        <w:gridCol w:w="1769"/>
+        <w:gridCol w:w="1769"/>
+      </w:tblGrid>
+      <w:tr>
+        <w:trPr>
+          <w:tblHeader/>
+        </w:trPr>
+        <w:tc>
+          <w:tcPr>
+            <w:tcW w:type="dxa" w:w="1769"/>
+          </w:tcPr>
+          <w:p>
+            <w:pPr>
+              <w:spacing w:before="0" w:after="0" w:line="300" w:lineRule="exact"/>
+              <w:ind w:firstLineChars="0" w:left="0" w:firstLine="0"/>
+              <w:jc w:val="center"/>
+            </w:pPr>
+            <w:r/>
+            <w:r>
+              <w:rPr>
+                <w:rFonts w:ascii="Times New Roman" w:hAnsi="Times New Roman" w:eastAsia="方正仿宋_GBK" w:cs="Times New Roman"/>
+                <w:b/>
+                <w:sz w:val="21"/>
+              </w:rPr>
+              <w:t>市场层级</w:t>
+            </w:r>
+          </w:p>
+        </w:tc>
+        <w:tc>
+          <w:tcPr>
+            <w:tcW w:type="dxa" w:w="1769"/>
+          </w:tcPr>
+          <w:p>
+            <w:pPr>
+              <w:spacing w:before="0" w:after="0" w:line="300" w:lineRule="exact"/>
+              <w:ind w:firstLineChars="0" w:left="0" w:firstLine="0"/>
+              <w:jc w:val="center"/>
+            </w:pPr>
+            <w:r/>
+            <w:r>
+              <w:rPr>
+                <w:rFonts w:ascii="Times New Roman" w:hAnsi="Times New Roman" w:eastAsia="方正仿宋_GBK" w:cs="Times New Roman"/>
+                <w:b/>
+                <w:sz w:val="21"/>
+              </w:rPr>
+              <w:t>边界与公式</w:t>
+            </w:r>
+          </w:p>
+        </w:tc>
+        <w:tc>
+          <w:tcPr>
+            <w:tcW w:type="dxa" w:w="1769"/>
+          </w:tcPr>
+          <w:p>
+            <w:pPr>
+              <w:spacing w:before="0" w:after="0" w:line="300" w:lineRule="exact"/>
+              <w:ind w:firstLineChars="0" w:left="0" w:firstLine="0"/>
+              <w:jc w:val="center"/>
+            </w:pPr>
+            <w:r/>
+            <w:r>
+              <w:rPr>
+                <w:rFonts w:ascii="Times New Roman" w:hAnsi="Times New Roman" w:eastAsia="方正仿宋_GBK" w:cs="Times New Roman"/>
+                <w:b/>
+                <w:sz w:val="21"/>
+              </w:rPr>
+              <w:t>当前区间</w:t>
+            </w:r>
+          </w:p>
+        </w:tc>
+        <w:tc>
+          <w:tcPr>
+            <w:tcW w:type="dxa" w:w="1769"/>
+          </w:tcPr>
+          <w:p>
+            <w:pPr>
+              <w:spacing w:before="0" w:after="0" w:line="300" w:lineRule="exact"/>
+              <w:ind w:firstLineChars="0" w:left="0" w:firstLine="0"/>
+              <w:jc w:val="center"/>
+            </w:pPr>
+            <w:r/>
+            <w:r>
+              <w:rPr>
+                <w:rFonts w:ascii="Times New Roman" w:hAnsi="Times New Roman" w:eastAsia="方正仿宋_GBK" w:cs="Times New Roman"/>
+                <w:b/>
+                <w:sz w:val="21"/>
+              </w:rPr>
+              <w:t>相较标准尽调的变化</w:t>
+            </w:r>
+          </w:p>
+        </w:tc>
+        <w:tc>
+          <w:tcPr>
+            <w:tcW w:type="dxa" w:w="1769"/>
+          </w:tcPr>
+          <w:p>
+            <w:pPr>
+              <w:spacing w:before="0" w:after="0" w:line="300" w:lineRule="exact"/>
+              <w:ind w:firstLineChars="0" w:left="0" w:firstLine="0"/>
+              <w:jc w:val="center"/>
+            </w:pPr>
+            <w:r/>
+            <w:r>
+              <w:rPr>
+                <w:rFonts w:ascii="Times New Roman" w:hAnsi="Times New Roman" w:eastAsia="方正仿宋_GBK" w:cs="Times New Roman"/>
+                <w:b/>
+                <w:sz w:val="21"/>
+              </w:rPr>
+              <w:t>依据/可靠性/敏感变量</w:t>
+            </w:r>
+          </w:p>
+        </w:tc>
+      </w:tr>
+      <w:tr>
+        <w:tc>
+          <w:tcPr>
+            <w:tcW w:type="dxa" w:w="1769"/>
+          </w:tcPr>
+          <w:p>
+            <w:pPr>
+              <w:spacing w:before="0" w:after="0" w:line="300" w:lineRule="exact"/>
+              <w:ind w:firstLine="0" w:firstLineChars="0" w:left="0"/>
+              <w:jc w:val="left"/>
+            </w:pPr>
+            <w:r/>
+            <w:r>
+              <w:rPr>
+                <w:rFonts w:ascii="Times New Roman" w:hAnsi="Times New Roman" w:eastAsia="方正仿宋_GBK" w:cs="Times New Roman"/>
+                <w:b w:val="0"/>
+                <w:sz w:val="21"/>
+              </w:rPr>
+              <w:t>[待填写]</w:t>
+            </w:r>
+          </w:p>
+        </w:tc>
+        <w:tc>
+          <w:tcPr>
+            <w:tcW w:type="dxa" w:w="1769"/>
+          </w:tcPr>
+          <w:p>
+            <w:pPr>
+              <w:spacing w:before="0" w:after="0" w:line="300" w:lineRule="exact"/>
+              <w:ind w:firstLine="0" w:firstLineChars="0" w:left="0"/>
+              <w:jc w:val="left"/>
+            </w:pPr>
+            <w:r/>
+            <w:r>
+              <w:rPr>
+                <w:rFonts w:ascii="Times New Roman" w:hAnsi="Times New Roman" w:eastAsia="方正仿宋_GBK" w:cs="Times New Roman"/>
+                <w:b w:val="0"/>
+                <w:sz w:val="21"/>
+              </w:rPr>
+              <w:t>[待填写]</w:t>
+            </w:r>
+          </w:p>
+        </w:tc>
+        <w:tc>
+          <w:tcPr>
+            <w:tcW w:type="dxa" w:w="1769"/>
+          </w:tcPr>
+          <w:p>
+            <w:pPr>
+              <w:spacing w:before="0" w:after="0" w:line="300" w:lineRule="exact"/>
+              <w:ind w:firstLine="0" w:firstLineChars="0" w:left="0"/>
+              <w:jc w:val="left"/>
+            </w:pPr>
+            <w:r/>
+            <w:r>
+              <w:rPr>
+                <w:rFonts w:ascii="Times New Roman" w:hAnsi="Times New Roman" w:eastAsia="方正仿宋_GBK" w:cs="Times New Roman"/>
+                <w:b w:val="0"/>
+                <w:sz w:val="21"/>
+              </w:rPr>
+              <w:t>[待填写]</w:t>
+            </w:r>
+          </w:p>
+        </w:tc>
+        <w:tc>
+          <w:tcPr>
+            <w:tcW w:type="dxa" w:w="1769"/>
+          </w:tcPr>
+          <w:p>
+            <w:pPr>
+              <w:spacing w:before="0" w:after="0" w:line="300" w:lineRule="exact"/>
+              <w:ind w:firstLine="0" w:firstLineChars="0" w:left="0"/>
+              <w:jc w:val="left"/>
+            </w:pPr>
+            <w:r/>
+            <w:r>
+              <w:rPr>
+                <w:rFonts w:ascii="Times New Roman" w:hAnsi="Times New Roman" w:eastAsia="方正仿宋_GBK" w:cs="Times New Roman"/>
+                <w:b w:val="0"/>
+                <w:sz w:val="21"/>
+              </w:rPr>
+              <w:t>[待填写]</w:t>
+            </w:r>
+          </w:p>
+        </w:tc>
+        <w:tc>
+          <w:tcPr>
+            <w:tcW w:type="dxa" w:w="1769"/>
+          </w:tcPr>
+          <w:p>
+            <w:pPr>
+              <w:spacing w:before="0" w:after="0" w:line="300" w:lineRule="exact"/>
+              <w:ind w:firstLine="0" w:firstLineChars="0" w:left="0"/>
+              <w:jc w:val="left"/>
+            </w:pPr>
+            <w:r/>
+            <w:r>
+              <w:rPr>
+                <w:rFonts w:ascii="Times New Roman" w:hAnsi="Times New Roman" w:eastAsia="方正仿宋_GBK" w:cs="Times New Roman"/>
+                <w:b w:val="0"/>
+                <w:sz w:val="21"/>
+              </w:rPr>
+              <w:t>[待填写]</w:t>
+            </w:r>
+          </w:p>
+        </w:tc>
+      </w:tr>
+      <w:tr>
+        <w:tc>
+          <w:tcPr>
+            <w:tcW w:type="dxa" w:w="1769"/>
+          </w:tcPr>
+          <w:p>
+            <w:pPr>
+              <w:spacing w:before="0" w:after="0" w:line="300" w:lineRule="exact"/>
+              <w:ind w:firstLine="0" w:firstLineChars="0" w:left="0"/>
+              <w:jc w:val="left"/>
+            </w:pPr>
+            <w:r/>
+            <w:r>
+              <w:rPr>
+                <w:rFonts w:ascii="Times New Roman" w:hAnsi="Times New Roman" w:eastAsia="方正仿宋_GBK" w:cs="Times New Roman"/>
+                <w:b w:val="0"/>
+                <w:sz w:val="21"/>
+              </w:rPr>
+              <w:t>[待填写]</w:t>
+            </w:r>
+          </w:p>
+        </w:tc>
+        <w:tc>
+          <w:tcPr>
+            <w:tcW w:type="dxa" w:w="1769"/>
+          </w:tcPr>
+          <w:p>
+            <w:pPr>
+              <w:spacing w:before="0" w:after="0" w:line="300" w:lineRule="exact"/>
+              <w:ind w:firstLine="0" w:firstLineChars="0" w:left="0"/>
+              <w:jc w:val="left"/>
+            </w:pPr>
+            <w:r/>
+            <w:r>
+              <w:rPr>
+                <w:rFonts w:ascii="Times New Roman" w:hAnsi="Times New Roman" w:eastAsia="方正仿宋_GBK" w:cs="Times New Roman"/>
+                <w:b w:val="0"/>
+                <w:sz w:val="21"/>
+              </w:rPr>
+              <w:t>[待填写]</w:t>
+            </w:r>
+          </w:p>
+        </w:tc>
+        <w:tc>
+          <w:tcPr>
+            <w:tcW w:type="dxa" w:w="1769"/>
+          </w:tcPr>
+          <w:p>
+            <w:pPr>
+              <w:spacing w:before="0" w:after="0" w:line="300" w:lineRule="exact"/>
+              <w:ind w:firstLine="0" w:firstLineChars="0" w:left="0"/>
+              <w:jc w:val="left"/>
+            </w:pPr>
+            <w:r/>
+            <w:r>
+              <w:rPr>
+                <w:rFonts w:ascii="Times New Roman" w:hAnsi="Times New Roman" w:eastAsia="方正仿宋_GBK" w:cs="Times New Roman"/>
+                <w:b w:val="0"/>
+                <w:sz w:val="21"/>
+              </w:rPr>
+              <w:t>[待填写]</w:t>
+            </w:r>
+          </w:p>
+        </w:tc>
+        <w:tc>
+          <w:tcPr>
+            <w:tcW w:type="dxa" w:w="1769"/>
+          </w:tcPr>
+          <w:p>
+            <w:pPr>
+              <w:spacing w:before="0" w:after="0" w:line="300" w:lineRule="exact"/>
+              <w:ind w:firstLine="0" w:firstLineChars="0" w:left="0"/>
+              <w:jc w:val="left"/>
+            </w:pPr>
+            <w:r/>
+            <w:r>
+              <w:rPr>
+                <w:rFonts w:ascii="Times New Roman" w:hAnsi="Times New Roman" w:eastAsia="方正仿宋_GBK" w:cs="Times New Roman"/>
+                <w:b w:val="0"/>
+                <w:sz w:val="21"/>
+              </w:rPr>
+              <w:t>[待填写]</w:t>
+            </w:r>
+          </w:p>
+        </w:tc>
+        <w:tc>
+          <w:tcPr>
+            <w:tcW w:type="dxa" w:w="1769"/>
+          </w:tcPr>
+          <w:p>
+            <w:pPr>
+              <w:spacing w:before="0" w:after="0" w:line="300" w:lineRule="exact"/>
+              <w:ind w:firstLineChars="0" w:left="0" w:firstLine="0"/>
+              <w:jc w:val="left"/>
+            </w:pPr>
+            <w:r/>
+            <w:r>
+              <w:rPr>
+                <w:rFonts w:ascii="Times New Roman" w:hAnsi="Times New Roman" w:eastAsia="方正仿宋_GBK" w:cs="Times New Roman"/>
+                <w:b w:val="0"/>
+                <w:sz w:val="21"/>
+              </w:rPr>
+              <w:t>[待填写]</w:t>
+            </w:r>
+          </w:p>
+        </w:tc>
+      </w:tr>
+      <w:tr>
+        <w:tc>
+          <w:tcPr>
+            <w:tcW w:type="dxa" w:w="1769"/>
+          </w:tcPr>
+          <w:p>
+            <w:pPr>
+              <w:spacing w:before="0" w:after="0" w:line="300" w:lineRule="exact"/>
+              <w:ind w:firstLine="0" w:firstLineChars="0" w:left="0"/>
+              <w:jc w:val="left"/>
+            </w:pPr>
+            <w:r/>
+            <w:r>
+              <w:rPr>
+                <w:rFonts w:ascii="Times New Roman" w:hAnsi="Times New Roman" w:eastAsia="方正仿宋_GBK" w:cs="Times New Roman"/>
+                <w:b w:val="0"/>
+                <w:sz w:val="21"/>
+              </w:rPr>
+              <w:t>[待填写]</w:t>
+            </w:r>
+          </w:p>
+        </w:tc>
+        <w:tc>
+          <w:tcPr>
+            <w:tcW w:type="dxa" w:w="1769"/>
+          </w:tcPr>
+          <w:p>
+            <w:pPr>
+              <w:spacing w:before="0" w:after="0" w:line="300" w:lineRule="exact"/>
+              <w:ind w:firstLine="0" w:firstLineChars="0" w:left="0"/>
+              <w:jc w:val="left"/>
+            </w:pPr>
+            <w:r/>
+            <w:r>
+              <w:rPr>
+                <w:rFonts w:ascii="Times New Roman" w:hAnsi="Times New Roman" w:eastAsia="方正仿宋_GBK" w:cs="Times New Roman"/>
+                <w:b w:val="0"/>
+                <w:sz w:val="21"/>
+              </w:rPr>
+              <w:t>[待填写]</w:t>
+            </w:r>
+          </w:p>
+        </w:tc>
+        <w:tc>
+          <w:tcPr>
+            <w:tcW w:type="dxa" w:w="1769"/>
+          </w:tcPr>
+          <w:p>
+            <w:pPr>
+              <w:spacing w:before="0" w:after="0" w:line="300" w:lineRule="exact"/>
+              <w:ind w:firstLine="0" w:firstLineChars="0" w:left="0"/>
+              <w:jc w:val="left"/>
+            </w:pPr>
+            <w:r/>
+            <w:r>
+              <w:rPr>
+                <w:rFonts w:ascii="Times New Roman" w:hAnsi="Times New Roman" w:eastAsia="方正仿宋_GBK" w:cs="Times New Roman"/>
+                <w:b w:val="0"/>
+                <w:sz w:val="21"/>
+              </w:rPr>
+              <w:t>[待填写]</w:t>
+            </w:r>
+          </w:p>
+        </w:tc>
+        <w:tc>
+          <w:tcPr>
+            <w:tcW w:type="dxa" w:w="1769"/>
+          </w:tcPr>
+          <w:p>
+            <w:pPr>
+              <w:spacing w:before="0" w:after="0" w:line="300" w:lineRule="exact"/>
+              <w:ind w:firstLine="0" w:firstLineChars="0" w:left="0"/>
+              <w:jc w:val="left"/>
+            </w:pPr>
+            <w:r/>
+            <w:r>
+              <w:rPr>
+                <w:rFonts w:ascii="Times New Roman" w:hAnsi="Times New Roman" w:eastAsia="方正仿宋_GBK" w:cs="Times New Roman"/>
+                <w:b w:val="0"/>
+                <w:sz w:val="21"/>
+              </w:rPr>
+              <w:t>[待填写]</w:t>
+            </w:r>
+          </w:p>
+        </w:tc>
+        <w:tc>
+          <w:tcPr>
+            <w:tcW w:type="dxa" w:w="1769"/>
+          </w:tcPr>
+          <w:p>
+            <w:pPr>
+              <w:spacing w:before="0" w:after="0" w:line="300" w:lineRule="exact"/>
+              <w:ind w:firstLine="0" w:firstLineChars="0" w:left="0"/>
+              <w:jc w:val="left"/>
+            </w:pPr>
+            <w:r/>
+            <w:r>
+              <w:rPr>
+                <w:rFonts w:ascii="Times New Roman" w:hAnsi="Times New Roman" w:eastAsia="方正仿宋_GBK" w:cs="Times New Roman"/>
+                <w:b w:val="0"/>
+                <w:sz w:val="21"/>
+              </w:rPr>
+              <w:t>[待填写]</w:t>
+            </w:r>
+          </w:p>
+        </w:tc>
+      </w:tr>
+      <w:tr>
+        <w:tc>
+          <w:tcPr>
+            <w:tcW w:type="dxa" w:w="1769"/>
+          </w:tcPr>
+          <w:p>
+            <w:pPr>
+              <w:spacing w:before="0" w:after="0" w:line="300" w:lineRule="exact"/>
+              <w:ind w:firstLine="0" w:firstLineChars="0" w:left="0"/>
+              <w:jc w:val="left"/>
+            </w:pPr>
+            <w:r/>
+            <w:r>
+              <w:rPr>
+                <w:rFonts w:ascii="Times New Roman" w:hAnsi="Times New Roman" w:eastAsia="方正仿宋_GBK" w:cs="Times New Roman"/>
+                <w:b w:val="0"/>
+                <w:sz w:val="21"/>
+              </w:rPr>
+              <w:t>[待填写]</w:t>
+            </w:r>
+          </w:p>
+        </w:tc>
+        <w:tc>
+          <w:tcPr>
+            <w:tcW w:type="dxa" w:w="1769"/>
+          </w:tcPr>
+          <w:p>
+            <w:pPr>
+              <w:spacing w:before="0" w:after="0" w:line="300" w:lineRule="exact"/>
+              <w:ind w:firstLine="0" w:firstLineChars="0" w:left="0"/>
+              <w:jc w:val="left"/>
+            </w:pPr>
+            <w:r/>
+            <w:r>
+              <w:rPr>
+                <w:rFonts w:ascii="Times New Roman" w:hAnsi="Times New Roman" w:eastAsia="方正仿宋_GBK" w:cs="Times New Roman"/>
+                <w:b w:val="0"/>
+                <w:sz w:val="21"/>
+              </w:rPr>
+              <w:t>[待填写]</w:t>
+            </w:r>
+          </w:p>
+        </w:tc>
+        <w:tc>
+          <w:tcPr>
+            <w:tcW w:type="dxa" w:w="1769"/>
+          </w:tcPr>
+          <w:p>
+            <w:pPr>
+              <w:spacing w:before="0" w:after="0" w:line="300" w:lineRule="exact"/>
+              <w:ind w:firstLine="0" w:firstLineChars="0" w:left="0"/>
+              <w:jc w:val="left"/>
+            </w:pPr>
+            <w:r/>
+            <w:r>
+              <w:rPr>
+                <w:rFonts w:ascii="Times New Roman" w:hAnsi="Times New Roman" w:eastAsia="方正仿宋_GBK" w:cs="Times New Roman"/>
+                <w:b w:val="0"/>
+                <w:sz w:val="21"/>
+              </w:rPr>
+              <w:t>[待填写]</w:t>
+            </w:r>
+          </w:p>
+        </w:tc>
+        <w:tc>
+          <w:tcPr>
+            <w:tcW w:type="dxa" w:w="1769"/>
+          </w:tcPr>
+          <w:p>
+            <w:pPr>
+              <w:spacing w:before="0" w:after="0" w:line="300" w:lineRule="exact"/>
+              <w:ind w:firstLine="0" w:firstLineChars="0" w:left="0"/>
+              <w:jc w:val="left"/>
+            </w:pPr>
+            <w:r/>
+            <w:r>
+              <w:rPr>
+                <w:rFonts w:ascii="Times New Roman" w:hAnsi="Times New Roman" w:eastAsia="方正仿宋_GBK" w:cs="Times New Roman"/>
+                <w:b w:val="0"/>
+                <w:sz w:val="21"/>
+              </w:rPr>
+              <w:t>[待填写]</w:t>
+            </w:r>
+          </w:p>
+        </w:tc>
+        <w:tc>
+          <w:tcPr>
+            <w:tcW w:type="dxa" w:w="1769"/>
+          </w:tcPr>
+          <w:p>
+            <w:pPr>
+              <w:spacing w:before="0" w:after="0" w:line="300" w:lineRule="exact"/>
+              <w:ind w:firstLineChars="0" w:left="0" w:firstLine="0"/>
+              <w:jc w:val="left"/>
+            </w:pPr>
+            <w:r/>
+            <w:r>
+              <w:rPr>
+                <w:rFonts w:ascii="Times New Roman" w:hAnsi="Times New Roman" w:eastAsia="方正仿宋_GBK" w:cs="Times New Roman"/>
+                <w:b w:val="0"/>
+                <w:sz w:val="21"/>
+              </w:rPr>
+              <w:t>[待填写]</w:t>
+            </w:r>
+          </w:p>
+        </w:tc>
+      </w:tr>
+      <w:tr>
+        <w:tc>
+          <w:tcPr>
+            <w:tcW w:type="dxa" w:w="1769"/>
+          </w:tcPr>
+          <w:p>
+            <w:pPr>
+              <w:spacing w:before="0" w:after="0" w:line="300" w:lineRule="exact"/>
+              <w:ind w:firstLine="0" w:firstLineChars="0" w:left="0"/>
+              <w:jc w:val="left"/>
+            </w:pPr>
+            <w:r/>
+            <w:r>
+              <w:rPr>
+                <w:rFonts w:ascii="Times New Roman" w:hAnsi="Times New Roman" w:eastAsia="方正仿宋_GBK" w:cs="Times New Roman"/>
+                <w:b w:val="0"/>
+                <w:sz w:val="21"/>
+              </w:rPr>
+              <w:t>[待填写]</w:t>
+            </w:r>
+          </w:p>
+        </w:tc>
+        <w:tc>
+          <w:tcPr>
+            <w:tcW w:type="dxa" w:w="1769"/>
+          </w:tcPr>
+          <w:p>
+            <w:pPr>
+              <w:spacing w:before="0" w:after="0" w:line="300" w:lineRule="exact"/>
+              <w:ind w:firstLine="0" w:firstLineChars="0" w:left="0"/>
+              <w:jc w:val="left"/>
+            </w:pPr>
+            <w:r/>
+            <w:r>
+              <w:rPr>
+                <w:rFonts w:ascii="Times New Roman" w:hAnsi="Times New Roman" w:eastAsia="方正仿宋_GBK" w:cs="Times New Roman"/>
+                <w:b w:val="0"/>
+                <w:sz w:val="21"/>
+              </w:rPr>
+              <w:t>[待填写]</w:t>
+            </w:r>
+          </w:p>
+        </w:tc>
+        <w:tc>
+          <w:tcPr>
+            <w:tcW w:type="dxa" w:w="1769"/>
+          </w:tcPr>
+          <w:p>
+            <w:pPr>
+              <w:spacing w:before="0" w:after="0" w:line="300" w:lineRule="exact"/>
+              <w:ind w:firstLine="0" w:firstLineChars="0" w:left="0"/>
+              <w:jc w:val="left"/>
+            </w:pPr>
+            <w:r/>
+            <w:r>
+              <w:rPr>
+                <w:rFonts w:ascii="Times New Roman" w:hAnsi="Times New Roman" w:eastAsia="方正仿宋_GBK" w:cs="Times New Roman"/>
+                <w:b w:val="0"/>
+                <w:sz w:val="21"/>
+              </w:rPr>
+              <w:t>[待填写]</w:t>
+            </w:r>
+          </w:p>
+        </w:tc>
+        <w:tc>
+          <w:tcPr>
+            <w:tcW w:type="dxa" w:w="1769"/>
+          </w:tcPr>
+          <w:p>
+            <w:pPr>
+              <w:spacing w:before="0" w:after="0" w:line="300" w:lineRule="exact"/>
+              <w:ind w:firstLine="0" w:firstLineChars="0" w:left="0"/>
+              <w:jc w:val="left"/>
+            </w:pPr>
+            <w:r/>
+            <w:r>
+              <w:rPr>
+                <w:rFonts w:ascii="Times New Roman" w:hAnsi="Times New Roman" w:eastAsia="方正仿宋_GBK" w:cs="Times New Roman"/>
+                <w:b w:val="0"/>
+                <w:sz w:val="21"/>
+              </w:rPr>
+              <w:t>[待填写]</w:t>
+            </w:r>
+          </w:p>
+        </w:tc>
+        <w:tc>
+          <w:tcPr>
+            <w:tcW w:type="dxa" w:w="1769"/>
+          </w:tcPr>
+          <w:p>
+            <w:pPr>
+              <w:spacing w:before="0" w:after="0" w:line="300" w:lineRule="exact"/>
+              <w:ind w:firstLine="0" w:firstLineChars="0" w:left="0"/>
+              <w:jc w:val="left"/>
+            </w:pPr>
+            <w:r/>
+            <w:r>
+              <w:rPr>
+                <w:rFonts w:ascii="Times New Roman" w:hAnsi="Times New Roman" w:eastAsia="方正仿宋_GBK" w:cs="Times New Roman"/>
+                <w:b w:val="0"/>
+                <w:sz w:val="21"/>
+              </w:rPr>
+              <w:t>[待填写]</w:t>
+            </w:r>
+          </w:p>
+        </w:tc>
+      </w:tr>
+    </w:tbl>
+    <w:p>
+      <w:pPr>
+        <w:pStyle w:val="MATICHeading3"/>
+      </w:pPr>
+      <w:r>
+        <w:t>（二）商业验证与项目销售校验</w:t>
+      </w:r>
+    </w:p>
+    <w:p>
+      <w:r>
+        <w:t>[说明中国市场为主、全球市场为补充；校验SOM、项目销售、产能、渠道和医院准入。无直接数据时披露代理变量与调整依据。]</w:t>
+      </w:r>
+    </w:p>
+    <w:p>
+      <w:pPr>
+        <w:pStyle w:val="MATICHeading3"/>
+      </w:pPr>
+      <w:r>
+        <w:t>（三）完整市场结论及状态</w:t>
+      </w:r>
+    </w:p>
+    <w:tbl>
+      <w:tblPr>
+        <w:tblStyle w:val="TableGrid"/>
+        <w:tblW w:type="auto" w:w="0"/>
+        <w:tblLook w:firstColumn="1" w:firstRow="1" w:lastColumn="0" w:lastRow="0" w:noHBand="0" w:noVBand="1" w:val="04A0"/>
+      </w:tblPr>
+      <w:tblGrid>
+        <w:gridCol w:w="1474"/>
+        <w:gridCol w:w="1474"/>
+        <w:gridCol w:w="1474"/>
+        <w:gridCol w:w="1474"/>
+        <w:gridCol w:w="1474"/>
+        <w:gridCol w:w="1474"/>
+      </w:tblGrid>
+      <w:tr>
+        <w:trPr>
+          <w:tblHeader/>
+        </w:trPr>
+        <w:tc>
+          <w:tcPr>
+            <w:tcW w:type="dxa" w:w="1474"/>
+          </w:tcPr>
+          <w:p>
+            <w:pPr>
+              <w:spacing w:before="0" w:after="0" w:line="300" w:lineRule="exact"/>
+              <w:ind w:firstLineChars="0" w:left="0" w:firstLine="0"/>
               <w:jc w:val="center"/>
             </w:pPr>
             <w:r/>
@@ -4327,7 +6365,7 @@
           <w:p>
             <w:pPr>
               <w:spacing w:before="0" w:after="0" w:line="300" w:lineRule="exact"/>
-              <w:ind w:firstLine="0" w:firstLineChars="0" w:left="0"/>
+              <w:ind w:firstLineChars="0" w:left="0" w:firstLine="0"/>
               <w:jc w:val="center"/>
             </w:pPr>
             <w:r/>
@@ -4348,7 +6386,7 @@
           <w:p>
             <w:pPr>
               <w:spacing w:before="0" w:after="0" w:line="300" w:lineRule="exact"/>
-              <w:ind w:firstLine="0" w:firstLineChars="0" w:left="0"/>
+              <w:ind w:firstLineChars="0" w:left="0" w:firstLine="0"/>
               <w:jc w:val="center"/>
             </w:pPr>
             <w:r/>
@@ -4369,7 +6407,7 @@
           <w:p>
             <w:pPr>
               <w:spacing w:before="0" w:after="0" w:line="300" w:lineRule="exact"/>
-              <w:ind w:firstLine="0" w:firstLineChars="0" w:left="0"/>
+              <w:ind w:firstLineChars="0" w:left="0" w:firstLine="0"/>
               <w:jc w:val="center"/>
             </w:pPr>
             <w:r/>
@@ -4390,7 +6428,7 @@
           <w:p>
             <w:pPr>
               <w:spacing w:before="0" w:after="0" w:line="300" w:lineRule="exact"/>
-              <w:ind w:firstLine="0" w:firstLineChars="0" w:left="0"/>
+              <w:ind w:firstLineChars="0" w:left="0" w:firstLine="0"/>
               <w:jc w:val="center"/>
             </w:pPr>
             <w:r/>
@@ -4411,7 +6449,7 @@
           <w:p>
             <w:pPr>
               <w:spacing w:before="0" w:after="0" w:line="300" w:lineRule="exact"/>
-              <w:ind w:firstLine="0" w:firstLineChars="0" w:left="0"/>
+              <w:ind w:firstLineChars="0" w:left="0" w:firstLine="0"/>
               <w:jc w:val="center"/>
             </w:pPr>
             <w:r/>
@@ -5015,7 +7053,7 @@
           <w:p>
             <w:pPr>
               <w:spacing w:before="0" w:after="0" w:line="300" w:lineRule="exact"/>
-              <w:ind w:firstLine="0" w:firstLineChars="0" w:left="0"/>
+              <w:ind w:firstLineChars="0" w:left="0" w:firstLine="0"/>
               <w:jc w:val="center"/>
             </w:pPr>
             <w:r/>
@@ -5036,7 +7074,7 @@
           <w:p>
             <w:pPr>
               <w:spacing w:before="0" w:after="0" w:line="300" w:lineRule="exact"/>
-              <w:ind w:firstLine="0" w:firstLineChars="0" w:left="0"/>
+              <w:ind w:firstLineChars="0" w:left="0" w:firstLine="0"/>
               <w:jc w:val="center"/>
             </w:pPr>
             <w:r/>
@@ -5057,7 +7095,7 @@
           <w:p>
             <w:pPr>
               <w:spacing w:before="0" w:after="0" w:line="300" w:lineRule="exact"/>
-              <w:ind w:firstLine="0" w:firstLineChars="0" w:left="0"/>
+              <w:ind w:firstLineChars="0" w:left="0" w:firstLine="0"/>
               <w:jc w:val="center"/>
             </w:pPr>
             <w:r/>
@@ -5078,7 +7116,7 @@
           <w:p>
             <w:pPr>
               <w:spacing w:before="0" w:after="0" w:line="300" w:lineRule="exact"/>
-              <w:ind w:firstLine="0" w:firstLineChars="0" w:left="0"/>
+              <w:ind w:firstLineChars="0" w:left="0" w:firstLine="0"/>
               <w:jc w:val="center"/>
             </w:pPr>
             <w:r/>
@@ -5638,7 +7676,7 @@
           <w:p>
             <w:pPr>
               <w:spacing w:before="0" w:after="0" w:line="300" w:lineRule="exact"/>
-              <w:ind w:firstLine="0" w:firstLineChars="0" w:left="0"/>
+              <w:ind w:firstLineChars="0" w:left="0" w:firstLine="0"/>
               <w:jc w:val="center"/>
             </w:pPr>
             <w:r/>
@@ -5659,7 +7697,7 @@
           <w:p>
             <w:pPr>
               <w:spacing w:before="0" w:after="0" w:line="300" w:lineRule="exact"/>
-              <w:ind w:firstLine="0" w:firstLineChars="0" w:left="0"/>
+              <w:ind w:firstLineChars="0" w:left="0" w:firstLine="0"/>
               <w:jc w:val="center"/>
             </w:pPr>
             <w:r/>
@@ -5680,7 +7718,7 @@
           <w:p>
             <w:pPr>
               <w:spacing w:before="0" w:after="0" w:line="300" w:lineRule="exact"/>
-              <w:ind w:firstLine="0" w:firstLineChars="0" w:left="0"/>
+              <w:ind w:firstLineChars="0" w:left="0" w:firstLine="0"/>
               <w:jc w:val="center"/>
             </w:pPr>
             <w:r/>
@@ -5701,7 +7739,7 @@
           <w:p>
             <w:pPr>
               <w:spacing w:before="0" w:after="0" w:line="300" w:lineRule="exact"/>
-              <w:ind w:firstLine="0" w:firstLineChars="0" w:left="0"/>
+              <w:ind w:firstLineChars="0" w:left="0" w:firstLine="0"/>
               <w:jc w:val="center"/>
             </w:pPr>
             <w:r/>
@@ -5722,7 +7760,7 @@
           <w:p>
             <w:pPr>
               <w:spacing w:before="0" w:after="0" w:line="300" w:lineRule="exact"/>
-              <w:ind w:firstLine="0" w:firstLineChars="0" w:left="0"/>
+              <w:ind w:firstLineChars="0" w:left="0" w:firstLine="0"/>
               <w:jc w:val="center"/>
             </w:pPr>
             <w:r/>
@@ -6408,7 +8446,7 @@
           <w:p>
             <w:pPr>
               <w:spacing w:before="0" w:after="0" w:line="300" w:lineRule="exact"/>
-              <w:ind w:firstLineChars="0" w:left="0" w:firstLine="0"/>
+              <w:ind w:firstLine="0" w:firstLineChars="0" w:left="0"/>
               <w:jc w:val="center"/>
             </w:pPr>
             <w:r/>
@@ -6429,7 +8467,7 @@
           <w:p>
             <w:pPr>
               <w:spacing w:before="0" w:after="0" w:line="300" w:lineRule="exact"/>
-              <w:ind w:firstLineChars="0" w:left="0" w:firstLine="0"/>
+              <w:ind w:firstLine="0" w:firstLineChars="0" w:left="0"/>
               <w:jc w:val="center"/>
             </w:pPr>
             <w:r/>
@@ -6450,7 +8488,7 @@
           <w:p>
             <w:pPr>
               <w:spacing w:before="0" w:after="0" w:line="300" w:lineRule="exact"/>
-              <w:ind w:firstLineChars="0" w:left="0" w:firstLine="0"/>
+              <w:ind w:firstLine="0" w:firstLineChars="0" w:left="0"/>
               <w:jc w:val="center"/>
             </w:pPr>
             <w:r/>
@@ -6664,7 +8702,7 @@
           <w:p>
             <w:pPr>
               <w:spacing w:before="0" w:after="0" w:line="300" w:lineRule="exact"/>
-              <w:ind w:firstLineChars="0" w:left="0" w:firstLine="0"/>
+              <w:ind w:firstLine="0" w:firstLineChars="0" w:left="0"/>
               <w:jc w:val="left"/>
             </w:pPr>
             <w:r/>
@@ -7032,7 +9070,7 @@
           <w:p>
             <w:pPr>
               <w:spacing w:before="0" w:after="0" w:line="300" w:lineRule="exact"/>
-              <w:ind w:firstLine="0" w:firstLineChars="0" w:left="0"/>
+              <w:ind w:firstLineChars="0" w:left="0" w:firstLine="0"/>
               <w:jc w:val="center"/>
             </w:pPr>
             <w:r/>
@@ -8082,7 +10120,7 @@
           <w:p>
             <w:pPr>
               <w:spacing w:before="0" w:after="0" w:line="300" w:lineRule="exact"/>
-              <w:ind w:firstLine="0" w:firstLineChars="0" w:left="0"/>
+              <w:ind w:firstLineChars="0" w:left="0" w:firstLine="0"/>
               <w:jc w:val="left"/>
             </w:pPr>
             <w:r/>
@@ -8210,7 +10248,7 @@
           <w:p>
             <w:pPr>
               <w:spacing w:before="0" w:after="0" w:line="300" w:lineRule="exact"/>
-              <w:ind w:firstLine="0" w:firstLineChars="0" w:left="0"/>
+              <w:ind w:firstLineChars="0" w:left="0" w:firstLine="0"/>
               <w:jc w:val="left"/>
             </w:pPr>
             <w:r/>

--- a/assets/matic-detailed-due-diligence-template.docx
+++ b/assets/matic-detailed-due-diligence-template.docx
@@ -5,7 +5,7 @@
     <w:p>
       <w:pPr>
         <w:spacing w:after="960"/>
-        <w:ind w:firstLine="0"/>
+        <w:ind w:firstLine="0" w:firstLineChars="0"/>
         <w:jc w:val="center"/>
       </w:pPr>
       <w:r>
@@ -21,6 +21,7 @@
       <w:pPr>
         <w:pStyle w:val="MATICTitle"/>
         <w:spacing w:before="1440" w:after="480"/>
+        <w:ind w:firstLine="0" w:firstLineChars="0"/>
       </w:pPr>
       <w:r>
         <w:t>[项目名称]</w:t>
@@ -29,6 +30,7 @@
     <w:p>
       <w:pPr>
         <w:pStyle w:val="MATICSubtitle"/>
+        <w:ind w:firstLine="0" w:firstLineChars="0"/>
       </w:pPr>
       <w:r>
         <w:t>详细尽调报告</w:t>
@@ -313,7 +315,7 @@
     <w:p>
       <w:pPr>
         <w:spacing w:before="1680"/>
-        <w:ind w:firstLine="0"/>
+        <w:ind w:firstLine="0" w:firstLineChars="0"/>
         <w:jc w:val="center"/>
       </w:pPr>
       <w:r>
@@ -327,7 +329,7 @@
     </w:p>
     <w:p>
       <w:pPr>
-        <w:ind w:firstLine="0"/>
+        <w:ind w:firstLine="0" w:firstLineChars="0"/>
         <w:jc w:val="center"/>
       </w:pPr>
       <w:r>
@@ -8446,7 +8448,7 @@
           <w:p>
             <w:pPr>
               <w:spacing w:before="0" w:after="0" w:line="300" w:lineRule="exact"/>
-              <w:ind w:firstLine="0" w:firstLineChars="0" w:left="0"/>
+              <w:ind w:firstLineChars="0" w:left="0" w:firstLine="0"/>
               <w:jc w:val="center"/>
             </w:pPr>
             <w:r/>
@@ -8467,7 +8469,7 @@
           <w:p>
             <w:pPr>
               <w:spacing w:before="0" w:after="0" w:line="300" w:lineRule="exact"/>
-              <w:ind w:firstLine="0" w:firstLineChars="0" w:left="0"/>
+              <w:ind w:firstLineChars="0" w:left="0" w:firstLine="0"/>
               <w:jc w:val="center"/>
             </w:pPr>
             <w:r/>
@@ -8488,7 +8490,7 @@
           <w:p>
             <w:pPr>
               <w:spacing w:before="0" w:after="0" w:line="300" w:lineRule="exact"/>
-              <w:ind w:firstLine="0" w:firstLineChars="0" w:left="0"/>
+              <w:ind w:firstLineChars="0" w:left="0" w:firstLine="0"/>
               <w:jc w:val="center"/>
             </w:pPr>
             <w:r/>
@@ -8702,7 +8704,7 @@
           <w:p>
             <w:pPr>
               <w:spacing w:before="0" w:after="0" w:line="300" w:lineRule="exact"/>
-              <w:ind w:firstLine="0" w:firstLineChars="0" w:left="0"/>
+              <w:ind w:firstLineChars="0" w:left="0" w:firstLine="0"/>
               <w:jc w:val="left"/>
             </w:pPr>
             <w:r/>
@@ -8916,7 +8918,7 @@
           <w:p>
             <w:pPr>
               <w:spacing w:before="0" w:after="0" w:line="300" w:lineRule="exact"/>
-              <w:ind w:firstLine="0" w:firstLineChars="0" w:left="0"/>
+              <w:ind w:firstLineChars="0" w:left="0" w:firstLine="0"/>
               <w:jc w:val="left"/>
             </w:pPr>
             <w:r/>
@@ -8965,111 +8967,6 @@
           <w:p>
             <w:pPr>
               <w:spacing w:before="0" w:after="0" w:line="300" w:lineRule="exact"/>
-              <w:ind w:firstLine="0" w:firstLineChars="0" w:left="0"/>
-              <w:jc w:val="center"/>
-            </w:pPr>
-            <w:r/>
-            <w:r>
-              <w:rPr>
-                <w:rFonts w:ascii="Times New Roman" w:hAnsi="Times New Roman" w:eastAsia="方正仿宋_GBK" w:cs="Times New Roman"/>
-                <w:b/>
-                <w:sz w:val="21"/>
-              </w:rPr>
-              <w:t>序号</w:t>
-            </w:r>
-          </w:p>
-        </w:tc>
-        <w:tc>
-          <w:tcPr>
-            <w:tcW w:type="dxa" w:w="1474"/>
-          </w:tcPr>
-          <w:p>
-            <w:pPr>
-              <w:spacing w:before="0" w:after="0" w:line="300" w:lineRule="exact"/>
-              <w:ind w:firstLine="0" w:firstLineChars="0" w:left="0"/>
-              <w:jc w:val="center"/>
-            </w:pPr>
-            <w:r/>
-            <w:r>
-              <w:rPr>
-                <w:rFonts w:ascii="Times New Roman" w:hAnsi="Times New Roman" w:eastAsia="方正仿宋_GBK" w:cs="Times New Roman"/>
-                <w:b/>
-                <w:sz w:val="21"/>
-              </w:rPr>
-              <w:t>机构或作者</w:t>
-            </w:r>
-          </w:p>
-        </w:tc>
-        <w:tc>
-          <w:tcPr>
-            <w:tcW w:type="dxa" w:w="1474"/>
-          </w:tcPr>
-          <w:p>
-            <w:pPr>
-              <w:spacing w:before="0" w:after="0" w:line="300" w:lineRule="exact"/>
-              <w:ind w:firstLine="0" w:firstLineChars="0" w:left="0"/>
-              <w:jc w:val="center"/>
-            </w:pPr>
-            <w:r/>
-            <w:r>
-              <w:rPr>
-                <w:rFonts w:ascii="Times New Roman" w:hAnsi="Times New Roman" w:eastAsia="方正仿宋_GBK" w:cs="Times New Roman"/>
-                <w:b/>
-                <w:sz w:val="21"/>
-              </w:rPr>
-              <w:t>标题/材料名称</w:t>
-            </w:r>
-          </w:p>
-        </w:tc>
-        <w:tc>
-          <w:tcPr>
-            <w:tcW w:type="dxa" w:w="1474"/>
-          </w:tcPr>
-          <w:p>
-            <w:pPr>
-              <w:spacing w:before="0" w:after="0" w:line="300" w:lineRule="exact"/>
-              <w:ind w:firstLine="0" w:firstLineChars="0" w:left="0"/>
-              <w:jc w:val="center"/>
-            </w:pPr>
-            <w:r/>
-            <w:r>
-              <w:rPr>
-                <w:rFonts w:ascii="Times New Roman" w:hAnsi="Times New Roman" w:eastAsia="方正仿宋_GBK" w:cs="Times New Roman"/>
-                <w:b/>
-                <w:sz w:val="21"/>
-              </w:rPr>
-              <w:t>日期</w:t>
-            </w:r>
-          </w:p>
-        </w:tc>
-        <w:tc>
-          <w:tcPr>
-            <w:tcW w:type="dxa" w:w="1474"/>
-          </w:tcPr>
-          <w:p>
-            <w:pPr>
-              <w:spacing w:before="0" w:after="0" w:line="300" w:lineRule="exact"/>
-              <w:ind w:firstLine="0" w:firstLineChars="0" w:left="0"/>
-              <w:jc w:val="center"/>
-            </w:pPr>
-            <w:r/>
-            <w:r>
-              <w:rPr>
-                <w:rFonts w:ascii="Times New Roman" w:hAnsi="Times New Roman" w:eastAsia="方正仿宋_GBK" w:cs="Times New Roman"/>
-                <w:b/>
-                <w:sz w:val="21"/>
-              </w:rPr>
-              <w:t>访问日期</w:t>
-            </w:r>
-          </w:p>
-        </w:tc>
-        <w:tc>
-          <w:tcPr>
-            <w:tcW w:type="dxa" w:w="1474"/>
-          </w:tcPr>
-          <w:p>
-            <w:pPr>
-              <w:spacing w:before="0" w:after="0" w:line="300" w:lineRule="exact"/>
               <w:ind w:firstLineChars="0" w:left="0" w:firstLine="0"/>
               <w:jc w:val="center"/>
             </w:pPr>
@@ -9080,6 +8977,111 @@
                 <w:b/>
                 <w:sz w:val="21"/>
               </w:rPr>
+              <w:t>序号</w:t>
+            </w:r>
+          </w:p>
+        </w:tc>
+        <w:tc>
+          <w:tcPr>
+            <w:tcW w:type="dxa" w:w="1474"/>
+          </w:tcPr>
+          <w:p>
+            <w:pPr>
+              <w:spacing w:before="0" w:after="0" w:line="300" w:lineRule="exact"/>
+              <w:ind w:firstLineChars="0" w:left="0" w:firstLine="0"/>
+              <w:jc w:val="center"/>
+            </w:pPr>
+            <w:r/>
+            <w:r>
+              <w:rPr>
+                <w:rFonts w:ascii="Times New Roman" w:hAnsi="Times New Roman" w:eastAsia="方正仿宋_GBK" w:cs="Times New Roman"/>
+                <w:b/>
+                <w:sz w:val="21"/>
+              </w:rPr>
+              <w:t>机构或作者</w:t>
+            </w:r>
+          </w:p>
+        </w:tc>
+        <w:tc>
+          <w:tcPr>
+            <w:tcW w:type="dxa" w:w="1474"/>
+          </w:tcPr>
+          <w:p>
+            <w:pPr>
+              <w:spacing w:before="0" w:after="0" w:line="300" w:lineRule="exact"/>
+              <w:ind w:firstLineChars="0" w:left="0" w:firstLine="0"/>
+              <w:jc w:val="center"/>
+            </w:pPr>
+            <w:r/>
+            <w:r>
+              <w:rPr>
+                <w:rFonts w:ascii="Times New Roman" w:hAnsi="Times New Roman" w:eastAsia="方正仿宋_GBK" w:cs="Times New Roman"/>
+                <w:b/>
+                <w:sz w:val="21"/>
+              </w:rPr>
+              <w:t>标题/材料名称</w:t>
+            </w:r>
+          </w:p>
+        </w:tc>
+        <w:tc>
+          <w:tcPr>
+            <w:tcW w:type="dxa" w:w="1474"/>
+          </w:tcPr>
+          <w:p>
+            <w:pPr>
+              <w:spacing w:before="0" w:after="0" w:line="300" w:lineRule="exact"/>
+              <w:ind w:firstLineChars="0" w:left="0" w:firstLine="0"/>
+              <w:jc w:val="center"/>
+            </w:pPr>
+            <w:r/>
+            <w:r>
+              <w:rPr>
+                <w:rFonts w:ascii="Times New Roman" w:hAnsi="Times New Roman" w:eastAsia="方正仿宋_GBK" w:cs="Times New Roman"/>
+                <w:b/>
+                <w:sz w:val="21"/>
+              </w:rPr>
+              <w:t>日期</w:t>
+            </w:r>
+          </w:p>
+        </w:tc>
+        <w:tc>
+          <w:tcPr>
+            <w:tcW w:type="dxa" w:w="1474"/>
+          </w:tcPr>
+          <w:p>
+            <w:pPr>
+              <w:spacing w:before="0" w:after="0" w:line="300" w:lineRule="exact"/>
+              <w:ind w:firstLineChars="0" w:left="0" w:firstLine="0"/>
+              <w:jc w:val="center"/>
+            </w:pPr>
+            <w:r/>
+            <w:r>
+              <w:rPr>
+                <w:rFonts w:ascii="Times New Roman" w:hAnsi="Times New Roman" w:eastAsia="方正仿宋_GBK" w:cs="Times New Roman"/>
+                <w:b/>
+                <w:sz w:val="21"/>
+              </w:rPr>
+              <w:t>访问日期</w:t>
+            </w:r>
+          </w:p>
+        </w:tc>
+        <w:tc>
+          <w:tcPr>
+            <w:tcW w:type="dxa" w:w="1474"/>
+          </w:tcPr>
+          <w:p>
+            <w:pPr>
+              <w:spacing w:before="0" w:after="0" w:line="300" w:lineRule="exact"/>
+              <w:ind w:firstLineChars="0" w:left="0" w:firstLine="0"/>
+              <w:jc w:val="center"/>
+            </w:pPr>
+            <w:r/>
+            <w:r>
+              <w:rPr>
+                <w:rFonts w:ascii="Times New Roman" w:hAnsi="Times New Roman" w:eastAsia="方正仿宋_GBK" w:cs="Times New Roman"/>
+                <w:b/>
+                <w:sz w:val="21"/>
+              </w:rPr>
               <w:t>直达链接或材料编号</w:t>
             </w:r>
           </w:p>
@@ -9326,7 +9328,7 @@
           <w:p>
             <w:pPr>
               <w:spacing w:before="0" w:after="0" w:line="300" w:lineRule="exact"/>
-              <w:ind w:firstLine="0" w:firstLineChars="0" w:left="0"/>
+              <w:ind w:firstLineChars="0" w:left="0" w:firstLine="0"/>
               <w:jc w:val="left"/>
             </w:pPr>
             <w:r/>
@@ -10120,7 +10122,7 @@
           <w:p>
             <w:pPr>
               <w:spacing w:before="0" w:after="0" w:line="300" w:lineRule="exact"/>
-              <w:ind w:firstLineChars="0" w:left="0" w:firstLine="0"/>
+              <w:ind w:firstLine="0" w:firstLineChars="0" w:left="0"/>
               <w:jc w:val="left"/>
             </w:pPr>
             <w:r/>
@@ -10248,7 +10250,7 @@
           <w:p>
             <w:pPr>
               <w:spacing w:before="0" w:after="0" w:line="300" w:lineRule="exact"/>
-              <w:ind w:firstLineChars="0" w:left="0" w:firstLine="0"/>
+              <w:ind w:firstLine="0" w:firstLineChars="0" w:left="0"/>
               <w:jc w:val="left"/>
             </w:pPr>
             <w:r/>
@@ -10413,6 +10415,7 @@
   <w:p>
     <w:pPr>
       <w:pStyle w:val="Footer"/>
+      <w:ind w:firstLine="0" w:firstLineChars="0"/>
       <w:jc w:val="center"/>
     </w:pPr>
     <w:r>
@@ -10852,6 +10855,7 @@
     <w:pPr>
       <w:spacing w:lineRule="exact" w:line="590" w:before="0" w:after="0"/>
       <w:ind w:firstLine="640"/>
+      <w:jc w:val="both"/>
     </w:pPr>
     <w:rPr>
       <w:rFonts w:ascii="Times New Roman" w:hAnsi="Times New Roman" w:eastAsia="方正仿宋_GBK"/>
@@ -22546,6 +22550,7 @@
     <w:name w:val="MATIC Title"/>
     <w:pPr>
       <w:spacing w:lineRule="exact" w:line="590" w:before="0" w:after="0"/>
+      <w:ind w:firstLine="0"/>
       <w:jc w:val="center"/>
     </w:pPr>
     <w:rPr>
@@ -22559,6 +22564,7 @@
     <w:name w:val="MATIC Subtitle"/>
     <w:pPr>
       <w:spacing w:lineRule="exact" w:line="590" w:before="0" w:after="0"/>
+      <w:ind w:firstLine="0"/>
       <w:jc w:val="center"/>
     </w:pPr>
     <w:rPr>
@@ -22573,6 +22579,8 @@
     <w:pPr>
       <w:keepNext/>
       <w:spacing w:lineRule="exact" w:line="590" w:before="0" w:after="0"/>
+      <w:ind w:firstLine="0"/>
+      <w:jc w:val="left"/>
       <w:outlineLvl w:val="0"/>
     </w:pPr>
     <w:rPr>
@@ -22587,6 +22595,8 @@
     <w:pPr>
       <w:keepNext/>
       <w:spacing w:lineRule="exact" w:line="590" w:before="0" w:after="0"/>
+      <w:ind w:firstLine="0"/>
+      <w:jc w:val="left"/>
       <w:outlineLvl w:val="1"/>
     </w:pPr>
     <w:rPr>
@@ -22601,6 +22611,8 @@
     <w:pPr>
       <w:keepNext/>
       <w:spacing w:lineRule="exact" w:line="590" w:before="0" w:after="0"/>
+      <w:ind w:firstLine="0"/>
+      <w:jc w:val="left"/>
       <w:outlineLvl w:val="2"/>
     </w:pPr>
     <w:rPr>
@@ -22614,6 +22626,7 @@
     <w:name w:val="MATIC Caption"/>
     <w:pPr>
       <w:spacing w:lineRule="exact" w:line="590" w:before="0" w:after="0"/>
+      <w:ind w:firstLine="0"/>
       <w:jc w:val="center"/>
     </w:pPr>
     <w:rPr>
@@ -22627,6 +22640,8 @@
     <w:name w:val="Source Text"/>
     <w:pPr>
       <w:spacing w:lineRule="exact" w:line="590" w:before="0" w:after="0"/>
+      <w:ind w:firstLine="0"/>
+      <w:jc w:val="left"/>
     </w:pPr>
     <w:rPr>
       <w:rFonts w:ascii="Times New Roman" w:hAnsi="Times New Roman" w:eastAsia="方正仿宋_GBK"/>

--- a/assets/matic-detailed-due-diligence-template.docx
+++ b/assets/matic-detailed-due-diligence-template.docx
@@ -2878,7 +2878,7 @@
         <w:pStyle w:val="MATICHeading3"/>
       </w:pPr>
       <w:r>
-        <w:t>（一）竞争格局、代表产品与替代路线</w:t>
+        <w:t>（一）具体产品与方案比较</w:t>
       </w:r>
     </w:p>
     <w:tbl>
@@ -2888,12 +2888,14 @@
         <w:tblLook w:firstColumn="1" w:firstRow="1" w:lastColumn="0" w:lastRow="0" w:noHBand="0" w:noVBand="1" w:val="04A0"/>
       </w:tblPr>
       <w:tblGrid>
-        <w:gridCol w:w="1474"/>
-        <w:gridCol w:w="1474"/>
-        <w:gridCol w:w="1474"/>
-        <w:gridCol w:w="1474"/>
-        <w:gridCol w:w="1474"/>
-        <w:gridCol w:w="1474"/>
+        <w:gridCol w:w="1105"/>
+        <w:gridCol w:w="1105"/>
+        <w:gridCol w:w="1105"/>
+        <w:gridCol w:w="1105"/>
+        <w:gridCol w:w="1105"/>
+        <w:gridCol w:w="1105"/>
+        <w:gridCol w:w="1105"/>
+        <w:gridCol w:w="1105"/>
       </w:tblGrid>
       <w:tr>
         <w:trPr>
@@ -2901,7 +2903,7 @@
         </w:trPr>
         <w:tc>
           <w:tcPr>
-            <w:tcW w:type="dxa" w:w="1474"/>
+            <w:tcW w:type="dxa" w:w="1105"/>
           </w:tcPr>
           <w:p>
             <w:pPr>
@@ -2916,13 +2918,13 @@
                 <w:b/>
                 <w:sz w:val="21"/>
               </w:rPr>
-              <w:t>对比编号/对象</w:t>
-            </w:r>
-          </w:p>
-        </w:tc>
-        <w:tc>
-          <w:tcPr>
-            <w:tcW w:type="dxa" w:w="1474"/>
+              <w:t>CMP-P编号/竞争关系</w:t>
+            </w:r>
+          </w:p>
+        </w:tc>
+        <w:tc>
+          <w:tcPr>
+            <w:tcW w:type="dxa" w:w="1105"/>
           </w:tcPr>
           <w:p>
             <w:pPr>
@@ -2937,13 +2939,13 @@
                 <w:b/>
                 <w:sz w:val="21"/>
               </w:rPr>
-              <w:t>类别与阶段</w:t>
-            </w:r>
-          </w:p>
-        </w:tc>
-        <w:tc>
-          <w:tcPr>
-            <w:tcW w:type="dxa" w:w="1474"/>
+              <w:t>产品/方案及主体</w:t>
+            </w:r>
+          </w:p>
+        </w:tc>
+        <w:tc>
+          <w:tcPr>
+            <w:tcW w:type="dxa" w:w="1105"/>
           </w:tcPr>
           <w:p>
             <w:pPr>
@@ -2958,13 +2960,13 @@
                 <w:b/>
                 <w:sz w:val="21"/>
               </w:rPr>
-              <w:t>对比维度</w:t>
-            </w:r>
-          </w:p>
-        </w:tc>
-        <w:tc>
-          <w:tcPr>
-            <w:tcW w:type="dxa" w:w="1474"/>
+              <w:t>技术路线/场景</w:t>
+            </w:r>
+          </w:p>
+        </w:tc>
+        <w:tc>
+          <w:tcPr>
+            <w:tcW w:type="dxa" w:w="1105"/>
           </w:tcPr>
           <w:p>
             <w:pPr>
@@ -2979,13 +2981,13 @@
                 <w:b/>
                 <w:sz w:val="21"/>
               </w:rPr>
-              <w:t>本项目相对优劣势</w:t>
-            </w:r>
-          </w:p>
-        </w:tc>
-        <w:tc>
-          <w:tcPr>
-            <w:tcW w:type="dxa" w:w="1474"/>
+              <w:t>注册上市/商业化</w:t>
+            </w:r>
+          </w:p>
+        </w:tc>
+        <w:tc>
+          <w:tcPr>
+            <w:tcW w:type="dxa" w:w="1105"/>
           </w:tcPr>
           <w:p>
             <w:pPr>
@@ -3000,13 +3002,13 @@
                 <w:b/>
                 <w:sz w:val="21"/>
               </w:rPr>
-              <w:t>证据/可比性</w:t>
-            </w:r>
-          </w:p>
-        </w:tc>
-        <w:tc>
-          <w:tcPr>
-            <w:tcW w:type="dxa" w:w="1474"/>
+              <w:t>与本项目比较</w:t>
+            </w:r>
+          </w:p>
+        </w:tc>
+        <w:tc>
+          <w:tcPr>
+            <w:tcW w:type="dxa" w:w="1105"/>
           </w:tcPr>
           <w:p>
             <w:pPr>
@@ -3021,7 +3023,49 @@
                 <w:b/>
                 <w:sz w:val="21"/>
               </w:rPr>
+              <w:t>证据与可比性</w:t>
+            </w:r>
+          </w:p>
+        </w:tc>
+        <w:tc>
+          <w:tcPr>
+            <w:tcW w:type="dxa" w:w="1105"/>
+          </w:tcPr>
+          <w:p>
+            <w:pPr>
+              <w:spacing w:before="0" w:after="0" w:line="300" w:lineRule="exact"/>
+              <w:ind w:firstLineChars="0" w:left="0" w:firstLine="0"/>
+              <w:jc w:val="center"/>
+            </w:pPr>
+            <w:r/>
+            <w:r>
+              <w:rPr>
+                <w:rFonts w:ascii="Times New Roman" w:hAnsi="Times New Roman" w:eastAsia="方正仿宋_GBK" w:cs="Times New Roman"/>
+                <w:b/>
+                <w:sz w:val="21"/>
+              </w:rPr>
               <w:t>竞争影响</w:t>
+            </w:r>
+          </w:p>
+        </w:tc>
+        <w:tc>
+          <w:tcPr>
+            <w:tcW w:type="dxa" w:w="1105"/>
+          </w:tcPr>
+          <w:p>
+            <w:pPr>
+              <w:spacing w:before="0" w:after="0" w:line="300" w:lineRule="exact"/>
+              <w:ind w:firstLineChars="0" w:left="0" w:firstLine="0"/>
+              <w:jc w:val="center"/>
+            </w:pPr>
+            <w:r/>
+            <w:r>
+              <w:rPr>
+                <w:rFonts w:ascii="Times New Roman" w:hAnsi="Times New Roman" w:eastAsia="方正仿宋_GBK" w:cs="Times New Roman"/>
+                <w:b/>
+                <w:sz w:val="21"/>
+              </w:rPr>
+              <w:t>验证事项</w:t>
             </w:r>
           </w:p>
         </w:tc>
@@ -3029,112 +3073,154 @@
       <w:tr>
         <w:tc>
           <w:tcPr>
-            <w:tcW w:type="dxa" w:w="1474"/>
-          </w:tcPr>
-          <w:p>
-            <w:pPr>
-              <w:spacing w:before="0" w:after="0" w:line="300" w:lineRule="exact"/>
-              <w:ind w:firstLine="0" w:firstLineChars="0" w:left="0"/>
-              <w:jc w:val="left"/>
-            </w:pPr>
-            <w:r/>
-            <w:r>
-              <w:rPr>
-                <w:rFonts w:ascii="Times New Roman" w:hAnsi="Times New Roman" w:eastAsia="方正仿宋_GBK" w:cs="Times New Roman"/>
-                <w:b w:val="0"/>
-                <w:sz w:val="21"/>
-              </w:rPr>
-              <w:t>[待填写]</w:t>
-            </w:r>
-          </w:p>
-        </w:tc>
-        <w:tc>
-          <w:tcPr>
-            <w:tcW w:type="dxa" w:w="1474"/>
-          </w:tcPr>
-          <w:p>
-            <w:pPr>
-              <w:spacing w:before="0" w:after="0" w:line="300" w:lineRule="exact"/>
-              <w:ind w:firstLine="0" w:firstLineChars="0" w:left="0"/>
-              <w:jc w:val="left"/>
-            </w:pPr>
-            <w:r/>
-            <w:r>
-              <w:rPr>
-                <w:rFonts w:ascii="Times New Roman" w:hAnsi="Times New Roman" w:eastAsia="方正仿宋_GBK" w:cs="Times New Roman"/>
-                <w:b w:val="0"/>
-                <w:sz w:val="21"/>
-              </w:rPr>
-              <w:t>[待填写]</w:t>
-            </w:r>
-          </w:p>
-        </w:tc>
-        <w:tc>
-          <w:tcPr>
-            <w:tcW w:type="dxa" w:w="1474"/>
-          </w:tcPr>
-          <w:p>
-            <w:pPr>
-              <w:spacing w:before="0" w:after="0" w:line="300" w:lineRule="exact"/>
-              <w:ind w:firstLine="0" w:firstLineChars="0" w:left="0"/>
-              <w:jc w:val="left"/>
-            </w:pPr>
-            <w:r/>
-            <w:r>
-              <w:rPr>
-                <w:rFonts w:ascii="Times New Roman" w:hAnsi="Times New Roman" w:eastAsia="方正仿宋_GBK" w:cs="Times New Roman"/>
-                <w:b w:val="0"/>
-                <w:sz w:val="21"/>
-              </w:rPr>
-              <w:t>[待填写]</w:t>
-            </w:r>
-          </w:p>
-        </w:tc>
-        <w:tc>
-          <w:tcPr>
-            <w:tcW w:type="dxa" w:w="1474"/>
-          </w:tcPr>
-          <w:p>
-            <w:pPr>
-              <w:spacing w:before="0" w:after="0" w:line="300" w:lineRule="exact"/>
-              <w:ind w:firstLine="0" w:firstLineChars="0" w:left="0"/>
-              <w:jc w:val="left"/>
-            </w:pPr>
-            <w:r/>
-            <w:r>
-              <w:rPr>
-                <w:rFonts w:ascii="Times New Roman" w:hAnsi="Times New Roman" w:eastAsia="方正仿宋_GBK" w:cs="Times New Roman"/>
-                <w:b w:val="0"/>
-                <w:sz w:val="21"/>
-              </w:rPr>
-              <w:t>[待填写]</w:t>
-            </w:r>
-          </w:p>
-        </w:tc>
-        <w:tc>
-          <w:tcPr>
-            <w:tcW w:type="dxa" w:w="1474"/>
-          </w:tcPr>
-          <w:p>
-            <w:pPr>
-              <w:spacing w:before="0" w:after="0" w:line="300" w:lineRule="exact"/>
-              <w:ind w:firstLine="0" w:firstLineChars="0" w:left="0"/>
-              <w:jc w:val="left"/>
-            </w:pPr>
-            <w:r/>
-            <w:r>
-              <w:rPr>
-                <w:rFonts w:ascii="Times New Roman" w:hAnsi="Times New Roman" w:eastAsia="方正仿宋_GBK" w:cs="Times New Roman"/>
-                <w:b w:val="0"/>
-                <w:sz w:val="21"/>
-              </w:rPr>
-              <w:t>[待填写]</w:t>
-            </w:r>
-          </w:p>
-        </w:tc>
-        <w:tc>
-          <w:tcPr>
-            <w:tcW w:type="dxa" w:w="1474"/>
+            <w:tcW w:type="dxa" w:w="1105"/>
+          </w:tcPr>
+          <w:p>
+            <w:pPr>
+              <w:spacing w:before="0" w:after="0" w:line="300" w:lineRule="exact"/>
+              <w:ind w:firstLine="0" w:firstLineChars="0" w:left="0"/>
+              <w:jc w:val="left"/>
+            </w:pPr>
+            <w:r/>
+            <w:r>
+              <w:rPr>
+                <w:rFonts w:ascii="Times New Roman" w:hAnsi="Times New Roman" w:eastAsia="方正仿宋_GBK" w:cs="Times New Roman"/>
+                <w:b w:val="0"/>
+                <w:sz w:val="21"/>
+              </w:rPr>
+              <w:t>[待填写]</w:t>
+            </w:r>
+          </w:p>
+        </w:tc>
+        <w:tc>
+          <w:tcPr>
+            <w:tcW w:type="dxa" w:w="1105"/>
+          </w:tcPr>
+          <w:p>
+            <w:pPr>
+              <w:spacing w:before="0" w:after="0" w:line="300" w:lineRule="exact"/>
+              <w:ind w:firstLine="0" w:firstLineChars="0" w:left="0"/>
+              <w:jc w:val="left"/>
+            </w:pPr>
+            <w:r/>
+            <w:r>
+              <w:rPr>
+                <w:rFonts w:ascii="Times New Roman" w:hAnsi="Times New Roman" w:eastAsia="方正仿宋_GBK" w:cs="Times New Roman"/>
+                <w:b w:val="0"/>
+                <w:sz w:val="21"/>
+              </w:rPr>
+              <w:t>[待填写]</w:t>
+            </w:r>
+          </w:p>
+        </w:tc>
+        <w:tc>
+          <w:tcPr>
+            <w:tcW w:type="dxa" w:w="1105"/>
+          </w:tcPr>
+          <w:p>
+            <w:pPr>
+              <w:spacing w:before="0" w:after="0" w:line="300" w:lineRule="exact"/>
+              <w:ind w:firstLine="0" w:firstLineChars="0" w:left="0"/>
+              <w:jc w:val="left"/>
+            </w:pPr>
+            <w:r/>
+            <w:r>
+              <w:rPr>
+                <w:rFonts w:ascii="Times New Roman" w:hAnsi="Times New Roman" w:eastAsia="方正仿宋_GBK" w:cs="Times New Roman"/>
+                <w:b w:val="0"/>
+                <w:sz w:val="21"/>
+              </w:rPr>
+              <w:t>[待填写]</w:t>
+            </w:r>
+          </w:p>
+        </w:tc>
+        <w:tc>
+          <w:tcPr>
+            <w:tcW w:type="dxa" w:w="1105"/>
+          </w:tcPr>
+          <w:p>
+            <w:pPr>
+              <w:spacing w:before="0" w:after="0" w:line="300" w:lineRule="exact"/>
+              <w:ind w:firstLine="0" w:firstLineChars="0" w:left="0"/>
+              <w:jc w:val="left"/>
+            </w:pPr>
+            <w:r/>
+            <w:r>
+              <w:rPr>
+                <w:rFonts w:ascii="Times New Roman" w:hAnsi="Times New Roman" w:eastAsia="方正仿宋_GBK" w:cs="Times New Roman"/>
+                <w:b w:val="0"/>
+                <w:sz w:val="21"/>
+              </w:rPr>
+              <w:t>[待填写]</w:t>
+            </w:r>
+          </w:p>
+        </w:tc>
+        <w:tc>
+          <w:tcPr>
+            <w:tcW w:type="dxa" w:w="1105"/>
+          </w:tcPr>
+          <w:p>
+            <w:pPr>
+              <w:spacing w:before="0" w:after="0" w:line="300" w:lineRule="exact"/>
+              <w:ind w:firstLine="0" w:firstLineChars="0" w:left="0"/>
+              <w:jc w:val="left"/>
+            </w:pPr>
+            <w:r/>
+            <w:r>
+              <w:rPr>
+                <w:rFonts w:ascii="Times New Roman" w:hAnsi="Times New Roman" w:eastAsia="方正仿宋_GBK" w:cs="Times New Roman"/>
+                <w:b w:val="0"/>
+                <w:sz w:val="21"/>
+              </w:rPr>
+              <w:t>[待填写]</w:t>
+            </w:r>
+          </w:p>
+        </w:tc>
+        <w:tc>
+          <w:tcPr>
+            <w:tcW w:type="dxa" w:w="1105"/>
+          </w:tcPr>
+          <w:p>
+            <w:pPr>
+              <w:spacing w:before="0" w:after="0" w:line="300" w:lineRule="exact"/>
+              <w:ind w:firstLine="0" w:firstLineChars="0" w:left="0"/>
+              <w:jc w:val="left"/>
+            </w:pPr>
+            <w:r/>
+            <w:r>
+              <w:rPr>
+                <w:rFonts w:ascii="Times New Roman" w:hAnsi="Times New Roman" w:eastAsia="方正仿宋_GBK" w:cs="Times New Roman"/>
+                <w:b w:val="0"/>
+                <w:sz w:val="21"/>
+              </w:rPr>
+              <w:t>[待填写]</w:t>
+            </w:r>
+          </w:p>
+        </w:tc>
+        <w:tc>
+          <w:tcPr>
+            <w:tcW w:type="dxa" w:w="1105"/>
+          </w:tcPr>
+          <w:p>
+            <w:pPr>
+              <w:spacing w:before="0" w:after="0" w:line="300" w:lineRule="exact"/>
+              <w:ind w:firstLine="0" w:firstLineChars="0" w:left="0"/>
+              <w:jc w:val="left"/>
+            </w:pPr>
+            <w:r/>
+            <w:r>
+              <w:rPr>
+                <w:rFonts w:ascii="Times New Roman" w:hAnsi="Times New Roman" w:eastAsia="方正仿宋_GBK" w:cs="Times New Roman"/>
+                <w:b w:val="0"/>
+                <w:sz w:val="21"/>
+              </w:rPr>
+              <w:t>[待填写]</w:t>
+            </w:r>
+          </w:p>
+        </w:tc>
+        <w:tc>
+          <w:tcPr>
+            <w:tcW w:type="dxa" w:w="1105"/>
           </w:tcPr>
           <w:p>
             <w:pPr>
@@ -3157,112 +3243,154 @@
       <w:tr>
         <w:tc>
           <w:tcPr>
-            <w:tcW w:type="dxa" w:w="1474"/>
-          </w:tcPr>
-          <w:p>
-            <w:pPr>
-              <w:spacing w:before="0" w:after="0" w:line="300" w:lineRule="exact"/>
-              <w:ind w:firstLine="0" w:firstLineChars="0" w:left="0"/>
-              <w:jc w:val="left"/>
-            </w:pPr>
-            <w:r/>
-            <w:r>
-              <w:rPr>
-                <w:rFonts w:ascii="Times New Roman" w:hAnsi="Times New Roman" w:eastAsia="方正仿宋_GBK" w:cs="Times New Roman"/>
-                <w:b w:val="0"/>
-                <w:sz w:val="21"/>
-              </w:rPr>
-              <w:t>[待填写]</w:t>
-            </w:r>
-          </w:p>
-        </w:tc>
-        <w:tc>
-          <w:tcPr>
-            <w:tcW w:type="dxa" w:w="1474"/>
-          </w:tcPr>
-          <w:p>
-            <w:pPr>
-              <w:spacing w:before="0" w:after="0" w:line="300" w:lineRule="exact"/>
-              <w:ind w:firstLine="0" w:firstLineChars="0" w:left="0"/>
-              <w:jc w:val="left"/>
-            </w:pPr>
-            <w:r/>
-            <w:r>
-              <w:rPr>
-                <w:rFonts w:ascii="Times New Roman" w:hAnsi="Times New Roman" w:eastAsia="方正仿宋_GBK" w:cs="Times New Roman"/>
-                <w:b w:val="0"/>
-                <w:sz w:val="21"/>
-              </w:rPr>
-              <w:t>[待填写]</w:t>
-            </w:r>
-          </w:p>
-        </w:tc>
-        <w:tc>
-          <w:tcPr>
-            <w:tcW w:type="dxa" w:w="1474"/>
-          </w:tcPr>
-          <w:p>
-            <w:pPr>
-              <w:spacing w:before="0" w:after="0" w:line="300" w:lineRule="exact"/>
-              <w:ind w:firstLine="0" w:firstLineChars="0" w:left="0"/>
-              <w:jc w:val="left"/>
-            </w:pPr>
-            <w:r/>
-            <w:r>
-              <w:rPr>
-                <w:rFonts w:ascii="Times New Roman" w:hAnsi="Times New Roman" w:eastAsia="方正仿宋_GBK" w:cs="Times New Roman"/>
-                <w:b w:val="0"/>
-                <w:sz w:val="21"/>
-              </w:rPr>
-              <w:t>[待填写]</w:t>
-            </w:r>
-          </w:p>
-        </w:tc>
-        <w:tc>
-          <w:tcPr>
-            <w:tcW w:type="dxa" w:w="1474"/>
-          </w:tcPr>
-          <w:p>
-            <w:pPr>
-              <w:spacing w:before="0" w:after="0" w:line="300" w:lineRule="exact"/>
-              <w:ind w:firstLine="0" w:firstLineChars="0" w:left="0"/>
-              <w:jc w:val="left"/>
-            </w:pPr>
-            <w:r/>
-            <w:r>
-              <w:rPr>
-                <w:rFonts w:ascii="Times New Roman" w:hAnsi="Times New Roman" w:eastAsia="方正仿宋_GBK" w:cs="Times New Roman"/>
-                <w:b w:val="0"/>
-                <w:sz w:val="21"/>
-              </w:rPr>
-              <w:t>[待填写]</w:t>
-            </w:r>
-          </w:p>
-        </w:tc>
-        <w:tc>
-          <w:tcPr>
-            <w:tcW w:type="dxa" w:w="1474"/>
-          </w:tcPr>
-          <w:p>
-            <w:pPr>
-              <w:spacing w:before="0" w:after="0" w:line="300" w:lineRule="exact"/>
-              <w:ind w:firstLine="0" w:firstLineChars="0" w:left="0"/>
-              <w:jc w:val="left"/>
-            </w:pPr>
-            <w:r/>
-            <w:r>
-              <w:rPr>
-                <w:rFonts w:ascii="Times New Roman" w:hAnsi="Times New Roman" w:eastAsia="方正仿宋_GBK" w:cs="Times New Roman"/>
-                <w:b w:val="0"/>
-                <w:sz w:val="21"/>
-              </w:rPr>
-              <w:t>[待填写]</w:t>
-            </w:r>
-          </w:p>
-        </w:tc>
-        <w:tc>
-          <w:tcPr>
-            <w:tcW w:type="dxa" w:w="1474"/>
+            <w:tcW w:type="dxa" w:w="1105"/>
+          </w:tcPr>
+          <w:p>
+            <w:pPr>
+              <w:spacing w:before="0" w:after="0" w:line="300" w:lineRule="exact"/>
+              <w:ind w:firstLine="0" w:firstLineChars="0" w:left="0"/>
+              <w:jc w:val="left"/>
+            </w:pPr>
+            <w:r/>
+            <w:r>
+              <w:rPr>
+                <w:rFonts w:ascii="Times New Roman" w:hAnsi="Times New Roman" w:eastAsia="方正仿宋_GBK" w:cs="Times New Roman"/>
+                <w:b w:val="0"/>
+                <w:sz w:val="21"/>
+              </w:rPr>
+              <w:t>[待填写]</w:t>
+            </w:r>
+          </w:p>
+        </w:tc>
+        <w:tc>
+          <w:tcPr>
+            <w:tcW w:type="dxa" w:w="1105"/>
+          </w:tcPr>
+          <w:p>
+            <w:pPr>
+              <w:spacing w:before="0" w:after="0" w:line="300" w:lineRule="exact"/>
+              <w:ind w:firstLine="0" w:firstLineChars="0" w:left="0"/>
+              <w:jc w:val="left"/>
+            </w:pPr>
+            <w:r/>
+            <w:r>
+              <w:rPr>
+                <w:rFonts w:ascii="Times New Roman" w:hAnsi="Times New Roman" w:eastAsia="方正仿宋_GBK" w:cs="Times New Roman"/>
+                <w:b w:val="0"/>
+                <w:sz w:val="21"/>
+              </w:rPr>
+              <w:t>[待填写]</w:t>
+            </w:r>
+          </w:p>
+        </w:tc>
+        <w:tc>
+          <w:tcPr>
+            <w:tcW w:type="dxa" w:w="1105"/>
+          </w:tcPr>
+          <w:p>
+            <w:pPr>
+              <w:spacing w:before="0" w:after="0" w:line="300" w:lineRule="exact"/>
+              <w:ind w:firstLine="0" w:firstLineChars="0" w:left="0"/>
+              <w:jc w:val="left"/>
+            </w:pPr>
+            <w:r/>
+            <w:r>
+              <w:rPr>
+                <w:rFonts w:ascii="Times New Roman" w:hAnsi="Times New Roman" w:eastAsia="方正仿宋_GBK" w:cs="Times New Roman"/>
+                <w:b w:val="0"/>
+                <w:sz w:val="21"/>
+              </w:rPr>
+              <w:t>[待填写]</w:t>
+            </w:r>
+          </w:p>
+        </w:tc>
+        <w:tc>
+          <w:tcPr>
+            <w:tcW w:type="dxa" w:w="1105"/>
+          </w:tcPr>
+          <w:p>
+            <w:pPr>
+              <w:spacing w:before="0" w:after="0" w:line="300" w:lineRule="exact"/>
+              <w:ind w:firstLine="0" w:firstLineChars="0" w:left="0"/>
+              <w:jc w:val="left"/>
+            </w:pPr>
+            <w:r/>
+            <w:r>
+              <w:rPr>
+                <w:rFonts w:ascii="Times New Roman" w:hAnsi="Times New Roman" w:eastAsia="方正仿宋_GBK" w:cs="Times New Roman"/>
+                <w:b w:val="0"/>
+                <w:sz w:val="21"/>
+              </w:rPr>
+              <w:t>[待填写]</w:t>
+            </w:r>
+          </w:p>
+        </w:tc>
+        <w:tc>
+          <w:tcPr>
+            <w:tcW w:type="dxa" w:w="1105"/>
+          </w:tcPr>
+          <w:p>
+            <w:pPr>
+              <w:spacing w:before="0" w:after="0" w:line="300" w:lineRule="exact"/>
+              <w:ind w:firstLine="0" w:firstLineChars="0" w:left="0"/>
+              <w:jc w:val="left"/>
+            </w:pPr>
+            <w:r/>
+            <w:r>
+              <w:rPr>
+                <w:rFonts w:ascii="Times New Roman" w:hAnsi="Times New Roman" w:eastAsia="方正仿宋_GBK" w:cs="Times New Roman"/>
+                <w:b w:val="0"/>
+                <w:sz w:val="21"/>
+              </w:rPr>
+              <w:t>[待填写]</w:t>
+            </w:r>
+          </w:p>
+        </w:tc>
+        <w:tc>
+          <w:tcPr>
+            <w:tcW w:type="dxa" w:w="1105"/>
+          </w:tcPr>
+          <w:p>
+            <w:pPr>
+              <w:spacing w:before="0" w:after="0" w:line="300" w:lineRule="exact"/>
+              <w:ind w:firstLine="0" w:firstLineChars="0" w:left="0"/>
+              <w:jc w:val="left"/>
+            </w:pPr>
+            <w:r/>
+            <w:r>
+              <w:rPr>
+                <w:rFonts w:ascii="Times New Roman" w:hAnsi="Times New Roman" w:eastAsia="方正仿宋_GBK" w:cs="Times New Roman"/>
+                <w:b w:val="0"/>
+                <w:sz w:val="21"/>
+              </w:rPr>
+              <w:t>[待填写]</w:t>
+            </w:r>
+          </w:p>
+        </w:tc>
+        <w:tc>
+          <w:tcPr>
+            <w:tcW w:type="dxa" w:w="1105"/>
+          </w:tcPr>
+          <w:p>
+            <w:pPr>
+              <w:spacing w:before="0" w:after="0" w:line="300" w:lineRule="exact"/>
+              <w:ind w:firstLine="0" w:firstLineChars="0" w:left="0"/>
+              <w:jc w:val="left"/>
+            </w:pPr>
+            <w:r/>
+            <w:r>
+              <w:rPr>
+                <w:rFonts w:ascii="Times New Roman" w:hAnsi="Times New Roman" w:eastAsia="方正仿宋_GBK" w:cs="Times New Roman"/>
+                <w:b w:val="0"/>
+                <w:sz w:val="21"/>
+              </w:rPr>
+              <w:t>[待填写]</w:t>
+            </w:r>
+          </w:p>
+        </w:tc>
+        <w:tc>
+          <w:tcPr>
+            <w:tcW w:type="dxa" w:w="1105"/>
           </w:tcPr>
           <w:p>
             <w:pPr>
@@ -3285,112 +3413,154 @@
       <w:tr>
         <w:tc>
           <w:tcPr>
-            <w:tcW w:type="dxa" w:w="1474"/>
-          </w:tcPr>
-          <w:p>
-            <w:pPr>
-              <w:spacing w:before="0" w:after="0" w:line="300" w:lineRule="exact"/>
-              <w:ind w:firstLine="0" w:firstLineChars="0" w:left="0"/>
-              <w:jc w:val="left"/>
-            </w:pPr>
-            <w:r/>
-            <w:r>
-              <w:rPr>
-                <w:rFonts w:ascii="Times New Roman" w:hAnsi="Times New Roman" w:eastAsia="方正仿宋_GBK" w:cs="Times New Roman"/>
-                <w:b w:val="0"/>
-                <w:sz w:val="21"/>
-              </w:rPr>
-              <w:t>[待填写]</w:t>
-            </w:r>
-          </w:p>
-        </w:tc>
-        <w:tc>
-          <w:tcPr>
-            <w:tcW w:type="dxa" w:w="1474"/>
-          </w:tcPr>
-          <w:p>
-            <w:pPr>
-              <w:spacing w:before="0" w:after="0" w:line="300" w:lineRule="exact"/>
-              <w:ind w:firstLine="0" w:firstLineChars="0" w:left="0"/>
-              <w:jc w:val="left"/>
-            </w:pPr>
-            <w:r/>
-            <w:r>
-              <w:rPr>
-                <w:rFonts w:ascii="Times New Roman" w:hAnsi="Times New Roman" w:eastAsia="方正仿宋_GBK" w:cs="Times New Roman"/>
-                <w:b w:val="0"/>
-                <w:sz w:val="21"/>
-              </w:rPr>
-              <w:t>[待填写]</w:t>
-            </w:r>
-          </w:p>
-        </w:tc>
-        <w:tc>
-          <w:tcPr>
-            <w:tcW w:type="dxa" w:w="1474"/>
-          </w:tcPr>
-          <w:p>
-            <w:pPr>
-              <w:spacing w:before="0" w:after="0" w:line="300" w:lineRule="exact"/>
-              <w:ind w:firstLine="0" w:firstLineChars="0" w:left="0"/>
-              <w:jc w:val="left"/>
-            </w:pPr>
-            <w:r/>
-            <w:r>
-              <w:rPr>
-                <w:rFonts w:ascii="Times New Roman" w:hAnsi="Times New Roman" w:eastAsia="方正仿宋_GBK" w:cs="Times New Roman"/>
-                <w:b w:val="0"/>
-                <w:sz w:val="21"/>
-              </w:rPr>
-              <w:t>[待填写]</w:t>
-            </w:r>
-          </w:p>
-        </w:tc>
-        <w:tc>
-          <w:tcPr>
-            <w:tcW w:type="dxa" w:w="1474"/>
-          </w:tcPr>
-          <w:p>
-            <w:pPr>
-              <w:spacing w:before="0" w:after="0" w:line="300" w:lineRule="exact"/>
-              <w:ind w:firstLine="0" w:firstLineChars="0" w:left="0"/>
-              <w:jc w:val="left"/>
-            </w:pPr>
-            <w:r/>
-            <w:r>
-              <w:rPr>
-                <w:rFonts w:ascii="Times New Roman" w:hAnsi="Times New Roman" w:eastAsia="方正仿宋_GBK" w:cs="Times New Roman"/>
-                <w:b w:val="0"/>
-                <w:sz w:val="21"/>
-              </w:rPr>
-              <w:t>[待填写]</w:t>
-            </w:r>
-          </w:p>
-        </w:tc>
-        <w:tc>
-          <w:tcPr>
-            <w:tcW w:type="dxa" w:w="1474"/>
-          </w:tcPr>
-          <w:p>
-            <w:pPr>
-              <w:spacing w:before="0" w:after="0" w:line="300" w:lineRule="exact"/>
-              <w:ind w:firstLine="0" w:firstLineChars="0" w:left="0"/>
-              <w:jc w:val="left"/>
-            </w:pPr>
-            <w:r/>
-            <w:r>
-              <w:rPr>
-                <w:rFonts w:ascii="Times New Roman" w:hAnsi="Times New Roman" w:eastAsia="方正仿宋_GBK" w:cs="Times New Roman"/>
-                <w:b w:val="0"/>
-                <w:sz w:val="21"/>
-              </w:rPr>
-              <w:t>[待填写]</w:t>
-            </w:r>
-          </w:p>
-        </w:tc>
-        <w:tc>
-          <w:tcPr>
-            <w:tcW w:type="dxa" w:w="1474"/>
+            <w:tcW w:type="dxa" w:w="1105"/>
+          </w:tcPr>
+          <w:p>
+            <w:pPr>
+              <w:spacing w:before="0" w:after="0" w:line="300" w:lineRule="exact"/>
+              <w:ind w:firstLine="0" w:firstLineChars="0" w:left="0"/>
+              <w:jc w:val="left"/>
+            </w:pPr>
+            <w:r/>
+            <w:r>
+              <w:rPr>
+                <w:rFonts w:ascii="Times New Roman" w:hAnsi="Times New Roman" w:eastAsia="方正仿宋_GBK" w:cs="Times New Roman"/>
+                <w:b w:val="0"/>
+                <w:sz w:val="21"/>
+              </w:rPr>
+              <w:t>[待填写]</w:t>
+            </w:r>
+          </w:p>
+        </w:tc>
+        <w:tc>
+          <w:tcPr>
+            <w:tcW w:type="dxa" w:w="1105"/>
+          </w:tcPr>
+          <w:p>
+            <w:pPr>
+              <w:spacing w:before="0" w:after="0" w:line="300" w:lineRule="exact"/>
+              <w:ind w:firstLine="0" w:firstLineChars="0" w:left="0"/>
+              <w:jc w:val="left"/>
+            </w:pPr>
+            <w:r/>
+            <w:r>
+              <w:rPr>
+                <w:rFonts w:ascii="Times New Roman" w:hAnsi="Times New Roman" w:eastAsia="方正仿宋_GBK" w:cs="Times New Roman"/>
+                <w:b w:val="0"/>
+                <w:sz w:val="21"/>
+              </w:rPr>
+              <w:t>[待填写]</w:t>
+            </w:r>
+          </w:p>
+        </w:tc>
+        <w:tc>
+          <w:tcPr>
+            <w:tcW w:type="dxa" w:w="1105"/>
+          </w:tcPr>
+          <w:p>
+            <w:pPr>
+              <w:spacing w:before="0" w:after="0" w:line="300" w:lineRule="exact"/>
+              <w:ind w:firstLine="0" w:firstLineChars="0" w:left="0"/>
+              <w:jc w:val="left"/>
+            </w:pPr>
+            <w:r/>
+            <w:r>
+              <w:rPr>
+                <w:rFonts w:ascii="Times New Roman" w:hAnsi="Times New Roman" w:eastAsia="方正仿宋_GBK" w:cs="Times New Roman"/>
+                <w:b w:val="0"/>
+                <w:sz w:val="21"/>
+              </w:rPr>
+              <w:t>[待填写]</w:t>
+            </w:r>
+          </w:p>
+        </w:tc>
+        <w:tc>
+          <w:tcPr>
+            <w:tcW w:type="dxa" w:w="1105"/>
+          </w:tcPr>
+          <w:p>
+            <w:pPr>
+              <w:spacing w:before="0" w:after="0" w:line="300" w:lineRule="exact"/>
+              <w:ind w:firstLine="0" w:firstLineChars="0" w:left="0"/>
+              <w:jc w:val="left"/>
+            </w:pPr>
+            <w:r/>
+            <w:r>
+              <w:rPr>
+                <w:rFonts w:ascii="Times New Roman" w:hAnsi="Times New Roman" w:eastAsia="方正仿宋_GBK" w:cs="Times New Roman"/>
+                <w:b w:val="0"/>
+                <w:sz w:val="21"/>
+              </w:rPr>
+              <w:t>[待填写]</w:t>
+            </w:r>
+          </w:p>
+        </w:tc>
+        <w:tc>
+          <w:tcPr>
+            <w:tcW w:type="dxa" w:w="1105"/>
+          </w:tcPr>
+          <w:p>
+            <w:pPr>
+              <w:spacing w:before="0" w:after="0" w:line="300" w:lineRule="exact"/>
+              <w:ind w:firstLine="0" w:firstLineChars="0" w:left="0"/>
+              <w:jc w:val="left"/>
+            </w:pPr>
+            <w:r/>
+            <w:r>
+              <w:rPr>
+                <w:rFonts w:ascii="Times New Roman" w:hAnsi="Times New Roman" w:eastAsia="方正仿宋_GBK" w:cs="Times New Roman"/>
+                <w:b w:val="0"/>
+                <w:sz w:val="21"/>
+              </w:rPr>
+              <w:t>[待填写]</w:t>
+            </w:r>
+          </w:p>
+        </w:tc>
+        <w:tc>
+          <w:tcPr>
+            <w:tcW w:type="dxa" w:w="1105"/>
+          </w:tcPr>
+          <w:p>
+            <w:pPr>
+              <w:spacing w:before="0" w:after="0" w:line="300" w:lineRule="exact"/>
+              <w:ind w:firstLine="0" w:firstLineChars="0" w:left="0"/>
+              <w:jc w:val="left"/>
+            </w:pPr>
+            <w:r/>
+            <w:r>
+              <w:rPr>
+                <w:rFonts w:ascii="Times New Roman" w:hAnsi="Times New Roman" w:eastAsia="方正仿宋_GBK" w:cs="Times New Roman"/>
+                <w:b w:val="0"/>
+                <w:sz w:val="21"/>
+              </w:rPr>
+              <w:t>[待填写]</w:t>
+            </w:r>
+          </w:p>
+        </w:tc>
+        <w:tc>
+          <w:tcPr>
+            <w:tcW w:type="dxa" w:w="1105"/>
+          </w:tcPr>
+          <w:p>
+            <w:pPr>
+              <w:spacing w:before="0" w:after="0" w:line="300" w:lineRule="exact"/>
+              <w:ind w:firstLine="0" w:firstLineChars="0" w:left="0"/>
+              <w:jc w:val="left"/>
+            </w:pPr>
+            <w:r/>
+            <w:r>
+              <w:rPr>
+                <w:rFonts w:ascii="Times New Roman" w:hAnsi="Times New Roman" w:eastAsia="方正仿宋_GBK" w:cs="Times New Roman"/>
+                <w:b w:val="0"/>
+                <w:sz w:val="21"/>
+              </w:rPr>
+              <w:t>[待填写]</w:t>
+            </w:r>
+          </w:p>
+        </w:tc>
+        <w:tc>
+          <w:tcPr>
+            <w:tcW w:type="dxa" w:w="1105"/>
           </w:tcPr>
           <w:p>
             <w:pPr>
@@ -3413,112 +3583,154 @@
       <w:tr>
         <w:tc>
           <w:tcPr>
-            <w:tcW w:type="dxa" w:w="1474"/>
-          </w:tcPr>
-          <w:p>
-            <w:pPr>
-              <w:spacing w:before="0" w:after="0" w:line="300" w:lineRule="exact"/>
-              <w:ind w:firstLine="0" w:firstLineChars="0" w:left="0"/>
-              <w:jc w:val="left"/>
-            </w:pPr>
-            <w:r/>
-            <w:r>
-              <w:rPr>
-                <w:rFonts w:ascii="Times New Roman" w:hAnsi="Times New Roman" w:eastAsia="方正仿宋_GBK" w:cs="Times New Roman"/>
-                <w:b w:val="0"/>
-                <w:sz w:val="21"/>
-              </w:rPr>
-              <w:t>[待填写]</w:t>
-            </w:r>
-          </w:p>
-        </w:tc>
-        <w:tc>
-          <w:tcPr>
-            <w:tcW w:type="dxa" w:w="1474"/>
-          </w:tcPr>
-          <w:p>
-            <w:pPr>
-              <w:spacing w:before="0" w:after="0" w:line="300" w:lineRule="exact"/>
-              <w:ind w:firstLine="0" w:firstLineChars="0" w:left="0"/>
-              <w:jc w:val="left"/>
-            </w:pPr>
-            <w:r/>
-            <w:r>
-              <w:rPr>
-                <w:rFonts w:ascii="Times New Roman" w:hAnsi="Times New Roman" w:eastAsia="方正仿宋_GBK" w:cs="Times New Roman"/>
-                <w:b w:val="0"/>
-                <w:sz w:val="21"/>
-              </w:rPr>
-              <w:t>[待填写]</w:t>
-            </w:r>
-          </w:p>
-        </w:tc>
-        <w:tc>
-          <w:tcPr>
-            <w:tcW w:type="dxa" w:w="1474"/>
-          </w:tcPr>
-          <w:p>
-            <w:pPr>
-              <w:spacing w:before="0" w:after="0" w:line="300" w:lineRule="exact"/>
-              <w:ind w:firstLine="0" w:firstLineChars="0" w:left="0"/>
-              <w:jc w:val="left"/>
-            </w:pPr>
-            <w:r/>
-            <w:r>
-              <w:rPr>
-                <w:rFonts w:ascii="Times New Roman" w:hAnsi="Times New Roman" w:eastAsia="方正仿宋_GBK" w:cs="Times New Roman"/>
-                <w:b w:val="0"/>
-                <w:sz w:val="21"/>
-              </w:rPr>
-              <w:t>[待填写]</w:t>
-            </w:r>
-          </w:p>
-        </w:tc>
-        <w:tc>
-          <w:tcPr>
-            <w:tcW w:type="dxa" w:w="1474"/>
-          </w:tcPr>
-          <w:p>
-            <w:pPr>
-              <w:spacing w:before="0" w:after="0" w:line="300" w:lineRule="exact"/>
-              <w:ind w:firstLine="0" w:firstLineChars="0" w:left="0"/>
-              <w:jc w:val="left"/>
-            </w:pPr>
-            <w:r/>
-            <w:r>
-              <w:rPr>
-                <w:rFonts w:ascii="Times New Roman" w:hAnsi="Times New Roman" w:eastAsia="方正仿宋_GBK" w:cs="Times New Roman"/>
-                <w:b w:val="0"/>
-                <w:sz w:val="21"/>
-              </w:rPr>
-              <w:t>[待填写]</w:t>
-            </w:r>
-          </w:p>
-        </w:tc>
-        <w:tc>
-          <w:tcPr>
-            <w:tcW w:type="dxa" w:w="1474"/>
-          </w:tcPr>
-          <w:p>
-            <w:pPr>
-              <w:spacing w:before="0" w:after="0" w:line="300" w:lineRule="exact"/>
-              <w:ind w:firstLine="0" w:firstLineChars="0" w:left="0"/>
-              <w:jc w:val="left"/>
-            </w:pPr>
-            <w:r/>
-            <w:r>
-              <w:rPr>
-                <w:rFonts w:ascii="Times New Roman" w:hAnsi="Times New Roman" w:eastAsia="方正仿宋_GBK" w:cs="Times New Roman"/>
-                <w:b w:val="0"/>
-                <w:sz w:val="21"/>
-              </w:rPr>
-              <w:t>[待填写]</w:t>
-            </w:r>
-          </w:p>
-        </w:tc>
-        <w:tc>
-          <w:tcPr>
-            <w:tcW w:type="dxa" w:w="1474"/>
+            <w:tcW w:type="dxa" w:w="1105"/>
+          </w:tcPr>
+          <w:p>
+            <w:pPr>
+              <w:spacing w:before="0" w:after="0" w:line="300" w:lineRule="exact"/>
+              <w:ind w:firstLine="0" w:firstLineChars="0" w:left="0"/>
+              <w:jc w:val="left"/>
+            </w:pPr>
+            <w:r/>
+            <w:r>
+              <w:rPr>
+                <w:rFonts w:ascii="Times New Roman" w:hAnsi="Times New Roman" w:eastAsia="方正仿宋_GBK" w:cs="Times New Roman"/>
+                <w:b w:val="0"/>
+                <w:sz w:val="21"/>
+              </w:rPr>
+              <w:t>[待填写]</w:t>
+            </w:r>
+          </w:p>
+        </w:tc>
+        <w:tc>
+          <w:tcPr>
+            <w:tcW w:type="dxa" w:w="1105"/>
+          </w:tcPr>
+          <w:p>
+            <w:pPr>
+              <w:spacing w:before="0" w:after="0" w:line="300" w:lineRule="exact"/>
+              <w:ind w:firstLine="0" w:firstLineChars="0" w:left="0"/>
+              <w:jc w:val="left"/>
+            </w:pPr>
+            <w:r/>
+            <w:r>
+              <w:rPr>
+                <w:rFonts w:ascii="Times New Roman" w:hAnsi="Times New Roman" w:eastAsia="方正仿宋_GBK" w:cs="Times New Roman"/>
+                <w:b w:val="0"/>
+                <w:sz w:val="21"/>
+              </w:rPr>
+              <w:t>[待填写]</w:t>
+            </w:r>
+          </w:p>
+        </w:tc>
+        <w:tc>
+          <w:tcPr>
+            <w:tcW w:type="dxa" w:w="1105"/>
+          </w:tcPr>
+          <w:p>
+            <w:pPr>
+              <w:spacing w:before="0" w:after="0" w:line="300" w:lineRule="exact"/>
+              <w:ind w:firstLine="0" w:firstLineChars="0" w:left="0"/>
+              <w:jc w:val="left"/>
+            </w:pPr>
+            <w:r/>
+            <w:r>
+              <w:rPr>
+                <w:rFonts w:ascii="Times New Roman" w:hAnsi="Times New Roman" w:eastAsia="方正仿宋_GBK" w:cs="Times New Roman"/>
+                <w:b w:val="0"/>
+                <w:sz w:val="21"/>
+              </w:rPr>
+              <w:t>[待填写]</w:t>
+            </w:r>
+          </w:p>
+        </w:tc>
+        <w:tc>
+          <w:tcPr>
+            <w:tcW w:type="dxa" w:w="1105"/>
+          </w:tcPr>
+          <w:p>
+            <w:pPr>
+              <w:spacing w:before="0" w:after="0" w:line="300" w:lineRule="exact"/>
+              <w:ind w:firstLine="0" w:firstLineChars="0" w:left="0"/>
+              <w:jc w:val="left"/>
+            </w:pPr>
+            <w:r/>
+            <w:r>
+              <w:rPr>
+                <w:rFonts w:ascii="Times New Roman" w:hAnsi="Times New Roman" w:eastAsia="方正仿宋_GBK" w:cs="Times New Roman"/>
+                <w:b w:val="0"/>
+                <w:sz w:val="21"/>
+              </w:rPr>
+              <w:t>[待填写]</w:t>
+            </w:r>
+          </w:p>
+        </w:tc>
+        <w:tc>
+          <w:tcPr>
+            <w:tcW w:type="dxa" w:w="1105"/>
+          </w:tcPr>
+          <w:p>
+            <w:pPr>
+              <w:spacing w:before="0" w:after="0" w:line="300" w:lineRule="exact"/>
+              <w:ind w:firstLine="0" w:firstLineChars="0" w:left="0"/>
+              <w:jc w:val="left"/>
+            </w:pPr>
+            <w:r/>
+            <w:r>
+              <w:rPr>
+                <w:rFonts w:ascii="Times New Roman" w:hAnsi="Times New Roman" w:eastAsia="方正仿宋_GBK" w:cs="Times New Roman"/>
+                <w:b w:val="0"/>
+                <w:sz w:val="21"/>
+              </w:rPr>
+              <w:t>[待填写]</w:t>
+            </w:r>
+          </w:p>
+        </w:tc>
+        <w:tc>
+          <w:tcPr>
+            <w:tcW w:type="dxa" w:w="1105"/>
+          </w:tcPr>
+          <w:p>
+            <w:pPr>
+              <w:spacing w:before="0" w:after="0" w:line="300" w:lineRule="exact"/>
+              <w:ind w:firstLine="0" w:firstLineChars="0" w:left="0"/>
+              <w:jc w:val="left"/>
+            </w:pPr>
+            <w:r/>
+            <w:r>
+              <w:rPr>
+                <w:rFonts w:ascii="Times New Roman" w:hAnsi="Times New Roman" w:eastAsia="方正仿宋_GBK" w:cs="Times New Roman"/>
+                <w:b w:val="0"/>
+                <w:sz w:val="21"/>
+              </w:rPr>
+              <w:t>[待填写]</w:t>
+            </w:r>
+          </w:p>
+        </w:tc>
+        <w:tc>
+          <w:tcPr>
+            <w:tcW w:type="dxa" w:w="1105"/>
+          </w:tcPr>
+          <w:p>
+            <w:pPr>
+              <w:spacing w:before="0" w:after="0" w:line="300" w:lineRule="exact"/>
+              <w:ind w:firstLine="0" w:firstLineChars="0" w:left="0"/>
+              <w:jc w:val="left"/>
+            </w:pPr>
+            <w:r/>
+            <w:r>
+              <w:rPr>
+                <w:rFonts w:ascii="Times New Roman" w:hAnsi="Times New Roman" w:eastAsia="方正仿宋_GBK" w:cs="Times New Roman"/>
+                <w:b w:val="0"/>
+                <w:sz w:val="21"/>
+              </w:rPr>
+              <w:t>[待填写]</w:t>
+            </w:r>
+          </w:p>
+        </w:tc>
+        <w:tc>
+          <w:tcPr>
+            <w:tcW w:type="dxa" w:w="1105"/>
           </w:tcPr>
           <w:p>
             <w:pPr>
@@ -3541,112 +3753,154 @@
       <w:tr>
         <w:tc>
           <w:tcPr>
-            <w:tcW w:type="dxa" w:w="1474"/>
-          </w:tcPr>
-          <w:p>
-            <w:pPr>
-              <w:spacing w:before="0" w:after="0" w:line="300" w:lineRule="exact"/>
-              <w:ind w:firstLine="0" w:firstLineChars="0" w:left="0"/>
-              <w:jc w:val="left"/>
-            </w:pPr>
-            <w:r/>
-            <w:r>
-              <w:rPr>
-                <w:rFonts w:ascii="Times New Roman" w:hAnsi="Times New Roman" w:eastAsia="方正仿宋_GBK" w:cs="Times New Roman"/>
-                <w:b w:val="0"/>
-                <w:sz w:val="21"/>
-              </w:rPr>
-              <w:t>[待填写]</w:t>
-            </w:r>
-          </w:p>
-        </w:tc>
-        <w:tc>
-          <w:tcPr>
-            <w:tcW w:type="dxa" w:w="1474"/>
-          </w:tcPr>
-          <w:p>
-            <w:pPr>
-              <w:spacing w:before="0" w:after="0" w:line="300" w:lineRule="exact"/>
-              <w:ind w:firstLine="0" w:firstLineChars="0" w:left="0"/>
-              <w:jc w:val="left"/>
-            </w:pPr>
-            <w:r/>
-            <w:r>
-              <w:rPr>
-                <w:rFonts w:ascii="Times New Roman" w:hAnsi="Times New Roman" w:eastAsia="方正仿宋_GBK" w:cs="Times New Roman"/>
-                <w:b w:val="0"/>
-                <w:sz w:val="21"/>
-              </w:rPr>
-              <w:t>[待填写]</w:t>
-            </w:r>
-          </w:p>
-        </w:tc>
-        <w:tc>
-          <w:tcPr>
-            <w:tcW w:type="dxa" w:w="1474"/>
-          </w:tcPr>
-          <w:p>
-            <w:pPr>
-              <w:spacing w:before="0" w:after="0" w:line="300" w:lineRule="exact"/>
-              <w:ind w:firstLine="0" w:firstLineChars="0" w:left="0"/>
-              <w:jc w:val="left"/>
-            </w:pPr>
-            <w:r/>
-            <w:r>
-              <w:rPr>
-                <w:rFonts w:ascii="Times New Roman" w:hAnsi="Times New Roman" w:eastAsia="方正仿宋_GBK" w:cs="Times New Roman"/>
-                <w:b w:val="0"/>
-                <w:sz w:val="21"/>
-              </w:rPr>
-              <w:t>[待填写]</w:t>
-            </w:r>
-          </w:p>
-        </w:tc>
-        <w:tc>
-          <w:tcPr>
-            <w:tcW w:type="dxa" w:w="1474"/>
-          </w:tcPr>
-          <w:p>
-            <w:pPr>
-              <w:spacing w:before="0" w:after="0" w:line="300" w:lineRule="exact"/>
-              <w:ind w:firstLine="0" w:firstLineChars="0" w:left="0"/>
-              <w:jc w:val="left"/>
-            </w:pPr>
-            <w:r/>
-            <w:r>
-              <w:rPr>
-                <w:rFonts w:ascii="Times New Roman" w:hAnsi="Times New Roman" w:eastAsia="方正仿宋_GBK" w:cs="Times New Roman"/>
-                <w:b w:val="0"/>
-                <w:sz w:val="21"/>
-              </w:rPr>
-              <w:t>[待填写]</w:t>
-            </w:r>
-          </w:p>
-        </w:tc>
-        <w:tc>
-          <w:tcPr>
-            <w:tcW w:type="dxa" w:w="1474"/>
-          </w:tcPr>
-          <w:p>
-            <w:pPr>
-              <w:spacing w:before="0" w:after="0" w:line="300" w:lineRule="exact"/>
-              <w:ind w:firstLine="0" w:firstLineChars="0" w:left="0"/>
-              <w:jc w:val="left"/>
-            </w:pPr>
-            <w:r/>
-            <w:r>
-              <w:rPr>
-                <w:rFonts w:ascii="Times New Roman" w:hAnsi="Times New Roman" w:eastAsia="方正仿宋_GBK" w:cs="Times New Roman"/>
-                <w:b w:val="0"/>
-                <w:sz w:val="21"/>
-              </w:rPr>
-              <w:t>[待填写]</w:t>
-            </w:r>
-          </w:p>
-        </w:tc>
-        <w:tc>
-          <w:tcPr>
-            <w:tcW w:type="dxa" w:w="1474"/>
+            <w:tcW w:type="dxa" w:w="1105"/>
+          </w:tcPr>
+          <w:p>
+            <w:pPr>
+              <w:spacing w:before="0" w:after="0" w:line="300" w:lineRule="exact"/>
+              <w:ind w:firstLine="0" w:firstLineChars="0" w:left="0"/>
+              <w:jc w:val="left"/>
+            </w:pPr>
+            <w:r/>
+            <w:r>
+              <w:rPr>
+                <w:rFonts w:ascii="Times New Roman" w:hAnsi="Times New Roman" w:eastAsia="方正仿宋_GBK" w:cs="Times New Roman"/>
+                <w:b w:val="0"/>
+                <w:sz w:val="21"/>
+              </w:rPr>
+              <w:t>[待填写]</w:t>
+            </w:r>
+          </w:p>
+        </w:tc>
+        <w:tc>
+          <w:tcPr>
+            <w:tcW w:type="dxa" w:w="1105"/>
+          </w:tcPr>
+          <w:p>
+            <w:pPr>
+              <w:spacing w:before="0" w:after="0" w:line="300" w:lineRule="exact"/>
+              <w:ind w:firstLine="0" w:firstLineChars="0" w:left="0"/>
+              <w:jc w:val="left"/>
+            </w:pPr>
+            <w:r/>
+            <w:r>
+              <w:rPr>
+                <w:rFonts w:ascii="Times New Roman" w:hAnsi="Times New Roman" w:eastAsia="方正仿宋_GBK" w:cs="Times New Roman"/>
+                <w:b w:val="0"/>
+                <w:sz w:val="21"/>
+              </w:rPr>
+              <w:t>[待填写]</w:t>
+            </w:r>
+          </w:p>
+        </w:tc>
+        <w:tc>
+          <w:tcPr>
+            <w:tcW w:type="dxa" w:w="1105"/>
+          </w:tcPr>
+          <w:p>
+            <w:pPr>
+              <w:spacing w:before="0" w:after="0" w:line="300" w:lineRule="exact"/>
+              <w:ind w:firstLine="0" w:firstLineChars="0" w:left="0"/>
+              <w:jc w:val="left"/>
+            </w:pPr>
+            <w:r/>
+            <w:r>
+              <w:rPr>
+                <w:rFonts w:ascii="Times New Roman" w:hAnsi="Times New Roman" w:eastAsia="方正仿宋_GBK" w:cs="Times New Roman"/>
+                <w:b w:val="0"/>
+                <w:sz w:val="21"/>
+              </w:rPr>
+              <w:t>[待填写]</w:t>
+            </w:r>
+          </w:p>
+        </w:tc>
+        <w:tc>
+          <w:tcPr>
+            <w:tcW w:type="dxa" w:w="1105"/>
+          </w:tcPr>
+          <w:p>
+            <w:pPr>
+              <w:spacing w:before="0" w:after="0" w:line="300" w:lineRule="exact"/>
+              <w:ind w:firstLine="0" w:firstLineChars="0" w:left="0"/>
+              <w:jc w:val="left"/>
+            </w:pPr>
+            <w:r/>
+            <w:r>
+              <w:rPr>
+                <w:rFonts w:ascii="Times New Roman" w:hAnsi="Times New Roman" w:eastAsia="方正仿宋_GBK" w:cs="Times New Roman"/>
+                <w:b w:val="0"/>
+                <w:sz w:val="21"/>
+              </w:rPr>
+              <w:t>[待填写]</w:t>
+            </w:r>
+          </w:p>
+        </w:tc>
+        <w:tc>
+          <w:tcPr>
+            <w:tcW w:type="dxa" w:w="1105"/>
+          </w:tcPr>
+          <w:p>
+            <w:pPr>
+              <w:spacing w:before="0" w:after="0" w:line="300" w:lineRule="exact"/>
+              <w:ind w:firstLine="0" w:firstLineChars="0" w:left="0"/>
+              <w:jc w:val="left"/>
+            </w:pPr>
+            <w:r/>
+            <w:r>
+              <w:rPr>
+                <w:rFonts w:ascii="Times New Roman" w:hAnsi="Times New Roman" w:eastAsia="方正仿宋_GBK" w:cs="Times New Roman"/>
+                <w:b w:val="0"/>
+                <w:sz w:val="21"/>
+              </w:rPr>
+              <w:t>[待填写]</w:t>
+            </w:r>
+          </w:p>
+        </w:tc>
+        <w:tc>
+          <w:tcPr>
+            <w:tcW w:type="dxa" w:w="1105"/>
+          </w:tcPr>
+          <w:p>
+            <w:pPr>
+              <w:spacing w:before="0" w:after="0" w:line="300" w:lineRule="exact"/>
+              <w:ind w:firstLine="0" w:firstLineChars="0" w:left="0"/>
+              <w:jc w:val="left"/>
+            </w:pPr>
+            <w:r/>
+            <w:r>
+              <w:rPr>
+                <w:rFonts w:ascii="Times New Roman" w:hAnsi="Times New Roman" w:eastAsia="方正仿宋_GBK" w:cs="Times New Roman"/>
+                <w:b w:val="0"/>
+                <w:sz w:val="21"/>
+              </w:rPr>
+              <w:t>[待填写]</w:t>
+            </w:r>
+          </w:p>
+        </w:tc>
+        <w:tc>
+          <w:tcPr>
+            <w:tcW w:type="dxa" w:w="1105"/>
+          </w:tcPr>
+          <w:p>
+            <w:pPr>
+              <w:spacing w:before="0" w:after="0" w:line="300" w:lineRule="exact"/>
+              <w:ind w:firstLine="0" w:firstLineChars="0" w:left="0"/>
+              <w:jc w:val="left"/>
+            </w:pPr>
+            <w:r/>
+            <w:r>
+              <w:rPr>
+                <w:rFonts w:ascii="Times New Roman" w:hAnsi="Times New Roman" w:eastAsia="方正仿宋_GBK" w:cs="Times New Roman"/>
+                <w:b w:val="0"/>
+                <w:sz w:val="21"/>
+              </w:rPr>
+              <w:t>[待填写]</w:t>
+            </w:r>
+          </w:p>
+        </w:tc>
+        <w:tc>
+          <w:tcPr>
+            <w:tcW w:type="dxa" w:w="1105"/>
           </w:tcPr>
           <w:p>
             <w:pPr>
@@ -3669,112 +3923,154 @@
       <w:tr>
         <w:tc>
           <w:tcPr>
-            <w:tcW w:type="dxa" w:w="1474"/>
-          </w:tcPr>
-          <w:p>
-            <w:pPr>
-              <w:spacing w:before="0" w:after="0" w:line="300" w:lineRule="exact"/>
-              <w:ind w:firstLine="0" w:firstLineChars="0" w:left="0"/>
-              <w:jc w:val="left"/>
-            </w:pPr>
-            <w:r/>
-            <w:r>
-              <w:rPr>
-                <w:rFonts w:ascii="Times New Roman" w:hAnsi="Times New Roman" w:eastAsia="方正仿宋_GBK" w:cs="Times New Roman"/>
-                <w:b w:val="0"/>
-                <w:sz w:val="21"/>
-              </w:rPr>
-              <w:t>[待填写]</w:t>
-            </w:r>
-          </w:p>
-        </w:tc>
-        <w:tc>
-          <w:tcPr>
-            <w:tcW w:type="dxa" w:w="1474"/>
-          </w:tcPr>
-          <w:p>
-            <w:pPr>
-              <w:spacing w:before="0" w:after="0" w:line="300" w:lineRule="exact"/>
-              <w:ind w:firstLine="0" w:firstLineChars="0" w:left="0"/>
-              <w:jc w:val="left"/>
-            </w:pPr>
-            <w:r/>
-            <w:r>
-              <w:rPr>
-                <w:rFonts w:ascii="Times New Roman" w:hAnsi="Times New Roman" w:eastAsia="方正仿宋_GBK" w:cs="Times New Roman"/>
-                <w:b w:val="0"/>
-                <w:sz w:val="21"/>
-              </w:rPr>
-              <w:t>[待填写]</w:t>
-            </w:r>
-          </w:p>
-        </w:tc>
-        <w:tc>
-          <w:tcPr>
-            <w:tcW w:type="dxa" w:w="1474"/>
-          </w:tcPr>
-          <w:p>
-            <w:pPr>
-              <w:spacing w:before="0" w:after="0" w:line="300" w:lineRule="exact"/>
-              <w:ind w:firstLine="0" w:firstLineChars="0" w:left="0"/>
-              <w:jc w:val="left"/>
-            </w:pPr>
-            <w:r/>
-            <w:r>
-              <w:rPr>
-                <w:rFonts w:ascii="Times New Roman" w:hAnsi="Times New Roman" w:eastAsia="方正仿宋_GBK" w:cs="Times New Roman"/>
-                <w:b w:val="0"/>
-                <w:sz w:val="21"/>
-              </w:rPr>
-              <w:t>[待填写]</w:t>
-            </w:r>
-          </w:p>
-        </w:tc>
-        <w:tc>
-          <w:tcPr>
-            <w:tcW w:type="dxa" w:w="1474"/>
-          </w:tcPr>
-          <w:p>
-            <w:pPr>
-              <w:spacing w:before="0" w:after="0" w:line="300" w:lineRule="exact"/>
-              <w:ind w:firstLine="0" w:firstLineChars="0" w:left="0"/>
-              <w:jc w:val="left"/>
-            </w:pPr>
-            <w:r/>
-            <w:r>
-              <w:rPr>
-                <w:rFonts w:ascii="Times New Roman" w:hAnsi="Times New Roman" w:eastAsia="方正仿宋_GBK" w:cs="Times New Roman"/>
-                <w:b w:val="0"/>
-                <w:sz w:val="21"/>
-              </w:rPr>
-              <w:t>[待填写]</w:t>
-            </w:r>
-          </w:p>
-        </w:tc>
-        <w:tc>
-          <w:tcPr>
-            <w:tcW w:type="dxa" w:w="1474"/>
-          </w:tcPr>
-          <w:p>
-            <w:pPr>
-              <w:spacing w:before="0" w:after="0" w:line="300" w:lineRule="exact"/>
-              <w:ind w:firstLine="0" w:firstLineChars="0" w:left="0"/>
-              <w:jc w:val="left"/>
-            </w:pPr>
-            <w:r/>
-            <w:r>
-              <w:rPr>
-                <w:rFonts w:ascii="Times New Roman" w:hAnsi="Times New Roman" w:eastAsia="方正仿宋_GBK" w:cs="Times New Roman"/>
-                <w:b w:val="0"/>
-                <w:sz w:val="21"/>
-              </w:rPr>
-              <w:t>[待填写]</w:t>
-            </w:r>
-          </w:p>
-        </w:tc>
-        <w:tc>
-          <w:tcPr>
-            <w:tcW w:type="dxa" w:w="1474"/>
+            <w:tcW w:type="dxa" w:w="1105"/>
+          </w:tcPr>
+          <w:p>
+            <w:pPr>
+              <w:spacing w:before="0" w:after="0" w:line="300" w:lineRule="exact"/>
+              <w:ind w:firstLine="0" w:firstLineChars="0" w:left="0"/>
+              <w:jc w:val="left"/>
+            </w:pPr>
+            <w:r/>
+            <w:r>
+              <w:rPr>
+                <w:rFonts w:ascii="Times New Roman" w:hAnsi="Times New Roman" w:eastAsia="方正仿宋_GBK" w:cs="Times New Roman"/>
+                <w:b w:val="0"/>
+                <w:sz w:val="21"/>
+              </w:rPr>
+              <w:t>[待填写]</w:t>
+            </w:r>
+          </w:p>
+        </w:tc>
+        <w:tc>
+          <w:tcPr>
+            <w:tcW w:type="dxa" w:w="1105"/>
+          </w:tcPr>
+          <w:p>
+            <w:pPr>
+              <w:spacing w:before="0" w:after="0" w:line="300" w:lineRule="exact"/>
+              <w:ind w:firstLine="0" w:firstLineChars="0" w:left="0"/>
+              <w:jc w:val="left"/>
+            </w:pPr>
+            <w:r/>
+            <w:r>
+              <w:rPr>
+                <w:rFonts w:ascii="Times New Roman" w:hAnsi="Times New Roman" w:eastAsia="方正仿宋_GBK" w:cs="Times New Roman"/>
+                <w:b w:val="0"/>
+                <w:sz w:val="21"/>
+              </w:rPr>
+              <w:t>[待填写]</w:t>
+            </w:r>
+          </w:p>
+        </w:tc>
+        <w:tc>
+          <w:tcPr>
+            <w:tcW w:type="dxa" w:w="1105"/>
+          </w:tcPr>
+          <w:p>
+            <w:pPr>
+              <w:spacing w:before="0" w:after="0" w:line="300" w:lineRule="exact"/>
+              <w:ind w:firstLine="0" w:firstLineChars="0" w:left="0"/>
+              <w:jc w:val="left"/>
+            </w:pPr>
+            <w:r/>
+            <w:r>
+              <w:rPr>
+                <w:rFonts w:ascii="Times New Roman" w:hAnsi="Times New Roman" w:eastAsia="方正仿宋_GBK" w:cs="Times New Roman"/>
+                <w:b w:val="0"/>
+                <w:sz w:val="21"/>
+              </w:rPr>
+              <w:t>[待填写]</w:t>
+            </w:r>
+          </w:p>
+        </w:tc>
+        <w:tc>
+          <w:tcPr>
+            <w:tcW w:type="dxa" w:w="1105"/>
+          </w:tcPr>
+          <w:p>
+            <w:pPr>
+              <w:spacing w:before="0" w:after="0" w:line="300" w:lineRule="exact"/>
+              <w:ind w:firstLine="0" w:firstLineChars="0" w:left="0"/>
+              <w:jc w:val="left"/>
+            </w:pPr>
+            <w:r/>
+            <w:r>
+              <w:rPr>
+                <w:rFonts w:ascii="Times New Roman" w:hAnsi="Times New Roman" w:eastAsia="方正仿宋_GBK" w:cs="Times New Roman"/>
+                <w:b w:val="0"/>
+                <w:sz w:val="21"/>
+              </w:rPr>
+              <w:t>[待填写]</w:t>
+            </w:r>
+          </w:p>
+        </w:tc>
+        <w:tc>
+          <w:tcPr>
+            <w:tcW w:type="dxa" w:w="1105"/>
+          </w:tcPr>
+          <w:p>
+            <w:pPr>
+              <w:spacing w:before="0" w:after="0" w:line="300" w:lineRule="exact"/>
+              <w:ind w:firstLine="0" w:firstLineChars="0" w:left="0"/>
+              <w:jc w:val="left"/>
+            </w:pPr>
+            <w:r/>
+            <w:r>
+              <w:rPr>
+                <w:rFonts w:ascii="Times New Roman" w:hAnsi="Times New Roman" w:eastAsia="方正仿宋_GBK" w:cs="Times New Roman"/>
+                <w:b w:val="0"/>
+                <w:sz w:val="21"/>
+              </w:rPr>
+              <w:t>[待填写]</w:t>
+            </w:r>
+          </w:p>
+        </w:tc>
+        <w:tc>
+          <w:tcPr>
+            <w:tcW w:type="dxa" w:w="1105"/>
+          </w:tcPr>
+          <w:p>
+            <w:pPr>
+              <w:spacing w:before="0" w:after="0" w:line="300" w:lineRule="exact"/>
+              <w:ind w:firstLine="0" w:firstLineChars="0" w:left="0"/>
+              <w:jc w:val="left"/>
+            </w:pPr>
+            <w:r/>
+            <w:r>
+              <w:rPr>
+                <w:rFonts w:ascii="Times New Roman" w:hAnsi="Times New Roman" w:eastAsia="方正仿宋_GBK" w:cs="Times New Roman"/>
+                <w:b w:val="0"/>
+                <w:sz w:val="21"/>
+              </w:rPr>
+              <w:t>[待填写]</w:t>
+            </w:r>
+          </w:p>
+        </w:tc>
+        <w:tc>
+          <w:tcPr>
+            <w:tcW w:type="dxa" w:w="1105"/>
+          </w:tcPr>
+          <w:p>
+            <w:pPr>
+              <w:spacing w:before="0" w:after="0" w:line="300" w:lineRule="exact"/>
+              <w:ind w:firstLine="0" w:firstLineChars="0" w:left="0"/>
+              <w:jc w:val="left"/>
+            </w:pPr>
+            <w:r/>
+            <w:r>
+              <w:rPr>
+                <w:rFonts w:ascii="Times New Roman" w:hAnsi="Times New Roman" w:eastAsia="方正仿宋_GBK" w:cs="Times New Roman"/>
+                <w:b w:val="0"/>
+                <w:sz w:val="21"/>
+              </w:rPr>
+              <w:t>[待填写]</w:t>
+            </w:r>
+          </w:p>
+        </w:tc>
+        <w:tc>
+          <w:tcPr>
+            <w:tcW w:type="dxa" w:w="1105"/>
           </w:tcPr>
           <w:p>
             <w:pPr>
@@ -3800,7 +4096,1225 @@
         <w:pStyle w:val="MATICHeading3"/>
       </w:pPr>
       <w:r>
-        <w:t>（二）专家证据、持续性与验证计划</w:t>
+        <w:t>（二）技术路线比较</w:t>
+      </w:r>
+    </w:p>
+    <w:tbl>
+      <w:tblPr>
+        <w:tblStyle w:val="TableGrid"/>
+        <w:tblW w:type="auto" w:w="0"/>
+        <w:tblLook w:firstColumn="1" w:firstRow="1" w:lastColumn="0" w:lastRow="0" w:noHBand="0" w:noVBand="1" w:val="04A0"/>
+      </w:tblPr>
+      <w:tblGrid>
+        <w:gridCol w:w="1105"/>
+        <w:gridCol w:w="1105"/>
+        <w:gridCol w:w="1105"/>
+        <w:gridCol w:w="1105"/>
+        <w:gridCol w:w="1105"/>
+        <w:gridCol w:w="1105"/>
+        <w:gridCol w:w="1105"/>
+        <w:gridCol w:w="1105"/>
+      </w:tblGrid>
+      <w:tr>
+        <w:trPr>
+          <w:tblHeader/>
+        </w:trPr>
+        <w:tc>
+          <w:tcPr>
+            <w:tcW w:type="dxa" w:w="1105"/>
+          </w:tcPr>
+          <w:p>
+            <w:pPr>
+              <w:spacing w:before="0" w:after="0" w:line="300" w:lineRule="exact"/>
+              <w:ind w:firstLine="0" w:firstLineChars="0" w:left="0"/>
+              <w:jc w:val="center"/>
+            </w:pPr>
+            <w:r/>
+            <w:r>
+              <w:rPr>
+                <w:rFonts w:ascii="Times New Roman" w:hAnsi="Times New Roman" w:eastAsia="方正仿宋_GBK" w:cs="Times New Roman"/>
+                <w:b/>
+                <w:sz w:val="21"/>
+              </w:rPr>
+              <w:t>CMP-R编号/技术路线</w:t>
+            </w:r>
+          </w:p>
+        </w:tc>
+        <w:tc>
+          <w:tcPr>
+            <w:tcW w:type="dxa" w:w="1105"/>
+          </w:tcPr>
+          <w:p>
+            <w:pPr>
+              <w:spacing w:before="0" w:after="0" w:line="300" w:lineRule="exact"/>
+              <w:ind w:firstLineChars="0" w:left="0" w:firstLine="0"/>
+              <w:jc w:val="center"/>
+            </w:pPr>
+            <w:r/>
+            <w:r>
+              <w:rPr>
+                <w:rFonts w:ascii="Times New Roman" w:hAnsi="Times New Roman" w:eastAsia="方正仿宋_GBK" w:cs="Times New Roman"/>
+                <w:b/>
+                <w:sz w:val="21"/>
+              </w:rPr>
+              <w:t>原理/适用场景</w:t>
+            </w:r>
+          </w:p>
+        </w:tc>
+        <w:tc>
+          <w:tcPr>
+            <w:tcW w:type="dxa" w:w="1105"/>
+          </w:tcPr>
+          <w:p>
+            <w:pPr>
+              <w:spacing w:before="0" w:after="0" w:line="300" w:lineRule="exact"/>
+              <w:ind w:firstLineChars="0" w:left="0" w:firstLine="0"/>
+              <w:jc w:val="center"/>
+            </w:pPr>
+            <w:r/>
+            <w:r>
+              <w:rPr>
+                <w:rFonts w:ascii="Times New Roman" w:hAnsi="Times New Roman" w:eastAsia="方正仿宋_GBK" w:cs="Times New Roman"/>
+                <w:b/>
+                <w:sz w:val="21"/>
+              </w:rPr>
+              <w:t>代表产品/最高阶段</w:t>
+            </w:r>
+          </w:p>
+        </w:tc>
+        <w:tc>
+          <w:tcPr>
+            <w:tcW w:type="dxa" w:w="1105"/>
+          </w:tcPr>
+          <w:p>
+            <w:pPr>
+              <w:spacing w:before="0" w:after="0" w:line="300" w:lineRule="exact"/>
+              <w:ind w:firstLineChars="0" w:left="0" w:firstLine="0"/>
+              <w:jc w:val="center"/>
+            </w:pPr>
+            <w:r/>
+            <w:r>
+              <w:rPr>
+                <w:rFonts w:ascii="Times New Roman" w:hAnsi="Times New Roman" w:eastAsia="方正仿宋_GBK" w:cs="Times New Roman"/>
+                <w:b/>
+                <w:sz w:val="21"/>
+              </w:rPr>
+              <w:t>主要优势</w:t>
+            </w:r>
+          </w:p>
+        </w:tc>
+        <w:tc>
+          <w:tcPr>
+            <w:tcW w:type="dxa" w:w="1105"/>
+          </w:tcPr>
+          <w:p>
+            <w:pPr>
+              <w:spacing w:before="0" w:after="0" w:line="300" w:lineRule="exact"/>
+              <w:ind w:firstLineChars="0" w:left="0" w:firstLine="0"/>
+              <w:jc w:val="center"/>
+            </w:pPr>
+            <w:r/>
+            <w:r>
+              <w:rPr>
+                <w:rFonts w:ascii="Times New Roman" w:hAnsi="Times New Roman" w:eastAsia="方正仿宋_GBK" w:cs="Times New Roman"/>
+                <w:b/>
+                <w:sz w:val="21"/>
+              </w:rPr>
+              <w:t>主要局限</w:t>
+            </w:r>
+          </w:p>
+        </w:tc>
+        <w:tc>
+          <w:tcPr>
+            <w:tcW w:type="dxa" w:w="1105"/>
+          </w:tcPr>
+          <w:p>
+            <w:pPr>
+              <w:spacing w:before="0" w:after="0" w:line="300" w:lineRule="exact"/>
+              <w:ind w:firstLineChars="0" w:left="0" w:firstLine="0"/>
+              <w:jc w:val="center"/>
+            </w:pPr>
+            <w:r/>
+            <w:r>
+              <w:rPr>
+                <w:rFonts w:ascii="Times New Roman" w:hAnsi="Times New Roman" w:eastAsia="方正仿宋_GBK" w:cs="Times New Roman"/>
+                <w:b/>
+                <w:sz w:val="21"/>
+              </w:rPr>
+              <w:t>成熟度/拥挤度</w:t>
+            </w:r>
+          </w:p>
+        </w:tc>
+        <w:tc>
+          <w:tcPr>
+            <w:tcW w:type="dxa" w:w="1105"/>
+          </w:tcPr>
+          <w:p>
+            <w:pPr>
+              <w:spacing w:before="0" w:after="0" w:line="300" w:lineRule="exact"/>
+              <w:ind w:firstLineChars="0" w:left="0" w:firstLine="0"/>
+              <w:jc w:val="center"/>
+            </w:pPr>
+            <w:r/>
+            <w:r>
+              <w:rPr>
+                <w:rFonts w:ascii="Times New Roman" w:hAnsi="Times New Roman" w:eastAsia="方正仿宋_GBK" w:cs="Times New Roman"/>
+                <w:b/>
+                <w:sz w:val="21"/>
+              </w:rPr>
+              <w:t>替代关系/战略分类</w:t>
+            </w:r>
+          </w:p>
+        </w:tc>
+        <w:tc>
+          <w:tcPr>
+            <w:tcW w:type="dxa" w:w="1105"/>
+          </w:tcPr>
+          <w:p>
+            <w:pPr>
+              <w:spacing w:before="0" w:after="0" w:line="300" w:lineRule="exact"/>
+              <w:ind w:firstLineChars="0" w:left="0" w:firstLine="0"/>
+              <w:jc w:val="center"/>
+            </w:pPr>
+            <w:r/>
+            <w:r>
+              <w:rPr>
+                <w:rFonts w:ascii="Times New Roman" w:hAnsi="Times New Roman" w:eastAsia="方正仿宋_GBK" w:cs="Times New Roman"/>
+                <w:b/>
+                <w:sz w:val="21"/>
+              </w:rPr>
+              <w:t>证据边界/验证任务</w:t>
+            </w:r>
+          </w:p>
+        </w:tc>
+      </w:tr>
+      <w:tr>
+        <w:tc>
+          <w:tcPr>
+            <w:tcW w:type="dxa" w:w="1105"/>
+          </w:tcPr>
+          <w:p>
+            <w:pPr>
+              <w:spacing w:before="0" w:after="0" w:line="300" w:lineRule="exact"/>
+              <w:ind w:firstLine="0" w:firstLineChars="0" w:left="0"/>
+              <w:jc w:val="left"/>
+            </w:pPr>
+            <w:r/>
+            <w:r>
+              <w:rPr>
+                <w:rFonts w:ascii="Times New Roman" w:hAnsi="Times New Roman" w:eastAsia="方正仿宋_GBK" w:cs="Times New Roman"/>
+                <w:b w:val="0"/>
+                <w:sz w:val="21"/>
+              </w:rPr>
+              <w:t>[待填写]</w:t>
+            </w:r>
+          </w:p>
+        </w:tc>
+        <w:tc>
+          <w:tcPr>
+            <w:tcW w:type="dxa" w:w="1105"/>
+          </w:tcPr>
+          <w:p>
+            <w:pPr>
+              <w:spacing w:before="0" w:after="0" w:line="300" w:lineRule="exact"/>
+              <w:ind w:firstLine="0" w:firstLineChars="0" w:left="0"/>
+              <w:jc w:val="left"/>
+            </w:pPr>
+            <w:r/>
+            <w:r>
+              <w:rPr>
+                <w:rFonts w:ascii="Times New Roman" w:hAnsi="Times New Roman" w:eastAsia="方正仿宋_GBK" w:cs="Times New Roman"/>
+                <w:b w:val="0"/>
+                <w:sz w:val="21"/>
+              </w:rPr>
+              <w:t>[待填写]</w:t>
+            </w:r>
+          </w:p>
+        </w:tc>
+        <w:tc>
+          <w:tcPr>
+            <w:tcW w:type="dxa" w:w="1105"/>
+          </w:tcPr>
+          <w:p>
+            <w:pPr>
+              <w:spacing w:before="0" w:after="0" w:line="300" w:lineRule="exact"/>
+              <w:ind w:firstLine="0" w:firstLineChars="0" w:left="0"/>
+              <w:jc w:val="left"/>
+            </w:pPr>
+            <w:r/>
+            <w:r>
+              <w:rPr>
+                <w:rFonts w:ascii="Times New Roman" w:hAnsi="Times New Roman" w:eastAsia="方正仿宋_GBK" w:cs="Times New Roman"/>
+                <w:b w:val="0"/>
+                <w:sz w:val="21"/>
+              </w:rPr>
+              <w:t>[待填写]</w:t>
+            </w:r>
+          </w:p>
+        </w:tc>
+        <w:tc>
+          <w:tcPr>
+            <w:tcW w:type="dxa" w:w="1105"/>
+          </w:tcPr>
+          <w:p>
+            <w:pPr>
+              <w:spacing w:before="0" w:after="0" w:line="300" w:lineRule="exact"/>
+              <w:ind w:firstLine="0" w:firstLineChars="0" w:left="0"/>
+              <w:jc w:val="left"/>
+            </w:pPr>
+            <w:r/>
+            <w:r>
+              <w:rPr>
+                <w:rFonts w:ascii="Times New Roman" w:hAnsi="Times New Roman" w:eastAsia="方正仿宋_GBK" w:cs="Times New Roman"/>
+                <w:b w:val="0"/>
+                <w:sz w:val="21"/>
+              </w:rPr>
+              <w:t>[待填写]</w:t>
+            </w:r>
+          </w:p>
+        </w:tc>
+        <w:tc>
+          <w:tcPr>
+            <w:tcW w:type="dxa" w:w="1105"/>
+          </w:tcPr>
+          <w:p>
+            <w:pPr>
+              <w:spacing w:before="0" w:after="0" w:line="300" w:lineRule="exact"/>
+              <w:ind w:firstLine="0" w:firstLineChars="0" w:left="0"/>
+              <w:jc w:val="left"/>
+            </w:pPr>
+            <w:r/>
+            <w:r>
+              <w:rPr>
+                <w:rFonts w:ascii="Times New Roman" w:hAnsi="Times New Roman" w:eastAsia="方正仿宋_GBK" w:cs="Times New Roman"/>
+                <w:b w:val="0"/>
+                <w:sz w:val="21"/>
+              </w:rPr>
+              <w:t>[待填写]</w:t>
+            </w:r>
+          </w:p>
+        </w:tc>
+        <w:tc>
+          <w:tcPr>
+            <w:tcW w:type="dxa" w:w="1105"/>
+          </w:tcPr>
+          <w:p>
+            <w:pPr>
+              <w:spacing w:before="0" w:after="0" w:line="300" w:lineRule="exact"/>
+              <w:ind w:firstLine="0" w:firstLineChars="0" w:left="0"/>
+              <w:jc w:val="left"/>
+            </w:pPr>
+            <w:r/>
+            <w:r>
+              <w:rPr>
+                <w:rFonts w:ascii="Times New Roman" w:hAnsi="Times New Roman" w:eastAsia="方正仿宋_GBK" w:cs="Times New Roman"/>
+                <w:b w:val="0"/>
+                <w:sz w:val="21"/>
+              </w:rPr>
+              <w:t>[待填写]</w:t>
+            </w:r>
+          </w:p>
+        </w:tc>
+        <w:tc>
+          <w:tcPr>
+            <w:tcW w:type="dxa" w:w="1105"/>
+          </w:tcPr>
+          <w:p>
+            <w:pPr>
+              <w:spacing w:before="0" w:after="0" w:line="300" w:lineRule="exact"/>
+              <w:ind w:firstLine="0" w:firstLineChars="0" w:left="0"/>
+              <w:jc w:val="left"/>
+            </w:pPr>
+            <w:r/>
+            <w:r>
+              <w:rPr>
+                <w:rFonts w:ascii="Times New Roman" w:hAnsi="Times New Roman" w:eastAsia="方正仿宋_GBK" w:cs="Times New Roman"/>
+                <w:b w:val="0"/>
+                <w:sz w:val="21"/>
+              </w:rPr>
+              <w:t>[待填写]</w:t>
+            </w:r>
+          </w:p>
+        </w:tc>
+        <w:tc>
+          <w:tcPr>
+            <w:tcW w:type="dxa" w:w="1105"/>
+          </w:tcPr>
+          <w:p>
+            <w:pPr>
+              <w:spacing w:before="0" w:after="0" w:line="300" w:lineRule="exact"/>
+              <w:ind w:firstLine="0" w:firstLineChars="0" w:left="0"/>
+              <w:jc w:val="left"/>
+            </w:pPr>
+            <w:r/>
+            <w:r>
+              <w:rPr>
+                <w:rFonts w:ascii="Times New Roman" w:hAnsi="Times New Roman" w:eastAsia="方正仿宋_GBK" w:cs="Times New Roman"/>
+                <w:b w:val="0"/>
+                <w:sz w:val="21"/>
+              </w:rPr>
+              <w:t>[待填写]</w:t>
+            </w:r>
+          </w:p>
+        </w:tc>
+      </w:tr>
+      <w:tr>
+        <w:tc>
+          <w:tcPr>
+            <w:tcW w:type="dxa" w:w="1105"/>
+          </w:tcPr>
+          <w:p>
+            <w:pPr>
+              <w:spacing w:before="0" w:after="0" w:line="300" w:lineRule="exact"/>
+              <w:ind w:firstLine="0" w:firstLineChars="0" w:left="0"/>
+              <w:jc w:val="left"/>
+            </w:pPr>
+            <w:r/>
+            <w:r>
+              <w:rPr>
+                <w:rFonts w:ascii="Times New Roman" w:hAnsi="Times New Roman" w:eastAsia="方正仿宋_GBK" w:cs="Times New Roman"/>
+                <w:b w:val="0"/>
+                <w:sz w:val="21"/>
+              </w:rPr>
+              <w:t>[待填写]</w:t>
+            </w:r>
+          </w:p>
+        </w:tc>
+        <w:tc>
+          <w:tcPr>
+            <w:tcW w:type="dxa" w:w="1105"/>
+          </w:tcPr>
+          <w:p>
+            <w:pPr>
+              <w:spacing w:before="0" w:after="0" w:line="300" w:lineRule="exact"/>
+              <w:ind w:firstLine="0" w:firstLineChars="0" w:left="0"/>
+              <w:jc w:val="left"/>
+            </w:pPr>
+            <w:r/>
+            <w:r>
+              <w:rPr>
+                <w:rFonts w:ascii="Times New Roman" w:hAnsi="Times New Roman" w:eastAsia="方正仿宋_GBK" w:cs="Times New Roman"/>
+                <w:b w:val="0"/>
+                <w:sz w:val="21"/>
+              </w:rPr>
+              <w:t>[待填写]</w:t>
+            </w:r>
+          </w:p>
+        </w:tc>
+        <w:tc>
+          <w:tcPr>
+            <w:tcW w:type="dxa" w:w="1105"/>
+          </w:tcPr>
+          <w:p>
+            <w:pPr>
+              <w:spacing w:before="0" w:after="0" w:line="300" w:lineRule="exact"/>
+              <w:ind w:firstLine="0" w:firstLineChars="0" w:left="0"/>
+              <w:jc w:val="left"/>
+            </w:pPr>
+            <w:r/>
+            <w:r>
+              <w:rPr>
+                <w:rFonts w:ascii="Times New Roman" w:hAnsi="Times New Roman" w:eastAsia="方正仿宋_GBK" w:cs="Times New Roman"/>
+                <w:b w:val="0"/>
+                <w:sz w:val="21"/>
+              </w:rPr>
+              <w:t>[待填写]</w:t>
+            </w:r>
+          </w:p>
+        </w:tc>
+        <w:tc>
+          <w:tcPr>
+            <w:tcW w:type="dxa" w:w="1105"/>
+          </w:tcPr>
+          <w:p>
+            <w:pPr>
+              <w:spacing w:before="0" w:after="0" w:line="300" w:lineRule="exact"/>
+              <w:ind w:firstLine="0" w:firstLineChars="0" w:left="0"/>
+              <w:jc w:val="left"/>
+            </w:pPr>
+            <w:r/>
+            <w:r>
+              <w:rPr>
+                <w:rFonts w:ascii="Times New Roman" w:hAnsi="Times New Roman" w:eastAsia="方正仿宋_GBK" w:cs="Times New Roman"/>
+                <w:b w:val="0"/>
+                <w:sz w:val="21"/>
+              </w:rPr>
+              <w:t>[待填写]</w:t>
+            </w:r>
+          </w:p>
+        </w:tc>
+        <w:tc>
+          <w:tcPr>
+            <w:tcW w:type="dxa" w:w="1105"/>
+          </w:tcPr>
+          <w:p>
+            <w:pPr>
+              <w:spacing w:before="0" w:after="0" w:line="300" w:lineRule="exact"/>
+              <w:ind w:firstLine="0" w:firstLineChars="0" w:left="0"/>
+              <w:jc w:val="left"/>
+            </w:pPr>
+            <w:r/>
+            <w:r>
+              <w:rPr>
+                <w:rFonts w:ascii="Times New Roman" w:hAnsi="Times New Roman" w:eastAsia="方正仿宋_GBK" w:cs="Times New Roman"/>
+                <w:b w:val="0"/>
+                <w:sz w:val="21"/>
+              </w:rPr>
+              <w:t>[待填写]</w:t>
+            </w:r>
+          </w:p>
+        </w:tc>
+        <w:tc>
+          <w:tcPr>
+            <w:tcW w:type="dxa" w:w="1105"/>
+          </w:tcPr>
+          <w:p>
+            <w:pPr>
+              <w:spacing w:before="0" w:after="0" w:line="300" w:lineRule="exact"/>
+              <w:ind w:firstLine="0" w:firstLineChars="0" w:left="0"/>
+              <w:jc w:val="left"/>
+            </w:pPr>
+            <w:r/>
+            <w:r>
+              <w:rPr>
+                <w:rFonts w:ascii="Times New Roman" w:hAnsi="Times New Roman" w:eastAsia="方正仿宋_GBK" w:cs="Times New Roman"/>
+                <w:b w:val="0"/>
+                <w:sz w:val="21"/>
+              </w:rPr>
+              <w:t>[待填写]</w:t>
+            </w:r>
+          </w:p>
+        </w:tc>
+        <w:tc>
+          <w:tcPr>
+            <w:tcW w:type="dxa" w:w="1105"/>
+          </w:tcPr>
+          <w:p>
+            <w:pPr>
+              <w:spacing w:before="0" w:after="0" w:line="300" w:lineRule="exact"/>
+              <w:ind w:firstLine="0" w:firstLineChars="0" w:left="0"/>
+              <w:jc w:val="left"/>
+            </w:pPr>
+            <w:r/>
+            <w:r>
+              <w:rPr>
+                <w:rFonts w:ascii="Times New Roman" w:hAnsi="Times New Roman" w:eastAsia="方正仿宋_GBK" w:cs="Times New Roman"/>
+                <w:b w:val="0"/>
+                <w:sz w:val="21"/>
+              </w:rPr>
+              <w:t>[待填写]</w:t>
+            </w:r>
+          </w:p>
+        </w:tc>
+        <w:tc>
+          <w:tcPr>
+            <w:tcW w:type="dxa" w:w="1105"/>
+          </w:tcPr>
+          <w:p>
+            <w:pPr>
+              <w:spacing w:before="0" w:after="0" w:line="300" w:lineRule="exact"/>
+              <w:ind w:firstLine="0" w:firstLineChars="0" w:left="0"/>
+              <w:jc w:val="left"/>
+            </w:pPr>
+            <w:r/>
+            <w:r>
+              <w:rPr>
+                <w:rFonts w:ascii="Times New Roman" w:hAnsi="Times New Roman" w:eastAsia="方正仿宋_GBK" w:cs="Times New Roman"/>
+                <w:b w:val="0"/>
+                <w:sz w:val="21"/>
+              </w:rPr>
+              <w:t>[待填写]</w:t>
+            </w:r>
+          </w:p>
+        </w:tc>
+      </w:tr>
+      <w:tr>
+        <w:tc>
+          <w:tcPr>
+            <w:tcW w:type="dxa" w:w="1105"/>
+          </w:tcPr>
+          <w:p>
+            <w:pPr>
+              <w:spacing w:before="0" w:after="0" w:line="300" w:lineRule="exact"/>
+              <w:ind w:firstLine="0" w:firstLineChars="0" w:left="0"/>
+              <w:jc w:val="left"/>
+            </w:pPr>
+            <w:r/>
+            <w:r>
+              <w:rPr>
+                <w:rFonts w:ascii="Times New Roman" w:hAnsi="Times New Roman" w:eastAsia="方正仿宋_GBK" w:cs="Times New Roman"/>
+                <w:b w:val="0"/>
+                <w:sz w:val="21"/>
+              </w:rPr>
+              <w:t>[待填写]</w:t>
+            </w:r>
+          </w:p>
+        </w:tc>
+        <w:tc>
+          <w:tcPr>
+            <w:tcW w:type="dxa" w:w="1105"/>
+          </w:tcPr>
+          <w:p>
+            <w:pPr>
+              <w:spacing w:before="0" w:after="0" w:line="300" w:lineRule="exact"/>
+              <w:ind w:firstLine="0" w:firstLineChars="0" w:left="0"/>
+              <w:jc w:val="left"/>
+            </w:pPr>
+            <w:r/>
+            <w:r>
+              <w:rPr>
+                <w:rFonts w:ascii="Times New Roman" w:hAnsi="Times New Roman" w:eastAsia="方正仿宋_GBK" w:cs="Times New Roman"/>
+                <w:b w:val="0"/>
+                <w:sz w:val="21"/>
+              </w:rPr>
+              <w:t>[待填写]</w:t>
+            </w:r>
+          </w:p>
+        </w:tc>
+        <w:tc>
+          <w:tcPr>
+            <w:tcW w:type="dxa" w:w="1105"/>
+          </w:tcPr>
+          <w:p>
+            <w:pPr>
+              <w:spacing w:before="0" w:after="0" w:line="300" w:lineRule="exact"/>
+              <w:ind w:firstLine="0" w:firstLineChars="0" w:left="0"/>
+              <w:jc w:val="left"/>
+            </w:pPr>
+            <w:r/>
+            <w:r>
+              <w:rPr>
+                <w:rFonts w:ascii="Times New Roman" w:hAnsi="Times New Roman" w:eastAsia="方正仿宋_GBK" w:cs="Times New Roman"/>
+                <w:b w:val="0"/>
+                <w:sz w:val="21"/>
+              </w:rPr>
+              <w:t>[待填写]</w:t>
+            </w:r>
+          </w:p>
+        </w:tc>
+        <w:tc>
+          <w:tcPr>
+            <w:tcW w:type="dxa" w:w="1105"/>
+          </w:tcPr>
+          <w:p>
+            <w:pPr>
+              <w:spacing w:before="0" w:after="0" w:line="300" w:lineRule="exact"/>
+              <w:ind w:firstLine="0" w:firstLineChars="0" w:left="0"/>
+              <w:jc w:val="left"/>
+            </w:pPr>
+            <w:r/>
+            <w:r>
+              <w:rPr>
+                <w:rFonts w:ascii="Times New Roman" w:hAnsi="Times New Roman" w:eastAsia="方正仿宋_GBK" w:cs="Times New Roman"/>
+                <w:b w:val="0"/>
+                <w:sz w:val="21"/>
+              </w:rPr>
+              <w:t>[待填写]</w:t>
+            </w:r>
+          </w:p>
+        </w:tc>
+        <w:tc>
+          <w:tcPr>
+            <w:tcW w:type="dxa" w:w="1105"/>
+          </w:tcPr>
+          <w:p>
+            <w:pPr>
+              <w:spacing w:before="0" w:after="0" w:line="300" w:lineRule="exact"/>
+              <w:ind w:firstLine="0" w:firstLineChars="0" w:left="0"/>
+              <w:jc w:val="left"/>
+            </w:pPr>
+            <w:r/>
+            <w:r>
+              <w:rPr>
+                <w:rFonts w:ascii="Times New Roman" w:hAnsi="Times New Roman" w:eastAsia="方正仿宋_GBK" w:cs="Times New Roman"/>
+                <w:b w:val="0"/>
+                <w:sz w:val="21"/>
+              </w:rPr>
+              <w:t>[待填写]</w:t>
+            </w:r>
+          </w:p>
+        </w:tc>
+        <w:tc>
+          <w:tcPr>
+            <w:tcW w:type="dxa" w:w="1105"/>
+          </w:tcPr>
+          <w:p>
+            <w:pPr>
+              <w:spacing w:before="0" w:after="0" w:line="300" w:lineRule="exact"/>
+              <w:ind w:firstLine="0" w:firstLineChars="0" w:left="0"/>
+              <w:jc w:val="left"/>
+            </w:pPr>
+            <w:r/>
+            <w:r>
+              <w:rPr>
+                <w:rFonts w:ascii="Times New Roman" w:hAnsi="Times New Roman" w:eastAsia="方正仿宋_GBK" w:cs="Times New Roman"/>
+                <w:b w:val="0"/>
+                <w:sz w:val="21"/>
+              </w:rPr>
+              <w:t>[待填写]</w:t>
+            </w:r>
+          </w:p>
+        </w:tc>
+        <w:tc>
+          <w:tcPr>
+            <w:tcW w:type="dxa" w:w="1105"/>
+          </w:tcPr>
+          <w:p>
+            <w:pPr>
+              <w:spacing w:before="0" w:after="0" w:line="300" w:lineRule="exact"/>
+              <w:ind w:firstLine="0" w:firstLineChars="0" w:left="0"/>
+              <w:jc w:val="left"/>
+            </w:pPr>
+            <w:r/>
+            <w:r>
+              <w:rPr>
+                <w:rFonts w:ascii="Times New Roman" w:hAnsi="Times New Roman" w:eastAsia="方正仿宋_GBK" w:cs="Times New Roman"/>
+                <w:b w:val="0"/>
+                <w:sz w:val="21"/>
+              </w:rPr>
+              <w:t>[待填写]</w:t>
+            </w:r>
+          </w:p>
+        </w:tc>
+        <w:tc>
+          <w:tcPr>
+            <w:tcW w:type="dxa" w:w="1105"/>
+          </w:tcPr>
+          <w:p>
+            <w:pPr>
+              <w:spacing w:before="0" w:after="0" w:line="300" w:lineRule="exact"/>
+              <w:ind w:firstLine="0" w:firstLineChars="0" w:left="0"/>
+              <w:jc w:val="left"/>
+            </w:pPr>
+            <w:r/>
+            <w:r>
+              <w:rPr>
+                <w:rFonts w:ascii="Times New Roman" w:hAnsi="Times New Roman" w:eastAsia="方正仿宋_GBK" w:cs="Times New Roman"/>
+                <w:b w:val="0"/>
+                <w:sz w:val="21"/>
+              </w:rPr>
+              <w:t>[待填写]</w:t>
+            </w:r>
+          </w:p>
+        </w:tc>
+      </w:tr>
+      <w:tr>
+        <w:tc>
+          <w:tcPr>
+            <w:tcW w:type="dxa" w:w="1105"/>
+          </w:tcPr>
+          <w:p>
+            <w:pPr>
+              <w:spacing w:before="0" w:after="0" w:line="300" w:lineRule="exact"/>
+              <w:ind w:firstLine="0" w:firstLineChars="0" w:left="0"/>
+              <w:jc w:val="left"/>
+            </w:pPr>
+            <w:r/>
+            <w:r>
+              <w:rPr>
+                <w:rFonts w:ascii="Times New Roman" w:hAnsi="Times New Roman" w:eastAsia="方正仿宋_GBK" w:cs="Times New Roman"/>
+                <w:b w:val="0"/>
+                <w:sz w:val="21"/>
+              </w:rPr>
+              <w:t>[待填写]</w:t>
+            </w:r>
+          </w:p>
+        </w:tc>
+        <w:tc>
+          <w:tcPr>
+            <w:tcW w:type="dxa" w:w="1105"/>
+          </w:tcPr>
+          <w:p>
+            <w:pPr>
+              <w:spacing w:before="0" w:after="0" w:line="300" w:lineRule="exact"/>
+              <w:ind w:firstLine="0" w:firstLineChars="0" w:left="0"/>
+              <w:jc w:val="left"/>
+            </w:pPr>
+            <w:r/>
+            <w:r>
+              <w:rPr>
+                <w:rFonts w:ascii="Times New Roman" w:hAnsi="Times New Roman" w:eastAsia="方正仿宋_GBK" w:cs="Times New Roman"/>
+                <w:b w:val="0"/>
+                <w:sz w:val="21"/>
+              </w:rPr>
+              <w:t>[待填写]</w:t>
+            </w:r>
+          </w:p>
+        </w:tc>
+        <w:tc>
+          <w:tcPr>
+            <w:tcW w:type="dxa" w:w="1105"/>
+          </w:tcPr>
+          <w:p>
+            <w:pPr>
+              <w:spacing w:before="0" w:after="0" w:line="300" w:lineRule="exact"/>
+              <w:ind w:firstLine="0" w:firstLineChars="0" w:left="0"/>
+              <w:jc w:val="left"/>
+            </w:pPr>
+            <w:r/>
+            <w:r>
+              <w:rPr>
+                <w:rFonts w:ascii="Times New Roman" w:hAnsi="Times New Roman" w:eastAsia="方正仿宋_GBK" w:cs="Times New Roman"/>
+                <w:b w:val="0"/>
+                <w:sz w:val="21"/>
+              </w:rPr>
+              <w:t>[待填写]</w:t>
+            </w:r>
+          </w:p>
+        </w:tc>
+        <w:tc>
+          <w:tcPr>
+            <w:tcW w:type="dxa" w:w="1105"/>
+          </w:tcPr>
+          <w:p>
+            <w:pPr>
+              <w:spacing w:before="0" w:after="0" w:line="300" w:lineRule="exact"/>
+              <w:ind w:firstLine="0" w:firstLineChars="0" w:left="0"/>
+              <w:jc w:val="left"/>
+            </w:pPr>
+            <w:r/>
+            <w:r>
+              <w:rPr>
+                <w:rFonts w:ascii="Times New Roman" w:hAnsi="Times New Roman" w:eastAsia="方正仿宋_GBK" w:cs="Times New Roman"/>
+                <w:b w:val="0"/>
+                <w:sz w:val="21"/>
+              </w:rPr>
+              <w:t>[待填写]</w:t>
+            </w:r>
+          </w:p>
+        </w:tc>
+        <w:tc>
+          <w:tcPr>
+            <w:tcW w:type="dxa" w:w="1105"/>
+          </w:tcPr>
+          <w:p>
+            <w:pPr>
+              <w:spacing w:before="0" w:after="0" w:line="300" w:lineRule="exact"/>
+              <w:ind w:firstLine="0" w:firstLineChars="0" w:left="0"/>
+              <w:jc w:val="left"/>
+            </w:pPr>
+            <w:r/>
+            <w:r>
+              <w:rPr>
+                <w:rFonts w:ascii="Times New Roman" w:hAnsi="Times New Roman" w:eastAsia="方正仿宋_GBK" w:cs="Times New Roman"/>
+                <w:b w:val="0"/>
+                <w:sz w:val="21"/>
+              </w:rPr>
+              <w:t>[待填写]</w:t>
+            </w:r>
+          </w:p>
+        </w:tc>
+        <w:tc>
+          <w:tcPr>
+            <w:tcW w:type="dxa" w:w="1105"/>
+          </w:tcPr>
+          <w:p>
+            <w:pPr>
+              <w:spacing w:before="0" w:after="0" w:line="300" w:lineRule="exact"/>
+              <w:ind w:firstLine="0" w:firstLineChars="0" w:left="0"/>
+              <w:jc w:val="left"/>
+            </w:pPr>
+            <w:r/>
+            <w:r>
+              <w:rPr>
+                <w:rFonts w:ascii="Times New Roman" w:hAnsi="Times New Roman" w:eastAsia="方正仿宋_GBK" w:cs="Times New Roman"/>
+                <w:b w:val="0"/>
+                <w:sz w:val="21"/>
+              </w:rPr>
+              <w:t>[待填写]</w:t>
+            </w:r>
+          </w:p>
+        </w:tc>
+        <w:tc>
+          <w:tcPr>
+            <w:tcW w:type="dxa" w:w="1105"/>
+          </w:tcPr>
+          <w:p>
+            <w:pPr>
+              <w:spacing w:before="0" w:after="0" w:line="300" w:lineRule="exact"/>
+              <w:ind w:firstLine="0" w:firstLineChars="0" w:left="0"/>
+              <w:jc w:val="left"/>
+            </w:pPr>
+            <w:r/>
+            <w:r>
+              <w:rPr>
+                <w:rFonts w:ascii="Times New Roman" w:hAnsi="Times New Roman" w:eastAsia="方正仿宋_GBK" w:cs="Times New Roman"/>
+                <w:b w:val="0"/>
+                <w:sz w:val="21"/>
+              </w:rPr>
+              <w:t>[待填写]</w:t>
+            </w:r>
+          </w:p>
+        </w:tc>
+        <w:tc>
+          <w:tcPr>
+            <w:tcW w:type="dxa" w:w="1105"/>
+          </w:tcPr>
+          <w:p>
+            <w:pPr>
+              <w:spacing w:before="0" w:after="0" w:line="300" w:lineRule="exact"/>
+              <w:ind w:firstLine="0" w:firstLineChars="0" w:left="0"/>
+              <w:jc w:val="left"/>
+            </w:pPr>
+            <w:r/>
+            <w:r>
+              <w:rPr>
+                <w:rFonts w:ascii="Times New Roman" w:hAnsi="Times New Roman" w:eastAsia="方正仿宋_GBK" w:cs="Times New Roman"/>
+                <w:b w:val="0"/>
+                <w:sz w:val="21"/>
+              </w:rPr>
+              <w:t>[待填写]</w:t>
+            </w:r>
+          </w:p>
+        </w:tc>
+      </w:tr>
+      <w:tr>
+        <w:tc>
+          <w:tcPr>
+            <w:tcW w:type="dxa" w:w="1105"/>
+          </w:tcPr>
+          <w:p>
+            <w:pPr>
+              <w:spacing w:before="0" w:after="0" w:line="300" w:lineRule="exact"/>
+              <w:ind w:firstLine="0" w:firstLineChars="0" w:left="0"/>
+              <w:jc w:val="left"/>
+            </w:pPr>
+            <w:r/>
+            <w:r>
+              <w:rPr>
+                <w:rFonts w:ascii="Times New Roman" w:hAnsi="Times New Roman" w:eastAsia="方正仿宋_GBK" w:cs="Times New Roman"/>
+                <w:b w:val="0"/>
+                <w:sz w:val="21"/>
+              </w:rPr>
+              <w:t>[待填写]</w:t>
+            </w:r>
+          </w:p>
+        </w:tc>
+        <w:tc>
+          <w:tcPr>
+            <w:tcW w:type="dxa" w:w="1105"/>
+          </w:tcPr>
+          <w:p>
+            <w:pPr>
+              <w:spacing w:before="0" w:after="0" w:line="300" w:lineRule="exact"/>
+              <w:ind w:firstLine="0" w:firstLineChars="0" w:left="0"/>
+              <w:jc w:val="left"/>
+            </w:pPr>
+            <w:r/>
+            <w:r>
+              <w:rPr>
+                <w:rFonts w:ascii="Times New Roman" w:hAnsi="Times New Roman" w:eastAsia="方正仿宋_GBK" w:cs="Times New Roman"/>
+                <w:b w:val="0"/>
+                <w:sz w:val="21"/>
+              </w:rPr>
+              <w:t>[待填写]</w:t>
+            </w:r>
+          </w:p>
+        </w:tc>
+        <w:tc>
+          <w:tcPr>
+            <w:tcW w:type="dxa" w:w="1105"/>
+          </w:tcPr>
+          <w:p>
+            <w:pPr>
+              <w:spacing w:before="0" w:after="0" w:line="300" w:lineRule="exact"/>
+              <w:ind w:firstLine="0" w:firstLineChars="0" w:left="0"/>
+              <w:jc w:val="left"/>
+            </w:pPr>
+            <w:r/>
+            <w:r>
+              <w:rPr>
+                <w:rFonts w:ascii="Times New Roman" w:hAnsi="Times New Roman" w:eastAsia="方正仿宋_GBK" w:cs="Times New Roman"/>
+                <w:b w:val="0"/>
+                <w:sz w:val="21"/>
+              </w:rPr>
+              <w:t>[待填写]</w:t>
+            </w:r>
+          </w:p>
+        </w:tc>
+        <w:tc>
+          <w:tcPr>
+            <w:tcW w:type="dxa" w:w="1105"/>
+          </w:tcPr>
+          <w:p>
+            <w:pPr>
+              <w:spacing w:before="0" w:after="0" w:line="300" w:lineRule="exact"/>
+              <w:ind w:firstLine="0" w:firstLineChars="0" w:left="0"/>
+              <w:jc w:val="left"/>
+            </w:pPr>
+            <w:r/>
+            <w:r>
+              <w:rPr>
+                <w:rFonts w:ascii="Times New Roman" w:hAnsi="Times New Roman" w:eastAsia="方正仿宋_GBK" w:cs="Times New Roman"/>
+                <w:b w:val="0"/>
+                <w:sz w:val="21"/>
+              </w:rPr>
+              <w:t>[待填写]</w:t>
+            </w:r>
+          </w:p>
+        </w:tc>
+        <w:tc>
+          <w:tcPr>
+            <w:tcW w:type="dxa" w:w="1105"/>
+          </w:tcPr>
+          <w:p>
+            <w:pPr>
+              <w:spacing w:before="0" w:after="0" w:line="300" w:lineRule="exact"/>
+              <w:ind w:firstLine="0" w:firstLineChars="0" w:left="0"/>
+              <w:jc w:val="left"/>
+            </w:pPr>
+            <w:r/>
+            <w:r>
+              <w:rPr>
+                <w:rFonts w:ascii="Times New Roman" w:hAnsi="Times New Roman" w:eastAsia="方正仿宋_GBK" w:cs="Times New Roman"/>
+                <w:b w:val="0"/>
+                <w:sz w:val="21"/>
+              </w:rPr>
+              <w:t>[待填写]</w:t>
+            </w:r>
+          </w:p>
+        </w:tc>
+        <w:tc>
+          <w:tcPr>
+            <w:tcW w:type="dxa" w:w="1105"/>
+          </w:tcPr>
+          <w:p>
+            <w:pPr>
+              <w:spacing w:before="0" w:after="0" w:line="300" w:lineRule="exact"/>
+              <w:ind w:firstLine="0" w:firstLineChars="0" w:left="0"/>
+              <w:jc w:val="left"/>
+            </w:pPr>
+            <w:r/>
+            <w:r>
+              <w:rPr>
+                <w:rFonts w:ascii="Times New Roman" w:hAnsi="Times New Roman" w:eastAsia="方正仿宋_GBK" w:cs="Times New Roman"/>
+                <w:b w:val="0"/>
+                <w:sz w:val="21"/>
+              </w:rPr>
+              <w:t>[待填写]</w:t>
+            </w:r>
+          </w:p>
+        </w:tc>
+        <w:tc>
+          <w:tcPr>
+            <w:tcW w:type="dxa" w:w="1105"/>
+          </w:tcPr>
+          <w:p>
+            <w:pPr>
+              <w:spacing w:before="0" w:after="0" w:line="300" w:lineRule="exact"/>
+              <w:ind w:firstLine="0" w:firstLineChars="0" w:left="0"/>
+              <w:jc w:val="left"/>
+            </w:pPr>
+            <w:r/>
+            <w:r>
+              <w:rPr>
+                <w:rFonts w:ascii="Times New Roman" w:hAnsi="Times New Roman" w:eastAsia="方正仿宋_GBK" w:cs="Times New Roman"/>
+                <w:b w:val="0"/>
+                <w:sz w:val="21"/>
+              </w:rPr>
+              <w:t>[待填写]</w:t>
+            </w:r>
+          </w:p>
+        </w:tc>
+        <w:tc>
+          <w:tcPr>
+            <w:tcW w:type="dxa" w:w="1105"/>
+          </w:tcPr>
+          <w:p>
+            <w:pPr>
+              <w:spacing w:before="0" w:after="0" w:line="300" w:lineRule="exact"/>
+              <w:ind w:firstLine="0" w:firstLineChars="0" w:left="0"/>
+              <w:jc w:val="left"/>
+            </w:pPr>
+            <w:r/>
+            <w:r>
+              <w:rPr>
+                <w:rFonts w:ascii="Times New Roman" w:hAnsi="Times New Roman" w:eastAsia="方正仿宋_GBK" w:cs="Times New Roman"/>
+                <w:b w:val="0"/>
+                <w:sz w:val="21"/>
+              </w:rPr>
+              <w:t>[待填写]</w:t>
+            </w:r>
+          </w:p>
+        </w:tc>
+      </w:tr>
+      <w:tr>
+        <w:tc>
+          <w:tcPr>
+            <w:tcW w:type="dxa" w:w="1105"/>
+          </w:tcPr>
+          <w:p>
+            <w:pPr>
+              <w:spacing w:before="0" w:after="0" w:line="300" w:lineRule="exact"/>
+              <w:ind w:firstLine="0" w:firstLineChars="0" w:left="0"/>
+              <w:jc w:val="left"/>
+            </w:pPr>
+            <w:r/>
+            <w:r>
+              <w:rPr>
+                <w:rFonts w:ascii="Times New Roman" w:hAnsi="Times New Roman" w:eastAsia="方正仿宋_GBK" w:cs="Times New Roman"/>
+                <w:b w:val="0"/>
+                <w:sz w:val="21"/>
+              </w:rPr>
+              <w:t>[待填写]</w:t>
+            </w:r>
+          </w:p>
+        </w:tc>
+        <w:tc>
+          <w:tcPr>
+            <w:tcW w:type="dxa" w:w="1105"/>
+          </w:tcPr>
+          <w:p>
+            <w:pPr>
+              <w:spacing w:before="0" w:after="0" w:line="300" w:lineRule="exact"/>
+              <w:ind w:firstLine="0" w:firstLineChars="0" w:left="0"/>
+              <w:jc w:val="left"/>
+            </w:pPr>
+            <w:r/>
+            <w:r>
+              <w:rPr>
+                <w:rFonts w:ascii="Times New Roman" w:hAnsi="Times New Roman" w:eastAsia="方正仿宋_GBK" w:cs="Times New Roman"/>
+                <w:b w:val="0"/>
+                <w:sz w:val="21"/>
+              </w:rPr>
+              <w:t>[待填写]</w:t>
+            </w:r>
+          </w:p>
+        </w:tc>
+        <w:tc>
+          <w:tcPr>
+            <w:tcW w:type="dxa" w:w="1105"/>
+          </w:tcPr>
+          <w:p>
+            <w:pPr>
+              <w:spacing w:before="0" w:after="0" w:line="300" w:lineRule="exact"/>
+              <w:ind w:firstLine="0" w:firstLineChars="0" w:left="0"/>
+              <w:jc w:val="left"/>
+            </w:pPr>
+            <w:r/>
+            <w:r>
+              <w:rPr>
+                <w:rFonts w:ascii="Times New Roman" w:hAnsi="Times New Roman" w:eastAsia="方正仿宋_GBK" w:cs="Times New Roman"/>
+                <w:b w:val="0"/>
+                <w:sz w:val="21"/>
+              </w:rPr>
+              <w:t>[待填写]</w:t>
+            </w:r>
+          </w:p>
+        </w:tc>
+        <w:tc>
+          <w:tcPr>
+            <w:tcW w:type="dxa" w:w="1105"/>
+          </w:tcPr>
+          <w:p>
+            <w:pPr>
+              <w:spacing w:before="0" w:after="0" w:line="300" w:lineRule="exact"/>
+              <w:ind w:firstLine="0" w:firstLineChars="0" w:left="0"/>
+              <w:jc w:val="left"/>
+            </w:pPr>
+            <w:r/>
+            <w:r>
+              <w:rPr>
+                <w:rFonts w:ascii="Times New Roman" w:hAnsi="Times New Roman" w:eastAsia="方正仿宋_GBK" w:cs="Times New Roman"/>
+                <w:b w:val="0"/>
+                <w:sz w:val="21"/>
+              </w:rPr>
+              <w:t>[待填写]</w:t>
+            </w:r>
+          </w:p>
+        </w:tc>
+        <w:tc>
+          <w:tcPr>
+            <w:tcW w:type="dxa" w:w="1105"/>
+          </w:tcPr>
+          <w:p>
+            <w:pPr>
+              <w:spacing w:before="0" w:after="0" w:line="300" w:lineRule="exact"/>
+              <w:ind w:firstLine="0" w:firstLineChars="0" w:left="0"/>
+              <w:jc w:val="left"/>
+            </w:pPr>
+            <w:r/>
+            <w:r>
+              <w:rPr>
+                <w:rFonts w:ascii="Times New Roman" w:hAnsi="Times New Roman" w:eastAsia="方正仿宋_GBK" w:cs="Times New Roman"/>
+                <w:b w:val="0"/>
+                <w:sz w:val="21"/>
+              </w:rPr>
+              <w:t>[待填写]</w:t>
+            </w:r>
+          </w:p>
+        </w:tc>
+        <w:tc>
+          <w:tcPr>
+            <w:tcW w:type="dxa" w:w="1105"/>
+          </w:tcPr>
+          <w:p>
+            <w:pPr>
+              <w:spacing w:before="0" w:after="0" w:line="300" w:lineRule="exact"/>
+              <w:ind w:firstLine="0" w:firstLineChars="0" w:left="0"/>
+              <w:jc w:val="left"/>
+            </w:pPr>
+            <w:r/>
+            <w:r>
+              <w:rPr>
+                <w:rFonts w:ascii="Times New Roman" w:hAnsi="Times New Roman" w:eastAsia="方正仿宋_GBK" w:cs="Times New Roman"/>
+                <w:b w:val="0"/>
+                <w:sz w:val="21"/>
+              </w:rPr>
+              <w:t>[待填写]</w:t>
+            </w:r>
+          </w:p>
+        </w:tc>
+        <w:tc>
+          <w:tcPr>
+            <w:tcW w:type="dxa" w:w="1105"/>
+          </w:tcPr>
+          <w:p>
+            <w:pPr>
+              <w:spacing w:before="0" w:after="0" w:line="300" w:lineRule="exact"/>
+              <w:ind w:firstLine="0" w:firstLineChars="0" w:left="0"/>
+              <w:jc w:val="left"/>
+            </w:pPr>
+            <w:r/>
+            <w:r>
+              <w:rPr>
+                <w:rFonts w:ascii="Times New Roman" w:hAnsi="Times New Roman" w:eastAsia="方正仿宋_GBK" w:cs="Times New Roman"/>
+                <w:b w:val="0"/>
+                <w:sz w:val="21"/>
+              </w:rPr>
+              <w:t>[待填写]</w:t>
+            </w:r>
+          </w:p>
+        </w:tc>
+        <w:tc>
+          <w:tcPr>
+            <w:tcW w:type="dxa" w:w="1105"/>
+          </w:tcPr>
+          <w:p>
+            <w:pPr>
+              <w:spacing w:before="0" w:after="0" w:line="300" w:lineRule="exact"/>
+              <w:ind w:firstLine="0" w:firstLineChars="0" w:left="0"/>
+              <w:jc w:val="left"/>
+            </w:pPr>
+            <w:r/>
+            <w:r>
+              <w:rPr>
+                <w:rFonts w:ascii="Times New Roman" w:hAnsi="Times New Roman" w:eastAsia="方正仿宋_GBK" w:cs="Times New Roman"/>
+                <w:b w:val="0"/>
+                <w:sz w:val="21"/>
+              </w:rPr>
+              <w:t>[待填写]</w:t>
+            </w:r>
+          </w:p>
+        </w:tc>
+      </w:tr>
+    </w:tbl>
+    <w:p>
+      <w:pPr>
+        <w:pStyle w:val="MATICHeading3"/>
+      </w:pPr>
+      <w:r>
+        <w:t>（三）专家证据、持续性与验证计划</w:t>
       </w:r>
     </w:p>
     <w:tbl>
@@ -3847,7 +5361,7 @@
           <w:p>
             <w:pPr>
               <w:spacing w:before="0" w:after="0" w:line="300" w:lineRule="exact"/>
-              <w:ind w:firstLineChars="0" w:left="0" w:firstLine="0"/>
+              <w:ind w:firstLine="0" w:firstLineChars="0" w:left="0"/>
               <w:jc w:val="center"/>
             </w:pPr>
             <w:r/>
@@ -3868,7 +5382,7 @@
           <w:p>
             <w:pPr>
               <w:spacing w:before="0" w:after="0" w:line="300" w:lineRule="exact"/>
-              <w:ind w:firstLineChars="0" w:left="0" w:firstLine="0"/>
+              <w:ind w:firstLine="0" w:firstLineChars="0" w:left="0"/>
               <w:jc w:val="center"/>
             </w:pPr>
             <w:r/>
@@ -4251,7 +5765,7 @@
     </w:tbl>
     <w:p>
       <w:r>
-        <w:t>[第二部分完整保留全部有效比较；仅有公开证据或AI推断的内容标注待专家验证，不得冒充第一部分专家结论。]</w:t>
+        <w:t>[第二部分完整保留两类矩阵及全部有效比较；说明0到1突破、关键国产替代、路线成熟度与拥挤度。仅有公开证据或AI推断的内容标注待专家验证，不得冒充第一部分专家结论。]</w:t>
       </w:r>
     </w:p>
     <w:p>
@@ -8448,7 +9962,7 @@
           <w:p>
             <w:pPr>
               <w:spacing w:before="0" w:after="0" w:line="300" w:lineRule="exact"/>
-              <w:ind w:firstLineChars="0" w:left="0" w:firstLine="0"/>
+              <w:ind w:firstLine="0" w:firstLineChars="0" w:left="0"/>
               <w:jc w:val="center"/>
             </w:pPr>
             <w:r/>
@@ -8469,7 +9983,7 @@
           <w:p>
             <w:pPr>
               <w:spacing w:before="0" w:after="0" w:line="300" w:lineRule="exact"/>
-              <w:ind w:firstLineChars="0" w:left="0" w:firstLine="0"/>
+              <w:ind w:firstLine="0" w:firstLineChars="0" w:left="0"/>
               <w:jc w:val="center"/>
             </w:pPr>
             <w:r/>
@@ -8490,7 +10004,7 @@
           <w:p>
             <w:pPr>
               <w:spacing w:before="0" w:after="0" w:line="300" w:lineRule="exact"/>
-              <w:ind w:firstLineChars="0" w:left="0" w:firstLine="0"/>
+              <w:ind w:firstLine="0" w:firstLineChars="0" w:left="0"/>
               <w:jc w:val="center"/>
             </w:pPr>
             <w:r/>
@@ -8704,7 +10218,7 @@
           <w:p>
             <w:pPr>
               <w:spacing w:before="0" w:after="0" w:line="300" w:lineRule="exact"/>
-              <w:ind w:firstLineChars="0" w:left="0" w:firstLine="0"/>
+              <w:ind w:firstLine="0" w:firstLineChars="0" w:left="0"/>
               <w:jc w:val="left"/>
             </w:pPr>
             <w:r/>
@@ -8727,7 +10241,7 @@
           <w:p>
             <w:pPr>
               <w:spacing w:before="0" w:after="0" w:line="300" w:lineRule="exact"/>
-              <w:ind w:firstLine="0" w:firstLineChars="0" w:left="0"/>
+              <w:ind w:firstLineChars="0" w:left="0" w:firstLine="0"/>
               <w:jc w:val="left"/>
             </w:pPr>
             <w:r/>
@@ -8748,7 +10262,7 @@
           <w:p>
             <w:pPr>
               <w:spacing w:before="0" w:after="0" w:line="300" w:lineRule="exact"/>
-              <w:ind w:firstLine="0" w:firstLineChars="0" w:left="0"/>
+              <w:ind w:firstLineChars="0" w:left="0" w:firstLine="0"/>
               <w:jc w:val="left"/>
             </w:pPr>
             <w:r/>
@@ -8769,7 +10283,7 @@
           <w:p>
             <w:pPr>
               <w:spacing w:before="0" w:after="0" w:line="300" w:lineRule="exact"/>
-              <w:ind w:firstLine="0" w:firstLineChars="0" w:left="0"/>
+              <w:ind w:firstLineChars="0" w:left="0" w:firstLine="0"/>
               <w:jc w:val="left"/>
             </w:pPr>
             <w:r/>
@@ -8790,7 +10304,7 @@
           <w:p>
             <w:pPr>
               <w:spacing w:before="0" w:after="0" w:line="300" w:lineRule="exact"/>
-              <w:ind w:firstLine="0" w:firstLineChars="0" w:left="0"/>
+              <w:ind w:firstLineChars="0" w:left="0" w:firstLine="0"/>
               <w:jc w:val="left"/>
             </w:pPr>
             <w:r/>
@@ -8811,7 +10325,7 @@
           <w:p>
             <w:pPr>
               <w:spacing w:before="0" w:after="0" w:line="300" w:lineRule="exact"/>
-              <w:ind w:firstLine="0" w:firstLineChars="0" w:left="0"/>
+              <w:ind w:firstLineChars="0" w:left="0" w:firstLine="0"/>
               <w:jc w:val="left"/>
             </w:pPr>
             <w:r/>
@@ -8967,6 +10481,27 @@
           <w:p>
             <w:pPr>
               <w:spacing w:before="0" w:after="0" w:line="300" w:lineRule="exact"/>
+              <w:ind w:firstLine="0" w:firstLineChars="0" w:left="0"/>
+              <w:jc w:val="center"/>
+            </w:pPr>
+            <w:r/>
+            <w:r>
+              <w:rPr>
+                <w:rFonts w:ascii="Times New Roman" w:hAnsi="Times New Roman" w:eastAsia="方正仿宋_GBK" w:cs="Times New Roman"/>
+                <w:b/>
+                <w:sz w:val="21"/>
+              </w:rPr>
+              <w:t>序号</w:t>
+            </w:r>
+          </w:p>
+        </w:tc>
+        <w:tc>
+          <w:tcPr>
+            <w:tcW w:type="dxa" w:w="1474"/>
+          </w:tcPr>
+          <w:p>
+            <w:pPr>
+              <w:spacing w:before="0" w:after="0" w:line="300" w:lineRule="exact"/>
               <w:ind w:firstLineChars="0" w:left="0" w:firstLine="0"/>
               <w:jc w:val="center"/>
             </w:pPr>
@@ -8977,7 +10512,7 @@
                 <w:b/>
                 <w:sz w:val="21"/>
               </w:rPr>
-              <w:t>序号</w:t>
+              <w:t>机构或作者</w:t>
             </w:r>
           </w:p>
         </w:tc>
@@ -8988,7 +10523,7 @@
           <w:p>
             <w:pPr>
               <w:spacing w:before="0" w:after="0" w:line="300" w:lineRule="exact"/>
-              <w:ind w:firstLineChars="0" w:left="0" w:firstLine="0"/>
+              <w:ind w:firstLine="0" w:firstLineChars="0" w:left="0"/>
               <w:jc w:val="center"/>
             </w:pPr>
             <w:r/>
@@ -8998,7 +10533,7 @@
                 <w:b/>
                 <w:sz w:val="21"/>
               </w:rPr>
-              <w:t>机构或作者</w:t>
+              <w:t>标题/材料名称</w:t>
             </w:r>
           </w:p>
         </w:tc>
@@ -9009,7 +10544,7 @@
           <w:p>
             <w:pPr>
               <w:spacing w:before="0" w:after="0" w:line="300" w:lineRule="exact"/>
-              <w:ind w:firstLineChars="0" w:left="0" w:firstLine="0"/>
+              <w:ind w:firstLine="0" w:firstLineChars="0" w:left="0"/>
               <w:jc w:val="center"/>
             </w:pPr>
             <w:r/>
@@ -9019,7 +10554,7 @@
                 <w:b/>
                 <w:sz w:val="21"/>
               </w:rPr>
-              <w:t>标题/材料名称</w:t>
+              <w:t>日期</w:t>
             </w:r>
           </w:p>
         </w:tc>
@@ -9030,7 +10565,7 @@
           <w:p>
             <w:pPr>
               <w:spacing w:before="0" w:after="0" w:line="300" w:lineRule="exact"/>
-              <w:ind w:firstLineChars="0" w:left="0" w:firstLine="0"/>
+              <w:ind w:firstLine="0" w:firstLineChars="0" w:left="0"/>
               <w:jc w:val="center"/>
             </w:pPr>
             <w:r/>
@@ -9040,7 +10575,7 @@
                 <w:b/>
                 <w:sz w:val="21"/>
               </w:rPr>
-              <w:t>日期</w:t>
+              <w:t>访问日期</w:t>
             </w:r>
           </w:p>
         </w:tc>
@@ -9051,28 +10586,7 @@
           <w:p>
             <w:pPr>
               <w:spacing w:before="0" w:after="0" w:line="300" w:lineRule="exact"/>
-              <w:ind w:firstLineChars="0" w:left="0" w:firstLine="0"/>
-              <w:jc w:val="center"/>
-            </w:pPr>
-            <w:r/>
-            <w:r>
-              <w:rPr>
-                <w:rFonts w:ascii="Times New Roman" w:hAnsi="Times New Roman" w:eastAsia="方正仿宋_GBK" w:cs="Times New Roman"/>
-                <w:b/>
-                <w:sz w:val="21"/>
-              </w:rPr>
-              <w:t>访问日期</w:t>
-            </w:r>
-          </w:p>
-        </w:tc>
-        <w:tc>
-          <w:tcPr>
-            <w:tcW w:type="dxa" w:w="1474"/>
-          </w:tcPr>
-          <w:p>
-            <w:pPr>
-              <w:spacing w:before="0" w:after="0" w:line="300" w:lineRule="exact"/>
-              <w:ind w:firstLineChars="0" w:left="0" w:firstLine="0"/>
+              <w:ind w:firstLine="0" w:firstLineChars="0" w:left="0"/>
               <w:jc w:val="center"/>
             </w:pPr>
             <w:r/>
@@ -9137,7 +10651,7 @@
           <w:p>
             <w:pPr>
               <w:spacing w:before="0" w:after="0" w:line="300" w:lineRule="exact"/>
-              <w:ind w:firstLine="0" w:firstLineChars="0" w:left="0"/>
+              <w:ind w:firstLineChars="0" w:left="0" w:firstLine="0"/>
               <w:jc w:val="left"/>
             </w:pPr>
             <w:r/>
@@ -9328,7 +10842,7 @@
           <w:p>
             <w:pPr>
               <w:spacing w:before="0" w:after="0" w:line="300" w:lineRule="exact"/>
-              <w:ind w:firstLineChars="0" w:left="0" w:firstLine="0"/>
+              <w:ind w:firstLine="0" w:firstLineChars="0" w:left="0"/>
               <w:jc w:val="left"/>
             </w:pPr>
             <w:r/>
@@ -9845,7 +11359,7 @@
           <w:p>
             <w:pPr>
               <w:spacing w:before="0" w:after="0" w:line="300" w:lineRule="exact"/>
-              <w:ind w:firstLine="0" w:firstLineChars="0" w:left="0"/>
+              <w:ind w:firstLineChars="0" w:left="0" w:firstLine="0"/>
               <w:jc w:val="center"/>
             </w:pPr>
             <w:r/>

--- a/assets/matic-detailed-due-diligence-template.docx
+++ b/assets/matic-detailed-due-diligence-template.docx
@@ -2888,14 +2888,11 @@
         <w:tblLook w:firstColumn="1" w:firstRow="1" w:lastColumn="0" w:lastRow="0" w:noHBand="0" w:noVBand="1" w:val="04A0"/>
       </w:tblPr>
       <w:tblGrid>
-        <w:gridCol w:w="1105"/>
-        <w:gridCol w:w="1105"/>
-        <w:gridCol w:w="1105"/>
-        <w:gridCol w:w="1105"/>
-        <w:gridCol w:w="1105"/>
-        <w:gridCol w:w="1105"/>
-        <w:gridCol w:w="1105"/>
-        <w:gridCol w:w="1105"/>
+        <w:gridCol w:w="1769"/>
+        <w:gridCol w:w="1769"/>
+        <w:gridCol w:w="1769"/>
+        <w:gridCol w:w="1769"/>
+        <w:gridCol w:w="1769"/>
       </w:tblGrid>
       <w:tr>
         <w:trPr>
@@ -2903,7 +2900,7 @@
         </w:trPr>
         <w:tc>
           <w:tcPr>
-            <w:tcW w:type="dxa" w:w="1105"/>
+            <w:tcW w:type="dxa" w:w="1769"/>
           </w:tcPr>
           <w:p>
             <w:pPr>
@@ -2918,13 +2915,13 @@
                 <w:b/>
                 <w:sz w:val="21"/>
               </w:rPr>
-              <w:t>CMP-P编号/竞争关系</w:t>
-            </w:r>
-          </w:p>
-        </w:tc>
-        <w:tc>
-          <w:tcPr>
-            <w:tcW w:type="dxa" w:w="1105"/>
+              <w:t>比较维度</w:t>
+            </w:r>
+          </w:p>
+        </w:tc>
+        <w:tc>
+          <w:tcPr>
+            <w:tcW w:type="dxa" w:w="1769"/>
           </w:tcPr>
           <w:p>
             <w:pPr>
@@ -2939,13 +2936,13 @@
                 <w:b/>
                 <w:sz w:val="21"/>
               </w:rPr>
-              <w:t>产品/方案及主体</w:t>
-            </w:r>
-          </w:p>
-        </w:tc>
-        <w:tc>
-          <w:tcPr>
-            <w:tcW w:type="dxa" w:w="1105"/>
+              <w:t>本项目产品｜CMP-P</w:t>
+            </w:r>
+          </w:p>
+        </w:tc>
+        <w:tc>
+          <w:tcPr>
+            <w:tcW w:type="dxa" w:w="1769"/>
           </w:tcPr>
           <w:p>
             <w:pPr>
@@ -2960,13 +2957,13 @@
                 <w:b/>
                 <w:sz w:val="21"/>
               </w:rPr>
-              <w:t>技术路线/场景</w:t>
-            </w:r>
-          </w:p>
-        </w:tc>
-        <w:tc>
-          <w:tcPr>
-            <w:tcW w:type="dxa" w:w="1105"/>
+              <w:t>[直接竞品A｜CMP-P]</w:t>
+            </w:r>
+          </w:p>
+        </w:tc>
+        <w:tc>
+          <w:tcPr>
+            <w:tcW w:type="dxa" w:w="1769"/>
           </w:tcPr>
           <w:p>
             <w:pPr>
@@ -2981,13 +2978,13 @@
                 <w:b/>
                 <w:sz w:val="21"/>
               </w:rPr>
-              <w:t>注册上市/商业化</w:t>
-            </w:r>
-          </w:p>
-        </w:tc>
-        <w:tc>
-          <w:tcPr>
-            <w:tcW w:type="dxa" w:w="1105"/>
+              <w:t>[直接竞品B｜CMP-P]</w:t>
+            </w:r>
+          </w:p>
+        </w:tc>
+        <w:tc>
+          <w:tcPr>
+            <w:tcW w:type="dxa" w:w="1769"/>
           </w:tcPr>
           <w:p>
             <w:pPr>
@@ -3002,70 +2999,7 @@
                 <w:b/>
                 <w:sz w:val="21"/>
               </w:rPr>
-              <w:t>与本项目比较</w:t>
-            </w:r>
-          </w:p>
-        </w:tc>
-        <w:tc>
-          <w:tcPr>
-            <w:tcW w:type="dxa" w:w="1105"/>
-          </w:tcPr>
-          <w:p>
-            <w:pPr>
-              <w:spacing w:before="0" w:after="0" w:line="300" w:lineRule="exact"/>
-              <w:ind w:firstLineChars="0" w:left="0" w:firstLine="0"/>
-              <w:jc w:val="center"/>
-            </w:pPr>
-            <w:r/>
-            <w:r>
-              <w:rPr>
-                <w:rFonts w:ascii="Times New Roman" w:hAnsi="Times New Roman" w:eastAsia="方正仿宋_GBK" w:cs="Times New Roman"/>
-                <w:b/>
-                <w:sz w:val="21"/>
-              </w:rPr>
-              <w:t>证据与可比性</w:t>
-            </w:r>
-          </w:p>
-        </w:tc>
-        <w:tc>
-          <w:tcPr>
-            <w:tcW w:type="dxa" w:w="1105"/>
-          </w:tcPr>
-          <w:p>
-            <w:pPr>
-              <w:spacing w:before="0" w:after="0" w:line="300" w:lineRule="exact"/>
-              <w:ind w:firstLineChars="0" w:left="0" w:firstLine="0"/>
-              <w:jc w:val="center"/>
-            </w:pPr>
-            <w:r/>
-            <w:r>
-              <w:rPr>
-                <w:rFonts w:ascii="Times New Roman" w:hAnsi="Times New Roman" w:eastAsia="方正仿宋_GBK" w:cs="Times New Roman"/>
-                <w:b/>
-                <w:sz w:val="21"/>
-              </w:rPr>
-              <w:t>竞争影响</w:t>
-            </w:r>
-          </w:p>
-        </w:tc>
-        <w:tc>
-          <w:tcPr>
-            <w:tcW w:type="dxa" w:w="1105"/>
-          </w:tcPr>
-          <w:p>
-            <w:pPr>
-              <w:spacing w:before="0" w:after="0" w:line="300" w:lineRule="exact"/>
-              <w:ind w:firstLineChars="0" w:left="0" w:firstLine="0"/>
-              <w:jc w:val="center"/>
-            </w:pPr>
-            <w:r/>
-            <w:r>
-              <w:rPr>
-                <w:rFonts w:ascii="Times New Roman" w:hAnsi="Times New Roman" w:eastAsia="方正仿宋_GBK" w:cs="Times New Roman"/>
-                <w:b/>
-                <w:sz w:val="21"/>
-              </w:rPr>
-              <w:t>验证事项</w:t>
+              <w:t>[其他方案｜CMP-P]</w:t>
             </w:r>
           </w:p>
         </w:tc>
@@ -3073,154 +3007,91 @@
       <w:tr>
         <w:tc>
           <w:tcPr>
-            <w:tcW w:type="dxa" w:w="1105"/>
-          </w:tcPr>
-          <w:p>
-            <w:pPr>
-              <w:spacing w:before="0" w:after="0" w:line="300" w:lineRule="exact"/>
-              <w:ind w:firstLine="0" w:firstLineChars="0" w:left="0"/>
-              <w:jc w:val="left"/>
-            </w:pPr>
-            <w:r/>
-            <w:r>
-              <w:rPr>
-                <w:rFonts w:ascii="Times New Roman" w:hAnsi="Times New Roman" w:eastAsia="方正仿宋_GBK" w:cs="Times New Roman"/>
-                <w:b w:val="0"/>
-                <w:sz w:val="21"/>
-              </w:rPr>
-              <w:t>[待填写]</w:t>
-            </w:r>
-          </w:p>
-        </w:tc>
-        <w:tc>
-          <w:tcPr>
-            <w:tcW w:type="dxa" w:w="1105"/>
-          </w:tcPr>
-          <w:p>
-            <w:pPr>
-              <w:spacing w:before="0" w:after="0" w:line="300" w:lineRule="exact"/>
-              <w:ind w:firstLine="0" w:firstLineChars="0" w:left="0"/>
-              <w:jc w:val="left"/>
-            </w:pPr>
-            <w:r/>
-            <w:r>
-              <w:rPr>
-                <w:rFonts w:ascii="Times New Roman" w:hAnsi="Times New Roman" w:eastAsia="方正仿宋_GBK" w:cs="Times New Roman"/>
-                <w:b w:val="0"/>
-                <w:sz w:val="21"/>
-              </w:rPr>
-              <w:t>[待填写]</w:t>
-            </w:r>
-          </w:p>
-        </w:tc>
-        <w:tc>
-          <w:tcPr>
-            <w:tcW w:type="dxa" w:w="1105"/>
-          </w:tcPr>
-          <w:p>
-            <w:pPr>
-              <w:spacing w:before="0" w:after="0" w:line="300" w:lineRule="exact"/>
-              <w:ind w:firstLine="0" w:firstLineChars="0" w:left="0"/>
-              <w:jc w:val="left"/>
-            </w:pPr>
-            <w:r/>
-            <w:r>
-              <w:rPr>
-                <w:rFonts w:ascii="Times New Roman" w:hAnsi="Times New Roman" w:eastAsia="方正仿宋_GBK" w:cs="Times New Roman"/>
-                <w:b w:val="0"/>
-                <w:sz w:val="21"/>
-              </w:rPr>
-              <w:t>[待填写]</w:t>
-            </w:r>
-          </w:p>
-        </w:tc>
-        <w:tc>
-          <w:tcPr>
-            <w:tcW w:type="dxa" w:w="1105"/>
-          </w:tcPr>
-          <w:p>
-            <w:pPr>
-              <w:spacing w:before="0" w:after="0" w:line="300" w:lineRule="exact"/>
-              <w:ind w:firstLine="0" w:firstLineChars="0" w:left="0"/>
-              <w:jc w:val="left"/>
-            </w:pPr>
-            <w:r/>
-            <w:r>
-              <w:rPr>
-                <w:rFonts w:ascii="Times New Roman" w:hAnsi="Times New Roman" w:eastAsia="方正仿宋_GBK" w:cs="Times New Roman"/>
-                <w:b w:val="0"/>
-                <w:sz w:val="21"/>
-              </w:rPr>
-              <w:t>[待填写]</w:t>
-            </w:r>
-          </w:p>
-        </w:tc>
-        <w:tc>
-          <w:tcPr>
-            <w:tcW w:type="dxa" w:w="1105"/>
-          </w:tcPr>
-          <w:p>
-            <w:pPr>
-              <w:spacing w:before="0" w:after="0" w:line="300" w:lineRule="exact"/>
-              <w:ind w:firstLine="0" w:firstLineChars="0" w:left="0"/>
-              <w:jc w:val="left"/>
-            </w:pPr>
-            <w:r/>
-            <w:r>
-              <w:rPr>
-                <w:rFonts w:ascii="Times New Roman" w:hAnsi="Times New Roman" w:eastAsia="方正仿宋_GBK" w:cs="Times New Roman"/>
-                <w:b w:val="0"/>
-                <w:sz w:val="21"/>
-              </w:rPr>
-              <w:t>[待填写]</w:t>
-            </w:r>
-          </w:p>
-        </w:tc>
-        <w:tc>
-          <w:tcPr>
-            <w:tcW w:type="dxa" w:w="1105"/>
-          </w:tcPr>
-          <w:p>
-            <w:pPr>
-              <w:spacing w:before="0" w:after="0" w:line="300" w:lineRule="exact"/>
-              <w:ind w:firstLine="0" w:firstLineChars="0" w:left="0"/>
-              <w:jc w:val="left"/>
-            </w:pPr>
-            <w:r/>
-            <w:r>
-              <w:rPr>
-                <w:rFonts w:ascii="Times New Roman" w:hAnsi="Times New Roman" w:eastAsia="方正仿宋_GBK" w:cs="Times New Roman"/>
-                <w:b w:val="0"/>
-                <w:sz w:val="21"/>
-              </w:rPr>
-              <w:t>[待填写]</w:t>
-            </w:r>
-          </w:p>
-        </w:tc>
-        <w:tc>
-          <w:tcPr>
-            <w:tcW w:type="dxa" w:w="1105"/>
-          </w:tcPr>
-          <w:p>
-            <w:pPr>
-              <w:spacing w:before="0" w:after="0" w:line="300" w:lineRule="exact"/>
-              <w:ind w:firstLine="0" w:firstLineChars="0" w:left="0"/>
-              <w:jc w:val="left"/>
-            </w:pPr>
-            <w:r/>
-            <w:r>
-              <w:rPr>
-                <w:rFonts w:ascii="Times New Roman" w:hAnsi="Times New Roman" w:eastAsia="方正仿宋_GBK" w:cs="Times New Roman"/>
-                <w:b w:val="0"/>
-                <w:sz w:val="21"/>
-              </w:rPr>
-              <w:t>[待填写]</w:t>
-            </w:r>
-          </w:p>
-        </w:tc>
-        <w:tc>
-          <w:tcPr>
-            <w:tcW w:type="dxa" w:w="1105"/>
+            <w:tcW w:type="dxa" w:w="1769"/>
+          </w:tcPr>
+          <w:p>
+            <w:pPr>
+              <w:spacing w:before="0" w:after="0" w:line="300" w:lineRule="exact"/>
+              <w:ind w:firstLine="0" w:firstLineChars="0" w:left="0"/>
+              <w:jc w:val="left"/>
+            </w:pPr>
+            <w:r/>
+            <w:r>
+              <w:rPr>
+                <w:rFonts w:ascii="Times New Roman" w:hAnsi="Times New Roman" w:eastAsia="方正仿宋_GBK" w:cs="Times New Roman"/>
+                <w:b/>
+                <w:sz w:val="21"/>
+              </w:rPr>
+              <w:t>产品/方案及主体</w:t>
+            </w:r>
+          </w:p>
+        </w:tc>
+        <w:tc>
+          <w:tcPr>
+            <w:tcW w:type="dxa" w:w="1769"/>
+          </w:tcPr>
+          <w:p>
+            <w:pPr>
+              <w:spacing w:before="0" w:after="0" w:line="300" w:lineRule="exact"/>
+              <w:ind w:firstLine="0" w:firstLineChars="0" w:left="0"/>
+              <w:jc w:val="left"/>
+            </w:pPr>
+            <w:r/>
+            <w:r>
+              <w:rPr>
+                <w:rFonts w:ascii="Times New Roman" w:hAnsi="Times New Roman" w:eastAsia="方正仿宋_GBK" w:cs="Times New Roman"/>
+                <w:b w:val="0"/>
+                <w:sz w:val="21"/>
+              </w:rPr>
+              <w:t>[待填写]</w:t>
+            </w:r>
+          </w:p>
+        </w:tc>
+        <w:tc>
+          <w:tcPr>
+            <w:tcW w:type="dxa" w:w="1769"/>
+          </w:tcPr>
+          <w:p>
+            <w:pPr>
+              <w:spacing w:before="0" w:after="0" w:line="300" w:lineRule="exact"/>
+              <w:ind w:firstLine="0" w:firstLineChars="0" w:left="0"/>
+              <w:jc w:val="left"/>
+            </w:pPr>
+            <w:r/>
+            <w:r>
+              <w:rPr>
+                <w:rFonts w:ascii="Times New Roman" w:hAnsi="Times New Roman" w:eastAsia="方正仿宋_GBK" w:cs="Times New Roman"/>
+                <w:b w:val="0"/>
+                <w:sz w:val="21"/>
+              </w:rPr>
+              <w:t>[待填写]</w:t>
+            </w:r>
+          </w:p>
+        </w:tc>
+        <w:tc>
+          <w:tcPr>
+            <w:tcW w:type="dxa" w:w="1769"/>
+          </w:tcPr>
+          <w:p>
+            <w:pPr>
+              <w:spacing w:before="0" w:after="0" w:line="300" w:lineRule="exact"/>
+              <w:ind w:firstLine="0" w:firstLineChars="0" w:left="0"/>
+              <w:jc w:val="left"/>
+            </w:pPr>
+            <w:r/>
+            <w:r>
+              <w:rPr>
+                <w:rFonts w:ascii="Times New Roman" w:hAnsi="Times New Roman" w:eastAsia="方正仿宋_GBK" w:cs="Times New Roman"/>
+                <w:b w:val="0"/>
+                <w:sz w:val="21"/>
+              </w:rPr>
+              <w:t>[待填写]</w:t>
+            </w:r>
+          </w:p>
+        </w:tc>
+        <w:tc>
+          <w:tcPr>
+            <w:tcW w:type="dxa" w:w="1769"/>
           </w:tcPr>
           <w:p>
             <w:pPr>
@@ -3243,154 +3114,91 @@
       <w:tr>
         <w:tc>
           <w:tcPr>
-            <w:tcW w:type="dxa" w:w="1105"/>
-          </w:tcPr>
-          <w:p>
-            <w:pPr>
-              <w:spacing w:before="0" w:after="0" w:line="300" w:lineRule="exact"/>
-              <w:ind w:firstLine="0" w:firstLineChars="0" w:left="0"/>
-              <w:jc w:val="left"/>
-            </w:pPr>
-            <w:r/>
-            <w:r>
-              <w:rPr>
-                <w:rFonts w:ascii="Times New Roman" w:hAnsi="Times New Roman" w:eastAsia="方正仿宋_GBK" w:cs="Times New Roman"/>
-                <w:b w:val="0"/>
-                <w:sz w:val="21"/>
-              </w:rPr>
-              <w:t>[待填写]</w:t>
-            </w:r>
-          </w:p>
-        </w:tc>
-        <w:tc>
-          <w:tcPr>
-            <w:tcW w:type="dxa" w:w="1105"/>
-          </w:tcPr>
-          <w:p>
-            <w:pPr>
-              <w:spacing w:before="0" w:after="0" w:line="300" w:lineRule="exact"/>
-              <w:ind w:firstLine="0" w:firstLineChars="0" w:left="0"/>
-              <w:jc w:val="left"/>
-            </w:pPr>
-            <w:r/>
-            <w:r>
-              <w:rPr>
-                <w:rFonts w:ascii="Times New Roman" w:hAnsi="Times New Roman" w:eastAsia="方正仿宋_GBK" w:cs="Times New Roman"/>
-                <w:b w:val="0"/>
-                <w:sz w:val="21"/>
-              </w:rPr>
-              <w:t>[待填写]</w:t>
-            </w:r>
-          </w:p>
-        </w:tc>
-        <w:tc>
-          <w:tcPr>
-            <w:tcW w:type="dxa" w:w="1105"/>
-          </w:tcPr>
-          <w:p>
-            <w:pPr>
-              <w:spacing w:before="0" w:after="0" w:line="300" w:lineRule="exact"/>
-              <w:ind w:firstLine="0" w:firstLineChars="0" w:left="0"/>
-              <w:jc w:val="left"/>
-            </w:pPr>
-            <w:r/>
-            <w:r>
-              <w:rPr>
-                <w:rFonts w:ascii="Times New Roman" w:hAnsi="Times New Roman" w:eastAsia="方正仿宋_GBK" w:cs="Times New Roman"/>
-                <w:b w:val="0"/>
-                <w:sz w:val="21"/>
-              </w:rPr>
-              <w:t>[待填写]</w:t>
-            </w:r>
-          </w:p>
-        </w:tc>
-        <w:tc>
-          <w:tcPr>
-            <w:tcW w:type="dxa" w:w="1105"/>
-          </w:tcPr>
-          <w:p>
-            <w:pPr>
-              <w:spacing w:before="0" w:after="0" w:line="300" w:lineRule="exact"/>
-              <w:ind w:firstLine="0" w:firstLineChars="0" w:left="0"/>
-              <w:jc w:val="left"/>
-            </w:pPr>
-            <w:r/>
-            <w:r>
-              <w:rPr>
-                <w:rFonts w:ascii="Times New Roman" w:hAnsi="Times New Roman" w:eastAsia="方正仿宋_GBK" w:cs="Times New Roman"/>
-                <w:b w:val="0"/>
-                <w:sz w:val="21"/>
-              </w:rPr>
-              <w:t>[待填写]</w:t>
-            </w:r>
-          </w:p>
-        </w:tc>
-        <w:tc>
-          <w:tcPr>
-            <w:tcW w:type="dxa" w:w="1105"/>
-          </w:tcPr>
-          <w:p>
-            <w:pPr>
-              <w:spacing w:before="0" w:after="0" w:line="300" w:lineRule="exact"/>
-              <w:ind w:firstLine="0" w:firstLineChars="0" w:left="0"/>
-              <w:jc w:val="left"/>
-            </w:pPr>
-            <w:r/>
-            <w:r>
-              <w:rPr>
-                <w:rFonts w:ascii="Times New Roman" w:hAnsi="Times New Roman" w:eastAsia="方正仿宋_GBK" w:cs="Times New Roman"/>
-                <w:b w:val="0"/>
-                <w:sz w:val="21"/>
-              </w:rPr>
-              <w:t>[待填写]</w:t>
-            </w:r>
-          </w:p>
-        </w:tc>
-        <w:tc>
-          <w:tcPr>
-            <w:tcW w:type="dxa" w:w="1105"/>
-          </w:tcPr>
-          <w:p>
-            <w:pPr>
-              <w:spacing w:before="0" w:after="0" w:line="300" w:lineRule="exact"/>
-              <w:ind w:firstLine="0" w:firstLineChars="0" w:left="0"/>
-              <w:jc w:val="left"/>
-            </w:pPr>
-            <w:r/>
-            <w:r>
-              <w:rPr>
-                <w:rFonts w:ascii="Times New Roman" w:hAnsi="Times New Roman" w:eastAsia="方正仿宋_GBK" w:cs="Times New Roman"/>
-                <w:b w:val="0"/>
-                <w:sz w:val="21"/>
-              </w:rPr>
-              <w:t>[待填写]</w:t>
-            </w:r>
-          </w:p>
-        </w:tc>
-        <w:tc>
-          <w:tcPr>
-            <w:tcW w:type="dxa" w:w="1105"/>
-          </w:tcPr>
-          <w:p>
-            <w:pPr>
-              <w:spacing w:before="0" w:after="0" w:line="300" w:lineRule="exact"/>
-              <w:ind w:firstLine="0" w:firstLineChars="0" w:left="0"/>
-              <w:jc w:val="left"/>
-            </w:pPr>
-            <w:r/>
-            <w:r>
-              <w:rPr>
-                <w:rFonts w:ascii="Times New Roman" w:hAnsi="Times New Roman" w:eastAsia="方正仿宋_GBK" w:cs="Times New Roman"/>
-                <w:b w:val="0"/>
-                <w:sz w:val="21"/>
-              </w:rPr>
-              <w:t>[待填写]</w:t>
-            </w:r>
-          </w:p>
-        </w:tc>
-        <w:tc>
-          <w:tcPr>
-            <w:tcW w:type="dxa" w:w="1105"/>
+            <w:tcW w:type="dxa" w:w="1769"/>
+          </w:tcPr>
+          <w:p>
+            <w:pPr>
+              <w:spacing w:before="0" w:after="0" w:line="300" w:lineRule="exact"/>
+              <w:ind w:firstLine="0" w:firstLineChars="0" w:left="0"/>
+              <w:jc w:val="left"/>
+            </w:pPr>
+            <w:r/>
+            <w:r>
+              <w:rPr>
+                <w:rFonts w:ascii="Times New Roman" w:hAnsi="Times New Roman" w:eastAsia="方正仿宋_GBK" w:cs="Times New Roman"/>
+                <w:b/>
+                <w:sz w:val="21"/>
+              </w:rPr>
+              <w:t>厂家及国家/地区</w:t>
+            </w:r>
+          </w:p>
+        </w:tc>
+        <w:tc>
+          <w:tcPr>
+            <w:tcW w:type="dxa" w:w="1769"/>
+          </w:tcPr>
+          <w:p>
+            <w:pPr>
+              <w:spacing w:before="0" w:after="0" w:line="300" w:lineRule="exact"/>
+              <w:ind w:firstLine="0" w:firstLineChars="0" w:left="0"/>
+              <w:jc w:val="left"/>
+            </w:pPr>
+            <w:r/>
+            <w:r>
+              <w:rPr>
+                <w:rFonts w:ascii="Times New Roman" w:hAnsi="Times New Roman" w:eastAsia="方正仿宋_GBK" w:cs="Times New Roman"/>
+                <w:b w:val="0"/>
+                <w:sz w:val="21"/>
+              </w:rPr>
+              <w:t>[待填写]</w:t>
+            </w:r>
+          </w:p>
+        </w:tc>
+        <w:tc>
+          <w:tcPr>
+            <w:tcW w:type="dxa" w:w="1769"/>
+          </w:tcPr>
+          <w:p>
+            <w:pPr>
+              <w:spacing w:before="0" w:after="0" w:line="300" w:lineRule="exact"/>
+              <w:ind w:firstLine="0" w:firstLineChars="0" w:left="0"/>
+              <w:jc w:val="left"/>
+            </w:pPr>
+            <w:r/>
+            <w:r>
+              <w:rPr>
+                <w:rFonts w:ascii="Times New Roman" w:hAnsi="Times New Roman" w:eastAsia="方正仿宋_GBK" w:cs="Times New Roman"/>
+                <w:b w:val="0"/>
+                <w:sz w:val="21"/>
+              </w:rPr>
+              <w:t>[待填写]</w:t>
+            </w:r>
+          </w:p>
+        </w:tc>
+        <w:tc>
+          <w:tcPr>
+            <w:tcW w:type="dxa" w:w="1769"/>
+          </w:tcPr>
+          <w:p>
+            <w:pPr>
+              <w:spacing w:before="0" w:after="0" w:line="300" w:lineRule="exact"/>
+              <w:ind w:firstLine="0" w:firstLineChars="0" w:left="0"/>
+              <w:jc w:val="left"/>
+            </w:pPr>
+            <w:r/>
+            <w:r>
+              <w:rPr>
+                <w:rFonts w:ascii="Times New Roman" w:hAnsi="Times New Roman" w:eastAsia="方正仿宋_GBK" w:cs="Times New Roman"/>
+                <w:b w:val="0"/>
+                <w:sz w:val="21"/>
+              </w:rPr>
+              <w:t>[待填写]</w:t>
+            </w:r>
+          </w:p>
+        </w:tc>
+        <w:tc>
+          <w:tcPr>
+            <w:tcW w:type="dxa" w:w="1769"/>
           </w:tcPr>
           <w:p>
             <w:pPr>
@@ -3413,154 +3221,91 @@
       <w:tr>
         <w:tc>
           <w:tcPr>
-            <w:tcW w:type="dxa" w:w="1105"/>
-          </w:tcPr>
-          <w:p>
-            <w:pPr>
-              <w:spacing w:before="0" w:after="0" w:line="300" w:lineRule="exact"/>
-              <w:ind w:firstLine="0" w:firstLineChars="0" w:left="0"/>
-              <w:jc w:val="left"/>
-            </w:pPr>
-            <w:r/>
-            <w:r>
-              <w:rPr>
-                <w:rFonts w:ascii="Times New Roman" w:hAnsi="Times New Roman" w:eastAsia="方正仿宋_GBK" w:cs="Times New Roman"/>
-                <w:b w:val="0"/>
-                <w:sz w:val="21"/>
-              </w:rPr>
-              <w:t>[待填写]</w:t>
-            </w:r>
-          </w:p>
-        </w:tc>
-        <w:tc>
-          <w:tcPr>
-            <w:tcW w:type="dxa" w:w="1105"/>
-          </w:tcPr>
-          <w:p>
-            <w:pPr>
-              <w:spacing w:before="0" w:after="0" w:line="300" w:lineRule="exact"/>
-              <w:ind w:firstLine="0" w:firstLineChars="0" w:left="0"/>
-              <w:jc w:val="left"/>
-            </w:pPr>
-            <w:r/>
-            <w:r>
-              <w:rPr>
-                <w:rFonts w:ascii="Times New Roman" w:hAnsi="Times New Roman" w:eastAsia="方正仿宋_GBK" w:cs="Times New Roman"/>
-                <w:b w:val="0"/>
-                <w:sz w:val="21"/>
-              </w:rPr>
-              <w:t>[待填写]</w:t>
-            </w:r>
-          </w:p>
-        </w:tc>
-        <w:tc>
-          <w:tcPr>
-            <w:tcW w:type="dxa" w:w="1105"/>
-          </w:tcPr>
-          <w:p>
-            <w:pPr>
-              <w:spacing w:before="0" w:after="0" w:line="300" w:lineRule="exact"/>
-              <w:ind w:firstLine="0" w:firstLineChars="0" w:left="0"/>
-              <w:jc w:val="left"/>
-            </w:pPr>
-            <w:r/>
-            <w:r>
-              <w:rPr>
-                <w:rFonts w:ascii="Times New Roman" w:hAnsi="Times New Roman" w:eastAsia="方正仿宋_GBK" w:cs="Times New Roman"/>
-                <w:b w:val="0"/>
-                <w:sz w:val="21"/>
-              </w:rPr>
-              <w:t>[待填写]</w:t>
-            </w:r>
-          </w:p>
-        </w:tc>
-        <w:tc>
-          <w:tcPr>
-            <w:tcW w:type="dxa" w:w="1105"/>
-          </w:tcPr>
-          <w:p>
-            <w:pPr>
-              <w:spacing w:before="0" w:after="0" w:line="300" w:lineRule="exact"/>
-              <w:ind w:firstLine="0" w:firstLineChars="0" w:left="0"/>
-              <w:jc w:val="left"/>
-            </w:pPr>
-            <w:r/>
-            <w:r>
-              <w:rPr>
-                <w:rFonts w:ascii="Times New Roman" w:hAnsi="Times New Roman" w:eastAsia="方正仿宋_GBK" w:cs="Times New Roman"/>
-                <w:b w:val="0"/>
-                <w:sz w:val="21"/>
-              </w:rPr>
-              <w:t>[待填写]</w:t>
-            </w:r>
-          </w:p>
-        </w:tc>
-        <w:tc>
-          <w:tcPr>
-            <w:tcW w:type="dxa" w:w="1105"/>
-          </w:tcPr>
-          <w:p>
-            <w:pPr>
-              <w:spacing w:before="0" w:after="0" w:line="300" w:lineRule="exact"/>
-              <w:ind w:firstLine="0" w:firstLineChars="0" w:left="0"/>
-              <w:jc w:val="left"/>
-            </w:pPr>
-            <w:r/>
-            <w:r>
-              <w:rPr>
-                <w:rFonts w:ascii="Times New Roman" w:hAnsi="Times New Roman" w:eastAsia="方正仿宋_GBK" w:cs="Times New Roman"/>
-                <w:b w:val="0"/>
-                <w:sz w:val="21"/>
-              </w:rPr>
-              <w:t>[待填写]</w:t>
-            </w:r>
-          </w:p>
-        </w:tc>
-        <w:tc>
-          <w:tcPr>
-            <w:tcW w:type="dxa" w:w="1105"/>
-          </w:tcPr>
-          <w:p>
-            <w:pPr>
-              <w:spacing w:before="0" w:after="0" w:line="300" w:lineRule="exact"/>
-              <w:ind w:firstLine="0" w:firstLineChars="0" w:left="0"/>
-              <w:jc w:val="left"/>
-            </w:pPr>
-            <w:r/>
-            <w:r>
-              <w:rPr>
-                <w:rFonts w:ascii="Times New Roman" w:hAnsi="Times New Roman" w:eastAsia="方正仿宋_GBK" w:cs="Times New Roman"/>
-                <w:b w:val="0"/>
-                <w:sz w:val="21"/>
-              </w:rPr>
-              <w:t>[待填写]</w:t>
-            </w:r>
-          </w:p>
-        </w:tc>
-        <w:tc>
-          <w:tcPr>
-            <w:tcW w:type="dxa" w:w="1105"/>
-          </w:tcPr>
-          <w:p>
-            <w:pPr>
-              <w:spacing w:before="0" w:after="0" w:line="300" w:lineRule="exact"/>
-              <w:ind w:firstLine="0" w:firstLineChars="0" w:left="0"/>
-              <w:jc w:val="left"/>
-            </w:pPr>
-            <w:r/>
-            <w:r>
-              <w:rPr>
-                <w:rFonts w:ascii="Times New Roman" w:hAnsi="Times New Roman" w:eastAsia="方正仿宋_GBK" w:cs="Times New Roman"/>
-                <w:b w:val="0"/>
-                <w:sz w:val="21"/>
-              </w:rPr>
-              <w:t>[待填写]</w:t>
-            </w:r>
-          </w:p>
-        </w:tc>
-        <w:tc>
-          <w:tcPr>
-            <w:tcW w:type="dxa" w:w="1105"/>
+            <w:tcW w:type="dxa" w:w="1769"/>
+          </w:tcPr>
+          <w:p>
+            <w:pPr>
+              <w:spacing w:before="0" w:after="0" w:line="300" w:lineRule="exact"/>
+              <w:ind w:firstLine="0" w:firstLineChars="0" w:left="0"/>
+              <w:jc w:val="left"/>
+            </w:pPr>
+            <w:r/>
+            <w:r>
+              <w:rPr>
+                <w:rFonts w:ascii="Times New Roman" w:hAnsi="Times New Roman" w:eastAsia="方正仿宋_GBK" w:cs="Times New Roman"/>
+                <w:b/>
+                <w:sz w:val="21"/>
+              </w:rPr>
+              <w:t>竞争关系</w:t>
+            </w:r>
+          </w:p>
+        </w:tc>
+        <w:tc>
+          <w:tcPr>
+            <w:tcW w:type="dxa" w:w="1769"/>
+          </w:tcPr>
+          <w:p>
+            <w:pPr>
+              <w:spacing w:before="0" w:after="0" w:line="300" w:lineRule="exact"/>
+              <w:ind w:firstLine="0" w:firstLineChars="0" w:left="0"/>
+              <w:jc w:val="left"/>
+            </w:pPr>
+            <w:r/>
+            <w:r>
+              <w:rPr>
+                <w:rFonts w:ascii="Times New Roman" w:hAnsi="Times New Roman" w:eastAsia="方正仿宋_GBK" w:cs="Times New Roman"/>
+                <w:b w:val="0"/>
+                <w:sz w:val="21"/>
+              </w:rPr>
+              <w:t>[待填写]</w:t>
+            </w:r>
+          </w:p>
+        </w:tc>
+        <w:tc>
+          <w:tcPr>
+            <w:tcW w:type="dxa" w:w="1769"/>
+          </w:tcPr>
+          <w:p>
+            <w:pPr>
+              <w:spacing w:before="0" w:after="0" w:line="300" w:lineRule="exact"/>
+              <w:ind w:firstLine="0" w:firstLineChars="0" w:left="0"/>
+              <w:jc w:val="left"/>
+            </w:pPr>
+            <w:r/>
+            <w:r>
+              <w:rPr>
+                <w:rFonts w:ascii="Times New Roman" w:hAnsi="Times New Roman" w:eastAsia="方正仿宋_GBK" w:cs="Times New Roman"/>
+                <w:b w:val="0"/>
+                <w:sz w:val="21"/>
+              </w:rPr>
+              <w:t>[待填写]</w:t>
+            </w:r>
+          </w:p>
+        </w:tc>
+        <w:tc>
+          <w:tcPr>
+            <w:tcW w:type="dxa" w:w="1769"/>
+          </w:tcPr>
+          <w:p>
+            <w:pPr>
+              <w:spacing w:before="0" w:after="0" w:line="300" w:lineRule="exact"/>
+              <w:ind w:firstLine="0" w:firstLineChars="0" w:left="0"/>
+              <w:jc w:val="left"/>
+            </w:pPr>
+            <w:r/>
+            <w:r>
+              <w:rPr>
+                <w:rFonts w:ascii="Times New Roman" w:hAnsi="Times New Roman" w:eastAsia="方正仿宋_GBK" w:cs="Times New Roman"/>
+                <w:b w:val="0"/>
+                <w:sz w:val="21"/>
+              </w:rPr>
+              <w:t>[待填写]</w:t>
+            </w:r>
+          </w:p>
+        </w:tc>
+        <w:tc>
+          <w:tcPr>
+            <w:tcW w:type="dxa" w:w="1769"/>
           </w:tcPr>
           <w:p>
             <w:pPr>
@@ -3583,154 +3328,91 @@
       <w:tr>
         <w:tc>
           <w:tcPr>
-            <w:tcW w:type="dxa" w:w="1105"/>
-          </w:tcPr>
-          <w:p>
-            <w:pPr>
-              <w:spacing w:before="0" w:after="0" w:line="300" w:lineRule="exact"/>
-              <w:ind w:firstLine="0" w:firstLineChars="0" w:left="0"/>
-              <w:jc w:val="left"/>
-            </w:pPr>
-            <w:r/>
-            <w:r>
-              <w:rPr>
-                <w:rFonts w:ascii="Times New Roman" w:hAnsi="Times New Roman" w:eastAsia="方正仿宋_GBK" w:cs="Times New Roman"/>
-                <w:b w:val="0"/>
-                <w:sz w:val="21"/>
-              </w:rPr>
-              <w:t>[待填写]</w:t>
-            </w:r>
-          </w:p>
-        </w:tc>
-        <w:tc>
-          <w:tcPr>
-            <w:tcW w:type="dxa" w:w="1105"/>
-          </w:tcPr>
-          <w:p>
-            <w:pPr>
-              <w:spacing w:before="0" w:after="0" w:line="300" w:lineRule="exact"/>
-              <w:ind w:firstLine="0" w:firstLineChars="0" w:left="0"/>
-              <w:jc w:val="left"/>
-            </w:pPr>
-            <w:r/>
-            <w:r>
-              <w:rPr>
-                <w:rFonts w:ascii="Times New Roman" w:hAnsi="Times New Roman" w:eastAsia="方正仿宋_GBK" w:cs="Times New Roman"/>
-                <w:b w:val="0"/>
-                <w:sz w:val="21"/>
-              </w:rPr>
-              <w:t>[待填写]</w:t>
-            </w:r>
-          </w:p>
-        </w:tc>
-        <w:tc>
-          <w:tcPr>
-            <w:tcW w:type="dxa" w:w="1105"/>
-          </w:tcPr>
-          <w:p>
-            <w:pPr>
-              <w:spacing w:before="0" w:after="0" w:line="300" w:lineRule="exact"/>
-              <w:ind w:firstLine="0" w:firstLineChars="0" w:left="0"/>
-              <w:jc w:val="left"/>
-            </w:pPr>
-            <w:r/>
-            <w:r>
-              <w:rPr>
-                <w:rFonts w:ascii="Times New Roman" w:hAnsi="Times New Roman" w:eastAsia="方正仿宋_GBK" w:cs="Times New Roman"/>
-                <w:b w:val="0"/>
-                <w:sz w:val="21"/>
-              </w:rPr>
-              <w:t>[待填写]</w:t>
-            </w:r>
-          </w:p>
-        </w:tc>
-        <w:tc>
-          <w:tcPr>
-            <w:tcW w:type="dxa" w:w="1105"/>
-          </w:tcPr>
-          <w:p>
-            <w:pPr>
-              <w:spacing w:before="0" w:after="0" w:line="300" w:lineRule="exact"/>
-              <w:ind w:firstLine="0" w:firstLineChars="0" w:left="0"/>
-              <w:jc w:val="left"/>
-            </w:pPr>
-            <w:r/>
-            <w:r>
-              <w:rPr>
-                <w:rFonts w:ascii="Times New Roman" w:hAnsi="Times New Roman" w:eastAsia="方正仿宋_GBK" w:cs="Times New Roman"/>
-                <w:b w:val="0"/>
-                <w:sz w:val="21"/>
-              </w:rPr>
-              <w:t>[待填写]</w:t>
-            </w:r>
-          </w:p>
-        </w:tc>
-        <w:tc>
-          <w:tcPr>
-            <w:tcW w:type="dxa" w:w="1105"/>
-          </w:tcPr>
-          <w:p>
-            <w:pPr>
-              <w:spacing w:before="0" w:after="0" w:line="300" w:lineRule="exact"/>
-              <w:ind w:firstLine="0" w:firstLineChars="0" w:left="0"/>
-              <w:jc w:val="left"/>
-            </w:pPr>
-            <w:r/>
-            <w:r>
-              <w:rPr>
-                <w:rFonts w:ascii="Times New Roman" w:hAnsi="Times New Roman" w:eastAsia="方正仿宋_GBK" w:cs="Times New Roman"/>
-                <w:b w:val="0"/>
-                <w:sz w:val="21"/>
-              </w:rPr>
-              <w:t>[待填写]</w:t>
-            </w:r>
-          </w:p>
-        </w:tc>
-        <w:tc>
-          <w:tcPr>
-            <w:tcW w:type="dxa" w:w="1105"/>
-          </w:tcPr>
-          <w:p>
-            <w:pPr>
-              <w:spacing w:before="0" w:after="0" w:line="300" w:lineRule="exact"/>
-              <w:ind w:firstLine="0" w:firstLineChars="0" w:left="0"/>
-              <w:jc w:val="left"/>
-            </w:pPr>
-            <w:r/>
-            <w:r>
-              <w:rPr>
-                <w:rFonts w:ascii="Times New Roman" w:hAnsi="Times New Roman" w:eastAsia="方正仿宋_GBK" w:cs="Times New Roman"/>
-                <w:b w:val="0"/>
-                <w:sz w:val="21"/>
-              </w:rPr>
-              <w:t>[待填写]</w:t>
-            </w:r>
-          </w:p>
-        </w:tc>
-        <w:tc>
-          <w:tcPr>
-            <w:tcW w:type="dxa" w:w="1105"/>
-          </w:tcPr>
-          <w:p>
-            <w:pPr>
-              <w:spacing w:before="0" w:after="0" w:line="300" w:lineRule="exact"/>
-              <w:ind w:firstLine="0" w:firstLineChars="0" w:left="0"/>
-              <w:jc w:val="left"/>
-            </w:pPr>
-            <w:r/>
-            <w:r>
-              <w:rPr>
-                <w:rFonts w:ascii="Times New Roman" w:hAnsi="Times New Roman" w:eastAsia="方正仿宋_GBK" w:cs="Times New Roman"/>
-                <w:b w:val="0"/>
-                <w:sz w:val="21"/>
-              </w:rPr>
-              <w:t>[待填写]</w:t>
-            </w:r>
-          </w:p>
-        </w:tc>
-        <w:tc>
-          <w:tcPr>
-            <w:tcW w:type="dxa" w:w="1105"/>
+            <w:tcW w:type="dxa" w:w="1769"/>
+          </w:tcPr>
+          <w:p>
+            <w:pPr>
+              <w:spacing w:before="0" w:after="0" w:line="300" w:lineRule="exact"/>
+              <w:ind w:firstLine="0" w:firstLineChars="0" w:left="0"/>
+              <w:jc w:val="left"/>
+            </w:pPr>
+            <w:r/>
+            <w:r>
+              <w:rPr>
+                <w:rFonts w:ascii="Times New Roman" w:hAnsi="Times New Roman" w:eastAsia="方正仿宋_GBK" w:cs="Times New Roman"/>
+                <w:b/>
+                <w:sz w:val="21"/>
+              </w:rPr>
+              <w:t>技术路线</w:t>
+            </w:r>
+          </w:p>
+        </w:tc>
+        <w:tc>
+          <w:tcPr>
+            <w:tcW w:type="dxa" w:w="1769"/>
+          </w:tcPr>
+          <w:p>
+            <w:pPr>
+              <w:spacing w:before="0" w:after="0" w:line="300" w:lineRule="exact"/>
+              <w:ind w:firstLine="0" w:firstLineChars="0" w:left="0"/>
+              <w:jc w:val="left"/>
+            </w:pPr>
+            <w:r/>
+            <w:r>
+              <w:rPr>
+                <w:rFonts w:ascii="Times New Roman" w:hAnsi="Times New Roman" w:eastAsia="方正仿宋_GBK" w:cs="Times New Roman"/>
+                <w:b w:val="0"/>
+                <w:sz w:val="21"/>
+              </w:rPr>
+              <w:t>[待填写]</w:t>
+            </w:r>
+          </w:p>
+        </w:tc>
+        <w:tc>
+          <w:tcPr>
+            <w:tcW w:type="dxa" w:w="1769"/>
+          </w:tcPr>
+          <w:p>
+            <w:pPr>
+              <w:spacing w:before="0" w:after="0" w:line="300" w:lineRule="exact"/>
+              <w:ind w:firstLine="0" w:firstLineChars="0" w:left="0"/>
+              <w:jc w:val="left"/>
+            </w:pPr>
+            <w:r/>
+            <w:r>
+              <w:rPr>
+                <w:rFonts w:ascii="Times New Roman" w:hAnsi="Times New Roman" w:eastAsia="方正仿宋_GBK" w:cs="Times New Roman"/>
+                <w:b w:val="0"/>
+                <w:sz w:val="21"/>
+              </w:rPr>
+              <w:t>[待填写]</w:t>
+            </w:r>
+          </w:p>
+        </w:tc>
+        <w:tc>
+          <w:tcPr>
+            <w:tcW w:type="dxa" w:w="1769"/>
+          </w:tcPr>
+          <w:p>
+            <w:pPr>
+              <w:spacing w:before="0" w:after="0" w:line="300" w:lineRule="exact"/>
+              <w:ind w:firstLine="0" w:firstLineChars="0" w:left="0"/>
+              <w:jc w:val="left"/>
+            </w:pPr>
+            <w:r/>
+            <w:r>
+              <w:rPr>
+                <w:rFonts w:ascii="Times New Roman" w:hAnsi="Times New Roman" w:eastAsia="方正仿宋_GBK" w:cs="Times New Roman"/>
+                <w:b w:val="0"/>
+                <w:sz w:val="21"/>
+              </w:rPr>
+              <w:t>[待填写]</w:t>
+            </w:r>
+          </w:p>
+        </w:tc>
+        <w:tc>
+          <w:tcPr>
+            <w:tcW w:type="dxa" w:w="1769"/>
           </w:tcPr>
           <w:p>
             <w:pPr>
@@ -3753,154 +3435,91 @@
       <w:tr>
         <w:tc>
           <w:tcPr>
-            <w:tcW w:type="dxa" w:w="1105"/>
-          </w:tcPr>
-          <w:p>
-            <w:pPr>
-              <w:spacing w:before="0" w:after="0" w:line="300" w:lineRule="exact"/>
-              <w:ind w:firstLine="0" w:firstLineChars="0" w:left="0"/>
-              <w:jc w:val="left"/>
-            </w:pPr>
-            <w:r/>
-            <w:r>
-              <w:rPr>
-                <w:rFonts w:ascii="Times New Roman" w:hAnsi="Times New Roman" w:eastAsia="方正仿宋_GBK" w:cs="Times New Roman"/>
-                <w:b w:val="0"/>
-                <w:sz w:val="21"/>
-              </w:rPr>
-              <w:t>[待填写]</w:t>
-            </w:r>
-          </w:p>
-        </w:tc>
-        <w:tc>
-          <w:tcPr>
-            <w:tcW w:type="dxa" w:w="1105"/>
-          </w:tcPr>
-          <w:p>
-            <w:pPr>
-              <w:spacing w:before="0" w:after="0" w:line="300" w:lineRule="exact"/>
-              <w:ind w:firstLine="0" w:firstLineChars="0" w:left="0"/>
-              <w:jc w:val="left"/>
-            </w:pPr>
-            <w:r/>
-            <w:r>
-              <w:rPr>
-                <w:rFonts w:ascii="Times New Roman" w:hAnsi="Times New Roman" w:eastAsia="方正仿宋_GBK" w:cs="Times New Roman"/>
-                <w:b w:val="0"/>
-                <w:sz w:val="21"/>
-              </w:rPr>
-              <w:t>[待填写]</w:t>
-            </w:r>
-          </w:p>
-        </w:tc>
-        <w:tc>
-          <w:tcPr>
-            <w:tcW w:type="dxa" w:w="1105"/>
-          </w:tcPr>
-          <w:p>
-            <w:pPr>
-              <w:spacing w:before="0" w:after="0" w:line="300" w:lineRule="exact"/>
-              <w:ind w:firstLine="0" w:firstLineChars="0" w:left="0"/>
-              <w:jc w:val="left"/>
-            </w:pPr>
-            <w:r/>
-            <w:r>
-              <w:rPr>
-                <w:rFonts w:ascii="Times New Roman" w:hAnsi="Times New Roman" w:eastAsia="方正仿宋_GBK" w:cs="Times New Roman"/>
-                <w:b w:val="0"/>
-                <w:sz w:val="21"/>
-              </w:rPr>
-              <w:t>[待填写]</w:t>
-            </w:r>
-          </w:p>
-        </w:tc>
-        <w:tc>
-          <w:tcPr>
-            <w:tcW w:type="dxa" w:w="1105"/>
-          </w:tcPr>
-          <w:p>
-            <w:pPr>
-              <w:spacing w:before="0" w:after="0" w:line="300" w:lineRule="exact"/>
-              <w:ind w:firstLine="0" w:firstLineChars="0" w:left="0"/>
-              <w:jc w:val="left"/>
-            </w:pPr>
-            <w:r/>
-            <w:r>
-              <w:rPr>
-                <w:rFonts w:ascii="Times New Roman" w:hAnsi="Times New Roman" w:eastAsia="方正仿宋_GBK" w:cs="Times New Roman"/>
-                <w:b w:val="0"/>
-                <w:sz w:val="21"/>
-              </w:rPr>
-              <w:t>[待填写]</w:t>
-            </w:r>
-          </w:p>
-        </w:tc>
-        <w:tc>
-          <w:tcPr>
-            <w:tcW w:type="dxa" w:w="1105"/>
-          </w:tcPr>
-          <w:p>
-            <w:pPr>
-              <w:spacing w:before="0" w:after="0" w:line="300" w:lineRule="exact"/>
-              <w:ind w:firstLine="0" w:firstLineChars="0" w:left="0"/>
-              <w:jc w:val="left"/>
-            </w:pPr>
-            <w:r/>
-            <w:r>
-              <w:rPr>
-                <w:rFonts w:ascii="Times New Roman" w:hAnsi="Times New Roman" w:eastAsia="方正仿宋_GBK" w:cs="Times New Roman"/>
-                <w:b w:val="0"/>
-                <w:sz w:val="21"/>
-              </w:rPr>
-              <w:t>[待填写]</w:t>
-            </w:r>
-          </w:p>
-        </w:tc>
-        <w:tc>
-          <w:tcPr>
-            <w:tcW w:type="dxa" w:w="1105"/>
-          </w:tcPr>
-          <w:p>
-            <w:pPr>
-              <w:spacing w:before="0" w:after="0" w:line="300" w:lineRule="exact"/>
-              <w:ind w:firstLine="0" w:firstLineChars="0" w:left="0"/>
-              <w:jc w:val="left"/>
-            </w:pPr>
-            <w:r/>
-            <w:r>
-              <w:rPr>
-                <w:rFonts w:ascii="Times New Roman" w:hAnsi="Times New Roman" w:eastAsia="方正仿宋_GBK" w:cs="Times New Roman"/>
-                <w:b w:val="0"/>
-                <w:sz w:val="21"/>
-              </w:rPr>
-              <w:t>[待填写]</w:t>
-            </w:r>
-          </w:p>
-        </w:tc>
-        <w:tc>
-          <w:tcPr>
-            <w:tcW w:type="dxa" w:w="1105"/>
-          </w:tcPr>
-          <w:p>
-            <w:pPr>
-              <w:spacing w:before="0" w:after="0" w:line="300" w:lineRule="exact"/>
-              <w:ind w:firstLine="0" w:firstLineChars="0" w:left="0"/>
-              <w:jc w:val="left"/>
-            </w:pPr>
-            <w:r/>
-            <w:r>
-              <w:rPr>
-                <w:rFonts w:ascii="Times New Roman" w:hAnsi="Times New Roman" w:eastAsia="方正仿宋_GBK" w:cs="Times New Roman"/>
-                <w:b w:val="0"/>
-                <w:sz w:val="21"/>
-              </w:rPr>
-              <w:t>[待填写]</w:t>
-            </w:r>
-          </w:p>
-        </w:tc>
-        <w:tc>
-          <w:tcPr>
-            <w:tcW w:type="dxa" w:w="1105"/>
+            <w:tcW w:type="dxa" w:w="1769"/>
+          </w:tcPr>
+          <w:p>
+            <w:pPr>
+              <w:spacing w:before="0" w:after="0" w:line="300" w:lineRule="exact"/>
+              <w:ind w:firstLine="0" w:firstLineChars="0" w:left="0"/>
+              <w:jc w:val="left"/>
+            </w:pPr>
+            <w:r/>
+            <w:r>
+              <w:rPr>
+                <w:rFonts w:ascii="Times New Roman" w:hAnsi="Times New Roman" w:eastAsia="方正仿宋_GBK" w:cs="Times New Roman"/>
+                <w:b/>
+                <w:sz w:val="21"/>
+              </w:rPr>
+              <w:t>适应证/目标人群/场景</w:t>
+            </w:r>
+          </w:p>
+        </w:tc>
+        <w:tc>
+          <w:tcPr>
+            <w:tcW w:type="dxa" w:w="1769"/>
+          </w:tcPr>
+          <w:p>
+            <w:pPr>
+              <w:spacing w:before="0" w:after="0" w:line="300" w:lineRule="exact"/>
+              <w:ind w:firstLine="0" w:firstLineChars="0" w:left="0"/>
+              <w:jc w:val="left"/>
+            </w:pPr>
+            <w:r/>
+            <w:r>
+              <w:rPr>
+                <w:rFonts w:ascii="Times New Roman" w:hAnsi="Times New Roman" w:eastAsia="方正仿宋_GBK" w:cs="Times New Roman"/>
+                <w:b w:val="0"/>
+                <w:sz w:val="21"/>
+              </w:rPr>
+              <w:t>[待填写]</w:t>
+            </w:r>
+          </w:p>
+        </w:tc>
+        <w:tc>
+          <w:tcPr>
+            <w:tcW w:type="dxa" w:w="1769"/>
+          </w:tcPr>
+          <w:p>
+            <w:pPr>
+              <w:spacing w:before="0" w:after="0" w:line="300" w:lineRule="exact"/>
+              <w:ind w:firstLine="0" w:firstLineChars="0" w:left="0"/>
+              <w:jc w:val="left"/>
+            </w:pPr>
+            <w:r/>
+            <w:r>
+              <w:rPr>
+                <w:rFonts w:ascii="Times New Roman" w:hAnsi="Times New Roman" w:eastAsia="方正仿宋_GBK" w:cs="Times New Roman"/>
+                <w:b w:val="0"/>
+                <w:sz w:val="21"/>
+              </w:rPr>
+              <w:t>[待填写]</w:t>
+            </w:r>
+          </w:p>
+        </w:tc>
+        <w:tc>
+          <w:tcPr>
+            <w:tcW w:type="dxa" w:w="1769"/>
+          </w:tcPr>
+          <w:p>
+            <w:pPr>
+              <w:spacing w:before="0" w:after="0" w:line="300" w:lineRule="exact"/>
+              <w:ind w:firstLine="0" w:firstLineChars="0" w:left="0"/>
+              <w:jc w:val="left"/>
+            </w:pPr>
+            <w:r/>
+            <w:r>
+              <w:rPr>
+                <w:rFonts w:ascii="Times New Roman" w:hAnsi="Times New Roman" w:eastAsia="方正仿宋_GBK" w:cs="Times New Roman"/>
+                <w:b w:val="0"/>
+                <w:sz w:val="21"/>
+              </w:rPr>
+              <w:t>[待填写]</w:t>
+            </w:r>
+          </w:p>
+        </w:tc>
+        <w:tc>
+          <w:tcPr>
+            <w:tcW w:type="dxa" w:w="1769"/>
           </w:tcPr>
           <w:p>
             <w:pPr>
@@ -3923,154 +3542,1482 @@
       <w:tr>
         <w:tc>
           <w:tcPr>
-            <w:tcW w:type="dxa" w:w="1105"/>
-          </w:tcPr>
-          <w:p>
-            <w:pPr>
-              <w:spacing w:before="0" w:after="0" w:line="300" w:lineRule="exact"/>
-              <w:ind w:firstLine="0" w:firstLineChars="0" w:left="0"/>
-              <w:jc w:val="left"/>
-            </w:pPr>
-            <w:r/>
-            <w:r>
-              <w:rPr>
-                <w:rFonts w:ascii="Times New Roman" w:hAnsi="Times New Roman" w:eastAsia="方正仿宋_GBK" w:cs="Times New Roman"/>
-                <w:b w:val="0"/>
-                <w:sz w:val="21"/>
-              </w:rPr>
-              <w:t>[待填写]</w:t>
-            </w:r>
-          </w:p>
-        </w:tc>
-        <w:tc>
-          <w:tcPr>
-            <w:tcW w:type="dxa" w:w="1105"/>
-          </w:tcPr>
-          <w:p>
-            <w:pPr>
-              <w:spacing w:before="0" w:after="0" w:line="300" w:lineRule="exact"/>
-              <w:ind w:firstLine="0" w:firstLineChars="0" w:left="0"/>
-              <w:jc w:val="left"/>
-            </w:pPr>
-            <w:r/>
-            <w:r>
-              <w:rPr>
-                <w:rFonts w:ascii="Times New Roman" w:hAnsi="Times New Roman" w:eastAsia="方正仿宋_GBK" w:cs="Times New Roman"/>
-                <w:b w:val="0"/>
-                <w:sz w:val="21"/>
-              </w:rPr>
-              <w:t>[待填写]</w:t>
-            </w:r>
-          </w:p>
-        </w:tc>
-        <w:tc>
-          <w:tcPr>
-            <w:tcW w:type="dxa" w:w="1105"/>
-          </w:tcPr>
-          <w:p>
-            <w:pPr>
-              <w:spacing w:before="0" w:after="0" w:line="300" w:lineRule="exact"/>
-              <w:ind w:firstLine="0" w:firstLineChars="0" w:left="0"/>
-              <w:jc w:val="left"/>
-            </w:pPr>
-            <w:r/>
-            <w:r>
-              <w:rPr>
-                <w:rFonts w:ascii="Times New Roman" w:hAnsi="Times New Roman" w:eastAsia="方正仿宋_GBK" w:cs="Times New Roman"/>
-                <w:b w:val="0"/>
-                <w:sz w:val="21"/>
-              </w:rPr>
-              <w:t>[待填写]</w:t>
-            </w:r>
-          </w:p>
-        </w:tc>
-        <w:tc>
-          <w:tcPr>
-            <w:tcW w:type="dxa" w:w="1105"/>
-          </w:tcPr>
-          <w:p>
-            <w:pPr>
-              <w:spacing w:before="0" w:after="0" w:line="300" w:lineRule="exact"/>
-              <w:ind w:firstLine="0" w:firstLineChars="0" w:left="0"/>
-              <w:jc w:val="left"/>
-            </w:pPr>
-            <w:r/>
-            <w:r>
-              <w:rPr>
-                <w:rFonts w:ascii="Times New Roman" w:hAnsi="Times New Roman" w:eastAsia="方正仿宋_GBK" w:cs="Times New Roman"/>
-                <w:b w:val="0"/>
-                <w:sz w:val="21"/>
-              </w:rPr>
-              <w:t>[待填写]</w:t>
-            </w:r>
-          </w:p>
-        </w:tc>
-        <w:tc>
-          <w:tcPr>
-            <w:tcW w:type="dxa" w:w="1105"/>
-          </w:tcPr>
-          <w:p>
-            <w:pPr>
-              <w:spacing w:before="0" w:after="0" w:line="300" w:lineRule="exact"/>
-              <w:ind w:firstLine="0" w:firstLineChars="0" w:left="0"/>
-              <w:jc w:val="left"/>
-            </w:pPr>
-            <w:r/>
-            <w:r>
-              <w:rPr>
-                <w:rFonts w:ascii="Times New Roman" w:hAnsi="Times New Roman" w:eastAsia="方正仿宋_GBK" w:cs="Times New Roman"/>
-                <w:b w:val="0"/>
-                <w:sz w:val="21"/>
-              </w:rPr>
-              <w:t>[待填写]</w:t>
-            </w:r>
-          </w:p>
-        </w:tc>
-        <w:tc>
-          <w:tcPr>
-            <w:tcW w:type="dxa" w:w="1105"/>
-          </w:tcPr>
-          <w:p>
-            <w:pPr>
-              <w:spacing w:before="0" w:after="0" w:line="300" w:lineRule="exact"/>
-              <w:ind w:firstLine="0" w:firstLineChars="0" w:left="0"/>
-              <w:jc w:val="left"/>
-            </w:pPr>
-            <w:r/>
-            <w:r>
-              <w:rPr>
-                <w:rFonts w:ascii="Times New Roman" w:hAnsi="Times New Roman" w:eastAsia="方正仿宋_GBK" w:cs="Times New Roman"/>
-                <w:b w:val="0"/>
-                <w:sz w:val="21"/>
-              </w:rPr>
-              <w:t>[待填写]</w:t>
-            </w:r>
-          </w:p>
-        </w:tc>
-        <w:tc>
-          <w:tcPr>
-            <w:tcW w:type="dxa" w:w="1105"/>
-          </w:tcPr>
-          <w:p>
-            <w:pPr>
-              <w:spacing w:before="0" w:after="0" w:line="300" w:lineRule="exact"/>
-              <w:ind w:firstLine="0" w:firstLineChars="0" w:left="0"/>
-              <w:jc w:val="left"/>
-            </w:pPr>
-            <w:r/>
-            <w:r>
-              <w:rPr>
-                <w:rFonts w:ascii="Times New Roman" w:hAnsi="Times New Roman" w:eastAsia="方正仿宋_GBK" w:cs="Times New Roman"/>
-                <w:b w:val="0"/>
-                <w:sz w:val="21"/>
-              </w:rPr>
-              <w:t>[待填写]</w:t>
-            </w:r>
-          </w:p>
-        </w:tc>
-        <w:tc>
-          <w:tcPr>
-            <w:tcW w:type="dxa" w:w="1105"/>
+            <w:tcW w:type="dxa" w:w="1769"/>
+          </w:tcPr>
+          <w:p>
+            <w:pPr>
+              <w:spacing w:before="0" w:after="0" w:line="300" w:lineRule="exact"/>
+              <w:ind w:firstLine="0" w:firstLineChars="0" w:left="0"/>
+              <w:jc w:val="left"/>
+            </w:pPr>
+            <w:r/>
+            <w:r>
+              <w:rPr>
+                <w:rFonts w:ascii="Times New Roman" w:hAnsi="Times New Roman" w:eastAsia="方正仿宋_GBK" w:cs="Times New Roman"/>
+                <w:b/>
+                <w:sz w:val="21"/>
+              </w:rPr>
+              <w:t>注册/上市状态</w:t>
+            </w:r>
+          </w:p>
+        </w:tc>
+        <w:tc>
+          <w:tcPr>
+            <w:tcW w:type="dxa" w:w="1769"/>
+          </w:tcPr>
+          <w:p>
+            <w:pPr>
+              <w:spacing w:before="0" w:after="0" w:line="300" w:lineRule="exact"/>
+              <w:ind w:firstLine="0" w:firstLineChars="0" w:left="0"/>
+              <w:jc w:val="left"/>
+            </w:pPr>
+            <w:r/>
+            <w:r>
+              <w:rPr>
+                <w:rFonts w:ascii="Times New Roman" w:hAnsi="Times New Roman" w:eastAsia="方正仿宋_GBK" w:cs="Times New Roman"/>
+                <w:b w:val="0"/>
+                <w:sz w:val="21"/>
+              </w:rPr>
+              <w:t>[待填写]</w:t>
+            </w:r>
+          </w:p>
+        </w:tc>
+        <w:tc>
+          <w:tcPr>
+            <w:tcW w:type="dxa" w:w="1769"/>
+          </w:tcPr>
+          <w:p>
+            <w:pPr>
+              <w:spacing w:before="0" w:after="0" w:line="300" w:lineRule="exact"/>
+              <w:ind w:firstLine="0" w:firstLineChars="0" w:left="0"/>
+              <w:jc w:val="left"/>
+            </w:pPr>
+            <w:r/>
+            <w:r>
+              <w:rPr>
+                <w:rFonts w:ascii="Times New Roman" w:hAnsi="Times New Roman" w:eastAsia="方正仿宋_GBK" w:cs="Times New Roman"/>
+                <w:b w:val="0"/>
+                <w:sz w:val="21"/>
+              </w:rPr>
+              <w:t>[待填写]</w:t>
+            </w:r>
+          </w:p>
+        </w:tc>
+        <w:tc>
+          <w:tcPr>
+            <w:tcW w:type="dxa" w:w="1769"/>
+          </w:tcPr>
+          <w:p>
+            <w:pPr>
+              <w:spacing w:before="0" w:after="0" w:line="300" w:lineRule="exact"/>
+              <w:ind w:firstLine="0" w:firstLineChars="0" w:left="0"/>
+              <w:jc w:val="left"/>
+            </w:pPr>
+            <w:r/>
+            <w:r>
+              <w:rPr>
+                <w:rFonts w:ascii="Times New Roman" w:hAnsi="Times New Roman" w:eastAsia="方正仿宋_GBK" w:cs="Times New Roman"/>
+                <w:b w:val="0"/>
+                <w:sz w:val="21"/>
+              </w:rPr>
+              <w:t>[待填写]</w:t>
+            </w:r>
+          </w:p>
+        </w:tc>
+        <w:tc>
+          <w:tcPr>
+            <w:tcW w:type="dxa" w:w="1769"/>
+          </w:tcPr>
+          <w:p>
+            <w:pPr>
+              <w:spacing w:before="0" w:after="0" w:line="300" w:lineRule="exact"/>
+              <w:ind w:firstLine="0" w:firstLineChars="0" w:left="0"/>
+              <w:jc w:val="left"/>
+            </w:pPr>
+            <w:r/>
+            <w:r>
+              <w:rPr>
+                <w:rFonts w:ascii="Times New Roman" w:hAnsi="Times New Roman" w:eastAsia="方正仿宋_GBK" w:cs="Times New Roman"/>
+                <w:b w:val="0"/>
+                <w:sz w:val="21"/>
+              </w:rPr>
+              <w:t>[待填写]</w:t>
+            </w:r>
+          </w:p>
+        </w:tc>
+      </w:tr>
+      <w:tr>
+        <w:tc>
+          <w:tcPr>
+            <w:tcW w:type="dxa" w:w="1769"/>
+          </w:tcPr>
+          <w:p>
+            <w:pPr>
+              <w:spacing w:before="0" w:after="0" w:line="300" w:lineRule="exact"/>
+              <w:ind w:firstLine="0" w:firstLineChars="0" w:left="0"/>
+              <w:jc w:val="left"/>
+            </w:pPr>
+            <w:r/>
+            <w:r>
+              <w:rPr>
+                <w:rFonts w:ascii="Times New Roman" w:hAnsi="Times New Roman" w:eastAsia="方正仿宋_GBK" w:cs="Times New Roman"/>
+                <w:b/>
+                <w:sz w:val="21"/>
+              </w:rPr>
+              <w:t>商业化状态</w:t>
+            </w:r>
+          </w:p>
+        </w:tc>
+        <w:tc>
+          <w:tcPr>
+            <w:tcW w:type="dxa" w:w="1769"/>
+          </w:tcPr>
+          <w:p>
+            <w:pPr>
+              <w:spacing w:before="0" w:after="0" w:line="300" w:lineRule="exact"/>
+              <w:ind w:firstLine="0" w:firstLineChars="0" w:left="0"/>
+              <w:jc w:val="left"/>
+            </w:pPr>
+            <w:r/>
+            <w:r>
+              <w:rPr>
+                <w:rFonts w:ascii="Times New Roman" w:hAnsi="Times New Roman" w:eastAsia="方正仿宋_GBK" w:cs="Times New Roman"/>
+                <w:b w:val="0"/>
+                <w:sz w:val="21"/>
+              </w:rPr>
+              <w:t>[待填写]</w:t>
+            </w:r>
+          </w:p>
+        </w:tc>
+        <w:tc>
+          <w:tcPr>
+            <w:tcW w:type="dxa" w:w="1769"/>
+          </w:tcPr>
+          <w:p>
+            <w:pPr>
+              <w:spacing w:before="0" w:after="0" w:line="300" w:lineRule="exact"/>
+              <w:ind w:firstLine="0" w:firstLineChars="0" w:left="0"/>
+              <w:jc w:val="left"/>
+            </w:pPr>
+            <w:r/>
+            <w:r>
+              <w:rPr>
+                <w:rFonts w:ascii="Times New Roman" w:hAnsi="Times New Roman" w:eastAsia="方正仿宋_GBK" w:cs="Times New Roman"/>
+                <w:b w:val="0"/>
+                <w:sz w:val="21"/>
+              </w:rPr>
+              <w:t>[待填写]</w:t>
+            </w:r>
+          </w:p>
+        </w:tc>
+        <w:tc>
+          <w:tcPr>
+            <w:tcW w:type="dxa" w:w="1769"/>
+          </w:tcPr>
+          <w:p>
+            <w:pPr>
+              <w:spacing w:before="0" w:after="0" w:line="300" w:lineRule="exact"/>
+              <w:ind w:firstLine="0" w:firstLineChars="0" w:left="0"/>
+              <w:jc w:val="left"/>
+            </w:pPr>
+            <w:r/>
+            <w:r>
+              <w:rPr>
+                <w:rFonts w:ascii="Times New Roman" w:hAnsi="Times New Roman" w:eastAsia="方正仿宋_GBK" w:cs="Times New Roman"/>
+                <w:b w:val="0"/>
+                <w:sz w:val="21"/>
+              </w:rPr>
+              <w:t>[待填写]</w:t>
+            </w:r>
+          </w:p>
+        </w:tc>
+        <w:tc>
+          <w:tcPr>
+            <w:tcW w:type="dxa" w:w="1769"/>
+          </w:tcPr>
+          <w:p>
+            <w:pPr>
+              <w:spacing w:before="0" w:after="0" w:line="300" w:lineRule="exact"/>
+              <w:ind w:firstLine="0" w:firstLineChars="0" w:left="0"/>
+              <w:jc w:val="left"/>
+            </w:pPr>
+            <w:r/>
+            <w:r>
+              <w:rPr>
+                <w:rFonts w:ascii="Times New Roman" w:hAnsi="Times New Roman" w:eastAsia="方正仿宋_GBK" w:cs="Times New Roman"/>
+                <w:b w:val="0"/>
+                <w:sz w:val="21"/>
+              </w:rPr>
+              <w:t>[待填写]</w:t>
+            </w:r>
+          </w:p>
+        </w:tc>
+      </w:tr>
+      <w:tr>
+        <w:tc>
+          <w:tcPr>
+            <w:tcW w:type="dxa" w:w="1769"/>
+          </w:tcPr>
+          <w:p>
+            <w:pPr>
+              <w:spacing w:before="0" w:after="0" w:line="300" w:lineRule="exact"/>
+              <w:ind w:firstLine="0" w:firstLineChars="0" w:left="0"/>
+              <w:jc w:val="left"/>
+            </w:pPr>
+            <w:r/>
+            <w:r>
+              <w:rPr>
+                <w:rFonts w:ascii="Times New Roman" w:hAnsi="Times New Roman" w:eastAsia="方正仿宋_GBK" w:cs="Times New Roman"/>
+                <w:b/>
+                <w:sz w:val="21"/>
+              </w:rPr>
+              <w:t>核心定位</w:t>
+            </w:r>
+          </w:p>
+        </w:tc>
+        <w:tc>
+          <w:tcPr>
+            <w:tcW w:type="dxa" w:w="1769"/>
+          </w:tcPr>
+          <w:p>
+            <w:pPr>
+              <w:spacing w:before="0" w:after="0" w:line="300" w:lineRule="exact"/>
+              <w:ind w:firstLine="0" w:firstLineChars="0" w:left="0"/>
+              <w:jc w:val="left"/>
+            </w:pPr>
+            <w:r/>
+            <w:r>
+              <w:rPr>
+                <w:rFonts w:ascii="Times New Roman" w:hAnsi="Times New Roman" w:eastAsia="方正仿宋_GBK" w:cs="Times New Roman"/>
+                <w:b w:val="0"/>
+                <w:sz w:val="21"/>
+              </w:rPr>
+              <w:t>[待填写]</w:t>
+            </w:r>
+          </w:p>
+        </w:tc>
+        <w:tc>
+          <w:tcPr>
+            <w:tcW w:type="dxa" w:w="1769"/>
+          </w:tcPr>
+          <w:p>
+            <w:pPr>
+              <w:spacing w:before="0" w:after="0" w:line="300" w:lineRule="exact"/>
+              <w:ind w:firstLine="0" w:firstLineChars="0" w:left="0"/>
+              <w:jc w:val="left"/>
+            </w:pPr>
+            <w:r/>
+            <w:r>
+              <w:rPr>
+                <w:rFonts w:ascii="Times New Roman" w:hAnsi="Times New Roman" w:eastAsia="方正仿宋_GBK" w:cs="Times New Roman"/>
+                <w:b w:val="0"/>
+                <w:sz w:val="21"/>
+              </w:rPr>
+              <w:t>[待填写]</w:t>
+            </w:r>
+          </w:p>
+        </w:tc>
+        <w:tc>
+          <w:tcPr>
+            <w:tcW w:type="dxa" w:w="1769"/>
+          </w:tcPr>
+          <w:p>
+            <w:pPr>
+              <w:spacing w:before="0" w:after="0" w:line="300" w:lineRule="exact"/>
+              <w:ind w:firstLine="0" w:firstLineChars="0" w:left="0"/>
+              <w:jc w:val="left"/>
+            </w:pPr>
+            <w:r/>
+            <w:r>
+              <w:rPr>
+                <w:rFonts w:ascii="Times New Roman" w:hAnsi="Times New Roman" w:eastAsia="方正仿宋_GBK" w:cs="Times New Roman"/>
+                <w:b w:val="0"/>
+                <w:sz w:val="21"/>
+              </w:rPr>
+              <w:t>[待填写]</w:t>
+            </w:r>
+          </w:p>
+        </w:tc>
+        <w:tc>
+          <w:tcPr>
+            <w:tcW w:type="dxa" w:w="1769"/>
+          </w:tcPr>
+          <w:p>
+            <w:pPr>
+              <w:spacing w:before="0" w:after="0" w:line="300" w:lineRule="exact"/>
+              <w:ind w:firstLine="0" w:firstLineChars="0" w:left="0"/>
+              <w:jc w:val="left"/>
+            </w:pPr>
+            <w:r/>
+            <w:r>
+              <w:rPr>
+                <w:rFonts w:ascii="Times New Roman" w:hAnsi="Times New Roman" w:eastAsia="方正仿宋_GBK" w:cs="Times New Roman"/>
+                <w:b w:val="0"/>
+                <w:sz w:val="21"/>
+              </w:rPr>
+              <w:t>[待填写]</w:t>
+            </w:r>
+          </w:p>
+        </w:tc>
+      </w:tr>
+      <w:tr>
+        <w:tc>
+          <w:tcPr>
+            <w:tcW w:type="dxa" w:w="1769"/>
+          </w:tcPr>
+          <w:p>
+            <w:pPr>
+              <w:spacing w:before="0" w:after="0" w:line="300" w:lineRule="exact"/>
+              <w:ind w:firstLine="0" w:firstLineChars="0" w:left="0"/>
+              <w:jc w:val="left"/>
+            </w:pPr>
+            <w:r/>
+            <w:r>
+              <w:rPr>
+                <w:rFonts w:ascii="Times New Roman" w:hAnsi="Times New Roman" w:eastAsia="方正仿宋_GBK" w:cs="Times New Roman"/>
+                <w:b/>
+                <w:sz w:val="21"/>
+              </w:rPr>
+              <w:t>[关键指标1：名称、单位及口径]</w:t>
+            </w:r>
+          </w:p>
+        </w:tc>
+        <w:tc>
+          <w:tcPr>
+            <w:tcW w:type="dxa" w:w="1769"/>
+          </w:tcPr>
+          <w:p>
+            <w:pPr>
+              <w:spacing w:before="0" w:after="0" w:line="300" w:lineRule="exact"/>
+              <w:ind w:firstLine="0" w:firstLineChars="0" w:left="0"/>
+              <w:jc w:val="left"/>
+            </w:pPr>
+            <w:r/>
+            <w:r>
+              <w:rPr>
+                <w:rFonts w:ascii="Times New Roman" w:hAnsi="Times New Roman" w:eastAsia="方正仿宋_GBK" w:cs="Times New Roman"/>
+                <w:b w:val="0"/>
+                <w:sz w:val="21"/>
+              </w:rPr>
+              <w:t>[待填写]</w:t>
+            </w:r>
+          </w:p>
+        </w:tc>
+        <w:tc>
+          <w:tcPr>
+            <w:tcW w:type="dxa" w:w="1769"/>
+          </w:tcPr>
+          <w:p>
+            <w:pPr>
+              <w:spacing w:before="0" w:after="0" w:line="300" w:lineRule="exact"/>
+              <w:ind w:firstLine="0" w:firstLineChars="0" w:left="0"/>
+              <w:jc w:val="left"/>
+            </w:pPr>
+            <w:r/>
+            <w:r>
+              <w:rPr>
+                <w:rFonts w:ascii="Times New Roman" w:hAnsi="Times New Roman" w:eastAsia="方正仿宋_GBK" w:cs="Times New Roman"/>
+                <w:b w:val="0"/>
+                <w:sz w:val="21"/>
+              </w:rPr>
+              <w:t>[待填写]</w:t>
+            </w:r>
+          </w:p>
+        </w:tc>
+        <w:tc>
+          <w:tcPr>
+            <w:tcW w:type="dxa" w:w="1769"/>
+          </w:tcPr>
+          <w:p>
+            <w:pPr>
+              <w:spacing w:before="0" w:after="0" w:line="300" w:lineRule="exact"/>
+              <w:ind w:firstLine="0" w:firstLineChars="0" w:left="0"/>
+              <w:jc w:val="left"/>
+            </w:pPr>
+            <w:r/>
+            <w:r>
+              <w:rPr>
+                <w:rFonts w:ascii="Times New Roman" w:hAnsi="Times New Roman" w:eastAsia="方正仿宋_GBK" w:cs="Times New Roman"/>
+                <w:b w:val="0"/>
+                <w:sz w:val="21"/>
+              </w:rPr>
+              <w:t>[待填写]</w:t>
+            </w:r>
+          </w:p>
+        </w:tc>
+        <w:tc>
+          <w:tcPr>
+            <w:tcW w:type="dxa" w:w="1769"/>
+          </w:tcPr>
+          <w:p>
+            <w:pPr>
+              <w:spacing w:before="0" w:after="0" w:line="300" w:lineRule="exact"/>
+              <w:ind w:firstLine="0" w:firstLineChars="0" w:left="0"/>
+              <w:jc w:val="left"/>
+            </w:pPr>
+            <w:r/>
+            <w:r>
+              <w:rPr>
+                <w:rFonts w:ascii="Times New Roman" w:hAnsi="Times New Roman" w:eastAsia="方正仿宋_GBK" w:cs="Times New Roman"/>
+                <w:b w:val="0"/>
+                <w:sz w:val="21"/>
+              </w:rPr>
+              <w:t>[待填写]</w:t>
+            </w:r>
+          </w:p>
+        </w:tc>
+      </w:tr>
+      <w:tr>
+        <w:tc>
+          <w:tcPr>
+            <w:tcW w:type="dxa" w:w="1769"/>
+          </w:tcPr>
+          <w:p>
+            <w:pPr>
+              <w:spacing w:before="0" w:after="0" w:line="300" w:lineRule="exact"/>
+              <w:ind w:firstLine="0" w:firstLineChars="0" w:left="0"/>
+              <w:jc w:val="left"/>
+            </w:pPr>
+            <w:r/>
+            <w:r>
+              <w:rPr>
+                <w:rFonts w:ascii="Times New Roman" w:hAnsi="Times New Roman" w:eastAsia="方正仿宋_GBK" w:cs="Times New Roman"/>
+                <w:b/>
+                <w:sz w:val="21"/>
+              </w:rPr>
+              <w:t>[关键指标2：名称、单位及口径]</w:t>
+            </w:r>
+          </w:p>
+        </w:tc>
+        <w:tc>
+          <w:tcPr>
+            <w:tcW w:type="dxa" w:w="1769"/>
+          </w:tcPr>
+          <w:p>
+            <w:pPr>
+              <w:spacing w:before="0" w:after="0" w:line="300" w:lineRule="exact"/>
+              <w:ind w:firstLine="0" w:firstLineChars="0" w:left="0"/>
+              <w:jc w:val="left"/>
+            </w:pPr>
+            <w:r/>
+            <w:r>
+              <w:rPr>
+                <w:rFonts w:ascii="Times New Roman" w:hAnsi="Times New Roman" w:eastAsia="方正仿宋_GBK" w:cs="Times New Roman"/>
+                <w:b w:val="0"/>
+                <w:sz w:val="21"/>
+              </w:rPr>
+              <w:t>[待填写]</w:t>
+            </w:r>
+          </w:p>
+        </w:tc>
+        <w:tc>
+          <w:tcPr>
+            <w:tcW w:type="dxa" w:w="1769"/>
+          </w:tcPr>
+          <w:p>
+            <w:pPr>
+              <w:spacing w:before="0" w:after="0" w:line="300" w:lineRule="exact"/>
+              <w:ind w:firstLine="0" w:firstLineChars="0" w:left="0"/>
+              <w:jc w:val="left"/>
+            </w:pPr>
+            <w:r/>
+            <w:r>
+              <w:rPr>
+                <w:rFonts w:ascii="Times New Roman" w:hAnsi="Times New Roman" w:eastAsia="方正仿宋_GBK" w:cs="Times New Roman"/>
+                <w:b w:val="0"/>
+                <w:sz w:val="21"/>
+              </w:rPr>
+              <w:t>[待填写]</w:t>
+            </w:r>
+          </w:p>
+        </w:tc>
+        <w:tc>
+          <w:tcPr>
+            <w:tcW w:type="dxa" w:w="1769"/>
+          </w:tcPr>
+          <w:p>
+            <w:pPr>
+              <w:spacing w:before="0" w:after="0" w:line="300" w:lineRule="exact"/>
+              <w:ind w:firstLine="0" w:firstLineChars="0" w:left="0"/>
+              <w:jc w:val="left"/>
+            </w:pPr>
+            <w:r/>
+            <w:r>
+              <w:rPr>
+                <w:rFonts w:ascii="Times New Roman" w:hAnsi="Times New Roman" w:eastAsia="方正仿宋_GBK" w:cs="Times New Roman"/>
+                <w:b w:val="0"/>
+                <w:sz w:val="21"/>
+              </w:rPr>
+              <w:t>[待填写]</w:t>
+            </w:r>
+          </w:p>
+        </w:tc>
+        <w:tc>
+          <w:tcPr>
+            <w:tcW w:type="dxa" w:w="1769"/>
+          </w:tcPr>
+          <w:p>
+            <w:pPr>
+              <w:spacing w:before="0" w:after="0" w:line="300" w:lineRule="exact"/>
+              <w:ind w:firstLine="0" w:firstLineChars="0" w:left="0"/>
+              <w:jc w:val="left"/>
+            </w:pPr>
+            <w:r/>
+            <w:r>
+              <w:rPr>
+                <w:rFonts w:ascii="Times New Roman" w:hAnsi="Times New Roman" w:eastAsia="方正仿宋_GBK" w:cs="Times New Roman"/>
+                <w:b w:val="0"/>
+                <w:sz w:val="21"/>
+              </w:rPr>
+              <w:t>[待填写]</w:t>
+            </w:r>
+          </w:p>
+        </w:tc>
+      </w:tr>
+      <w:tr>
+        <w:tc>
+          <w:tcPr>
+            <w:tcW w:type="dxa" w:w="1769"/>
+          </w:tcPr>
+          <w:p>
+            <w:pPr>
+              <w:spacing w:before="0" w:after="0" w:line="300" w:lineRule="exact"/>
+              <w:ind w:firstLine="0" w:firstLineChars="0" w:left="0"/>
+              <w:jc w:val="left"/>
+            </w:pPr>
+            <w:r/>
+            <w:r>
+              <w:rPr>
+                <w:rFonts w:ascii="Times New Roman" w:hAnsi="Times New Roman" w:eastAsia="方正仿宋_GBK" w:cs="Times New Roman"/>
+                <w:b/>
+                <w:sz w:val="21"/>
+              </w:rPr>
+              <w:t>[关键指标3：名称、单位及口径]</w:t>
+            </w:r>
+          </w:p>
+        </w:tc>
+        <w:tc>
+          <w:tcPr>
+            <w:tcW w:type="dxa" w:w="1769"/>
+          </w:tcPr>
+          <w:p>
+            <w:pPr>
+              <w:spacing w:before="0" w:after="0" w:line="300" w:lineRule="exact"/>
+              <w:ind w:firstLine="0" w:firstLineChars="0" w:left="0"/>
+              <w:jc w:val="left"/>
+            </w:pPr>
+            <w:r/>
+            <w:r>
+              <w:rPr>
+                <w:rFonts w:ascii="Times New Roman" w:hAnsi="Times New Roman" w:eastAsia="方正仿宋_GBK" w:cs="Times New Roman"/>
+                <w:b w:val="0"/>
+                <w:sz w:val="21"/>
+              </w:rPr>
+              <w:t>[待填写]</w:t>
+            </w:r>
+          </w:p>
+        </w:tc>
+        <w:tc>
+          <w:tcPr>
+            <w:tcW w:type="dxa" w:w="1769"/>
+          </w:tcPr>
+          <w:p>
+            <w:pPr>
+              <w:spacing w:before="0" w:after="0" w:line="300" w:lineRule="exact"/>
+              <w:ind w:firstLine="0" w:firstLineChars="0" w:left="0"/>
+              <w:jc w:val="left"/>
+            </w:pPr>
+            <w:r/>
+            <w:r>
+              <w:rPr>
+                <w:rFonts w:ascii="Times New Roman" w:hAnsi="Times New Roman" w:eastAsia="方正仿宋_GBK" w:cs="Times New Roman"/>
+                <w:b w:val="0"/>
+                <w:sz w:val="21"/>
+              </w:rPr>
+              <w:t>[待填写]</w:t>
+            </w:r>
+          </w:p>
+        </w:tc>
+        <w:tc>
+          <w:tcPr>
+            <w:tcW w:type="dxa" w:w="1769"/>
+          </w:tcPr>
+          <w:p>
+            <w:pPr>
+              <w:spacing w:before="0" w:after="0" w:line="300" w:lineRule="exact"/>
+              <w:ind w:firstLine="0" w:firstLineChars="0" w:left="0"/>
+              <w:jc w:val="left"/>
+            </w:pPr>
+            <w:r/>
+            <w:r>
+              <w:rPr>
+                <w:rFonts w:ascii="Times New Roman" w:hAnsi="Times New Roman" w:eastAsia="方正仿宋_GBK" w:cs="Times New Roman"/>
+                <w:b w:val="0"/>
+                <w:sz w:val="21"/>
+              </w:rPr>
+              <w:t>[待填写]</w:t>
+            </w:r>
+          </w:p>
+        </w:tc>
+        <w:tc>
+          <w:tcPr>
+            <w:tcW w:type="dxa" w:w="1769"/>
+          </w:tcPr>
+          <w:p>
+            <w:pPr>
+              <w:spacing w:before="0" w:after="0" w:line="300" w:lineRule="exact"/>
+              <w:ind w:firstLine="0" w:firstLineChars="0" w:left="0"/>
+              <w:jc w:val="left"/>
+            </w:pPr>
+            <w:r/>
+            <w:r>
+              <w:rPr>
+                <w:rFonts w:ascii="Times New Roman" w:hAnsi="Times New Roman" w:eastAsia="方正仿宋_GBK" w:cs="Times New Roman"/>
+                <w:b w:val="0"/>
+                <w:sz w:val="21"/>
+              </w:rPr>
+              <w:t>[待填写]</w:t>
+            </w:r>
+          </w:p>
+        </w:tc>
+      </w:tr>
+      <w:tr>
+        <w:tc>
+          <w:tcPr>
+            <w:tcW w:type="dxa" w:w="1769"/>
+          </w:tcPr>
+          <w:p>
+            <w:pPr>
+              <w:spacing w:before="0" w:after="0" w:line="300" w:lineRule="exact"/>
+              <w:ind w:firstLine="0" w:firstLineChars="0" w:left="0"/>
+              <w:jc w:val="left"/>
+            </w:pPr>
+            <w:r/>
+            <w:r>
+              <w:rPr>
+                <w:rFonts w:ascii="Times New Roman" w:hAnsi="Times New Roman" w:eastAsia="方正仿宋_GBK" w:cs="Times New Roman"/>
+                <w:b/>
+                <w:sz w:val="21"/>
+              </w:rPr>
+              <w:t>临床证据</w:t>
+            </w:r>
+          </w:p>
+        </w:tc>
+        <w:tc>
+          <w:tcPr>
+            <w:tcW w:type="dxa" w:w="1769"/>
+          </w:tcPr>
+          <w:p>
+            <w:pPr>
+              <w:spacing w:before="0" w:after="0" w:line="300" w:lineRule="exact"/>
+              <w:ind w:firstLine="0" w:firstLineChars="0" w:left="0"/>
+              <w:jc w:val="left"/>
+            </w:pPr>
+            <w:r/>
+            <w:r>
+              <w:rPr>
+                <w:rFonts w:ascii="Times New Roman" w:hAnsi="Times New Roman" w:eastAsia="方正仿宋_GBK" w:cs="Times New Roman"/>
+                <w:b w:val="0"/>
+                <w:sz w:val="21"/>
+              </w:rPr>
+              <w:t>[待填写]</w:t>
+            </w:r>
+          </w:p>
+        </w:tc>
+        <w:tc>
+          <w:tcPr>
+            <w:tcW w:type="dxa" w:w="1769"/>
+          </w:tcPr>
+          <w:p>
+            <w:pPr>
+              <w:spacing w:before="0" w:after="0" w:line="300" w:lineRule="exact"/>
+              <w:ind w:firstLine="0" w:firstLineChars="0" w:left="0"/>
+              <w:jc w:val="left"/>
+            </w:pPr>
+            <w:r/>
+            <w:r>
+              <w:rPr>
+                <w:rFonts w:ascii="Times New Roman" w:hAnsi="Times New Roman" w:eastAsia="方正仿宋_GBK" w:cs="Times New Roman"/>
+                <w:b w:val="0"/>
+                <w:sz w:val="21"/>
+              </w:rPr>
+              <w:t>[待填写]</w:t>
+            </w:r>
+          </w:p>
+        </w:tc>
+        <w:tc>
+          <w:tcPr>
+            <w:tcW w:type="dxa" w:w="1769"/>
+          </w:tcPr>
+          <w:p>
+            <w:pPr>
+              <w:spacing w:before="0" w:after="0" w:line="300" w:lineRule="exact"/>
+              <w:ind w:firstLine="0" w:firstLineChars="0" w:left="0"/>
+              <w:jc w:val="left"/>
+            </w:pPr>
+            <w:r/>
+            <w:r>
+              <w:rPr>
+                <w:rFonts w:ascii="Times New Roman" w:hAnsi="Times New Roman" w:eastAsia="方正仿宋_GBK" w:cs="Times New Roman"/>
+                <w:b w:val="0"/>
+                <w:sz w:val="21"/>
+              </w:rPr>
+              <w:t>[待填写]</w:t>
+            </w:r>
+          </w:p>
+        </w:tc>
+        <w:tc>
+          <w:tcPr>
+            <w:tcW w:type="dxa" w:w="1769"/>
+          </w:tcPr>
+          <w:p>
+            <w:pPr>
+              <w:spacing w:before="0" w:after="0" w:line="300" w:lineRule="exact"/>
+              <w:ind w:firstLine="0" w:firstLineChars="0" w:left="0"/>
+              <w:jc w:val="left"/>
+            </w:pPr>
+            <w:r/>
+            <w:r>
+              <w:rPr>
+                <w:rFonts w:ascii="Times New Roman" w:hAnsi="Times New Roman" w:eastAsia="方正仿宋_GBK" w:cs="Times New Roman"/>
+                <w:b w:val="0"/>
+                <w:sz w:val="21"/>
+              </w:rPr>
+              <w:t>[待填写]</w:t>
+            </w:r>
+          </w:p>
+        </w:tc>
+      </w:tr>
+      <w:tr>
+        <w:tc>
+          <w:tcPr>
+            <w:tcW w:type="dxa" w:w="1769"/>
+          </w:tcPr>
+          <w:p>
+            <w:pPr>
+              <w:spacing w:before="0" w:after="0" w:line="300" w:lineRule="exact"/>
+              <w:ind w:firstLine="0" w:firstLineChars="0" w:left="0"/>
+              <w:jc w:val="left"/>
+            </w:pPr>
+            <w:r/>
+            <w:r>
+              <w:rPr>
+                <w:rFonts w:ascii="Times New Roman" w:hAnsi="Times New Roman" w:eastAsia="方正仿宋_GBK" w:cs="Times New Roman"/>
+                <w:b/>
+                <w:sz w:val="21"/>
+              </w:rPr>
+              <w:t>安全性/主要限制</w:t>
+            </w:r>
+          </w:p>
+        </w:tc>
+        <w:tc>
+          <w:tcPr>
+            <w:tcW w:type="dxa" w:w="1769"/>
+          </w:tcPr>
+          <w:p>
+            <w:pPr>
+              <w:spacing w:before="0" w:after="0" w:line="300" w:lineRule="exact"/>
+              <w:ind w:firstLine="0" w:firstLineChars="0" w:left="0"/>
+              <w:jc w:val="left"/>
+            </w:pPr>
+            <w:r/>
+            <w:r>
+              <w:rPr>
+                <w:rFonts w:ascii="Times New Roman" w:hAnsi="Times New Roman" w:eastAsia="方正仿宋_GBK" w:cs="Times New Roman"/>
+                <w:b w:val="0"/>
+                <w:sz w:val="21"/>
+              </w:rPr>
+              <w:t>[待填写]</w:t>
+            </w:r>
+          </w:p>
+        </w:tc>
+        <w:tc>
+          <w:tcPr>
+            <w:tcW w:type="dxa" w:w="1769"/>
+          </w:tcPr>
+          <w:p>
+            <w:pPr>
+              <w:spacing w:before="0" w:after="0" w:line="300" w:lineRule="exact"/>
+              <w:ind w:firstLine="0" w:firstLineChars="0" w:left="0"/>
+              <w:jc w:val="left"/>
+            </w:pPr>
+            <w:r/>
+            <w:r>
+              <w:rPr>
+                <w:rFonts w:ascii="Times New Roman" w:hAnsi="Times New Roman" w:eastAsia="方正仿宋_GBK" w:cs="Times New Roman"/>
+                <w:b w:val="0"/>
+                <w:sz w:val="21"/>
+              </w:rPr>
+              <w:t>[待填写]</w:t>
+            </w:r>
+          </w:p>
+        </w:tc>
+        <w:tc>
+          <w:tcPr>
+            <w:tcW w:type="dxa" w:w="1769"/>
+          </w:tcPr>
+          <w:p>
+            <w:pPr>
+              <w:spacing w:before="0" w:after="0" w:line="300" w:lineRule="exact"/>
+              <w:ind w:firstLine="0" w:firstLineChars="0" w:left="0"/>
+              <w:jc w:val="left"/>
+            </w:pPr>
+            <w:r/>
+            <w:r>
+              <w:rPr>
+                <w:rFonts w:ascii="Times New Roman" w:hAnsi="Times New Roman" w:eastAsia="方正仿宋_GBK" w:cs="Times New Roman"/>
+                <w:b w:val="0"/>
+                <w:sz w:val="21"/>
+              </w:rPr>
+              <w:t>[待填写]</w:t>
+            </w:r>
+          </w:p>
+        </w:tc>
+        <w:tc>
+          <w:tcPr>
+            <w:tcW w:type="dxa" w:w="1769"/>
+          </w:tcPr>
+          <w:p>
+            <w:pPr>
+              <w:spacing w:before="0" w:after="0" w:line="300" w:lineRule="exact"/>
+              <w:ind w:firstLine="0" w:firstLineChars="0" w:left="0"/>
+              <w:jc w:val="left"/>
+            </w:pPr>
+            <w:r/>
+            <w:r>
+              <w:rPr>
+                <w:rFonts w:ascii="Times New Roman" w:hAnsi="Times New Roman" w:eastAsia="方正仿宋_GBK" w:cs="Times New Roman"/>
+                <w:b w:val="0"/>
+                <w:sz w:val="21"/>
+              </w:rPr>
+              <w:t>[待填写]</w:t>
+            </w:r>
+          </w:p>
+        </w:tc>
+      </w:tr>
+      <w:tr>
+        <w:tc>
+          <w:tcPr>
+            <w:tcW w:type="dxa" w:w="1769"/>
+          </w:tcPr>
+          <w:p>
+            <w:pPr>
+              <w:spacing w:before="0" w:after="0" w:line="300" w:lineRule="exact"/>
+              <w:ind w:firstLine="0" w:firstLineChars="0" w:left="0"/>
+              <w:jc w:val="left"/>
+            </w:pPr>
+            <w:r/>
+            <w:r>
+              <w:rPr>
+                <w:rFonts w:ascii="Times New Roman" w:hAnsi="Times New Roman" w:eastAsia="方正仿宋_GBK" w:cs="Times New Roman"/>
+                <w:b/>
+                <w:sz w:val="21"/>
+              </w:rPr>
+              <w:t>工作流/使用条件</w:t>
+            </w:r>
+          </w:p>
+        </w:tc>
+        <w:tc>
+          <w:tcPr>
+            <w:tcW w:type="dxa" w:w="1769"/>
+          </w:tcPr>
+          <w:p>
+            <w:pPr>
+              <w:spacing w:before="0" w:after="0" w:line="300" w:lineRule="exact"/>
+              <w:ind w:firstLine="0" w:firstLineChars="0" w:left="0"/>
+              <w:jc w:val="left"/>
+            </w:pPr>
+            <w:r/>
+            <w:r>
+              <w:rPr>
+                <w:rFonts w:ascii="Times New Roman" w:hAnsi="Times New Roman" w:eastAsia="方正仿宋_GBK" w:cs="Times New Roman"/>
+                <w:b w:val="0"/>
+                <w:sz w:val="21"/>
+              </w:rPr>
+              <w:t>[待填写]</w:t>
+            </w:r>
+          </w:p>
+        </w:tc>
+        <w:tc>
+          <w:tcPr>
+            <w:tcW w:type="dxa" w:w="1769"/>
+          </w:tcPr>
+          <w:p>
+            <w:pPr>
+              <w:spacing w:before="0" w:after="0" w:line="300" w:lineRule="exact"/>
+              <w:ind w:firstLine="0" w:firstLineChars="0" w:left="0"/>
+              <w:jc w:val="left"/>
+            </w:pPr>
+            <w:r/>
+            <w:r>
+              <w:rPr>
+                <w:rFonts w:ascii="Times New Roman" w:hAnsi="Times New Roman" w:eastAsia="方正仿宋_GBK" w:cs="Times New Roman"/>
+                <w:b w:val="0"/>
+                <w:sz w:val="21"/>
+              </w:rPr>
+              <w:t>[待填写]</w:t>
+            </w:r>
+          </w:p>
+        </w:tc>
+        <w:tc>
+          <w:tcPr>
+            <w:tcW w:type="dxa" w:w="1769"/>
+          </w:tcPr>
+          <w:p>
+            <w:pPr>
+              <w:spacing w:before="0" w:after="0" w:line="300" w:lineRule="exact"/>
+              <w:ind w:firstLine="0" w:firstLineChars="0" w:left="0"/>
+              <w:jc w:val="left"/>
+            </w:pPr>
+            <w:r/>
+            <w:r>
+              <w:rPr>
+                <w:rFonts w:ascii="Times New Roman" w:hAnsi="Times New Roman" w:eastAsia="方正仿宋_GBK" w:cs="Times New Roman"/>
+                <w:b w:val="0"/>
+                <w:sz w:val="21"/>
+              </w:rPr>
+              <w:t>[待填写]</w:t>
+            </w:r>
+          </w:p>
+        </w:tc>
+        <w:tc>
+          <w:tcPr>
+            <w:tcW w:type="dxa" w:w="1769"/>
+          </w:tcPr>
+          <w:p>
+            <w:pPr>
+              <w:spacing w:before="0" w:after="0" w:line="300" w:lineRule="exact"/>
+              <w:ind w:firstLine="0" w:firstLineChars="0" w:left="0"/>
+              <w:jc w:val="left"/>
+            </w:pPr>
+            <w:r/>
+            <w:r>
+              <w:rPr>
+                <w:rFonts w:ascii="Times New Roman" w:hAnsi="Times New Roman" w:eastAsia="方正仿宋_GBK" w:cs="Times New Roman"/>
+                <w:b w:val="0"/>
+                <w:sz w:val="21"/>
+              </w:rPr>
+              <w:t>[待填写]</w:t>
+            </w:r>
+          </w:p>
+        </w:tc>
+      </w:tr>
+      <w:tr>
+        <w:tc>
+          <w:tcPr>
+            <w:tcW w:type="dxa" w:w="1769"/>
+          </w:tcPr>
+          <w:p>
+            <w:pPr>
+              <w:spacing w:before="0" w:after="0" w:line="300" w:lineRule="exact"/>
+              <w:ind w:firstLine="0" w:firstLineChars="0" w:left="0"/>
+              <w:jc w:val="left"/>
+            </w:pPr>
+            <w:r/>
+            <w:r>
+              <w:rPr>
+                <w:rFonts w:ascii="Times New Roman" w:hAnsi="Times New Roman" w:eastAsia="方正仿宋_GBK" w:cs="Times New Roman"/>
+                <w:b/>
+                <w:sz w:val="21"/>
+              </w:rPr>
+              <w:t>价格/全周期成本</w:t>
+            </w:r>
+          </w:p>
+        </w:tc>
+        <w:tc>
+          <w:tcPr>
+            <w:tcW w:type="dxa" w:w="1769"/>
+          </w:tcPr>
+          <w:p>
+            <w:pPr>
+              <w:spacing w:before="0" w:after="0" w:line="300" w:lineRule="exact"/>
+              <w:ind w:firstLine="0" w:firstLineChars="0" w:left="0"/>
+              <w:jc w:val="left"/>
+            </w:pPr>
+            <w:r/>
+            <w:r>
+              <w:rPr>
+                <w:rFonts w:ascii="Times New Roman" w:hAnsi="Times New Roman" w:eastAsia="方正仿宋_GBK" w:cs="Times New Roman"/>
+                <w:b w:val="0"/>
+                <w:sz w:val="21"/>
+              </w:rPr>
+              <w:t>[待填写]</w:t>
+            </w:r>
+          </w:p>
+        </w:tc>
+        <w:tc>
+          <w:tcPr>
+            <w:tcW w:type="dxa" w:w="1769"/>
+          </w:tcPr>
+          <w:p>
+            <w:pPr>
+              <w:spacing w:before="0" w:after="0" w:line="300" w:lineRule="exact"/>
+              <w:ind w:firstLine="0" w:firstLineChars="0" w:left="0"/>
+              <w:jc w:val="left"/>
+            </w:pPr>
+            <w:r/>
+            <w:r>
+              <w:rPr>
+                <w:rFonts w:ascii="Times New Roman" w:hAnsi="Times New Roman" w:eastAsia="方正仿宋_GBK" w:cs="Times New Roman"/>
+                <w:b w:val="0"/>
+                <w:sz w:val="21"/>
+              </w:rPr>
+              <w:t>[待填写]</w:t>
+            </w:r>
+          </w:p>
+        </w:tc>
+        <w:tc>
+          <w:tcPr>
+            <w:tcW w:type="dxa" w:w="1769"/>
+          </w:tcPr>
+          <w:p>
+            <w:pPr>
+              <w:spacing w:before="0" w:after="0" w:line="300" w:lineRule="exact"/>
+              <w:ind w:firstLine="0" w:firstLineChars="0" w:left="0"/>
+              <w:jc w:val="left"/>
+            </w:pPr>
+            <w:r/>
+            <w:r>
+              <w:rPr>
+                <w:rFonts w:ascii="Times New Roman" w:hAnsi="Times New Roman" w:eastAsia="方正仿宋_GBK" w:cs="Times New Roman"/>
+                <w:b w:val="0"/>
+                <w:sz w:val="21"/>
+              </w:rPr>
+              <w:t>[待填写]</w:t>
+            </w:r>
+          </w:p>
+        </w:tc>
+        <w:tc>
+          <w:tcPr>
+            <w:tcW w:type="dxa" w:w="1769"/>
+          </w:tcPr>
+          <w:p>
+            <w:pPr>
+              <w:spacing w:before="0" w:after="0" w:line="300" w:lineRule="exact"/>
+              <w:ind w:firstLine="0" w:firstLineChars="0" w:left="0"/>
+              <w:jc w:val="left"/>
+            </w:pPr>
+            <w:r/>
+            <w:r>
+              <w:rPr>
+                <w:rFonts w:ascii="Times New Roman" w:hAnsi="Times New Roman" w:eastAsia="方正仿宋_GBK" w:cs="Times New Roman"/>
+                <w:b w:val="0"/>
+                <w:sz w:val="21"/>
+              </w:rPr>
+              <w:t>[待填写]</w:t>
+            </w:r>
+          </w:p>
+        </w:tc>
+      </w:tr>
+      <w:tr>
+        <w:tc>
+          <w:tcPr>
+            <w:tcW w:type="dxa" w:w="1769"/>
+          </w:tcPr>
+          <w:p>
+            <w:pPr>
+              <w:spacing w:before="0" w:after="0" w:line="300" w:lineRule="exact"/>
+              <w:ind w:firstLine="0" w:firstLineChars="0" w:left="0"/>
+              <w:jc w:val="left"/>
+            </w:pPr>
+            <w:r/>
+            <w:r>
+              <w:rPr>
+                <w:rFonts w:ascii="Times New Roman" w:hAnsi="Times New Roman" w:eastAsia="方正仿宋_GBK" w:cs="Times New Roman"/>
+                <w:b/>
+                <w:sz w:val="21"/>
+              </w:rPr>
+              <w:t>供应/渠道</w:t>
+            </w:r>
+          </w:p>
+        </w:tc>
+        <w:tc>
+          <w:tcPr>
+            <w:tcW w:type="dxa" w:w="1769"/>
+          </w:tcPr>
+          <w:p>
+            <w:pPr>
+              <w:spacing w:before="0" w:after="0" w:line="300" w:lineRule="exact"/>
+              <w:ind w:firstLine="0" w:firstLineChars="0" w:left="0"/>
+              <w:jc w:val="left"/>
+            </w:pPr>
+            <w:r/>
+            <w:r>
+              <w:rPr>
+                <w:rFonts w:ascii="Times New Roman" w:hAnsi="Times New Roman" w:eastAsia="方正仿宋_GBK" w:cs="Times New Roman"/>
+                <w:b w:val="0"/>
+                <w:sz w:val="21"/>
+              </w:rPr>
+              <w:t>[待填写]</w:t>
+            </w:r>
+          </w:p>
+        </w:tc>
+        <w:tc>
+          <w:tcPr>
+            <w:tcW w:type="dxa" w:w="1769"/>
+          </w:tcPr>
+          <w:p>
+            <w:pPr>
+              <w:spacing w:before="0" w:after="0" w:line="300" w:lineRule="exact"/>
+              <w:ind w:firstLine="0" w:firstLineChars="0" w:left="0"/>
+              <w:jc w:val="left"/>
+            </w:pPr>
+            <w:r/>
+            <w:r>
+              <w:rPr>
+                <w:rFonts w:ascii="Times New Roman" w:hAnsi="Times New Roman" w:eastAsia="方正仿宋_GBK" w:cs="Times New Roman"/>
+                <w:b w:val="0"/>
+                <w:sz w:val="21"/>
+              </w:rPr>
+              <w:t>[待填写]</w:t>
+            </w:r>
+          </w:p>
+        </w:tc>
+        <w:tc>
+          <w:tcPr>
+            <w:tcW w:type="dxa" w:w="1769"/>
+          </w:tcPr>
+          <w:p>
+            <w:pPr>
+              <w:spacing w:before="0" w:after="0" w:line="300" w:lineRule="exact"/>
+              <w:ind w:firstLine="0" w:firstLineChars="0" w:left="0"/>
+              <w:jc w:val="left"/>
+            </w:pPr>
+            <w:r/>
+            <w:r>
+              <w:rPr>
+                <w:rFonts w:ascii="Times New Roman" w:hAnsi="Times New Roman" w:eastAsia="方正仿宋_GBK" w:cs="Times New Roman"/>
+                <w:b w:val="0"/>
+                <w:sz w:val="21"/>
+              </w:rPr>
+              <w:t>[待填写]</w:t>
+            </w:r>
+          </w:p>
+        </w:tc>
+        <w:tc>
+          <w:tcPr>
+            <w:tcW w:type="dxa" w:w="1769"/>
+          </w:tcPr>
+          <w:p>
+            <w:pPr>
+              <w:spacing w:before="0" w:after="0" w:line="300" w:lineRule="exact"/>
+              <w:ind w:firstLine="0" w:firstLineChars="0" w:left="0"/>
+              <w:jc w:val="left"/>
+            </w:pPr>
+            <w:r/>
+            <w:r>
+              <w:rPr>
+                <w:rFonts w:ascii="Times New Roman" w:hAnsi="Times New Roman" w:eastAsia="方正仿宋_GBK" w:cs="Times New Roman"/>
+                <w:b w:val="0"/>
+                <w:sz w:val="21"/>
+              </w:rPr>
+              <w:t>[待填写]</w:t>
+            </w:r>
+          </w:p>
+        </w:tc>
+      </w:tr>
+      <w:tr>
+        <w:tc>
+          <w:tcPr>
+            <w:tcW w:type="dxa" w:w="1769"/>
+          </w:tcPr>
+          <w:p>
+            <w:pPr>
+              <w:spacing w:before="0" w:after="0" w:line="300" w:lineRule="exact"/>
+              <w:ind w:firstLine="0" w:firstLineChars="0" w:left="0"/>
+              <w:jc w:val="left"/>
+            </w:pPr>
+            <w:r/>
+            <w:r>
+              <w:rPr>
+                <w:rFonts w:ascii="Times New Roman" w:hAnsi="Times New Roman" w:eastAsia="方正仿宋_GBK" w:cs="Times New Roman"/>
+                <w:b/>
+                <w:sz w:val="21"/>
+              </w:rPr>
+              <w:t>相对优势</w:t>
+            </w:r>
+          </w:p>
+        </w:tc>
+        <w:tc>
+          <w:tcPr>
+            <w:tcW w:type="dxa" w:w="1769"/>
+          </w:tcPr>
+          <w:p>
+            <w:pPr>
+              <w:spacing w:before="0" w:after="0" w:line="300" w:lineRule="exact"/>
+              <w:ind w:firstLine="0" w:firstLineChars="0" w:left="0"/>
+              <w:jc w:val="left"/>
+            </w:pPr>
+            <w:r/>
+            <w:r>
+              <w:rPr>
+                <w:rFonts w:ascii="Times New Roman" w:hAnsi="Times New Roman" w:eastAsia="方正仿宋_GBK" w:cs="Times New Roman"/>
+                <w:b w:val="0"/>
+                <w:sz w:val="21"/>
+              </w:rPr>
+              <w:t>[待填写]</w:t>
+            </w:r>
+          </w:p>
+        </w:tc>
+        <w:tc>
+          <w:tcPr>
+            <w:tcW w:type="dxa" w:w="1769"/>
+          </w:tcPr>
+          <w:p>
+            <w:pPr>
+              <w:spacing w:before="0" w:after="0" w:line="300" w:lineRule="exact"/>
+              <w:ind w:firstLine="0" w:firstLineChars="0" w:left="0"/>
+              <w:jc w:val="left"/>
+            </w:pPr>
+            <w:r/>
+            <w:r>
+              <w:rPr>
+                <w:rFonts w:ascii="Times New Roman" w:hAnsi="Times New Roman" w:eastAsia="方正仿宋_GBK" w:cs="Times New Roman"/>
+                <w:b w:val="0"/>
+                <w:sz w:val="21"/>
+              </w:rPr>
+              <w:t>[待填写]</w:t>
+            </w:r>
+          </w:p>
+        </w:tc>
+        <w:tc>
+          <w:tcPr>
+            <w:tcW w:type="dxa" w:w="1769"/>
+          </w:tcPr>
+          <w:p>
+            <w:pPr>
+              <w:spacing w:before="0" w:after="0" w:line="300" w:lineRule="exact"/>
+              <w:ind w:firstLine="0" w:firstLineChars="0" w:left="0"/>
+              <w:jc w:val="left"/>
+            </w:pPr>
+            <w:r/>
+            <w:r>
+              <w:rPr>
+                <w:rFonts w:ascii="Times New Roman" w:hAnsi="Times New Roman" w:eastAsia="方正仿宋_GBK" w:cs="Times New Roman"/>
+                <w:b w:val="0"/>
+                <w:sz w:val="21"/>
+              </w:rPr>
+              <w:t>[待填写]</w:t>
+            </w:r>
+          </w:p>
+        </w:tc>
+        <w:tc>
+          <w:tcPr>
+            <w:tcW w:type="dxa" w:w="1769"/>
+          </w:tcPr>
+          <w:p>
+            <w:pPr>
+              <w:spacing w:before="0" w:after="0" w:line="300" w:lineRule="exact"/>
+              <w:ind w:firstLine="0" w:firstLineChars="0" w:left="0"/>
+              <w:jc w:val="left"/>
+            </w:pPr>
+            <w:r/>
+            <w:r>
+              <w:rPr>
+                <w:rFonts w:ascii="Times New Roman" w:hAnsi="Times New Roman" w:eastAsia="方正仿宋_GBK" w:cs="Times New Roman"/>
+                <w:b w:val="0"/>
+                <w:sz w:val="21"/>
+              </w:rPr>
+              <w:t>[待填写]</w:t>
+            </w:r>
+          </w:p>
+        </w:tc>
+      </w:tr>
+      <w:tr>
+        <w:tc>
+          <w:tcPr>
+            <w:tcW w:type="dxa" w:w="1769"/>
+          </w:tcPr>
+          <w:p>
+            <w:pPr>
+              <w:spacing w:before="0" w:after="0" w:line="300" w:lineRule="exact"/>
+              <w:ind w:firstLine="0" w:firstLineChars="0" w:left="0"/>
+              <w:jc w:val="left"/>
+            </w:pPr>
+            <w:r/>
+            <w:r>
+              <w:rPr>
+                <w:rFonts w:ascii="Times New Roman" w:hAnsi="Times New Roman" w:eastAsia="方正仿宋_GBK" w:cs="Times New Roman"/>
+                <w:b/>
+                <w:sz w:val="21"/>
+              </w:rPr>
+              <w:t>相对劣势</w:t>
+            </w:r>
+          </w:p>
+        </w:tc>
+        <w:tc>
+          <w:tcPr>
+            <w:tcW w:type="dxa" w:w="1769"/>
+          </w:tcPr>
+          <w:p>
+            <w:pPr>
+              <w:spacing w:before="0" w:after="0" w:line="300" w:lineRule="exact"/>
+              <w:ind w:firstLine="0" w:firstLineChars="0" w:left="0"/>
+              <w:jc w:val="left"/>
+            </w:pPr>
+            <w:r/>
+            <w:r>
+              <w:rPr>
+                <w:rFonts w:ascii="Times New Roman" w:hAnsi="Times New Roman" w:eastAsia="方正仿宋_GBK" w:cs="Times New Roman"/>
+                <w:b w:val="0"/>
+                <w:sz w:val="21"/>
+              </w:rPr>
+              <w:t>[待填写]</w:t>
+            </w:r>
+          </w:p>
+        </w:tc>
+        <w:tc>
+          <w:tcPr>
+            <w:tcW w:type="dxa" w:w="1769"/>
+          </w:tcPr>
+          <w:p>
+            <w:pPr>
+              <w:spacing w:before="0" w:after="0" w:line="300" w:lineRule="exact"/>
+              <w:ind w:firstLine="0" w:firstLineChars="0" w:left="0"/>
+              <w:jc w:val="left"/>
+            </w:pPr>
+            <w:r/>
+            <w:r>
+              <w:rPr>
+                <w:rFonts w:ascii="Times New Roman" w:hAnsi="Times New Roman" w:eastAsia="方正仿宋_GBK" w:cs="Times New Roman"/>
+                <w:b w:val="0"/>
+                <w:sz w:val="21"/>
+              </w:rPr>
+              <w:t>[待填写]</w:t>
+            </w:r>
+          </w:p>
+        </w:tc>
+        <w:tc>
+          <w:tcPr>
+            <w:tcW w:type="dxa" w:w="1769"/>
+          </w:tcPr>
+          <w:p>
+            <w:pPr>
+              <w:spacing w:before="0" w:after="0" w:line="300" w:lineRule="exact"/>
+              <w:ind w:firstLine="0" w:firstLineChars="0" w:left="0"/>
+              <w:jc w:val="left"/>
+            </w:pPr>
+            <w:r/>
+            <w:r>
+              <w:rPr>
+                <w:rFonts w:ascii="Times New Roman" w:hAnsi="Times New Roman" w:eastAsia="方正仿宋_GBK" w:cs="Times New Roman"/>
+                <w:b w:val="0"/>
+                <w:sz w:val="21"/>
+              </w:rPr>
+              <w:t>[待填写]</w:t>
+            </w:r>
+          </w:p>
+        </w:tc>
+        <w:tc>
+          <w:tcPr>
+            <w:tcW w:type="dxa" w:w="1769"/>
+          </w:tcPr>
+          <w:p>
+            <w:pPr>
+              <w:spacing w:before="0" w:after="0" w:line="300" w:lineRule="exact"/>
+              <w:ind w:firstLine="0" w:firstLineChars="0" w:left="0"/>
+              <w:jc w:val="left"/>
+            </w:pPr>
+            <w:r/>
+            <w:r>
+              <w:rPr>
+                <w:rFonts w:ascii="Times New Roman" w:hAnsi="Times New Roman" w:eastAsia="方正仿宋_GBK" w:cs="Times New Roman"/>
+                <w:b w:val="0"/>
+                <w:sz w:val="21"/>
+              </w:rPr>
+              <w:t>[待填写]</w:t>
+            </w:r>
+          </w:p>
+        </w:tc>
+      </w:tr>
+      <w:tr>
+        <w:tc>
+          <w:tcPr>
+            <w:tcW w:type="dxa" w:w="1769"/>
+          </w:tcPr>
+          <w:p>
+            <w:pPr>
+              <w:spacing w:before="0" w:after="0" w:line="300" w:lineRule="exact"/>
+              <w:ind w:firstLine="0" w:firstLineChars="0" w:left="0"/>
+              <w:jc w:val="left"/>
+            </w:pPr>
+            <w:r/>
+            <w:r>
+              <w:rPr>
+                <w:rFonts w:ascii="Times New Roman" w:hAnsi="Times New Roman" w:eastAsia="方正仿宋_GBK" w:cs="Times New Roman"/>
+                <w:b/>
+                <w:sz w:val="21"/>
+              </w:rPr>
+              <w:t>证据边界/待核实事项</w:t>
+            </w:r>
+          </w:p>
+        </w:tc>
+        <w:tc>
+          <w:tcPr>
+            <w:tcW w:type="dxa" w:w="1769"/>
+          </w:tcPr>
+          <w:p>
+            <w:pPr>
+              <w:spacing w:before="0" w:after="0" w:line="300" w:lineRule="exact"/>
+              <w:ind w:firstLine="0" w:firstLineChars="0" w:left="0"/>
+              <w:jc w:val="left"/>
+            </w:pPr>
+            <w:r/>
+            <w:r>
+              <w:rPr>
+                <w:rFonts w:ascii="Times New Roman" w:hAnsi="Times New Roman" w:eastAsia="方正仿宋_GBK" w:cs="Times New Roman"/>
+                <w:b w:val="0"/>
+                <w:sz w:val="21"/>
+              </w:rPr>
+              <w:t>[待填写]</w:t>
+            </w:r>
+          </w:p>
+        </w:tc>
+        <w:tc>
+          <w:tcPr>
+            <w:tcW w:type="dxa" w:w="1769"/>
+          </w:tcPr>
+          <w:p>
+            <w:pPr>
+              <w:spacing w:before="0" w:after="0" w:line="300" w:lineRule="exact"/>
+              <w:ind w:firstLine="0" w:firstLineChars="0" w:left="0"/>
+              <w:jc w:val="left"/>
+            </w:pPr>
+            <w:r/>
+            <w:r>
+              <w:rPr>
+                <w:rFonts w:ascii="Times New Roman" w:hAnsi="Times New Roman" w:eastAsia="方正仿宋_GBK" w:cs="Times New Roman"/>
+                <w:b w:val="0"/>
+                <w:sz w:val="21"/>
+              </w:rPr>
+              <w:t>[待填写]</w:t>
+            </w:r>
+          </w:p>
+        </w:tc>
+        <w:tc>
+          <w:tcPr>
+            <w:tcW w:type="dxa" w:w="1769"/>
+          </w:tcPr>
+          <w:p>
+            <w:pPr>
+              <w:spacing w:before="0" w:after="0" w:line="300" w:lineRule="exact"/>
+              <w:ind w:firstLine="0" w:firstLineChars="0" w:left="0"/>
+              <w:jc w:val="left"/>
+            </w:pPr>
+            <w:r/>
+            <w:r>
+              <w:rPr>
+                <w:rFonts w:ascii="Times New Roman" w:hAnsi="Times New Roman" w:eastAsia="方正仿宋_GBK" w:cs="Times New Roman"/>
+                <w:b w:val="0"/>
+                <w:sz w:val="21"/>
+              </w:rPr>
+              <w:t>[待填写]</w:t>
+            </w:r>
+          </w:p>
+        </w:tc>
+        <w:tc>
+          <w:tcPr>
+            <w:tcW w:type="dxa" w:w="1769"/>
           </w:tcPr>
           <w:p>
             <w:pPr>
@@ -4106,14 +5053,11 @@
         <w:tblLook w:firstColumn="1" w:firstRow="1" w:lastColumn="0" w:lastRow="0" w:noHBand="0" w:noVBand="1" w:val="04A0"/>
       </w:tblPr>
       <w:tblGrid>
-        <w:gridCol w:w="1105"/>
-        <w:gridCol w:w="1105"/>
-        <w:gridCol w:w="1105"/>
-        <w:gridCol w:w="1105"/>
-        <w:gridCol w:w="1105"/>
-        <w:gridCol w:w="1105"/>
-        <w:gridCol w:w="1105"/>
-        <w:gridCol w:w="1105"/>
+        <w:gridCol w:w="1769"/>
+        <w:gridCol w:w="1769"/>
+        <w:gridCol w:w="1769"/>
+        <w:gridCol w:w="1769"/>
+        <w:gridCol w:w="1769"/>
       </w:tblGrid>
       <w:tr>
         <w:trPr>
@@ -4121,28 +5065,7 @@
         </w:trPr>
         <w:tc>
           <w:tcPr>
-            <w:tcW w:type="dxa" w:w="1105"/>
-          </w:tcPr>
-          <w:p>
-            <w:pPr>
-              <w:spacing w:before="0" w:after="0" w:line="300" w:lineRule="exact"/>
-              <w:ind w:firstLine="0" w:firstLineChars="0" w:left="0"/>
-              <w:jc w:val="center"/>
-            </w:pPr>
-            <w:r/>
-            <w:r>
-              <w:rPr>
-                <w:rFonts w:ascii="Times New Roman" w:hAnsi="Times New Roman" w:eastAsia="方正仿宋_GBK" w:cs="Times New Roman"/>
-                <w:b/>
-                <w:sz w:val="21"/>
-              </w:rPr>
-              <w:t>CMP-R编号/技术路线</w:t>
-            </w:r>
-          </w:p>
-        </w:tc>
-        <w:tc>
-          <w:tcPr>
-            <w:tcW w:type="dxa" w:w="1105"/>
+            <w:tcW w:type="dxa" w:w="1769"/>
           </w:tcPr>
           <w:p>
             <w:pPr>
@@ -4157,13 +5080,13 @@
                 <w:b/>
                 <w:sz w:val="21"/>
               </w:rPr>
-              <w:t>原理/适用场景</w:t>
-            </w:r>
-          </w:p>
-        </w:tc>
-        <w:tc>
-          <w:tcPr>
-            <w:tcW w:type="dxa" w:w="1105"/>
+              <w:t>比较维度</w:t>
+            </w:r>
+          </w:p>
+        </w:tc>
+        <w:tc>
+          <w:tcPr>
+            <w:tcW w:type="dxa" w:w="1769"/>
           </w:tcPr>
           <w:p>
             <w:pPr>
@@ -4178,13 +5101,13 @@
                 <w:b/>
                 <w:sz w:val="21"/>
               </w:rPr>
-              <w:t>代表产品/最高阶段</w:t>
-            </w:r>
-          </w:p>
-        </w:tc>
-        <w:tc>
-          <w:tcPr>
-            <w:tcW w:type="dxa" w:w="1105"/>
+              <w:t>本项目技术路线｜CMP-R</w:t>
+            </w:r>
+          </w:p>
+        </w:tc>
+        <w:tc>
+          <w:tcPr>
+            <w:tcW w:type="dxa" w:w="1769"/>
           </w:tcPr>
           <w:p>
             <w:pPr>
@@ -4199,13 +5122,13 @@
                 <w:b/>
                 <w:sz w:val="21"/>
               </w:rPr>
-              <w:t>主要优势</w:t>
-            </w:r>
-          </w:p>
-        </w:tc>
-        <w:tc>
-          <w:tcPr>
-            <w:tcW w:type="dxa" w:w="1105"/>
+              <w:t>[其他路线A｜CMP-R]</w:t>
+            </w:r>
+          </w:p>
+        </w:tc>
+        <w:tc>
+          <w:tcPr>
+            <w:tcW w:type="dxa" w:w="1769"/>
           </w:tcPr>
           <w:p>
             <w:pPr>
@@ -4220,13 +5143,13 @@
                 <w:b/>
                 <w:sz w:val="21"/>
               </w:rPr>
-              <w:t>主要局限</w:t>
-            </w:r>
-          </w:p>
-        </w:tc>
-        <w:tc>
-          <w:tcPr>
-            <w:tcW w:type="dxa" w:w="1105"/>
+              <w:t>[其他路线B｜CMP-R]</w:t>
+            </w:r>
+          </w:p>
+        </w:tc>
+        <w:tc>
+          <w:tcPr>
+            <w:tcW w:type="dxa" w:w="1769"/>
           </w:tcPr>
           <w:p>
             <w:pPr>
@@ -4241,49 +5164,7 @@
                 <w:b/>
                 <w:sz w:val="21"/>
               </w:rPr>
-              <w:t>成熟度/拥挤度</w:t>
-            </w:r>
-          </w:p>
-        </w:tc>
-        <w:tc>
-          <w:tcPr>
-            <w:tcW w:type="dxa" w:w="1105"/>
-          </w:tcPr>
-          <w:p>
-            <w:pPr>
-              <w:spacing w:before="0" w:after="0" w:line="300" w:lineRule="exact"/>
-              <w:ind w:firstLineChars="0" w:left="0" w:firstLine="0"/>
-              <w:jc w:val="center"/>
-            </w:pPr>
-            <w:r/>
-            <w:r>
-              <w:rPr>
-                <w:rFonts w:ascii="Times New Roman" w:hAnsi="Times New Roman" w:eastAsia="方正仿宋_GBK" w:cs="Times New Roman"/>
-                <w:b/>
-                <w:sz w:val="21"/>
-              </w:rPr>
-              <w:t>替代关系/战略分类</w:t>
-            </w:r>
-          </w:p>
-        </w:tc>
-        <w:tc>
-          <w:tcPr>
-            <w:tcW w:type="dxa" w:w="1105"/>
-          </w:tcPr>
-          <w:p>
-            <w:pPr>
-              <w:spacing w:before="0" w:after="0" w:line="300" w:lineRule="exact"/>
-              <w:ind w:firstLineChars="0" w:left="0" w:firstLine="0"/>
-              <w:jc w:val="center"/>
-            </w:pPr>
-            <w:r/>
-            <w:r>
-              <w:rPr>
-                <w:rFonts w:ascii="Times New Roman" w:hAnsi="Times New Roman" w:eastAsia="方正仿宋_GBK" w:cs="Times New Roman"/>
-                <w:b/>
-                <w:sz w:val="21"/>
-              </w:rPr>
-              <w:t>证据边界/验证任务</w:t>
+              <w:t>[其他路线C｜CMP-R]</w:t>
             </w:r>
           </w:p>
         </w:tc>
@@ -4291,154 +5172,91 @@
       <w:tr>
         <w:tc>
           <w:tcPr>
-            <w:tcW w:type="dxa" w:w="1105"/>
-          </w:tcPr>
-          <w:p>
-            <w:pPr>
-              <w:spacing w:before="0" w:after="0" w:line="300" w:lineRule="exact"/>
-              <w:ind w:firstLine="0" w:firstLineChars="0" w:left="0"/>
-              <w:jc w:val="left"/>
-            </w:pPr>
-            <w:r/>
-            <w:r>
-              <w:rPr>
-                <w:rFonts w:ascii="Times New Roman" w:hAnsi="Times New Roman" w:eastAsia="方正仿宋_GBK" w:cs="Times New Roman"/>
-                <w:b w:val="0"/>
-                <w:sz w:val="21"/>
-              </w:rPr>
-              <w:t>[待填写]</w:t>
-            </w:r>
-          </w:p>
-        </w:tc>
-        <w:tc>
-          <w:tcPr>
-            <w:tcW w:type="dxa" w:w="1105"/>
-          </w:tcPr>
-          <w:p>
-            <w:pPr>
-              <w:spacing w:before="0" w:after="0" w:line="300" w:lineRule="exact"/>
-              <w:ind w:firstLine="0" w:firstLineChars="0" w:left="0"/>
-              <w:jc w:val="left"/>
-            </w:pPr>
-            <w:r/>
-            <w:r>
-              <w:rPr>
-                <w:rFonts w:ascii="Times New Roman" w:hAnsi="Times New Roman" w:eastAsia="方正仿宋_GBK" w:cs="Times New Roman"/>
-                <w:b w:val="0"/>
-                <w:sz w:val="21"/>
-              </w:rPr>
-              <w:t>[待填写]</w:t>
-            </w:r>
-          </w:p>
-        </w:tc>
-        <w:tc>
-          <w:tcPr>
-            <w:tcW w:type="dxa" w:w="1105"/>
-          </w:tcPr>
-          <w:p>
-            <w:pPr>
-              <w:spacing w:before="0" w:after="0" w:line="300" w:lineRule="exact"/>
-              <w:ind w:firstLine="0" w:firstLineChars="0" w:left="0"/>
-              <w:jc w:val="left"/>
-            </w:pPr>
-            <w:r/>
-            <w:r>
-              <w:rPr>
-                <w:rFonts w:ascii="Times New Roman" w:hAnsi="Times New Roman" w:eastAsia="方正仿宋_GBK" w:cs="Times New Roman"/>
-                <w:b w:val="0"/>
-                <w:sz w:val="21"/>
-              </w:rPr>
-              <w:t>[待填写]</w:t>
-            </w:r>
-          </w:p>
-        </w:tc>
-        <w:tc>
-          <w:tcPr>
-            <w:tcW w:type="dxa" w:w="1105"/>
-          </w:tcPr>
-          <w:p>
-            <w:pPr>
-              <w:spacing w:before="0" w:after="0" w:line="300" w:lineRule="exact"/>
-              <w:ind w:firstLine="0" w:firstLineChars="0" w:left="0"/>
-              <w:jc w:val="left"/>
-            </w:pPr>
-            <w:r/>
-            <w:r>
-              <w:rPr>
-                <w:rFonts w:ascii="Times New Roman" w:hAnsi="Times New Roman" w:eastAsia="方正仿宋_GBK" w:cs="Times New Roman"/>
-                <w:b w:val="0"/>
-                <w:sz w:val="21"/>
-              </w:rPr>
-              <w:t>[待填写]</w:t>
-            </w:r>
-          </w:p>
-        </w:tc>
-        <w:tc>
-          <w:tcPr>
-            <w:tcW w:type="dxa" w:w="1105"/>
-          </w:tcPr>
-          <w:p>
-            <w:pPr>
-              <w:spacing w:before="0" w:after="0" w:line="300" w:lineRule="exact"/>
-              <w:ind w:firstLine="0" w:firstLineChars="0" w:left="0"/>
-              <w:jc w:val="left"/>
-            </w:pPr>
-            <w:r/>
-            <w:r>
-              <w:rPr>
-                <w:rFonts w:ascii="Times New Roman" w:hAnsi="Times New Roman" w:eastAsia="方正仿宋_GBK" w:cs="Times New Roman"/>
-                <w:b w:val="0"/>
-                <w:sz w:val="21"/>
-              </w:rPr>
-              <w:t>[待填写]</w:t>
-            </w:r>
-          </w:p>
-        </w:tc>
-        <w:tc>
-          <w:tcPr>
-            <w:tcW w:type="dxa" w:w="1105"/>
-          </w:tcPr>
-          <w:p>
-            <w:pPr>
-              <w:spacing w:before="0" w:after="0" w:line="300" w:lineRule="exact"/>
-              <w:ind w:firstLine="0" w:firstLineChars="0" w:left="0"/>
-              <w:jc w:val="left"/>
-            </w:pPr>
-            <w:r/>
-            <w:r>
-              <w:rPr>
-                <w:rFonts w:ascii="Times New Roman" w:hAnsi="Times New Roman" w:eastAsia="方正仿宋_GBK" w:cs="Times New Roman"/>
-                <w:b w:val="0"/>
-                <w:sz w:val="21"/>
-              </w:rPr>
-              <w:t>[待填写]</w:t>
-            </w:r>
-          </w:p>
-        </w:tc>
-        <w:tc>
-          <w:tcPr>
-            <w:tcW w:type="dxa" w:w="1105"/>
-          </w:tcPr>
-          <w:p>
-            <w:pPr>
-              <w:spacing w:before="0" w:after="0" w:line="300" w:lineRule="exact"/>
-              <w:ind w:firstLine="0" w:firstLineChars="0" w:left="0"/>
-              <w:jc w:val="left"/>
-            </w:pPr>
-            <w:r/>
-            <w:r>
-              <w:rPr>
-                <w:rFonts w:ascii="Times New Roman" w:hAnsi="Times New Roman" w:eastAsia="方正仿宋_GBK" w:cs="Times New Roman"/>
-                <w:b w:val="0"/>
-                <w:sz w:val="21"/>
-              </w:rPr>
-              <w:t>[待填写]</w:t>
-            </w:r>
-          </w:p>
-        </w:tc>
-        <w:tc>
-          <w:tcPr>
-            <w:tcW w:type="dxa" w:w="1105"/>
+            <w:tcW w:type="dxa" w:w="1769"/>
+          </w:tcPr>
+          <w:p>
+            <w:pPr>
+              <w:spacing w:before="0" w:after="0" w:line="300" w:lineRule="exact"/>
+              <w:ind w:firstLine="0" w:firstLineChars="0" w:left="0"/>
+              <w:jc w:val="left"/>
+            </w:pPr>
+            <w:r/>
+            <w:r>
+              <w:rPr>
+                <w:rFonts w:ascii="Times New Roman" w:hAnsi="Times New Roman" w:eastAsia="方正仿宋_GBK" w:cs="Times New Roman"/>
+                <w:b/>
+                <w:sz w:val="21"/>
+              </w:rPr>
+              <w:t>技术路线</w:t>
+            </w:r>
+          </w:p>
+        </w:tc>
+        <w:tc>
+          <w:tcPr>
+            <w:tcW w:type="dxa" w:w="1769"/>
+          </w:tcPr>
+          <w:p>
+            <w:pPr>
+              <w:spacing w:before="0" w:after="0" w:line="300" w:lineRule="exact"/>
+              <w:ind w:firstLine="0" w:firstLineChars="0" w:left="0"/>
+              <w:jc w:val="left"/>
+            </w:pPr>
+            <w:r/>
+            <w:r>
+              <w:rPr>
+                <w:rFonts w:ascii="Times New Roman" w:hAnsi="Times New Roman" w:eastAsia="方正仿宋_GBK" w:cs="Times New Roman"/>
+                <w:b w:val="0"/>
+                <w:sz w:val="21"/>
+              </w:rPr>
+              <w:t>[待填写]</w:t>
+            </w:r>
+          </w:p>
+        </w:tc>
+        <w:tc>
+          <w:tcPr>
+            <w:tcW w:type="dxa" w:w="1769"/>
+          </w:tcPr>
+          <w:p>
+            <w:pPr>
+              <w:spacing w:before="0" w:after="0" w:line="300" w:lineRule="exact"/>
+              <w:ind w:firstLine="0" w:firstLineChars="0" w:left="0"/>
+              <w:jc w:val="left"/>
+            </w:pPr>
+            <w:r/>
+            <w:r>
+              <w:rPr>
+                <w:rFonts w:ascii="Times New Roman" w:hAnsi="Times New Roman" w:eastAsia="方正仿宋_GBK" w:cs="Times New Roman"/>
+                <w:b w:val="0"/>
+                <w:sz w:val="21"/>
+              </w:rPr>
+              <w:t>[待填写]</w:t>
+            </w:r>
+          </w:p>
+        </w:tc>
+        <w:tc>
+          <w:tcPr>
+            <w:tcW w:type="dxa" w:w="1769"/>
+          </w:tcPr>
+          <w:p>
+            <w:pPr>
+              <w:spacing w:before="0" w:after="0" w:line="300" w:lineRule="exact"/>
+              <w:ind w:firstLine="0" w:firstLineChars="0" w:left="0"/>
+              <w:jc w:val="left"/>
+            </w:pPr>
+            <w:r/>
+            <w:r>
+              <w:rPr>
+                <w:rFonts w:ascii="Times New Roman" w:hAnsi="Times New Roman" w:eastAsia="方正仿宋_GBK" w:cs="Times New Roman"/>
+                <w:b w:val="0"/>
+                <w:sz w:val="21"/>
+              </w:rPr>
+              <w:t>[待填写]</w:t>
+            </w:r>
+          </w:p>
+        </w:tc>
+        <w:tc>
+          <w:tcPr>
+            <w:tcW w:type="dxa" w:w="1769"/>
           </w:tcPr>
           <w:p>
             <w:pPr>
@@ -4461,159 +5279,96 @@
       <w:tr>
         <w:tc>
           <w:tcPr>
-            <w:tcW w:type="dxa" w:w="1105"/>
-          </w:tcPr>
-          <w:p>
-            <w:pPr>
-              <w:spacing w:before="0" w:after="0" w:line="300" w:lineRule="exact"/>
-              <w:ind w:firstLine="0" w:firstLineChars="0" w:left="0"/>
-              <w:jc w:val="left"/>
-            </w:pPr>
-            <w:r/>
-            <w:r>
-              <w:rPr>
-                <w:rFonts w:ascii="Times New Roman" w:hAnsi="Times New Roman" w:eastAsia="方正仿宋_GBK" w:cs="Times New Roman"/>
-                <w:b w:val="0"/>
-                <w:sz w:val="21"/>
-              </w:rPr>
-              <w:t>[待填写]</w:t>
-            </w:r>
-          </w:p>
-        </w:tc>
-        <w:tc>
-          <w:tcPr>
-            <w:tcW w:type="dxa" w:w="1105"/>
-          </w:tcPr>
-          <w:p>
-            <w:pPr>
-              <w:spacing w:before="0" w:after="0" w:line="300" w:lineRule="exact"/>
-              <w:ind w:firstLine="0" w:firstLineChars="0" w:left="0"/>
-              <w:jc w:val="left"/>
-            </w:pPr>
-            <w:r/>
-            <w:r>
-              <w:rPr>
-                <w:rFonts w:ascii="Times New Roman" w:hAnsi="Times New Roman" w:eastAsia="方正仿宋_GBK" w:cs="Times New Roman"/>
-                <w:b w:val="0"/>
-                <w:sz w:val="21"/>
-              </w:rPr>
-              <w:t>[待填写]</w:t>
-            </w:r>
-          </w:p>
-        </w:tc>
-        <w:tc>
-          <w:tcPr>
-            <w:tcW w:type="dxa" w:w="1105"/>
-          </w:tcPr>
-          <w:p>
-            <w:pPr>
-              <w:spacing w:before="0" w:after="0" w:line="300" w:lineRule="exact"/>
-              <w:ind w:firstLine="0" w:firstLineChars="0" w:left="0"/>
-              <w:jc w:val="left"/>
-            </w:pPr>
-            <w:r/>
-            <w:r>
-              <w:rPr>
-                <w:rFonts w:ascii="Times New Roman" w:hAnsi="Times New Roman" w:eastAsia="方正仿宋_GBK" w:cs="Times New Roman"/>
-                <w:b w:val="0"/>
-                <w:sz w:val="21"/>
-              </w:rPr>
-              <w:t>[待填写]</w:t>
-            </w:r>
-          </w:p>
-        </w:tc>
-        <w:tc>
-          <w:tcPr>
-            <w:tcW w:type="dxa" w:w="1105"/>
-          </w:tcPr>
-          <w:p>
-            <w:pPr>
-              <w:spacing w:before="0" w:after="0" w:line="300" w:lineRule="exact"/>
-              <w:ind w:firstLine="0" w:firstLineChars="0" w:left="0"/>
-              <w:jc w:val="left"/>
-            </w:pPr>
-            <w:r/>
-            <w:r>
-              <w:rPr>
-                <w:rFonts w:ascii="Times New Roman" w:hAnsi="Times New Roman" w:eastAsia="方正仿宋_GBK" w:cs="Times New Roman"/>
-                <w:b w:val="0"/>
-                <w:sz w:val="21"/>
-              </w:rPr>
-              <w:t>[待填写]</w:t>
-            </w:r>
-          </w:p>
-        </w:tc>
-        <w:tc>
-          <w:tcPr>
-            <w:tcW w:type="dxa" w:w="1105"/>
-          </w:tcPr>
-          <w:p>
-            <w:pPr>
-              <w:spacing w:before="0" w:after="0" w:line="300" w:lineRule="exact"/>
-              <w:ind w:firstLine="0" w:firstLineChars="0" w:left="0"/>
-              <w:jc w:val="left"/>
-            </w:pPr>
-            <w:r/>
-            <w:r>
-              <w:rPr>
-                <w:rFonts w:ascii="Times New Roman" w:hAnsi="Times New Roman" w:eastAsia="方正仿宋_GBK" w:cs="Times New Roman"/>
-                <w:b w:val="0"/>
-                <w:sz w:val="21"/>
-              </w:rPr>
-              <w:t>[待填写]</w:t>
-            </w:r>
-          </w:p>
-        </w:tc>
-        <w:tc>
-          <w:tcPr>
-            <w:tcW w:type="dxa" w:w="1105"/>
-          </w:tcPr>
-          <w:p>
-            <w:pPr>
-              <w:spacing w:before="0" w:after="0" w:line="300" w:lineRule="exact"/>
-              <w:ind w:firstLine="0" w:firstLineChars="0" w:left="0"/>
-              <w:jc w:val="left"/>
-            </w:pPr>
-            <w:r/>
-            <w:r>
-              <w:rPr>
-                <w:rFonts w:ascii="Times New Roman" w:hAnsi="Times New Roman" w:eastAsia="方正仿宋_GBK" w:cs="Times New Roman"/>
-                <w:b w:val="0"/>
-                <w:sz w:val="21"/>
-              </w:rPr>
-              <w:t>[待填写]</w:t>
-            </w:r>
-          </w:p>
-        </w:tc>
-        <w:tc>
-          <w:tcPr>
-            <w:tcW w:type="dxa" w:w="1105"/>
-          </w:tcPr>
-          <w:p>
-            <w:pPr>
-              <w:spacing w:before="0" w:after="0" w:line="300" w:lineRule="exact"/>
-              <w:ind w:firstLine="0" w:firstLineChars="0" w:left="0"/>
-              <w:jc w:val="left"/>
-            </w:pPr>
-            <w:r/>
-            <w:r>
-              <w:rPr>
-                <w:rFonts w:ascii="Times New Roman" w:hAnsi="Times New Roman" w:eastAsia="方正仿宋_GBK" w:cs="Times New Roman"/>
-                <w:b w:val="0"/>
-                <w:sz w:val="21"/>
-              </w:rPr>
-              <w:t>[待填写]</w:t>
-            </w:r>
-          </w:p>
-        </w:tc>
-        <w:tc>
-          <w:tcPr>
-            <w:tcW w:type="dxa" w:w="1105"/>
-          </w:tcPr>
-          <w:p>
-            <w:pPr>
-              <w:spacing w:before="0" w:after="0" w:line="300" w:lineRule="exact"/>
-              <w:ind w:firstLine="0" w:firstLineChars="0" w:left="0"/>
+            <w:tcW w:type="dxa" w:w="1769"/>
+          </w:tcPr>
+          <w:p>
+            <w:pPr>
+              <w:spacing w:before="0" w:after="0" w:line="300" w:lineRule="exact"/>
+              <w:ind w:firstLine="0" w:firstLineChars="0" w:left="0"/>
+              <w:jc w:val="left"/>
+            </w:pPr>
+            <w:r/>
+            <w:r>
+              <w:rPr>
+                <w:rFonts w:ascii="Times New Roman" w:hAnsi="Times New Roman" w:eastAsia="方正仿宋_GBK" w:cs="Times New Roman"/>
+                <w:b/>
+                <w:sz w:val="21"/>
+              </w:rPr>
+              <w:t>核心原理</w:t>
+            </w:r>
+          </w:p>
+        </w:tc>
+        <w:tc>
+          <w:tcPr>
+            <w:tcW w:type="dxa" w:w="1769"/>
+          </w:tcPr>
+          <w:p>
+            <w:pPr>
+              <w:spacing w:before="0" w:after="0" w:line="300" w:lineRule="exact"/>
+              <w:ind w:firstLine="0" w:firstLineChars="0" w:left="0"/>
+              <w:jc w:val="left"/>
+            </w:pPr>
+            <w:r/>
+            <w:r>
+              <w:rPr>
+                <w:rFonts w:ascii="Times New Roman" w:hAnsi="Times New Roman" w:eastAsia="方正仿宋_GBK" w:cs="Times New Roman"/>
+                <w:b w:val="0"/>
+                <w:sz w:val="21"/>
+              </w:rPr>
+              <w:t>[待填写]</w:t>
+            </w:r>
+          </w:p>
+        </w:tc>
+        <w:tc>
+          <w:tcPr>
+            <w:tcW w:type="dxa" w:w="1769"/>
+          </w:tcPr>
+          <w:p>
+            <w:pPr>
+              <w:spacing w:before="0" w:after="0" w:line="300" w:lineRule="exact"/>
+              <w:ind w:firstLine="0" w:firstLineChars="0" w:left="0"/>
+              <w:jc w:val="left"/>
+            </w:pPr>
+            <w:r/>
+            <w:r>
+              <w:rPr>
+                <w:rFonts w:ascii="Times New Roman" w:hAnsi="Times New Roman" w:eastAsia="方正仿宋_GBK" w:cs="Times New Roman"/>
+                <w:b w:val="0"/>
+                <w:sz w:val="21"/>
+              </w:rPr>
+              <w:t>[待填写]</w:t>
+            </w:r>
+          </w:p>
+        </w:tc>
+        <w:tc>
+          <w:tcPr>
+            <w:tcW w:type="dxa" w:w="1769"/>
+          </w:tcPr>
+          <w:p>
+            <w:pPr>
+              <w:spacing w:before="0" w:after="0" w:line="300" w:lineRule="exact"/>
+              <w:ind w:firstLine="0" w:firstLineChars="0" w:left="0"/>
+              <w:jc w:val="left"/>
+            </w:pPr>
+            <w:r/>
+            <w:r>
+              <w:rPr>
+                <w:rFonts w:ascii="Times New Roman" w:hAnsi="Times New Roman" w:eastAsia="方正仿宋_GBK" w:cs="Times New Roman"/>
+                <w:b w:val="0"/>
+                <w:sz w:val="21"/>
+              </w:rPr>
+              <w:t>[待填写]</w:t>
+            </w:r>
+          </w:p>
+        </w:tc>
+        <w:tc>
+          <w:tcPr>
+            <w:tcW w:type="dxa" w:w="1769"/>
+          </w:tcPr>
+          <w:p>
+            <w:pPr>
+              <w:spacing w:before="0" w:after="0" w:line="300" w:lineRule="exact"/>
+              <w:ind w:firstLineChars="0" w:left="0" w:firstLine="0"/>
               <w:jc w:val="left"/>
             </w:pPr>
             <w:r/>
@@ -4631,154 +5386,91 @@
       <w:tr>
         <w:tc>
           <w:tcPr>
-            <w:tcW w:type="dxa" w:w="1105"/>
-          </w:tcPr>
-          <w:p>
-            <w:pPr>
-              <w:spacing w:before="0" w:after="0" w:line="300" w:lineRule="exact"/>
-              <w:ind w:firstLine="0" w:firstLineChars="0" w:left="0"/>
-              <w:jc w:val="left"/>
-            </w:pPr>
-            <w:r/>
-            <w:r>
-              <w:rPr>
-                <w:rFonts w:ascii="Times New Roman" w:hAnsi="Times New Roman" w:eastAsia="方正仿宋_GBK" w:cs="Times New Roman"/>
-                <w:b w:val="0"/>
-                <w:sz w:val="21"/>
-              </w:rPr>
-              <w:t>[待填写]</w:t>
-            </w:r>
-          </w:p>
-        </w:tc>
-        <w:tc>
-          <w:tcPr>
-            <w:tcW w:type="dxa" w:w="1105"/>
-          </w:tcPr>
-          <w:p>
-            <w:pPr>
-              <w:spacing w:before="0" w:after="0" w:line="300" w:lineRule="exact"/>
-              <w:ind w:firstLine="0" w:firstLineChars="0" w:left="0"/>
-              <w:jc w:val="left"/>
-            </w:pPr>
-            <w:r/>
-            <w:r>
-              <w:rPr>
-                <w:rFonts w:ascii="Times New Roman" w:hAnsi="Times New Roman" w:eastAsia="方正仿宋_GBK" w:cs="Times New Roman"/>
-                <w:b w:val="0"/>
-                <w:sz w:val="21"/>
-              </w:rPr>
-              <w:t>[待填写]</w:t>
-            </w:r>
-          </w:p>
-        </w:tc>
-        <w:tc>
-          <w:tcPr>
-            <w:tcW w:type="dxa" w:w="1105"/>
-          </w:tcPr>
-          <w:p>
-            <w:pPr>
-              <w:spacing w:before="0" w:after="0" w:line="300" w:lineRule="exact"/>
-              <w:ind w:firstLine="0" w:firstLineChars="0" w:left="0"/>
-              <w:jc w:val="left"/>
-            </w:pPr>
-            <w:r/>
-            <w:r>
-              <w:rPr>
-                <w:rFonts w:ascii="Times New Roman" w:hAnsi="Times New Roman" w:eastAsia="方正仿宋_GBK" w:cs="Times New Roman"/>
-                <w:b w:val="0"/>
-                <w:sz w:val="21"/>
-              </w:rPr>
-              <w:t>[待填写]</w:t>
-            </w:r>
-          </w:p>
-        </w:tc>
-        <w:tc>
-          <w:tcPr>
-            <w:tcW w:type="dxa" w:w="1105"/>
-          </w:tcPr>
-          <w:p>
-            <w:pPr>
-              <w:spacing w:before="0" w:after="0" w:line="300" w:lineRule="exact"/>
-              <w:ind w:firstLine="0" w:firstLineChars="0" w:left="0"/>
-              <w:jc w:val="left"/>
-            </w:pPr>
-            <w:r/>
-            <w:r>
-              <w:rPr>
-                <w:rFonts w:ascii="Times New Roman" w:hAnsi="Times New Roman" w:eastAsia="方正仿宋_GBK" w:cs="Times New Roman"/>
-                <w:b w:val="0"/>
-                <w:sz w:val="21"/>
-              </w:rPr>
-              <w:t>[待填写]</w:t>
-            </w:r>
-          </w:p>
-        </w:tc>
-        <w:tc>
-          <w:tcPr>
-            <w:tcW w:type="dxa" w:w="1105"/>
-          </w:tcPr>
-          <w:p>
-            <w:pPr>
-              <w:spacing w:before="0" w:after="0" w:line="300" w:lineRule="exact"/>
-              <w:ind w:firstLine="0" w:firstLineChars="0" w:left="0"/>
-              <w:jc w:val="left"/>
-            </w:pPr>
-            <w:r/>
-            <w:r>
-              <w:rPr>
-                <w:rFonts w:ascii="Times New Roman" w:hAnsi="Times New Roman" w:eastAsia="方正仿宋_GBK" w:cs="Times New Roman"/>
-                <w:b w:val="0"/>
-                <w:sz w:val="21"/>
-              </w:rPr>
-              <w:t>[待填写]</w:t>
-            </w:r>
-          </w:p>
-        </w:tc>
-        <w:tc>
-          <w:tcPr>
-            <w:tcW w:type="dxa" w:w="1105"/>
-          </w:tcPr>
-          <w:p>
-            <w:pPr>
-              <w:spacing w:before="0" w:after="0" w:line="300" w:lineRule="exact"/>
-              <w:ind w:firstLine="0" w:firstLineChars="0" w:left="0"/>
-              <w:jc w:val="left"/>
-            </w:pPr>
-            <w:r/>
-            <w:r>
-              <w:rPr>
-                <w:rFonts w:ascii="Times New Roman" w:hAnsi="Times New Roman" w:eastAsia="方正仿宋_GBK" w:cs="Times New Roman"/>
-                <w:b w:val="0"/>
-                <w:sz w:val="21"/>
-              </w:rPr>
-              <w:t>[待填写]</w:t>
-            </w:r>
-          </w:p>
-        </w:tc>
-        <w:tc>
-          <w:tcPr>
-            <w:tcW w:type="dxa" w:w="1105"/>
-          </w:tcPr>
-          <w:p>
-            <w:pPr>
-              <w:spacing w:before="0" w:after="0" w:line="300" w:lineRule="exact"/>
-              <w:ind w:firstLine="0" w:firstLineChars="0" w:left="0"/>
-              <w:jc w:val="left"/>
-            </w:pPr>
-            <w:r/>
-            <w:r>
-              <w:rPr>
-                <w:rFonts w:ascii="Times New Roman" w:hAnsi="Times New Roman" w:eastAsia="方正仿宋_GBK" w:cs="Times New Roman"/>
-                <w:b w:val="0"/>
-                <w:sz w:val="21"/>
-              </w:rPr>
-              <w:t>[待填写]</w:t>
-            </w:r>
-          </w:p>
-        </w:tc>
-        <w:tc>
-          <w:tcPr>
-            <w:tcW w:type="dxa" w:w="1105"/>
+            <w:tcW w:type="dxa" w:w="1769"/>
+          </w:tcPr>
+          <w:p>
+            <w:pPr>
+              <w:spacing w:before="0" w:after="0" w:line="300" w:lineRule="exact"/>
+              <w:ind w:firstLine="0" w:firstLineChars="0" w:left="0"/>
+              <w:jc w:val="left"/>
+            </w:pPr>
+            <w:r/>
+            <w:r>
+              <w:rPr>
+                <w:rFonts w:ascii="Times New Roman" w:hAnsi="Times New Roman" w:eastAsia="方正仿宋_GBK" w:cs="Times New Roman"/>
+                <w:b/>
+                <w:sz w:val="21"/>
+              </w:rPr>
+              <w:t>适用场景/目标人群</w:t>
+            </w:r>
+          </w:p>
+        </w:tc>
+        <w:tc>
+          <w:tcPr>
+            <w:tcW w:type="dxa" w:w="1769"/>
+          </w:tcPr>
+          <w:p>
+            <w:pPr>
+              <w:spacing w:before="0" w:after="0" w:line="300" w:lineRule="exact"/>
+              <w:ind w:firstLine="0" w:firstLineChars="0" w:left="0"/>
+              <w:jc w:val="left"/>
+            </w:pPr>
+            <w:r/>
+            <w:r>
+              <w:rPr>
+                <w:rFonts w:ascii="Times New Roman" w:hAnsi="Times New Roman" w:eastAsia="方正仿宋_GBK" w:cs="Times New Roman"/>
+                <w:b w:val="0"/>
+                <w:sz w:val="21"/>
+              </w:rPr>
+              <w:t>[待填写]</w:t>
+            </w:r>
+          </w:p>
+        </w:tc>
+        <w:tc>
+          <w:tcPr>
+            <w:tcW w:type="dxa" w:w="1769"/>
+          </w:tcPr>
+          <w:p>
+            <w:pPr>
+              <w:spacing w:before="0" w:after="0" w:line="300" w:lineRule="exact"/>
+              <w:ind w:firstLine="0" w:firstLineChars="0" w:left="0"/>
+              <w:jc w:val="left"/>
+            </w:pPr>
+            <w:r/>
+            <w:r>
+              <w:rPr>
+                <w:rFonts w:ascii="Times New Roman" w:hAnsi="Times New Roman" w:eastAsia="方正仿宋_GBK" w:cs="Times New Roman"/>
+                <w:b w:val="0"/>
+                <w:sz w:val="21"/>
+              </w:rPr>
+              <w:t>[待填写]</w:t>
+            </w:r>
+          </w:p>
+        </w:tc>
+        <w:tc>
+          <w:tcPr>
+            <w:tcW w:type="dxa" w:w="1769"/>
+          </w:tcPr>
+          <w:p>
+            <w:pPr>
+              <w:spacing w:before="0" w:after="0" w:line="300" w:lineRule="exact"/>
+              <w:ind w:firstLine="0" w:firstLineChars="0" w:left="0"/>
+              <w:jc w:val="left"/>
+            </w:pPr>
+            <w:r/>
+            <w:r>
+              <w:rPr>
+                <w:rFonts w:ascii="Times New Roman" w:hAnsi="Times New Roman" w:eastAsia="方正仿宋_GBK" w:cs="Times New Roman"/>
+                <w:b w:val="0"/>
+                <w:sz w:val="21"/>
+              </w:rPr>
+              <w:t>[待填写]</w:t>
+            </w:r>
+          </w:p>
+        </w:tc>
+        <w:tc>
+          <w:tcPr>
+            <w:tcW w:type="dxa" w:w="1769"/>
           </w:tcPr>
           <w:p>
             <w:pPr>
@@ -4801,159 +5493,96 @@
       <w:tr>
         <w:tc>
           <w:tcPr>
-            <w:tcW w:type="dxa" w:w="1105"/>
-          </w:tcPr>
-          <w:p>
-            <w:pPr>
-              <w:spacing w:before="0" w:after="0" w:line="300" w:lineRule="exact"/>
-              <w:ind w:firstLine="0" w:firstLineChars="0" w:left="0"/>
-              <w:jc w:val="left"/>
-            </w:pPr>
-            <w:r/>
-            <w:r>
-              <w:rPr>
-                <w:rFonts w:ascii="Times New Roman" w:hAnsi="Times New Roman" w:eastAsia="方正仿宋_GBK" w:cs="Times New Roman"/>
-                <w:b w:val="0"/>
-                <w:sz w:val="21"/>
-              </w:rPr>
-              <w:t>[待填写]</w:t>
-            </w:r>
-          </w:p>
-        </w:tc>
-        <w:tc>
-          <w:tcPr>
-            <w:tcW w:type="dxa" w:w="1105"/>
-          </w:tcPr>
-          <w:p>
-            <w:pPr>
-              <w:spacing w:before="0" w:after="0" w:line="300" w:lineRule="exact"/>
-              <w:ind w:firstLine="0" w:firstLineChars="0" w:left="0"/>
-              <w:jc w:val="left"/>
-            </w:pPr>
-            <w:r/>
-            <w:r>
-              <w:rPr>
-                <w:rFonts w:ascii="Times New Roman" w:hAnsi="Times New Roman" w:eastAsia="方正仿宋_GBK" w:cs="Times New Roman"/>
-                <w:b w:val="0"/>
-                <w:sz w:val="21"/>
-              </w:rPr>
-              <w:t>[待填写]</w:t>
-            </w:r>
-          </w:p>
-        </w:tc>
-        <w:tc>
-          <w:tcPr>
-            <w:tcW w:type="dxa" w:w="1105"/>
-          </w:tcPr>
-          <w:p>
-            <w:pPr>
-              <w:spacing w:before="0" w:after="0" w:line="300" w:lineRule="exact"/>
-              <w:ind w:firstLine="0" w:firstLineChars="0" w:left="0"/>
-              <w:jc w:val="left"/>
-            </w:pPr>
-            <w:r/>
-            <w:r>
-              <w:rPr>
-                <w:rFonts w:ascii="Times New Roman" w:hAnsi="Times New Roman" w:eastAsia="方正仿宋_GBK" w:cs="Times New Roman"/>
-                <w:b w:val="0"/>
-                <w:sz w:val="21"/>
-              </w:rPr>
-              <w:t>[待填写]</w:t>
-            </w:r>
-          </w:p>
-        </w:tc>
-        <w:tc>
-          <w:tcPr>
-            <w:tcW w:type="dxa" w:w="1105"/>
-          </w:tcPr>
-          <w:p>
-            <w:pPr>
-              <w:spacing w:before="0" w:after="0" w:line="300" w:lineRule="exact"/>
-              <w:ind w:firstLine="0" w:firstLineChars="0" w:left="0"/>
-              <w:jc w:val="left"/>
-            </w:pPr>
-            <w:r/>
-            <w:r>
-              <w:rPr>
-                <w:rFonts w:ascii="Times New Roman" w:hAnsi="Times New Roman" w:eastAsia="方正仿宋_GBK" w:cs="Times New Roman"/>
-                <w:b w:val="0"/>
-                <w:sz w:val="21"/>
-              </w:rPr>
-              <w:t>[待填写]</w:t>
-            </w:r>
-          </w:p>
-        </w:tc>
-        <w:tc>
-          <w:tcPr>
-            <w:tcW w:type="dxa" w:w="1105"/>
-          </w:tcPr>
-          <w:p>
-            <w:pPr>
-              <w:spacing w:before="0" w:after="0" w:line="300" w:lineRule="exact"/>
-              <w:ind w:firstLine="0" w:firstLineChars="0" w:left="0"/>
-              <w:jc w:val="left"/>
-            </w:pPr>
-            <w:r/>
-            <w:r>
-              <w:rPr>
-                <w:rFonts w:ascii="Times New Roman" w:hAnsi="Times New Roman" w:eastAsia="方正仿宋_GBK" w:cs="Times New Roman"/>
-                <w:b w:val="0"/>
-                <w:sz w:val="21"/>
-              </w:rPr>
-              <w:t>[待填写]</w:t>
-            </w:r>
-          </w:p>
-        </w:tc>
-        <w:tc>
-          <w:tcPr>
-            <w:tcW w:type="dxa" w:w="1105"/>
-          </w:tcPr>
-          <w:p>
-            <w:pPr>
-              <w:spacing w:before="0" w:after="0" w:line="300" w:lineRule="exact"/>
-              <w:ind w:firstLine="0" w:firstLineChars="0" w:left="0"/>
-              <w:jc w:val="left"/>
-            </w:pPr>
-            <w:r/>
-            <w:r>
-              <w:rPr>
-                <w:rFonts w:ascii="Times New Roman" w:hAnsi="Times New Roman" w:eastAsia="方正仿宋_GBK" w:cs="Times New Roman"/>
-                <w:b w:val="0"/>
-                <w:sz w:val="21"/>
-              </w:rPr>
-              <w:t>[待填写]</w:t>
-            </w:r>
-          </w:p>
-        </w:tc>
-        <w:tc>
-          <w:tcPr>
-            <w:tcW w:type="dxa" w:w="1105"/>
-          </w:tcPr>
-          <w:p>
-            <w:pPr>
-              <w:spacing w:before="0" w:after="0" w:line="300" w:lineRule="exact"/>
-              <w:ind w:firstLine="0" w:firstLineChars="0" w:left="0"/>
-              <w:jc w:val="left"/>
-            </w:pPr>
-            <w:r/>
-            <w:r>
-              <w:rPr>
-                <w:rFonts w:ascii="Times New Roman" w:hAnsi="Times New Roman" w:eastAsia="方正仿宋_GBK" w:cs="Times New Roman"/>
-                <w:b w:val="0"/>
-                <w:sz w:val="21"/>
-              </w:rPr>
-              <w:t>[待填写]</w:t>
-            </w:r>
-          </w:p>
-        </w:tc>
-        <w:tc>
-          <w:tcPr>
-            <w:tcW w:type="dxa" w:w="1105"/>
-          </w:tcPr>
-          <w:p>
-            <w:pPr>
-              <w:spacing w:before="0" w:after="0" w:line="300" w:lineRule="exact"/>
-              <w:ind w:firstLine="0" w:firstLineChars="0" w:left="0"/>
+            <w:tcW w:type="dxa" w:w="1769"/>
+          </w:tcPr>
+          <w:p>
+            <w:pPr>
+              <w:spacing w:before="0" w:after="0" w:line="300" w:lineRule="exact"/>
+              <w:ind w:firstLine="0" w:firstLineChars="0" w:left="0"/>
+              <w:jc w:val="left"/>
+            </w:pPr>
+            <w:r/>
+            <w:r>
+              <w:rPr>
+                <w:rFonts w:ascii="Times New Roman" w:hAnsi="Times New Roman" w:eastAsia="方正仿宋_GBK" w:cs="Times New Roman"/>
+                <w:b/>
+                <w:sz w:val="21"/>
+              </w:rPr>
+              <w:t>代表产品/最高阶段</w:t>
+            </w:r>
+          </w:p>
+        </w:tc>
+        <w:tc>
+          <w:tcPr>
+            <w:tcW w:type="dxa" w:w="1769"/>
+          </w:tcPr>
+          <w:p>
+            <w:pPr>
+              <w:spacing w:before="0" w:after="0" w:line="300" w:lineRule="exact"/>
+              <w:ind w:firstLine="0" w:firstLineChars="0" w:left="0"/>
+              <w:jc w:val="left"/>
+            </w:pPr>
+            <w:r/>
+            <w:r>
+              <w:rPr>
+                <w:rFonts w:ascii="Times New Roman" w:hAnsi="Times New Roman" w:eastAsia="方正仿宋_GBK" w:cs="Times New Roman"/>
+                <w:b w:val="0"/>
+                <w:sz w:val="21"/>
+              </w:rPr>
+              <w:t>[待填写]</w:t>
+            </w:r>
+          </w:p>
+        </w:tc>
+        <w:tc>
+          <w:tcPr>
+            <w:tcW w:type="dxa" w:w="1769"/>
+          </w:tcPr>
+          <w:p>
+            <w:pPr>
+              <w:spacing w:before="0" w:after="0" w:line="300" w:lineRule="exact"/>
+              <w:ind w:firstLine="0" w:firstLineChars="0" w:left="0"/>
+              <w:jc w:val="left"/>
+            </w:pPr>
+            <w:r/>
+            <w:r>
+              <w:rPr>
+                <w:rFonts w:ascii="Times New Roman" w:hAnsi="Times New Roman" w:eastAsia="方正仿宋_GBK" w:cs="Times New Roman"/>
+                <w:b w:val="0"/>
+                <w:sz w:val="21"/>
+              </w:rPr>
+              <w:t>[待填写]</w:t>
+            </w:r>
+          </w:p>
+        </w:tc>
+        <w:tc>
+          <w:tcPr>
+            <w:tcW w:type="dxa" w:w="1769"/>
+          </w:tcPr>
+          <w:p>
+            <w:pPr>
+              <w:spacing w:before="0" w:after="0" w:line="300" w:lineRule="exact"/>
+              <w:ind w:firstLine="0" w:firstLineChars="0" w:left="0"/>
+              <w:jc w:val="left"/>
+            </w:pPr>
+            <w:r/>
+            <w:r>
+              <w:rPr>
+                <w:rFonts w:ascii="Times New Roman" w:hAnsi="Times New Roman" w:eastAsia="方正仿宋_GBK" w:cs="Times New Roman"/>
+                <w:b w:val="0"/>
+                <w:sz w:val="21"/>
+              </w:rPr>
+              <w:t>[待填写]</w:t>
+            </w:r>
+          </w:p>
+        </w:tc>
+        <w:tc>
+          <w:tcPr>
+            <w:tcW w:type="dxa" w:w="1769"/>
+          </w:tcPr>
+          <w:p>
+            <w:pPr>
+              <w:spacing w:before="0" w:after="0" w:line="300" w:lineRule="exact"/>
+              <w:ind w:firstLineChars="0" w:left="0" w:firstLine="0"/>
               <w:jc w:val="left"/>
             </w:pPr>
             <w:r/>
@@ -4971,154 +5600,91 @@
       <w:tr>
         <w:tc>
           <w:tcPr>
-            <w:tcW w:type="dxa" w:w="1105"/>
-          </w:tcPr>
-          <w:p>
-            <w:pPr>
-              <w:spacing w:before="0" w:after="0" w:line="300" w:lineRule="exact"/>
-              <w:ind w:firstLine="0" w:firstLineChars="0" w:left="0"/>
-              <w:jc w:val="left"/>
-            </w:pPr>
-            <w:r/>
-            <w:r>
-              <w:rPr>
-                <w:rFonts w:ascii="Times New Roman" w:hAnsi="Times New Roman" w:eastAsia="方正仿宋_GBK" w:cs="Times New Roman"/>
-                <w:b w:val="0"/>
-                <w:sz w:val="21"/>
-              </w:rPr>
-              <w:t>[待填写]</w:t>
-            </w:r>
-          </w:p>
-        </w:tc>
-        <w:tc>
-          <w:tcPr>
-            <w:tcW w:type="dxa" w:w="1105"/>
-          </w:tcPr>
-          <w:p>
-            <w:pPr>
-              <w:spacing w:before="0" w:after="0" w:line="300" w:lineRule="exact"/>
-              <w:ind w:firstLine="0" w:firstLineChars="0" w:left="0"/>
-              <w:jc w:val="left"/>
-            </w:pPr>
-            <w:r/>
-            <w:r>
-              <w:rPr>
-                <w:rFonts w:ascii="Times New Roman" w:hAnsi="Times New Roman" w:eastAsia="方正仿宋_GBK" w:cs="Times New Roman"/>
-                <w:b w:val="0"/>
-                <w:sz w:val="21"/>
-              </w:rPr>
-              <w:t>[待填写]</w:t>
-            </w:r>
-          </w:p>
-        </w:tc>
-        <w:tc>
-          <w:tcPr>
-            <w:tcW w:type="dxa" w:w="1105"/>
-          </w:tcPr>
-          <w:p>
-            <w:pPr>
-              <w:spacing w:before="0" w:after="0" w:line="300" w:lineRule="exact"/>
-              <w:ind w:firstLine="0" w:firstLineChars="0" w:left="0"/>
-              <w:jc w:val="left"/>
-            </w:pPr>
-            <w:r/>
-            <w:r>
-              <w:rPr>
-                <w:rFonts w:ascii="Times New Roman" w:hAnsi="Times New Roman" w:eastAsia="方正仿宋_GBK" w:cs="Times New Roman"/>
-                <w:b w:val="0"/>
-                <w:sz w:val="21"/>
-              </w:rPr>
-              <w:t>[待填写]</w:t>
-            </w:r>
-          </w:p>
-        </w:tc>
-        <w:tc>
-          <w:tcPr>
-            <w:tcW w:type="dxa" w:w="1105"/>
-          </w:tcPr>
-          <w:p>
-            <w:pPr>
-              <w:spacing w:before="0" w:after="0" w:line="300" w:lineRule="exact"/>
-              <w:ind w:firstLine="0" w:firstLineChars="0" w:left="0"/>
-              <w:jc w:val="left"/>
-            </w:pPr>
-            <w:r/>
-            <w:r>
-              <w:rPr>
-                <w:rFonts w:ascii="Times New Roman" w:hAnsi="Times New Roman" w:eastAsia="方正仿宋_GBK" w:cs="Times New Roman"/>
-                <w:b w:val="0"/>
-                <w:sz w:val="21"/>
-              </w:rPr>
-              <w:t>[待填写]</w:t>
-            </w:r>
-          </w:p>
-        </w:tc>
-        <w:tc>
-          <w:tcPr>
-            <w:tcW w:type="dxa" w:w="1105"/>
-          </w:tcPr>
-          <w:p>
-            <w:pPr>
-              <w:spacing w:before="0" w:after="0" w:line="300" w:lineRule="exact"/>
-              <w:ind w:firstLine="0" w:firstLineChars="0" w:left="0"/>
-              <w:jc w:val="left"/>
-            </w:pPr>
-            <w:r/>
-            <w:r>
-              <w:rPr>
-                <w:rFonts w:ascii="Times New Roman" w:hAnsi="Times New Roman" w:eastAsia="方正仿宋_GBK" w:cs="Times New Roman"/>
-                <w:b w:val="0"/>
-                <w:sz w:val="21"/>
-              </w:rPr>
-              <w:t>[待填写]</w:t>
-            </w:r>
-          </w:p>
-        </w:tc>
-        <w:tc>
-          <w:tcPr>
-            <w:tcW w:type="dxa" w:w="1105"/>
-          </w:tcPr>
-          <w:p>
-            <w:pPr>
-              <w:spacing w:before="0" w:after="0" w:line="300" w:lineRule="exact"/>
-              <w:ind w:firstLine="0" w:firstLineChars="0" w:left="0"/>
-              <w:jc w:val="left"/>
-            </w:pPr>
-            <w:r/>
-            <w:r>
-              <w:rPr>
-                <w:rFonts w:ascii="Times New Roman" w:hAnsi="Times New Roman" w:eastAsia="方正仿宋_GBK" w:cs="Times New Roman"/>
-                <w:b w:val="0"/>
-                <w:sz w:val="21"/>
-              </w:rPr>
-              <w:t>[待填写]</w:t>
-            </w:r>
-          </w:p>
-        </w:tc>
-        <w:tc>
-          <w:tcPr>
-            <w:tcW w:type="dxa" w:w="1105"/>
-          </w:tcPr>
-          <w:p>
-            <w:pPr>
-              <w:spacing w:before="0" w:after="0" w:line="300" w:lineRule="exact"/>
-              <w:ind w:firstLine="0" w:firstLineChars="0" w:left="0"/>
-              <w:jc w:val="left"/>
-            </w:pPr>
-            <w:r/>
-            <w:r>
-              <w:rPr>
-                <w:rFonts w:ascii="Times New Roman" w:hAnsi="Times New Roman" w:eastAsia="方正仿宋_GBK" w:cs="Times New Roman"/>
-                <w:b w:val="0"/>
-                <w:sz w:val="21"/>
-              </w:rPr>
-              <w:t>[待填写]</w:t>
-            </w:r>
-          </w:p>
-        </w:tc>
-        <w:tc>
-          <w:tcPr>
-            <w:tcW w:type="dxa" w:w="1105"/>
+            <w:tcW w:type="dxa" w:w="1769"/>
+          </w:tcPr>
+          <w:p>
+            <w:pPr>
+              <w:spacing w:before="0" w:after="0" w:line="300" w:lineRule="exact"/>
+              <w:ind w:firstLine="0" w:firstLineChars="0" w:left="0"/>
+              <w:jc w:val="left"/>
+            </w:pPr>
+            <w:r/>
+            <w:r>
+              <w:rPr>
+                <w:rFonts w:ascii="Times New Roman" w:hAnsi="Times New Roman" w:eastAsia="方正仿宋_GBK" w:cs="Times New Roman"/>
+                <w:b/>
+                <w:sz w:val="21"/>
+              </w:rPr>
+              <w:t>[关键指标1：名称、单位及口径]</w:t>
+            </w:r>
+          </w:p>
+        </w:tc>
+        <w:tc>
+          <w:tcPr>
+            <w:tcW w:type="dxa" w:w="1769"/>
+          </w:tcPr>
+          <w:p>
+            <w:pPr>
+              <w:spacing w:before="0" w:after="0" w:line="300" w:lineRule="exact"/>
+              <w:ind w:firstLine="0" w:firstLineChars="0" w:left="0"/>
+              <w:jc w:val="left"/>
+            </w:pPr>
+            <w:r/>
+            <w:r>
+              <w:rPr>
+                <w:rFonts w:ascii="Times New Roman" w:hAnsi="Times New Roman" w:eastAsia="方正仿宋_GBK" w:cs="Times New Roman"/>
+                <w:b w:val="0"/>
+                <w:sz w:val="21"/>
+              </w:rPr>
+              <w:t>[待填写]</w:t>
+            </w:r>
+          </w:p>
+        </w:tc>
+        <w:tc>
+          <w:tcPr>
+            <w:tcW w:type="dxa" w:w="1769"/>
+          </w:tcPr>
+          <w:p>
+            <w:pPr>
+              <w:spacing w:before="0" w:after="0" w:line="300" w:lineRule="exact"/>
+              <w:ind w:firstLine="0" w:firstLineChars="0" w:left="0"/>
+              <w:jc w:val="left"/>
+            </w:pPr>
+            <w:r/>
+            <w:r>
+              <w:rPr>
+                <w:rFonts w:ascii="Times New Roman" w:hAnsi="Times New Roman" w:eastAsia="方正仿宋_GBK" w:cs="Times New Roman"/>
+                <w:b w:val="0"/>
+                <w:sz w:val="21"/>
+              </w:rPr>
+              <w:t>[待填写]</w:t>
+            </w:r>
+          </w:p>
+        </w:tc>
+        <w:tc>
+          <w:tcPr>
+            <w:tcW w:type="dxa" w:w="1769"/>
+          </w:tcPr>
+          <w:p>
+            <w:pPr>
+              <w:spacing w:before="0" w:after="0" w:line="300" w:lineRule="exact"/>
+              <w:ind w:firstLine="0" w:firstLineChars="0" w:left="0"/>
+              <w:jc w:val="left"/>
+            </w:pPr>
+            <w:r/>
+            <w:r>
+              <w:rPr>
+                <w:rFonts w:ascii="Times New Roman" w:hAnsi="Times New Roman" w:eastAsia="方正仿宋_GBK" w:cs="Times New Roman"/>
+                <w:b w:val="0"/>
+                <w:sz w:val="21"/>
+              </w:rPr>
+              <w:t>[待填写]</w:t>
+            </w:r>
+          </w:p>
+        </w:tc>
+        <w:tc>
+          <w:tcPr>
+            <w:tcW w:type="dxa" w:w="1769"/>
           </w:tcPr>
           <w:p>
             <w:pPr>
@@ -5141,159 +5707,1166 @@
       <w:tr>
         <w:tc>
           <w:tcPr>
-            <w:tcW w:type="dxa" w:w="1105"/>
-          </w:tcPr>
-          <w:p>
-            <w:pPr>
-              <w:spacing w:before="0" w:after="0" w:line="300" w:lineRule="exact"/>
-              <w:ind w:firstLine="0" w:firstLineChars="0" w:left="0"/>
-              <w:jc w:val="left"/>
-            </w:pPr>
-            <w:r/>
-            <w:r>
-              <w:rPr>
-                <w:rFonts w:ascii="Times New Roman" w:hAnsi="Times New Roman" w:eastAsia="方正仿宋_GBK" w:cs="Times New Roman"/>
-                <w:b w:val="0"/>
-                <w:sz w:val="21"/>
-              </w:rPr>
-              <w:t>[待填写]</w:t>
-            </w:r>
-          </w:p>
-        </w:tc>
-        <w:tc>
-          <w:tcPr>
-            <w:tcW w:type="dxa" w:w="1105"/>
-          </w:tcPr>
-          <w:p>
-            <w:pPr>
-              <w:spacing w:before="0" w:after="0" w:line="300" w:lineRule="exact"/>
-              <w:ind w:firstLine="0" w:firstLineChars="0" w:left="0"/>
-              <w:jc w:val="left"/>
-            </w:pPr>
-            <w:r/>
-            <w:r>
-              <w:rPr>
-                <w:rFonts w:ascii="Times New Roman" w:hAnsi="Times New Roman" w:eastAsia="方正仿宋_GBK" w:cs="Times New Roman"/>
-                <w:b w:val="0"/>
-                <w:sz w:val="21"/>
-              </w:rPr>
-              <w:t>[待填写]</w:t>
-            </w:r>
-          </w:p>
-        </w:tc>
-        <w:tc>
-          <w:tcPr>
-            <w:tcW w:type="dxa" w:w="1105"/>
-          </w:tcPr>
-          <w:p>
-            <w:pPr>
-              <w:spacing w:before="0" w:after="0" w:line="300" w:lineRule="exact"/>
-              <w:ind w:firstLine="0" w:firstLineChars="0" w:left="0"/>
-              <w:jc w:val="left"/>
-            </w:pPr>
-            <w:r/>
-            <w:r>
-              <w:rPr>
-                <w:rFonts w:ascii="Times New Roman" w:hAnsi="Times New Roman" w:eastAsia="方正仿宋_GBK" w:cs="Times New Roman"/>
-                <w:b w:val="0"/>
-                <w:sz w:val="21"/>
-              </w:rPr>
-              <w:t>[待填写]</w:t>
-            </w:r>
-          </w:p>
-        </w:tc>
-        <w:tc>
-          <w:tcPr>
-            <w:tcW w:type="dxa" w:w="1105"/>
-          </w:tcPr>
-          <w:p>
-            <w:pPr>
-              <w:spacing w:before="0" w:after="0" w:line="300" w:lineRule="exact"/>
-              <w:ind w:firstLine="0" w:firstLineChars="0" w:left="0"/>
-              <w:jc w:val="left"/>
-            </w:pPr>
-            <w:r/>
-            <w:r>
-              <w:rPr>
-                <w:rFonts w:ascii="Times New Roman" w:hAnsi="Times New Roman" w:eastAsia="方正仿宋_GBK" w:cs="Times New Roman"/>
-                <w:b w:val="0"/>
-                <w:sz w:val="21"/>
-              </w:rPr>
-              <w:t>[待填写]</w:t>
-            </w:r>
-          </w:p>
-        </w:tc>
-        <w:tc>
-          <w:tcPr>
-            <w:tcW w:type="dxa" w:w="1105"/>
-          </w:tcPr>
-          <w:p>
-            <w:pPr>
-              <w:spacing w:before="0" w:after="0" w:line="300" w:lineRule="exact"/>
-              <w:ind w:firstLine="0" w:firstLineChars="0" w:left="0"/>
-              <w:jc w:val="left"/>
-            </w:pPr>
-            <w:r/>
-            <w:r>
-              <w:rPr>
-                <w:rFonts w:ascii="Times New Roman" w:hAnsi="Times New Roman" w:eastAsia="方正仿宋_GBK" w:cs="Times New Roman"/>
-                <w:b w:val="0"/>
-                <w:sz w:val="21"/>
-              </w:rPr>
-              <w:t>[待填写]</w:t>
-            </w:r>
-          </w:p>
-        </w:tc>
-        <w:tc>
-          <w:tcPr>
-            <w:tcW w:type="dxa" w:w="1105"/>
-          </w:tcPr>
-          <w:p>
-            <w:pPr>
-              <w:spacing w:before="0" w:after="0" w:line="300" w:lineRule="exact"/>
-              <w:ind w:firstLine="0" w:firstLineChars="0" w:left="0"/>
-              <w:jc w:val="left"/>
-            </w:pPr>
-            <w:r/>
-            <w:r>
-              <w:rPr>
-                <w:rFonts w:ascii="Times New Roman" w:hAnsi="Times New Roman" w:eastAsia="方正仿宋_GBK" w:cs="Times New Roman"/>
-                <w:b w:val="0"/>
-                <w:sz w:val="21"/>
-              </w:rPr>
-              <w:t>[待填写]</w:t>
-            </w:r>
-          </w:p>
-        </w:tc>
-        <w:tc>
-          <w:tcPr>
-            <w:tcW w:type="dxa" w:w="1105"/>
-          </w:tcPr>
-          <w:p>
-            <w:pPr>
-              <w:spacing w:before="0" w:after="0" w:line="300" w:lineRule="exact"/>
-              <w:ind w:firstLine="0" w:firstLineChars="0" w:left="0"/>
-              <w:jc w:val="left"/>
-            </w:pPr>
-            <w:r/>
-            <w:r>
-              <w:rPr>
-                <w:rFonts w:ascii="Times New Roman" w:hAnsi="Times New Roman" w:eastAsia="方正仿宋_GBK" w:cs="Times New Roman"/>
-                <w:b w:val="0"/>
-                <w:sz w:val="21"/>
-              </w:rPr>
-              <w:t>[待填写]</w:t>
-            </w:r>
-          </w:p>
-        </w:tc>
-        <w:tc>
-          <w:tcPr>
-            <w:tcW w:type="dxa" w:w="1105"/>
-          </w:tcPr>
-          <w:p>
-            <w:pPr>
-              <w:spacing w:before="0" w:after="0" w:line="300" w:lineRule="exact"/>
-              <w:ind w:firstLine="0" w:firstLineChars="0" w:left="0"/>
+            <w:tcW w:type="dxa" w:w="1769"/>
+          </w:tcPr>
+          <w:p>
+            <w:pPr>
+              <w:spacing w:before="0" w:after="0" w:line="300" w:lineRule="exact"/>
+              <w:ind w:firstLine="0" w:firstLineChars="0" w:left="0"/>
+              <w:jc w:val="left"/>
+            </w:pPr>
+            <w:r/>
+            <w:r>
+              <w:rPr>
+                <w:rFonts w:ascii="Times New Roman" w:hAnsi="Times New Roman" w:eastAsia="方正仿宋_GBK" w:cs="Times New Roman"/>
+                <w:b/>
+                <w:sz w:val="21"/>
+              </w:rPr>
+              <w:t>[关键指标2：名称、单位及口径]</w:t>
+            </w:r>
+          </w:p>
+        </w:tc>
+        <w:tc>
+          <w:tcPr>
+            <w:tcW w:type="dxa" w:w="1769"/>
+          </w:tcPr>
+          <w:p>
+            <w:pPr>
+              <w:spacing w:before="0" w:after="0" w:line="300" w:lineRule="exact"/>
+              <w:ind w:firstLine="0" w:firstLineChars="0" w:left="0"/>
+              <w:jc w:val="left"/>
+            </w:pPr>
+            <w:r/>
+            <w:r>
+              <w:rPr>
+                <w:rFonts w:ascii="Times New Roman" w:hAnsi="Times New Roman" w:eastAsia="方正仿宋_GBK" w:cs="Times New Roman"/>
+                <w:b w:val="0"/>
+                <w:sz w:val="21"/>
+              </w:rPr>
+              <w:t>[待填写]</w:t>
+            </w:r>
+          </w:p>
+        </w:tc>
+        <w:tc>
+          <w:tcPr>
+            <w:tcW w:type="dxa" w:w="1769"/>
+          </w:tcPr>
+          <w:p>
+            <w:pPr>
+              <w:spacing w:before="0" w:after="0" w:line="300" w:lineRule="exact"/>
+              <w:ind w:firstLine="0" w:firstLineChars="0" w:left="0"/>
+              <w:jc w:val="left"/>
+            </w:pPr>
+            <w:r/>
+            <w:r>
+              <w:rPr>
+                <w:rFonts w:ascii="Times New Roman" w:hAnsi="Times New Roman" w:eastAsia="方正仿宋_GBK" w:cs="Times New Roman"/>
+                <w:b w:val="0"/>
+                <w:sz w:val="21"/>
+              </w:rPr>
+              <w:t>[待填写]</w:t>
+            </w:r>
+          </w:p>
+        </w:tc>
+        <w:tc>
+          <w:tcPr>
+            <w:tcW w:type="dxa" w:w="1769"/>
+          </w:tcPr>
+          <w:p>
+            <w:pPr>
+              <w:spacing w:before="0" w:after="0" w:line="300" w:lineRule="exact"/>
+              <w:ind w:firstLine="0" w:firstLineChars="0" w:left="0"/>
+              <w:jc w:val="left"/>
+            </w:pPr>
+            <w:r/>
+            <w:r>
+              <w:rPr>
+                <w:rFonts w:ascii="Times New Roman" w:hAnsi="Times New Roman" w:eastAsia="方正仿宋_GBK" w:cs="Times New Roman"/>
+                <w:b w:val="0"/>
+                <w:sz w:val="21"/>
+              </w:rPr>
+              <w:t>[待填写]</w:t>
+            </w:r>
+          </w:p>
+        </w:tc>
+        <w:tc>
+          <w:tcPr>
+            <w:tcW w:type="dxa" w:w="1769"/>
+          </w:tcPr>
+          <w:p>
+            <w:pPr>
+              <w:spacing w:before="0" w:after="0" w:line="300" w:lineRule="exact"/>
+              <w:ind w:firstLineChars="0" w:left="0" w:firstLine="0"/>
+              <w:jc w:val="left"/>
+            </w:pPr>
+            <w:r/>
+            <w:r>
+              <w:rPr>
+                <w:rFonts w:ascii="Times New Roman" w:hAnsi="Times New Roman" w:eastAsia="方正仿宋_GBK" w:cs="Times New Roman"/>
+                <w:b w:val="0"/>
+                <w:sz w:val="21"/>
+              </w:rPr>
+              <w:t>[待填写]</w:t>
+            </w:r>
+          </w:p>
+        </w:tc>
+      </w:tr>
+      <w:tr>
+        <w:tc>
+          <w:tcPr>
+            <w:tcW w:type="dxa" w:w="1769"/>
+          </w:tcPr>
+          <w:p>
+            <w:pPr>
+              <w:spacing w:before="0" w:after="0" w:line="300" w:lineRule="exact"/>
+              <w:ind w:firstLine="0" w:firstLineChars="0" w:left="0"/>
+              <w:jc w:val="left"/>
+            </w:pPr>
+            <w:r/>
+            <w:r>
+              <w:rPr>
+                <w:rFonts w:ascii="Times New Roman" w:hAnsi="Times New Roman" w:eastAsia="方正仿宋_GBK" w:cs="Times New Roman"/>
+                <w:b/>
+                <w:sz w:val="21"/>
+              </w:rPr>
+              <w:t>临床证据成熟度</w:t>
+            </w:r>
+          </w:p>
+        </w:tc>
+        <w:tc>
+          <w:tcPr>
+            <w:tcW w:type="dxa" w:w="1769"/>
+          </w:tcPr>
+          <w:p>
+            <w:pPr>
+              <w:spacing w:before="0" w:after="0" w:line="300" w:lineRule="exact"/>
+              <w:ind w:firstLine="0" w:firstLineChars="0" w:left="0"/>
+              <w:jc w:val="left"/>
+            </w:pPr>
+            <w:r/>
+            <w:r>
+              <w:rPr>
+                <w:rFonts w:ascii="Times New Roman" w:hAnsi="Times New Roman" w:eastAsia="方正仿宋_GBK" w:cs="Times New Roman"/>
+                <w:b w:val="0"/>
+                <w:sz w:val="21"/>
+              </w:rPr>
+              <w:t>[待填写]</w:t>
+            </w:r>
+          </w:p>
+        </w:tc>
+        <w:tc>
+          <w:tcPr>
+            <w:tcW w:type="dxa" w:w="1769"/>
+          </w:tcPr>
+          <w:p>
+            <w:pPr>
+              <w:spacing w:before="0" w:after="0" w:line="300" w:lineRule="exact"/>
+              <w:ind w:firstLine="0" w:firstLineChars="0" w:left="0"/>
+              <w:jc w:val="left"/>
+            </w:pPr>
+            <w:r/>
+            <w:r>
+              <w:rPr>
+                <w:rFonts w:ascii="Times New Roman" w:hAnsi="Times New Roman" w:eastAsia="方正仿宋_GBK" w:cs="Times New Roman"/>
+                <w:b w:val="0"/>
+                <w:sz w:val="21"/>
+              </w:rPr>
+              <w:t>[待填写]</w:t>
+            </w:r>
+          </w:p>
+        </w:tc>
+        <w:tc>
+          <w:tcPr>
+            <w:tcW w:type="dxa" w:w="1769"/>
+          </w:tcPr>
+          <w:p>
+            <w:pPr>
+              <w:spacing w:before="0" w:after="0" w:line="300" w:lineRule="exact"/>
+              <w:ind w:firstLine="0" w:firstLineChars="0" w:left="0"/>
+              <w:jc w:val="left"/>
+            </w:pPr>
+            <w:r/>
+            <w:r>
+              <w:rPr>
+                <w:rFonts w:ascii="Times New Roman" w:hAnsi="Times New Roman" w:eastAsia="方正仿宋_GBK" w:cs="Times New Roman"/>
+                <w:b w:val="0"/>
+                <w:sz w:val="21"/>
+              </w:rPr>
+              <w:t>[待填写]</w:t>
+            </w:r>
+          </w:p>
+        </w:tc>
+        <w:tc>
+          <w:tcPr>
+            <w:tcW w:type="dxa" w:w="1769"/>
+          </w:tcPr>
+          <w:p>
+            <w:pPr>
+              <w:spacing w:before="0" w:after="0" w:line="300" w:lineRule="exact"/>
+              <w:ind w:firstLine="0" w:firstLineChars="0" w:left="0"/>
+              <w:jc w:val="left"/>
+            </w:pPr>
+            <w:r/>
+            <w:r>
+              <w:rPr>
+                <w:rFonts w:ascii="Times New Roman" w:hAnsi="Times New Roman" w:eastAsia="方正仿宋_GBK" w:cs="Times New Roman"/>
+                <w:b w:val="0"/>
+                <w:sz w:val="21"/>
+              </w:rPr>
+              <w:t>[待填写]</w:t>
+            </w:r>
+          </w:p>
+        </w:tc>
+      </w:tr>
+      <w:tr>
+        <w:tc>
+          <w:tcPr>
+            <w:tcW w:type="dxa" w:w="1769"/>
+          </w:tcPr>
+          <w:p>
+            <w:pPr>
+              <w:spacing w:before="0" w:after="0" w:line="300" w:lineRule="exact"/>
+              <w:ind w:firstLine="0" w:firstLineChars="0" w:left="0"/>
+              <w:jc w:val="left"/>
+            </w:pPr>
+            <w:r/>
+            <w:r>
+              <w:rPr>
+                <w:rFonts w:ascii="Times New Roman" w:hAnsi="Times New Roman" w:eastAsia="方正仿宋_GBK" w:cs="Times New Roman"/>
+                <w:b/>
+                <w:sz w:val="21"/>
+              </w:rPr>
+              <w:t>注册/产业化难度</w:t>
+            </w:r>
+          </w:p>
+        </w:tc>
+        <w:tc>
+          <w:tcPr>
+            <w:tcW w:type="dxa" w:w="1769"/>
+          </w:tcPr>
+          <w:p>
+            <w:pPr>
+              <w:spacing w:before="0" w:after="0" w:line="300" w:lineRule="exact"/>
+              <w:ind w:firstLine="0" w:firstLineChars="0" w:left="0"/>
+              <w:jc w:val="left"/>
+            </w:pPr>
+            <w:r/>
+            <w:r>
+              <w:rPr>
+                <w:rFonts w:ascii="Times New Roman" w:hAnsi="Times New Roman" w:eastAsia="方正仿宋_GBK" w:cs="Times New Roman"/>
+                <w:b w:val="0"/>
+                <w:sz w:val="21"/>
+              </w:rPr>
+              <w:t>[待填写]</w:t>
+            </w:r>
+          </w:p>
+        </w:tc>
+        <w:tc>
+          <w:tcPr>
+            <w:tcW w:type="dxa" w:w="1769"/>
+          </w:tcPr>
+          <w:p>
+            <w:pPr>
+              <w:spacing w:before="0" w:after="0" w:line="300" w:lineRule="exact"/>
+              <w:ind w:firstLine="0" w:firstLineChars="0" w:left="0"/>
+              <w:jc w:val="left"/>
+            </w:pPr>
+            <w:r/>
+            <w:r>
+              <w:rPr>
+                <w:rFonts w:ascii="Times New Roman" w:hAnsi="Times New Roman" w:eastAsia="方正仿宋_GBK" w:cs="Times New Roman"/>
+                <w:b w:val="0"/>
+                <w:sz w:val="21"/>
+              </w:rPr>
+              <w:t>[待填写]</w:t>
+            </w:r>
+          </w:p>
+        </w:tc>
+        <w:tc>
+          <w:tcPr>
+            <w:tcW w:type="dxa" w:w="1769"/>
+          </w:tcPr>
+          <w:p>
+            <w:pPr>
+              <w:spacing w:before="0" w:after="0" w:line="300" w:lineRule="exact"/>
+              <w:ind w:firstLine="0" w:firstLineChars="0" w:left="0"/>
+              <w:jc w:val="left"/>
+            </w:pPr>
+            <w:r/>
+            <w:r>
+              <w:rPr>
+                <w:rFonts w:ascii="Times New Roman" w:hAnsi="Times New Roman" w:eastAsia="方正仿宋_GBK" w:cs="Times New Roman"/>
+                <w:b w:val="0"/>
+                <w:sz w:val="21"/>
+              </w:rPr>
+              <w:t>[待填写]</w:t>
+            </w:r>
+          </w:p>
+        </w:tc>
+        <w:tc>
+          <w:tcPr>
+            <w:tcW w:type="dxa" w:w="1769"/>
+          </w:tcPr>
+          <w:p>
+            <w:pPr>
+              <w:spacing w:before="0" w:after="0" w:line="300" w:lineRule="exact"/>
+              <w:ind w:firstLineChars="0" w:left="0" w:firstLine="0"/>
+              <w:jc w:val="left"/>
+            </w:pPr>
+            <w:r/>
+            <w:r>
+              <w:rPr>
+                <w:rFonts w:ascii="Times New Roman" w:hAnsi="Times New Roman" w:eastAsia="方正仿宋_GBK" w:cs="Times New Roman"/>
+                <w:b w:val="0"/>
+                <w:sz w:val="21"/>
+              </w:rPr>
+              <w:t>[待填写]</w:t>
+            </w:r>
+          </w:p>
+        </w:tc>
+      </w:tr>
+      <w:tr>
+        <w:tc>
+          <w:tcPr>
+            <w:tcW w:type="dxa" w:w="1769"/>
+          </w:tcPr>
+          <w:p>
+            <w:pPr>
+              <w:spacing w:before="0" w:after="0" w:line="300" w:lineRule="exact"/>
+              <w:ind w:firstLine="0" w:firstLineChars="0" w:left="0"/>
+              <w:jc w:val="left"/>
+            </w:pPr>
+            <w:r/>
+            <w:r>
+              <w:rPr>
+                <w:rFonts w:ascii="Times New Roman" w:hAnsi="Times New Roman" w:eastAsia="方正仿宋_GBK" w:cs="Times New Roman"/>
+                <w:b/>
+                <w:sz w:val="21"/>
+              </w:rPr>
+              <w:t>成本/设备/使用条件</w:t>
+            </w:r>
+          </w:p>
+        </w:tc>
+        <w:tc>
+          <w:tcPr>
+            <w:tcW w:type="dxa" w:w="1769"/>
+          </w:tcPr>
+          <w:p>
+            <w:pPr>
+              <w:spacing w:before="0" w:after="0" w:line="300" w:lineRule="exact"/>
+              <w:ind w:firstLine="0" w:firstLineChars="0" w:left="0"/>
+              <w:jc w:val="left"/>
+            </w:pPr>
+            <w:r/>
+            <w:r>
+              <w:rPr>
+                <w:rFonts w:ascii="Times New Roman" w:hAnsi="Times New Roman" w:eastAsia="方正仿宋_GBK" w:cs="Times New Roman"/>
+                <w:b w:val="0"/>
+                <w:sz w:val="21"/>
+              </w:rPr>
+              <w:t>[待填写]</w:t>
+            </w:r>
+          </w:p>
+        </w:tc>
+        <w:tc>
+          <w:tcPr>
+            <w:tcW w:type="dxa" w:w="1769"/>
+          </w:tcPr>
+          <w:p>
+            <w:pPr>
+              <w:spacing w:before="0" w:after="0" w:line="300" w:lineRule="exact"/>
+              <w:ind w:firstLine="0" w:firstLineChars="0" w:left="0"/>
+              <w:jc w:val="left"/>
+            </w:pPr>
+            <w:r/>
+            <w:r>
+              <w:rPr>
+                <w:rFonts w:ascii="Times New Roman" w:hAnsi="Times New Roman" w:eastAsia="方正仿宋_GBK" w:cs="Times New Roman"/>
+                <w:b w:val="0"/>
+                <w:sz w:val="21"/>
+              </w:rPr>
+              <w:t>[待填写]</w:t>
+            </w:r>
+          </w:p>
+        </w:tc>
+        <w:tc>
+          <w:tcPr>
+            <w:tcW w:type="dxa" w:w="1769"/>
+          </w:tcPr>
+          <w:p>
+            <w:pPr>
+              <w:spacing w:before="0" w:after="0" w:line="300" w:lineRule="exact"/>
+              <w:ind w:firstLine="0" w:firstLineChars="0" w:left="0"/>
+              <w:jc w:val="left"/>
+            </w:pPr>
+            <w:r/>
+            <w:r>
+              <w:rPr>
+                <w:rFonts w:ascii="Times New Roman" w:hAnsi="Times New Roman" w:eastAsia="方正仿宋_GBK" w:cs="Times New Roman"/>
+                <w:b w:val="0"/>
+                <w:sz w:val="21"/>
+              </w:rPr>
+              <w:t>[待填写]</w:t>
+            </w:r>
+          </w:p>
+        </w:tc>
+        <w:tc>
+          <w:tcPr>
+            <w:tcW w:type="dxa" w:w="1769"/>
+          </w:tcPr>
+          <w:p>
+            <w:pPr>
+              <w:spacing w:before="0" w:after="0" w:line="300" w:lineRule="exact"/>
+              <w:ind w:firstLine="0" w:firstLineChars="0" w:left="0"/>
+              <w:jc w:val="left"/>
+            </w:pPr>
+            <w:r/>
+            <w:r>
+              <w:rPr>
+                <w:rFonts w:ascii="Times New Roman" w:hAnsi="Times New Roman" w:eastAsia="方正仿宋_GBK" w:cs="Times New Roman"/>
+                <w:b w:val="0"/>
+                <w:sz w:val="21"/>
+              </w:rPr>
+              <w:t>[待填写]</w:t>
+            </w:r>
+          </w:p>
+        </w:tc>
+      </w:tr>
+      <w:tr>
+        <w:tc>
+          <w:tcPr>
+            <w:tcW w:type="dxa" w:w="1769"/>
+          </w:tcPr>
+          <w:p>
+            <w:pPr>
+              <w:spacing w:before="0" w:after="0" w:line="300" w:lineRule="exact"/>
+              <w:ind w:firstLine="0" w:firstLineChars="0" w:left="0"/>
+              <w:jc w:val="left"/>
+            </w:pPr>
+            <w:r/>
+            <w:r>
+              <w:rPr>
+                <w:rFonts w:ascii="Times New Roman" w:hAnsi="Times New Roman" w:eastAsia="方正仿宋_GBK" w:cs="Times New Roman"/>
+                <w:b/>
+                <w:sz w:val="21"/>
+              </w:rPr>
+              <w:t>主要优势</w:t>
+            </w:r>
+          </w:p>
+        </w:tc>
+        <w:tc>
+          <w:tcPr>
+            <w:tcW w:type="dxa" w:w="1769"/>
+          </w:tcPr>
+          <w:p>
+            <w:pPr>
+              <w:spacing w:before="0" w:after="0" w:line="300" w:lineRule="exact"/>
+              <w:ind w:firstLine="0" w:firstLineChars="0" w:left="0"/>
+              <w:jc w:val="left"/>
+            </w:pPr>
+            <w:r/>
+            <w:r>
+              <w:rPr>
+                <w:rFonts w:ascii="Times New Roman" w:hAnsi="Times New Roman" w:eastAsia="方正仿宋_GBK" w:cs="Times New Roman"/>
+                <w:b w:val="0"/>
+                <w:sz w:val="21"/>
+              </w:rPr>
+              <w:t>[待填写]</w:t>
+            </w:r>
+          </w:p>
+        </w:tc>
+        <w:tc>
+          <w:tcPr>
+            <w:tcW w:type="dxa" w:w="1769"/>
+          </w:tcPr>
+          <w:p>
+            <w:pPr>
+              <w:spacing w:before="0" w:after="0" w:line="300" w:lineRule="exact"/>
+              <w:ind w:firstLine="0" w:firstLineChars="0" w:left="0"/>
+              <w:jc w:val="left"/>
+            </w:pPr>
+            <w:r/>
+            <w:r>
+              <w:rPr>
+                <w:rFonts w:ascii="Times New Roman" w:hAnsi="Times New Roman" w:eastAsia="方正仿宋_GBK" w:cs="Times New Roman"/>
+                <w:b w:val="0"/>
+                <w:sz w:val="21"/>
+              </w:rPr>
+              <w:t>[待填写]</w:t>
+            </w:r>
+          </w:p>
+        </w:tc>
+        <w:tc>
+          <w:tcPr>
+            <w:tcW w:type="dxa" w:w="1769"/>
+          </w:tcPr>
+          <w:p>
+            <w:pPr>
+              <w:spacing w:before="0" w:after="0" w:line="300" w:lineRule="exact"/>
+              <w:ind w:firstLine="0" w:firstLineChars="0" w:left="0"/>
+              <w:jc w:val="left"/>
+            </w:pPr>
+            <w:r/>
+            <w:r>
+              <w:rPr>
+                <w:rFonts w:ascii="Times New Roman" w:hAnsi="Times New Roman" w:eastAsia="方正仿宋_GBK" w:cs="Times New Roman"/>
+                <w:b w:val="0"/>
+                <w:sz w:val="21"/>
+              </w:rPr>
+              <w:t>[待填写]</w:t>
+            </w:r>
+          </w:p>
+        </w:tc>
+        <w:tc>
+          <w:tcPr>
+            <w:tcW w:type="dxa" w:w="1769"/>
+          </w:tcPr>
+          <w:p>
+            <w:pPr>
+              <w:spacing w:before="0" w:after="0" w:line="300" w:lineRule="exact"/>
+              <w:ind w:firstLineChars="0" w:left="0" w:firstLine="0"/>
+              <w:jc w:val="left"/>
+            </w:pPr>
+            <w:r/>
+            <w:r>
+              <w:rPr>
+                <w:rFonts w:ascii="Times New Roman" w:hAnsi="Times New Roman" w:eastAsia="方正仿宋_GBK" w:cs="Times New Roman"/>
+                <w:b w:val="0"/>
+                <w:sz w:val="21"/>
+              </w:rPr>
+              <w:t>[待填写]</w:t>
+            </w:r>
+          </w:p>
+        </w:tc>
+      </w:tr>
+      <w:tr>
+        <w:tc>
+          <w:tcPr>
+            <w:tcW w:type="dxa" w:w="1769"/>
+          </w:tcPr>
+          <w:p>
+            <w:pPr>
+              <w:spacing w:before="0" w:after="0" w:line="300" w:lineRule="exact"/>
+              <w:ind w:firstLine="0" w:firstLineChars="0" w:left="0"/>
+              <w:jc w:val="left"/>
+            </w:pPr>
+            <w:r/>
+            <w:r>
+              <w:rPr>
+                <w:rFonts w:ascii="Times New Roman" w:hAnsi="Times New Roman" w:eastAsia="方正仿宋_GBK" w:cs="Times New Roman"/>
+                <w:b/>
+                <w:sz w:val="21"/>
+              </w:rPr>
+              <w:t>主要局限</w:t>
+            </w:r>
+          </w:p>
+        </w:tc>
+        <w:tc>
+          <w:tcPr>
+            <w:tcW w:type="dxa" w:w="1769"/>
+          </w:tcPr>
+          <w:p>
+            <w:pPr>
+              <w:spacing w:before="0" w:after="0" w:line="300" w:lineRule="exact"/>
+              <w:ind w:firstLine="0" w:firstLineChars="0" w:left="0"/>
+              <w:jc w:val="left"/>
+            </w:pPr>
+            <w:r/>
+            <w:r>
+              <w:rPr>
+                <w:rFonts w:ascii="Times New Roman" w:hAnsi="Times New Roman" w:eastAsia="方正仿宋_GBK" w:cs="Times New Roman"/>
+                <w:b w:val="0"/>
+                <w:sz w:val="21"/>
+              </w:rPr>
+              <w:t>[待填写]</w:t>
+            </w:r>
+          </w:p>
+        </w:tc>
+        <w:tc>
+          <w:tcPr>
+            <w:tcW w:type="dxa" w:w="1769"/>
+          </w:tcPr>
+          <w:p>
+            <w:pPr>
+              <w:spacing w:before="0" w:after="0" w:line="300" w:lineRule="exact"/>
+              <w:ind w:firstLine="0" w:firstLineChars="0" w:left="0"/>
+              <w:jc w:val="left"/>
+            </w:pPr>
+            <w:r/>
+            <w:r>
+              <w:rPr>
+                <w:rFonts w:ascii="Times New Roman" w:hAnsi="Times New Roman" w:eastAsia="方正仿宋_GBK" w:cs="Times New Roman"/>
+                <w:b w:val="0"/>
+                <w:sz w:val="21"/>
+              </w:rPr>
+              <w:t>[待填写]</w:t>
+            </w:r>
+          </w:p>
+        </w:tc>
+        <w:tc>
+          <w:tcPr>
+            <w:tcW w:type="dxa" w:w="1769"/>
+          </w:tcPr>
+          <w:p>
+            <w:pPr>
+              <w:spacing w:before="0" w:after="0" w:line="300" w:lineRule="exact"/>
+              <w:ind w:firstLine="0" w:firstLineChars="0" w:left="0"/>
+              <w:jc w:val="left"/>
+            </w:pPr>
+            <w:r/>
+            <w:r>
+              <w:rPr>
+                <w:rFonts w:ascii="Times New Roman" w:hAnsi="Times New Roman" w:eastAsia="方正仿宋_GBK" w:cs="Times New Roman"/>
+                <w:b w:val="0"/>
+                <w:sz w:val="21"/>
+              </w:rPr>
+              <w:t>[待填写]</w:t>
+            </w:r>
+          </w:p>
+        </w:tc>
+        <w:tc>
+          <w:tcPr>
+            <w:tcW w:type="dxa" w:w="1769"/>
+          </w:tcPr>
+          <w:p>
+            <w:pPr>
+              <w:spacing w:before="0" w:after="0" w:line="300" w:lineRule="exact"/>
+              <w:ind w:firstLine="0" w:firstLineChars="0" w:left="0"/>
+              <w:jc w:val="left"/>
+            </w:pPr>
+            <w:r/>
+            <w:r>
+              <w:rPr>
+                <w:rFonts w:ascii="Times New Roman" w:hAnsi="Times New Roman" w:eastAsia="方正仿宋_GBK" w:cs="Times New Roman"/>
+                <w:b w:val="0"/>
+                <w:sz w:val="21"/>
+              </w:rPr>
+              <w:t>[待填写]</w:t>
+            </w:r>
+          </w:p>
+        </w:tc>
+      </w:tr>
+      <w:tr>
+        <w:tc>
+          <w:tcPr>
+            <w:tcW w:type="dxa" w:w="1769"/>
+          </w:tcPr>
+          <w:p>
+            <w:pPr>
+              <w:spacing w:before="0" w:after="0" w:line="300" w:lineRule="exact"/>
+              <w:ind w:firstLine="0" w:firstLineChars="0" w:left="0"/>
+              <w:jc w:val="left"/>
+            </w:pPr>
+            <w:r/>
+            <w:r>
+              <w:rPr>
+                <w:rFonts w:ascii="Times New Roman" w:hAnsi="Times New Roman" w:eastAsia="方正仿宋_GBK" w:cs="Times New Roman"/>
+                <w:b/>
+                <w:sz w:val="21"/>
+              </w:rPr>
+              <w:t>路线成熟度</w:t>
+            </w:r>
+          </w:p>
+        </w:tc>
+        <w:tc>
+          <w:tcPr>
+            <w:tcW w:type="dxa" w:w="1769"/>
+          </w:tcPr>
+          <w:p>
+            <w:pPr>
+              <w:spacing w:before="0" w:after="0" w:line="300" w:lineRule="exact"/>
+              <w:ind w:firstLine="0" w:firstLineChars="0" w:left="0"/>
+              <w:jc w:val="left"/>
+            </w:pPr>
+            <w:r/>
+            <w:r>
+              <w:rPr>
+                <w:rFonts w:ascii="Times New Roman" w:hAnsi="Times New Roman" w:eastAsia="方正仿宋_GBK" w:cs="Times New Roman"/>
+                <w:b w:val="0"/>
+                <w:sz w:val="21"/>
+              </w:rPr>
+              <w:t>[待填写]</w:t>
+            </w:r>
+          </w:p>
+        </w:tc>
+        <w:tc>
+          <w:tcPr>
+            <w:tcW w:type="dxa" w:w="1769"/>
+          </w:tcPr>
+          <w:p>
+            <w:pPr>
+              <w:spacing w:before="0" w:after="0" w:line="300" w:lineRule="exact"/>
+              <w:ind w:firstLine="0" w:firstLineChars="0" w:left="0"/>
+              <w:jc w:val="left"/>
+            </w:pPr>
+            <w:r/>
+            <w:r>
+              <w:rPr>
+                <w:rFonts w:ascii="Times New Roman" w:hAnsi="Times New Roman" w:eastAsia="方正仿宋_GBK" w:cs="Times New Roman"/>
+                <w:b w:val="0"/>
+                <w:sz w:val="21"/>
+              </w:rPr>
+              <w:t>[待填写]</w:t>
+            </w:r>
+          </w:p>
+        </w:tc>
+        <w:tc>
+          <w:tcPr>
+            <w:tcW w:type="dxa" w:w="1769"/>
+          </w:tcPr>
+          <w:p>
+            <w:pPr>
+              <w:spacing w:before="0" w:after="0" w:line="300" w:lineRule="exact"/>
+              <w:ind w:firstLine="0" w:firstLineChars="0" w:left="0"/>
+              <w:jc w:val="left"/>
+            </w:pPr>
+            <w:r/>
+            <w:r>
+              <w:rPr>
+                <w:rFonts w:ascii="Times New Roman" w:hAnsi="Times New Roman" w:eastAsia="方正仿宋_GBK" w:cs="Times New Roman"/>
+                <w:b w:val="0"/>
+                <w:sz w:val="21"/>
+              </w:rPr>
+              <w:t>[待填写]</w:t>
+            </w:r>
+          </w:p>
+        </w:tc>
+        <w:tc>
+          <w:tcPr>
+            <w:tcW w:type="dxa" w:w="1769"/>
+          </w:tcPr>
+          <w:p>
+            <w:pPr>
+              <w:spacing w:before="0" w:after="0" w:line="300" w:lineRule="exact"/>
+              <w:ind w:firstLineChars="0" w:left="0" w:firstLine="0"/>
+              <w:jc w:val="left"/>
+            </w:pPr>
+            <w:r/>
+            <w:r>
+              <w:rPr>
+                <w:rFonts w:ascii="Times New Roman" w:hAnsi="Times New Roman" w:eastAsia="方正仿宋_GBK" w:cs="Times New Roman"/>
+                <w:b w:val="0"/>
+                <w:sz w:val="21"/>
+              </w:rPr>
+              <w:t>[待填写]</w:t>
+            </w:r>
+          </w:p>
+        </w:tc>
+      </w:tr>
+      <w:tr>
+        <w:tc>
+          <w:tcPr>
+            <w:tcW w:type="dxa" w:w="1769"/>
+          </w:tcPr>
+          <w:p>
+            <w:pPr>
+              <w:spacing w:before="0" w:after="0" w:line="300" w:lineRule="exact"/>
+              <w:ind w:firstLine="0" w:firstLineChars="0" w:left="0"/>
+              <w:jc w:val="left"/>
+            </w:pPr>
+            <w:r/>
+            <w:r>
+              <w:rPr>
+                <w:rFonts w:ascii="Times New Roman" w:hAnsi="Times New Roman" w:eastAsia="方正仿宋_GBK" w:cs="Times New Roman"/>
+                <w:b/>
+                <w:sz w:val="21"/>
+              </w:rPr>
+              <w:t>路线拥挤度</w:t>
+            </w:r>
+          </w:p>
+        </w:tc>
+        <w:tc>
+          <w:tcPr>
+            <w:tcW w:type="dxa" w:w="1769"/>
+          </w:tcPr>
+          <w:p>
+            <w:pPr>
+              <w:spacing w:before="0" w:after="0" w:line="300" w:lineRule="exact"/>
+              <w:ind w:firstLine="0" w:firstLineChars="0" w:left="0"/>
+              <w:jc w:val="left"/>
+            </w:pPr>
+            <w:r/>
+            <w:r>
+              <w:rPr>
+                <w:rFonts w:ascii="Times New Roman" w:hAnsi="Times New Roman" w:eastAsia="方正仿宋_GBK" w:cs="Times New Roman"/>
+                <w:b w:val="0"/>
+                <w:sz w:val="21"/>
+              </w:rPr>
+              <w:t>[待填写]</w:t>
+            </w:r>
+          </w:p>
+        </w:tc>
+        <w:tc>
+          <w:tcPr>
+            <w:tcW w:type="dxa" w:w="1769"/>
+          </w:tcPr>
+          <w:p>
+            <w:pPr>
+              <w:spacing w:before="0" w:after="0" w:line="300" w:lineRule="exact"/>
+              <w:ind w:firstLine="0" w:firstLineChars="0" w:left="0"/>
+              <w:jc w:val="left"/>
+            </w:pPr>
+            <w:r/>
+            <w:r>
+              <w:rPr>
+                <w:rFonts w:ascii="Times New Roman" w:hAnsi="Times New Roman" w:eastAsia="方正仿宋_GBK" w:cs="Times New Roman"/>
+                <w:b w:val="0"/>
+                <w:sz w:val="21"/>
+              </w:rPr>
+              <w:t>[待填写]</w:t>
+            </w:r>
+          </w:p>
+        </w:tc>
+        <w:tc>
+          <w:tcPr>
+            <w:tcW w:type="dxa" w:w="1769"/>
+          </w:tcPr>
+          <w:p>
+            <w:pPr>
+              <w:spacing w:before="0" w:after="0" w:line="300" w:lineRule="exact"/>
+              <w:ind w:firstLine="0" w:firstLineChars="0" w:left="0"/>
+              <w:jc w:val="left"/>
+            </w:pPr>
+            <w:r/>
+            <w:r>
+              <w:rPr>
+                <w:rFonts w:ascii="Times New Roman" w:hAnsi="Times New Roman" w:eastAsia="方正仿宋_GBK" w:cs="Times New Roman"/>
+                <w:b w:val="0"/>
+                <w:sz w:val="21"/>
+              </w:rPr>
+              <w:t>[待填写]</w:t>
+            </w:r>
+          </w:p>
+        </w:tc>
+        <w:tc>
+          <w:tcPr>
+            <w:tcW w:type="dxa" w:w="1769"/>
+          </w:tcPr>
+          <w:p>
+            <w:pPr>
+              <w:spacing w:before="0" w:after="0" w:line="300" w:lineRule="exact"/>
+              <w:ind w:firstLine="0" w:firstLineChars="0" w:left="0"/>
+              <w:jc w:val="left"/>
+            </w:pPr>
+            <w:r/>
+            <w:r>
+              <w:rPr>
+                <w:rFonts w:ascii="Times New Roman" w:hAnsi="Times New Roman" w:eastAsia="方正仿宋_GBK" w:cs="Times New Roman"/>
+                <w:b w:val="0"/>
+                <w:sz w:val="21"/>
+              </w:rPr>
+              <w:t>[待填写]</w:t>
+            </w:r>
+          </w:p>
+        </w:tc>
+      </w:tr>
+      <w:tr>
+        <w:tc>
+          <w:tcPr>
+            <w:tcW w:type="dxa" w:w="1769"/>
+          </w:tcPr>
+          <w:p>
+            <w:pPr>
+              <w:spacing w:before="0" w:after="0" w:line="300" w:lineRule="exact"/>
+              <w:ind w:firstLine="0" w:firstLineChars="0" w:left="0"/>
+              <w:jc w:val="left"/>
+            </w:pPr>
+            <w:r/>
+            <w:r>
+              <w:rPr>
+                <w:rFonts w:ascii="Times New Roman" w:hAnsi="Times New Roman" w:eastAsia="方正仿宋_GBK" w:cs="Times New Roman"/>
+                <w:b/>
+                <w:sz w:val="21"/>
+              </w:rPr>
+              <w:t>与本项目关系</w:t>
+            </w:r>
+          </w:p>
+        </w:tc>
+        <w:tc>
+          <w:tcPr>
+            <w:tcW w:type="dxa" w:w="1769"/>
+          </w:tcPr>
+          <w:p>
+            <w:pPr>
+              <w:spacing w:before="0" w:after="0" w:line="300" w:lineRule="exact"/>
+              <w:ind w:firstLine="0" w:firstLineChars="0" w:left="0"/>
+              <w:jc w:val="left"/>
+            </w:pPr>
+            <w:r/>
+            <w:r>
+              <w:rPr>
+                <w:rFonts w:ascii="Times New Roman" w:hAnsi="Times New Roman" w:eastAsia="方正仿宋_GBK" w:cs="Times New Roman"/>
+                <w:b w:val="0"/>
+                <w:sz w:val="21"/>
+              </w:rPr>
+              <w:t>[待填写]</w:t>
+            </w:r>
+          </w:p>
+        </w:tc>
+        <w:tc>
+          <w:tcPr>
+            <w:tcW w:type="dxa" w:w="1769"/>
+          </w:tcPr>
+          <w:p>
+            <w:pPr>
+              <w:spacing w:before="0" w:after="0" w:line="300" w:lineRule="exact"/>
+              <w:ind w:firstLine="0" w:firstLineChars="0" w:left="0"/>
+              <w:jc w:val="left"/>
+            </w:pPr>
+            <w:r/>
+            <w:r>
+              <w:rPr>
+                <w:rFonts w:ascii="Times New Roman" w:hAnsi="Times New Roman" w:eastAsia="方正仿宋_GBK" w:cs="Times New Roman"/>
+                <w:b w:val="0"/>
+                <w:sz w:val="21"/>
+              </w:rPr>
+              <w:t>[待填写]</w:t>
+            </w:r>
+          </w:p>
+        </w:tc>
+        <w:tc>
+          <w:tcPr>
+            <w:tcW w:type="dxa" w:w="1769"/>
+          </w:tcPr>
+          <w:p>
+            <w:pPr>
+              <w:spacing w:before="0" w:after="0" w:line="300" w:lineRule="exact"/>
+              <w:ind w:firstLine="0" w:firstLineChars="0" w:left="0"/>
+              <w:jc w:val="left"/>
+            </w:pPr>
+            <w:r/>
+            <w:r>
+              <w:rPr>
+                <w:rFonts w:ascii="Times New Roman" w:hAnsi="Times New Roman" w:eastAsia="方正仿宋_GBK" w:cs="Times New Roman"/>
+                <w:b w:val="0"/>
+                <w:sz w:val="21"/>
+              </w:rPr>
+              <w:t>[待填写]</w:t>
+            </w:r>
+          </w:p>
+        </w:tc>
+        <w:tc>
+          <w:tcPr>
+            <w:tcW w:type="dxa" w:w="1769"/>
+          </w:tcPr>
+          <w:p>
+            <w:pPr>
+              <w:spacing w:before="0" w:after="0" w:line="300" w:lineRule="exact"/>
+              <w:ind w:firstLineChars="0" w:left="0" w:firstLine="0"/>
+              <w:jc w:val="left"/>
+            </w:pPr>
+            <w:r/>
+            <w:r>
+              <w:rPr>
+                <w:rFonts w:ascii="Times New Roman" w:hAnsi="Times New Roman" w:eastAsia="方正仿宋_GBK" w:cs="Times New Roman"/>
+                <w:b w:val="0"/>
+                <w:sz w:val="21"/>
+              </w:rPr>
+              <w:t>[待填写]</w:t>
+            </w:r>
+          </w:p>
+        </w:tc>
+      </w:tr>
+      <w:tr>
+        <w:tc>
+          <w:tcPr>
+            <w:tcW w:type="dxa" w:w="1769"/>
+          </w:tcPr>
+          <w:p>
+            <w:pPr>
+              <w:spacing w:before="0" w:after="0" w:line="300" w:lineRule="exact"/>
+              <w:ind w:firstLine="0" w:firstLineChars="0" w:left="0"/>
+              <w:jc w:val="left"/>
+            </w:pPr>
+            <w:r/>
+            <w:r>
+              <w:rPr>
+                <w:rFonts w:ascii="Times New Roman" w:hAnsi="Times New Roman" w:eastAsia="方正仿宋_GBK" w:cs="Times New Roman"/>
+                <w:b/>
+                <w:sz w:val="21"/>
+              </w:rPr>
+              <w:t>战略分类</w:t>
+            </w:r>
+          </w:p>
+        </w:tc>
+        <w:tc>
+          <w:tcPr>
+            <w:tcW w:type="dxa" w:w="1769"/>
+          </w:tcPr>
+          <w:p>
+            <w:pPr>
+              <w:spacing w:before="0" w:after="0" w:line="300" w:lineRule="exact"/>
+              <w:ind w:firstLine="0" w:firstLineChars="0" w:left="0"/>
+              <w:jc w:val="left"/>
+            </w:pPr>
+            <w:r/>
+            <w:r>
+              <w:rPr>
+                <w:rFonts w:ascii="Times New Roman" w:hAnsi="Times New Roman" w:eastAsia="方正仿宋_GBK" w:cs="Times New Roman"/>
+                <w:b w:val="0"/>
+                <w:sz w:val="21"/>
+              </w:rPr>
+              <w:t>[待填写]</w:t>
+            </w:r>
+          </w:p>
+        </w:tc>
+        <w:tc>
+          <w:tcPr>
+            <w:tcW w:type="dxa" w:w="1769"/>
+          </w:tcPr>
+          <w:p>
+            <w:pPr>
+              <w:spacing w:before="0" w:after="0" w:line="300" w:lineRule="exact"/>
+              <w:ind w:firstLine="0" w:firstLineChars="0" w:left="0"/>
+              <w:jc w:val="left"/>
+            </w:pPr>
+            <w:r/>
+            <w:r>
+              <w:rPr>
+                <w:rFonts w:ascii="Times New Roman" w:hAnsi="Times New Roman" w:eastAsia="方正仿宋_GBK" w:cs="Times New Roman"/>
+                <w:b w:val="0"/>
+                <w:sz w:val="21"/>
+              </w:rPr>
+              <w:t>[待填写]</w:t>
+            </w:r>
+          </w:p>
+        </w:tc>
+        <w:tc>
+          <w:tcPr>
+            <w:tcW w:type="dxa" w:w="1769"/>
+          </w:tcPr>
+          <w:p>
+            <w:pPr>
+              <w:spacing w:before="0" w:after="0" w:line="300" w:lineRule="exact"/>
+              <w:ind w:firstLine="0" w:firstLineChars="0" w:left="0"/>
+              <w:jc w:val="left"/>
+            </w:pPr>
+            <w:r/>
+            <w:r>
+              <w:rPr>
+                <w:rFonts w:ascii="Times New Roman" w:hAnsi="Times New Roman" w:eastAsia="方正仿宋_GBK" w:cs="Times New Roman"/>
+                <w:b w:val="0"/>
+                <w:sz w:val="21"/>
+              </w:rPr>
+              <w:t>[待填写]</w:t>
+            </w:r>
+          </w:p>
+        </w:tc>
+        <w:tc>
+          <w:tcPr>
+            <w:tcW w:type="dxa" w:w="1769"/>
+          </w:tcPr>
+          <w:p>
+            <w:pPr>
+              <w:spacing w:before="0" w:after="0" w:line="300" w:lineRule="exact"/>
+              <w:ind w:firstLine="0" w:firstLineChars="0" w:left="0"/>
+              <w:jc w:val="left"/>
+            </w:pPr>
+            <w:r/>
+            <w:r>
+              <w:rPr>
+                <w:rFonts w:ascii="Times New Roman" w:hAnsi="Times New Roman" w:eastAsia="方正仿宋_GBK" w:cs="Times New Roman"/>
+                <w:b w:val="0"/>
+                <w:sz w:val="21"/>
+              </w:rPr>
+              <w:t>[待填写]</w:t>
+            </w:r>
+          </w:p>
+        </w:tc>
+      </w:tr>
+      <w:tr>
+        <w:tc>
+          <w:tcPr>
+            <w:tcW w:type="dxa" w:w="1769"/>
+          </w:tcPr>
+          <w:p>
+            <w:pPr>
+              <w:spacing w:before="0" w:after="0" w:line="300" w:lineRule="exact"/>
+              <w:ind w:firstLine="0" w:firstLineChars="0" w:left="0"/>
+              <w:jc w:val="left"/>
+            </w:pPr>
+            <w:r/>
+            <w:r>
+              <w:rPr>
+                <w:rFonts w:ascii="Times New Roman" w:hAnsi="Times New Roman" w:eastAsia="方正仿宋_GBK" w:cs="Times New Roman"/>
+                <w:b/>
+                <w:sz w:val="21"/>
+              </w:rPr>
+              <w:t>证据边界/验证任务</w:t>
+            </w:r>
+          </w:p>
+        </w:tc>
+        <w:tc>
+          <w:tcPr>
+            <w:tcW w:type="dxa" w:w="1769"/>
+          </w:tcPr>
+          <w:p>
+            <w:pPr>
+              <w:spacing w:before="0" w:after="0" w:line="300" w:lineRule="exact"/>
+              <w:ind w:firstLine="0" w:firstLineChars="0" w:left="0"/>
+              <w:jc w:val="left"/>
+            </w:pPr>
+            <w:r/>
+            <w:r>
+              <w:rPr>
+                <w:rFonts w:ascii="Times New Roman" w:hAnsi="Times New Roman" w:eastAsia="方正仿宋_GBK" w:cs="Times New Roman"/>
+                <w:b w:val="0"/>
+                <w:sz w:val="21"/>
+              </w:rPr>
+              <w:t>[待填写]</w:t>
+            </w:r>
+          </w:p>
+        </w:tc>
+        <w:tc>
+          <w:tcPr>
+            <w:tcW w:type="dxa" w:w="1769"/>
+          </w:tcPr>
+          <w:p>
+            <w:pPr>
+              <w:spacing w:before="0" w:after="0" w:line="300" w:lineRule="exact"/>
+              <w:ind w:firstLine="0" w:firstLineChars="0" w:left="0"/>
+              <w:jc w:val="left"/>
+            </w:pPr>
+            <w:r/>
+            <w:r>
+              <w:rPr>
+                <w:rFonts w:ascii="Times New Roman" w:hAnsi="Times New Roman" w:eastAsia="方正仿宋_GBK" w:cs="Times New Roman"/>
+                <w:b w:val="0"/>
+                <w:sz w:val="21"/>
+              </w:rPr>
+              <w:t>[待填写]</w:t>
+            </w:r>
+          </w:p>
+        </w:tc>
+        <w:tc>
+          <w:tcPr>
+            <w:tcW w:type="dxa" w:w="1769"/>
+          </w:tcPr>
+          <w:p>
+            <w:pPr>
+              <w:spacing w:before="0" w:after="0" w:line="300" w:lineRule="exact"/>
+              <w:ind w:firstLine="0" w:firstLineChars="0" w:left="0"/>
+              <w:jc w:val="left"/>
+            </w:pPr>
+            <w:r/>
+            <w:r>
+              <w:rPr>
+                <w:rFonts w:ascii="Times New Roman" w:hAnsi="Times New Roman" w:eastAsia="方正仿宋_GBK" w:cs="Times New Roman"/>
+                <w:b w:val="0"/>
+                <w:sz w:val="21"/>
+              </w:rPr>
+              <w:t>[待填写]</w:t>
+            </w:r>
+          </w:p>
+        </w:tc>
+        <w:tc>
+          <w:tcPr>
+            <w:tcW w:type="dxa" w:w="1769"/>
+          </w:tcPr>
+          <w:p>
+            <w:pPr>
+              <w:spacing w:before="0" w:after="0" w:line="300" w:lineRule="exact"/>
+              <w:ind w:firstLineChars="0" w:left="0" w:firstLine="0"/>
               <w:jc w:val="left"/>
             </w:pPr>
             <w:r/>
@@ -5309,12 +6882,20 @@
         </w:tc>
       </w:tr>
     </w:tbl>
+    <w:p>
+      <w:pPr>
+        <w:pStyle w:val="SourceText"/>
+      </w:pPr>
+      <w:r>
+        <w:t>填表说明：不强制使用符号。二元功能可用“✓/×”并补充限制；数值指标填写数值、单位和必要条件；分类、阶段和状态使用简短文字；复杂限制使用文字说明。厂商自述标注“厂商披露，待独立核实”；信息缺口区分“未披露”“暂无可靠证据”“待核实”“不适用”。如使用符号，须在表下注明含义。</w:t>
+      </w:r>
+    </w:p>
     <w:p>
       <w:pPr>
         <w:pStyle w:val="MATICHeading3"/>
       </w:pPr>
       <w:r>
-        <w:t>（三）专家证据、持续性与验证计划</w:t>
+        <w:t>（三）证据、可比性与验证计划</w:t>
       </w:r>
     </w:p>
     <w:tbl>
@@ -5324,10 +6905,11 @@
         <w:tblLook w:firstColumn="1" w:firstRow="1" w:lastColumn="0" w:lastRow="0" w:noHBand="0" w:noVBand="1" w:val="04A0"/>
       </w:tblPr>
       <w:tblGrid>
-        <w:gridCol w:w="2211"/>
-        <w:gridCol w:w="2211"/>
-        <w:gridCol w:w="2211"/>
-        <w:gridCol w:w="2211"/>
+        <w:gridCol w:w="1769"/>
+        <w:gridCol w:w="1769"/>
+        <w:gridCol w:w="1769"/>
+        <w:gridCol w:w="1769"/>
+        <w:gridCol w:w="1769"/>
       </w:tblGrid>
       <w:tr>
         <w:trPr>
@@ -5335,7 +6917,7 @@
         </w:trPr>
         <w:tc>
           <w:tcPr>
-            <w:tcW w:type="dxa" w:w="2211"/>
+            <w:tcW w:type="dxa" w:w="1769"/>
           </w:tcPr>
           <w:p>
             <w:pPr>
@@ -5350,55 +6932,13 @@
                 <w:b/>
                 <w:sz w:val="21"/>
               </w:rPr>
-              <w:t>当前判断</w:t>
-            </w:r>
-          </w:p>
-        </w:tc>
-        <w:tc>
-          <w:tcPr>
-            <w:tcW w:type="dxa" w:w="2211"/>
-          </w:tcPr>
-          <w:p>
-            <w:pPr>
-              <w:spacing w:before="0" w:after="0" w:line="300" w:lineRule="exact"/>
-              <w:ind w:firstLine="0" w:firstLineChars="0" w:left="0"/>
-              <w:jc w:val="center"/>
-            </w:pPr>
-            <w:r/>
-            <w:r>
-              <w:rPr>
-                <w:rFonts w:ascii="Times New Roman" w:hAnsi="Times New Roman" w:eastAsia="方正仿宋_GBK" w:cs="Times New Roman"/>
-                <w:b/>
-                <w:sz w:val="21"/>
-              </w:rPr>
-              <w:t>专家支持/反对及限制</w:t>
-            </w:r>
-          </w:p>
-        </w:tc>
-        <w:tc>
-          <w:tcPr>
-            <w:tcW w:type="dxa" w:w="2211"/>
-          </w:tcPr>
-          <w:p>
-            <w:pPr>
-              <w:spacing w:before="0" w:after="0" w:line="300" w:lineRule="exact"/>
-              <w:ind w:firstLine="0" w:firstLineChars="0" w:left="0"/>
-              <w:jc w:val="center"/>
-            </w:pPr>
-            <w:r/>
-            <w:r>
-              <w:rPr>
-                <w:rFonts w:ascii="Times New Roman" w:hAnsi="Times New Roman" w:eastAsia="方正仿宋_GBK" w:cs="Times New Roman"/>
-                <w:b/>
-                <w:sz w:val="21"/>
-              </w:rPr>
-              <w:t>持续性或可弥补性</w:t>
-            </w:r>
-          </w:p>
-        </w:tc>
-        <w:tc>
-          <w:tcPr>
-            <w:tcW w:type="dxa" w:w="2211"/>
+              <w:t>矩阵/比较维度</w:t>
+            </w:r>
+          </w:p>
+        </w:tc>
+        <w:tc>
+          <w:tcPr>
+            <w:tcW w:type="dxa" w:w="1769"/>
           </w:tcPr>
           <w:p>
             <w:pPr>
@@ -5413,6 +6953,69 @@
                 <w:b/>
                 <w:sz w:val="21"/>
               </w:rPr>
+              <w:t>专家支持/反对及限制</w:t>
+            </w:r>
+          </w:p>
+        </w:tc>
+        <w:tc>
+          <w:tcPr>
+            <w:tcW w:type="dxa" w:w="1769"/>
+          </w:tcPr>
+          <w:p>
+            <w:pPr>
+              <w:spacing w:before="0" w:after="0" w:line="300" w:lineRule="exact"/>
+              <w:ind w:firstLineChars="0" w:left="0" w:firstLine="0"/>
+              <w:jc w:val="center"/>
+            </w:pPr>
+            <w:r/>
+            <w:r>
+              <w:rPr>
+                <w:rFonts w:ascii="Times New Roman" w:hAnsi="Times New Roman" w:eastAsia="方正仿宋_GBK" w:cs="Times New Roman"/>
+                <w:b/>
+                <w:sz w:val="21"/>
+              </w:rPr>
+              <w:t>证据性质/可比性</w:t>
+            </w:r>
+          </w:p>
+        </w:tc>
+        <w:tc>
+          <w:tcPr>
+            <w:tcW w:type="dxa" w:w="1769"/>
+          </w:tcPr>
+          <w:p>
+            <w:pPr>
+              <w:spacing w:before="0" w:after="0" w:line="300" w:lineRule="exact"/>
+              <w:ind w:firstLineChars="0" w:left="0" w:firstLine="0"/>
+              <w:jc w:val="center"/>
+            </w:pPr>
+            <w:r/>
+            <w:r>
+              <w:rPr>
+                <w:rFonts w:ascii="Times New Roman" w:hAnsi="Times New Roman" w:eastAsia="方正仿宋_GBK" w:cs="Times New Roman"/>
+                <w:b/>
+                <w:sz w:val="21"/>
+              </w:rPr>
+              <w:t>持续性或可弥补性</w:t>
+            </w:r>
+          </w:p>
+        </w:tc>
+        <w:tc>
+          <w:tcPr>
+            <w:tcW w:type="dxa" w:w="1769"/>
+          </w:tcPr>
+          <w:p>
+            <w:pPr>
+              <w:spacing w:before="0" w:after="0" w:line="300" w:lineRule="exact"/>
+              <w:ind w:firstLineChars="0" w:left="0" w:firstLine="0"/>
+              <w:jc w:val="center"/>
+            </w:pPr>
+            <w:r/>
+            <w:r>
+              <w:rPr>
+                <w:rFonts w:ascii="Times New Roman" w:hAnsi="Times New Roman" w:eastAsia="方正仿宋_GBK" w:cs="Times New Roman"/>
+                <w:b/>
+                <w:sz w:val="21"/>
+              </w:rPr>
               <w:t>验证动作与判定标准</w:t>
             </w:r>
           </w:p>
@@ -5421,70 +7024,91 @@
       <w:tr>
         <w:tc>
           <w:tcPr>
-            <w:tcW w:type="dxa" w:w="2211"/>
-          </w:tcPr>
-          <w:p>
-            <w:pPr>
-              <w:spacing w:before="0" w:after="0" w:line="300" w:lineRule="exact"/>
-              <w:ind w:firstLine="0" w:firstLineChars="0" w:left="0"/>
-              <w:jc w:val="left"/>
-            </w:pPr>
-            <w:r/>
-            <w:r>
-              <w:rPr>
-                <w:rFonts w:ascii="Times New Roman" w:hAnsi="Times New Roman" w:eastAsia="方正仿宋_GBK" w:cs="Times New Roman"/>
-                <w:b w:val="0"/>
-                <w:sz w:val="21"/>
-              </w:rPr>
-              <w:t>[待填写]</w:t>
-            </w:r>
-          </w:p>
-        </w:tc>
-        <w:tc>
-          <w:tcPr>
-            <w:tcW w:type="dxa" w:w="2211"/>
-          </w:tcPr>
-          <w:p>
-            <w:pPr>
-              <w:spacing w:before="0" w:after="0" w:line="300" w:lineRule="exact"/>
-              <w:ind w:firstLine="0" w:firstLineChars="0" w:left="0"/>
-              <w:jc w:val="left"/>
-            </w:pPr>
-            <w:r/>
-            <w:r>
-              <w:rPr>
-                <w:rFonts w:ascii="Times New Roman" w:hAnsi="Times New Roman" w:eastAsia="方正仿宋_GBK" w:cs="Times New Roman"/>
-                <w:b w:val="0"/>
-                <w:sz w:val="21"/>
-              </w:rPr>
-              <w:t>[待填写]</w:t>
-            </w:r>
-          </w:p>
-        </w:tc>
-        <w:tc>
-          <w:tcPr>
-            <w:tcW w:type="dxa" w:w="2211"/>
-          </w:tcPr>
-          <w:p>
-            <w:pPr>
-              <w:spacing w:before="0" w:after="0" w:line="300" w:lineRule="exact"/>
-              <w:ind w:firstLine="0" w:firstLineChars="0" w:left="0"/>
-              <w:jc w:val="left"/>
-            </w:pPr>
-            <w:r/>
-            <w:r>
-              <w:rPr>
-                <w:rFonts w:ascii="Times New Roman" w:hAnsi="Times New Roman" w:eastAsia="方正仿宋_GBK" w:cs="Times New Roman"/>
-                <w:b w:val="0"/>
-                <w:sz w:val="21"/>
-              </w:rPr>
-              <w:t>[待填写]</w:t>
-            </w:r>
-          </w:p>
-        </w:tc>
-        <w:tc>
-          <w:tcPr>
-            <w:tcW w:type="dxa" w:w="2211"/>
+            <w:tcW w:type="dxa" w:w="1769"/>
+          </w:tcPr>
+          <w:p>
+            <w:pPr>
+              <w:spacing w:before="0" w:after="0" w:line="300" w:lineRule="exact"/>
+              <w:ind w:firstLine="0" w:firstLineChars="0" w:left="0"/>
+              <w:jc w:val="left"/>
+            </w:pPr>
+            <w:r/>
+            <w:r>
+              <w:rPr>
+                <w:rFonts w:ascii="Times New Roman" w:hAnsi="Times New Roman" w:eastAsia="方正仿宋_GBK" w:cs="Times New Roman"/>
+                <w:b w:val="0"/>
+                <w:sz w:val="21"/>
+              </w:rPr>
+              <w:t>[待填写]</w:t>
+            </w:r>
+          </w:p>
+        </w:tc>
+        <w:tc>
+          <w:tcPr>
+            <w:tcW w:type="dxa" w:w="1769"/>
+          </w:tcPr>
+          <w:p>
+            <w:pPr>
+              <w:spacing w:before="0" w:after="0" w:line="300" w:lineRule="exact"/>
+              <w:ind w:firstLine="0" w:firstLineChars="0" w:left="0"/>
+              <w:jc w:val="left"/>
+            </w:pPr>
+            <w:r/>
+            <w:r>
+              <w:rPr>
+                <w:rFonts w:ascii="Times New Roman" w:hAnsi="Times New Roman" w:eastAsia="方正仿宋_GBK" w:cs="Times New Roman"/>
+                <w:b w:val="0"/>
+                <w:sz w:val="21"/>
+              </w:rPr>
+              <w:t>[待填写]</w:t>
+            </w:r>
+          </w:p>
+        </w:tc>
+        <w:tc>
+          <w:tcPr>
+            <w:tcW w:type="dxa" w:w="1769"/>
+          </w:tcPr>
+          <w:p>
+            <w:pPr>
+              <w:spacing w:before="0" w:after="0" w:line="300" w:lineRule="exact"/>
+              <w:ind w:firstLine="0" w:firstLineChars="0" w:left="0"/>
+              <w:jc w:val="left"/>
+            </w:pPr>
+            <w:r/>
+            <w:r>
+              <w:rPr>
+                <w:rFonts w:ascii="Times New Roman" w:hAnsi="Times New Roman" w:eastAsia="方正仿宋_GBK" w:cs="Times New Roman"/>
+                <w:b w:val="0"/>
+                <w:sz w:val="21"/>
+              </w:rPr>
+              <w:t>[待填写]</w:t>
+            </w:r>
+          </w:p>
+        </w:tc>
+        <w:tc>
+          <w:tcPr>
+            <w:tcW w:type="dxa" w:w="1769"/>
+          </w:tcPr>
+          <w:p>
+            <w:pPr>
+              <w:spacing w:before="0" w:after="0" w:line="300" w:lineRule="exact"/>
+              <w:ind w:firstLine="0" w:firstLineChars="0" w:left="0"/>
+              <w:jc w:val="left"/>
+            </w:pPr>
+            <w:r/>
+            <w:r>
+              <w:rPr>
+                <w:rFonts w:ascii="Times New Roman" w:hAnsi="Times New Roman" w:eastAsia="方正仿宋_GBK" w:cs="Times New Roman"/>
+                <w:b w:val="0"/>
+                <w:sz w:val="21"/>
+              </w:rPr>
+              <w:t>[待填写]</w:t>
+            </w:r>
+          </w:p>
+        </w:tc>
+        <w:tc>
+          <w:tcPr>
+            <w:tcW w:type="dxa" w:w="1769"/>
           </w:tcPr>
           <w:p>
             <w:pPr>
@@ -5507,75 +7131,96 @@
       <w:tr>
         <w:tc>
           <w:tcPr>
-            <w:tcW w:type="dxa" w:w="2211"/>
-          </w:tcPr>
-          <w:p>
-            <w:pPr>
-              <w:spacing w:before="0" w:after="0" w:line="300" w:lineRule="exact"/>
-              <w:ind w:firstLine="0" w:firstLineChars="0" w:left="0"/>
-              <w:jc w:val="left"/>
-            </w:pPr>
-            <w:r/>
-            <w:r>
-              <w:rPr>
-                <w:rFonts w:ascii="Times New Roman" w:hAnsi="Times New Roman" w:eastAsia="方正仿宋_GBK" w:cs="Times New Roman"/>
-                <w:b w:val="0"/>
-                <w:sz w:val="21"/>
-              </w:rPr>
-              <w:t>[待填写]</w:t>
-            </w:r>
-          </w:p>
-        </w:tc>
-        <w:tc>
-          <w:tcPr>
-            <w:tcW w:type="dxa" w:w="2211"/>
-          </w:tcPr>
-          <w:p>
-            <w:pPr>
-              <w:spacing w:before="0" w:after="0" w:line="300" w:lineRule="exact"/>
-              <w:ind w:firstLine="0" w:firstLineChars="0" w:left="0"/>
-              <w:jc w:val="left"/>
-            </w:pPr>
-            <w:r/>
-            <w:r>
-              <w:rPr>
-                <w:rFonts w:ascii="Times New Roman" w:hAnsi="Times New Roman" w:eastAsia="方正仿宋_GBK" w:cs="Times New Roman"/>
-                <w:b w:val="0"/>
-                <w:sz w:val="21"/>
-              </w:rPr>
-              <w:t>[待填写]</w:t>
-            </w:r>
-          </w:p>
-        </w:tc>
-        <w:tc>
-          <w:tcPr>
-            <w:tcW w:type="dxa" w:w="2211"/>
-          </w:tcPr>
-          <w:p>
-            <w:pPr>
-              <w:spacing w:before="0" w:after="0" w:line="300" w:lineRule="exact"/>
-              <w:ind w:firstLine="0" w:firstLineChars="0" w:left="0"/>
-              <w:jc w:val="left"/>
-            </w:pPr>
-            <w:r/>
-            <w:r>
-              <w:rPr>
-                <w:rFonts w:ascii="Times New Roman" w:hAnsi="Times New Roman" w:eastAsia="方正仿宋_GBK" w:cs="Times New Roman"/>
-                <w:b w:val="0"/>
-                <w:sz w:val="21"/>
-              </w:rPr>
-              <w:t>[待填写]</w:t>
-            </w:r>
-          </w:p>
-        </w:tc>
-        <w:tc>
-          <w:tcPr>
-            <w:tcW w:type="dxa" w:w="2211"/>
-          </w:tcPr>
-          <w:p>
-            <w:pPr>
-              <w:spacing w:before="0" w:after="0" w:line="300" w:lineRule="exact"/>
-              <w:ind w:firstLineChars="0" w:left="0" w:firstLine="0"/>
+            <w:tcW w:type="dxa" w:w="1769"/>
+          </w:tcPr>
+          <w:p>
+            <w:pPr>
+              <w:spacing w:before="0" w:after="0" w:line="300" w:lineRule="exact"/>
+              <w:ind w:firstLine="0" w:firstLineChars="0" w:left="0"/>
+              <w:jc w:val="left"/>
+            </w:pPr>
+            <w:r/>
+            <w:r>
+              <w:rPr>
+                <w:rFonts w:ascii="Times New Roman" w:hAnsi="Times New Roman" w:eastAsia="方正仿宋_GBK" w:cs="Times New Roman"/>
+                <w:b w:val="0"/>
+                <w:sz w:val="21"/>
+              </w:rPr>
+              <w:t>[待填写]</w:t>
+            </w:r>
+          </w:p>
+        </w:tc>
+        <w:tc>
+          <w:tcPr>
+            <w:tcW w:type="dxa" w:w="1769"/>
+          </w:tcPr>
+          <w:p>
+            <w:pPr>
+              <w:spacing w:before="0" w:after="0" w:line="300" w:lineRule="exact"/>
+              <w:ind w:firstLine="0" w:firstLineChars="0" w:left="0"/>
+              <w:jc w:val="left"/>
+            </w:pPr>
+            <w:r/>
+            <w:r>
+              <w:rPr>
+                <w:rFonts w:ascii="Times New Roman" w:hAnsi="Times New Roman" w:eastAsia="方正仿宋_GBK" w:cs="Times New Roman"/>
+                <w:b w:val="0"/>
+                <w:sz w:val="21"/>
+              </w:rPr>
+              <w:t>[待填写]</w:t>
+            </w:r>
+          </w:p>
+        </w:tc>
+        <w:tc>
+          <w:tcPr>
+            <w:tcW w:type="dxa" w:w="1769"/>
+          </w:tcPr>
+          <w:p>
+            <w:pPr>
+              <w:spacing w:before="0" w:after="0" w:line="300" w:lineRule="exact"/>
+              <w:ind w:firstLine="0" w:firstLineChars="0" w:left="0"/>
+              <w:jc w:val="left"/>
+            </w:pPr>
+            <w:r/>
+            <w:r>
+              <w:rPr>
+                <w:rFonts w:ascii="Times New Roman" w:hAnsi="Times New Roman" w:eastAsia="方正仿宋_GBK" w:cs="Times New Roman"/>
+                <w:b w:val="0"/>
+                <w:sz w:val="21"/>
+              </w:rPr>
+              <w:t>[待填写]</w:t>
+            </w:r>
+          </w:p>
+        </w:tc>
+        <w:tc>
+          <w:tcPr>
+            <w:tcW w:type="dxa" w:w="1769"/>
+          </w:tcPr>
+          <w:p>
+            <w:pPr>
+              <w:spacing w:before="0" w:after="0" w:line="300" w:lineRule="exact"/>
+              <w:ind w:firstLine="0" w:firstLineChars="0" w:left="0"/>
+              <w:jc w:val="left"/>
+            </w:pPr>
+            <w:r/>
+            <w:r>
+              <w:rPr>
+                <w:rFonts w:ascii="Times New Roman" w:hAnsi="Times New Roman" w:eastAsia="方正仿宋_GBK" w:cs="Times New Roman"/>
+                <w:b w:val="0"/>
+                <w:sz w:val="21"/>
+              </w:rPr>
+              <w:t>[待填写]</w:t>
+            </w:r>
+          </w:p>
+        </w:tc>
+        <w:tc>
+          <w:tcPr>
+            <w:tcW w:type="dxa" w:w="1769"/>
+          </w:tcPr>
+          <w:p>
+            <w:pPr>
+              <w:spacing w:before="0" w:after="0" w:line="300" w:lineRule="exact"/>
+              <w:ind w:firstLine="0" w:firstLineChars="0" w:left="0"/>
               <w:jc w:val="left"/>
             </w:pPr>
             <w:r/>
@@ -5593,70 +7238,91 @@
       <w:tr>
         <w:tc>
           <w:tcPr>
-            <w:tcW w:type="dxa" w:w="2211"/>
-          </w:tcPr>
-          <w:p>
-            <w:pPr>
-              <w:spacing w:before="0" w:after="0" w:line="300" w:lineRule="exact"/>
-              <w:ind w:firstLine="0" w:firstLineChars="0" w:left="0"/>
-              <w:jc w:val="left"/>
-            </w:pPr>
-            <w:r/>
-            <w:r>
-              <w:rPr>
-                <w:rFonts w:ascii="Times New Roman" w:hAnsi="Times New Roman" w:eastAsia="方正仿宋_GBK" w:cs="Times New Roman"/>
-                <w:b w:val="0"/>
-                <w:sz w:val="21"/>
-              </w:rPr>
-              <w:t>[待填写]</w:t>
-            </w:r>
-          </w:p>
-        </w:tc>
-        <w:tc>
-          <w:tcPr>
-            <w:tcW w:type="dxa" w:w="2211"/>
-          </w:tcPr>
-          <w:p>
-            <w:pPr>
-              <w:spacing w:before="0" w:after="0" w:line="300" w:lineRule="exact"/>
-              <w:ind w:firstLine="0" w:firstLineChars="0" w:left="0"/>
-              <w:jc w:val="left"/>
-            </w:pPr>
-            <w:r/>
-            <w:r>
-              <w:rPr>
-                <w:rFonts w:ascii="Times New Roman" w:hAnsi="Times New Roman" w:eastAsia="方正仿宋_GBK" w:cs="Times New Roman"/>
-                <w:b w:val="0"/>
-                <w:sz w:val="21"/>
-              </w:rPr>
-              <w:t>[待填写]</w:t>
-            </w:r>
-          </w:p>
-        </w:tc>
-        <w:tc>
-          <w:tcPr>
-            <w:tcW w:type="dxa" w:w="2211"/>
-          </w:tcPr>
-          <w:p>
-            <w:pPr>
-              <w:spacing w:before="0" w:after="0" w:line="300" w:lineRule="exact"/>
-              <w:ind w:firstLine="0" w:firstLineChars="0" w:left="0"/>
-              <w:jc w:val="left"/>
-            </w:pPr>
-            <w:r/>
-            <w:r>
-              <w:rPr>
-                <w:rFonts w:ascii="Times New Roman" w:hAnsi="Times New Roman" w:eastAsia="方正仿宋_GBK" w:cs="Times New Roman"/>
-                <w:b w:val="0"/>
-                <w:sz w:val="21"/>
-              </w:rPr>
-              <w:t>[待填写]</w:t>
-            </w:r>
-          </w:p>
-        </w:tc>
-        <w:tc>
-          <w:tcPr>
-            <w:tcW w:type="dxa" w:w="2211"/>
+            <w:tcW w:type="dxa" w:w="1769"/>
+          </w:tcPr>
+          <w:p>
+            <w:pPr>
+              <w:spacing w:before="0" w:after="0" w:line="300" w:lineRule="exact"/>
+              <w:ind w:firstLine="0" w:firstLineChars="0" w:left="0"/>
+              <w:jc w:val="left"/>
+            </w:pPr>
+            <w:r/>
+            <w:r>
+              <w:rPr>
+                <w:rFonts w:ascii="Times New Roman" w:hAnsi="Times New Roman" w:eastAsia="方正仿宋_GBK" w:cs="Times New Roman"/>
+                <w:b w:val="0"/>
+                <w:sz w:val="21"/>
+              </w:rPr>
+              <w:t>[待填写]</w:t>
+            </w:r>
+          </w:p>
+        </w:tc>
+        <w:tc>
+          <w:tcPr>
+            <w:tcW w:type="dxa" w:w="1769"/>
+          </w:tcPr>
+          <w:p>
+            <w:pPr>
+              <w:spacing w:before="0" w:after="0" w:line="300" w:lineRule="exact"/>
+              <w:ind w:firstLine="0" w:firstLineChars="0" w:left="0"/>
+              <w:jc w:val="left"/>
+            </w:pPr>
+            <w:r/>
+            <w:r>
+              <w:rPr>
+                <w:rFonts w:ascii="Times New Roman" w:hAnsi="Times New Roman" w:eastAsia="方正仿宋_GBK" w:cs="Times New Roman"/>
+                <w:b w:val="0"/>
+                <w:sz w:val="21"/>
+              </w:rPr>
+              <w:t>[待填写]</w:t>
+            </w:r>
+          </w:p>
+        </w:tc>
+        <w:tc>
+          <w:tcPr>
+            <w:tcW w:type="dxa" w:w="1769"/>
+          </w:tcPr>
+          <w:p>
+            <w:pPr>
+              <w:spacing w:before="0" w:after="0" w:line="300" w:lineRule="exact"/>
+              <w:ind w:firstLine="0" w:firstLineChars="0" w:left="0"/>
+              <w:jc w:val="left"/>
+            </w:pPr>
+            <w:r/>
+            <w:r>
+              <w:rPr>
+                <w:rFonts w:ascii="Times New Roman" w:hAnsi="Times New Roman" w:eastAsia="方正仿宋_GBK" w:cs="Times New Roman"/>
+                <w:b w:val="0"/>
+                <w:sz w:val="21"/>
+              </w:rPr>
+              <w:t>[待填写]</w:t>
+            </w:r>
+          </w:p>
+        </w:tc>
+        <w:tc>
+          <w:tcPr>
+            <w:tcW w:type="dxa" w:w="1769"/>
+          </w:tcPr>
+          <w:p>
+            <w:pPr>
+              <w:spacing w:before="0" w:after="0" w:line="300" w:lineRule="exact"/>
+              <w:ind w:firstLine="0" w:firstLineChars="0" w:left="0"/>
+              <w:jc w:val="left"/>
+            </w:pPr>
+            <w:r/>
+            <w:r>
+              <w:rPr>
+                <w:rFonts w:ascii="Times New Roman" w:hAnsi="Times New Roman" w:eastAsia="方正仿宋_GBK" w:cs="Times New Roman"/>
+                <w:b w:val="0"/>
+                <w:sz w:val="21"/>
+              </w:rPr>
+              <w:t>[待填写]</w:t>
+            </w:r>
+          </w:p>
+        </w:tc>
+        <w:tc>
+          <w:tcPr>
+            <w:tcW w:type="dxa" w:w="1769"/>
           </w:tcPr>
           <w:p>
             <w:pPr>
@@ -5679,75 +7345,96 @@
       <w:tr>
         <w:tc>
           <w:tcPr>
-            <w:tcW w:type="dxa" w:w="2211"/>
-          </w:tcPr>
-          <w:p>
-            <w:pPr>
-              <w:spacing w:before="0" w:after="0" w:line="300" w:lineRule="exact"/>
-              <w:ind w:firstLine="0" w:firstLineChars="0" w:left="0"/>
-              <w:jc w:val="left"/>
-            </w:pPr>
-            <w:r/>
-            <w:r>
-              <w:rPr>
-                <w:rFonts w:ascii="Times New Roman" w:hAnsi="Times New Roman" w:eastAsia="方正仿宋_GBK" w:cs="Times New Roman"/>
-                <w:b w:val="0"/>
-                <w:sz w:val="21"/>
-              </w:rPr>
-              <w:t>[待填写]</w:t>
-            </w:r>
-          </w:p>
-        </w:tc>
-        <w:tc>
-          <w:tcPr>
-            <w:tcW w:type="dxa" w:w="2211"/>
-          </w:tcPr>
-          <w:p>
-            <w:pPr>
-              <w:spacing w:before="0" w:after="0" w:line="300" w:lineRule="exact"/>
-              <w:ind w:firstLine="0" w:firstLineChars="0" w:left="0"/>
-              <w:jc w:val="left"/>
-            </w:pPr>
-            <w:r/>
-            <w:r>
-              <w:rPr>
-                <w:rFonts w:ascii="Times New Roman" w:hAnsi="Times New Roman" w:eastAsia="方正仿宋_GBK" w:cs="Times New Roman"/>
-                <w:b w:val="0"/>
-                <w:sz w:val="21"/>
-              </w:rPr>
-              <w:t>[待填写]</w:t>
-            </w:r>
-          </w:p>
-        </w:tc>
-        <w:tc>
-          <w:tcPr>
-            <w:tcW w:type="dxa" w:w="2211"/>
-          </w:tcPr>
-          <w:p>
-            <w:pPr>
-              <w:spacing w:before="0" w:after="0" w:line="300" w:lineRule="exact"/>
-              <w:ind w:firstLine="0" w:firstLineChars="0" w:left="0"/>
-              <w:jc w:val="left"/>
-            </w:pPr>
-            <w:r/>
-            <w:r>
-              <w:rPr>
-                <w:rFonts w:ascii="Times New Roman" w:hAnsi="Times New Roman" w:eastAsia="方正仿宋_GBK" w:cs="Times New Roman"/>
-                <w:b w:val="0"/>
-                <w:sz w:val="21"/>
-              </w:rPr>
-              <w:t>[待填写]</w:t>
-            </w:r>
-          </w:p>
-        </w:tc>
-        <w:tc>
-          <w:tcPr>
-            <w:tcW w:type="dxa" w:w="2211"/>
-          </w:tcPr>
-          <w:p>
-            <w:pPr>
-              <w:spacing w:before="0" w:after="0" w:line="300" w:lineRule="exact"/>
-              <w:ind w:firstLineChars="0" w:left="0" w:firstLine="0"/>
+            <w:tcW w:type="dxa" w:w="1769"/>
+          </w:tcPr>
+          <w:p>
+            <w:pPr>
+              <w:spacing w:before="0" w:after="0" w:line="300" w:lineRule="exact"/>
+              <w:ind w:firstLine="0" w:firstLineChars="0" w:left="0"/>
+              <w:jc w:val="left"/>
+            </w:pPr>
+            <w:r/>
+            <w:r>
+              <w:rPr>
+                <w:rFonts w:ascii="Times New Roman" w:hAnsi="Times New Roman" w:eastAsia="方正仿宋_GBK" w:cs="Times New Roman"/>
+                <w:b w:val="0"/>
+                <w:sz w:val="21"/>
+              </w:rPr>
+              <w:t>[待填写]</w:t>
+            </w:r>
+          </w:p>
+        </w:tc>
+        <w:tc>
+          <w:tcPr>
+            <w:tcW w:type="dxa" w:w="1769"/>
+          </w:tcPr>
+          <w:p>
+            <w:pPr>
+              <w:spacing w:before="0" w:after="0" w:line="300" w:lineRule="exact"/>
+              <w:ind w:firstLine="0" w:firstLineChars="0" w:left="0"/>
+              <w:jc w:val="left"/>
+            </w:pPr>
+            <w:r/>
+            <w:r>
+              <w:rPr>
+                <w:rFonts w:ascii="Times New Roman" w:hAnsi="Times New Roman" w:eastAsia="方正仿宋_GBK" w:cs="Times New Roman"/>
+                <w:b w:val="0"/>
+                <w:sz w:val="21"/>
+              </w:rPr>
+              <w:t>[待填写]</w:t>
+            </w:r>
+          </w:p>
+        </w:tc>
+        <w:tc>
+          <w:tcPr>
+            <w:tcW w:type="dxa" w:w="1769"/>
+          </w:tcPr>
+          <w:p>
+            <w:pPr>
+              <w:spacing w:before="0" w:after="0" w:line="300" w:lineRule="exact"/>
+              <w:ind w:firstLine="0" w:firstLineChars="0" w:left="0"/>
+              <w:jc w:val="left"/>
+            </w:pPr>
+            <w:r/>
+            <w:r>
+              <w:rPr>
+                <w:rFonts w:ascii="Times New Roman" w:hAnsi="Times New Roman" w:eastAsia="方正仿宋_GBK" w:cs="Times New Roman"/>
+                <w:b w:val="0"/>
+                <w:sz w:val="21"/>
+              </w:rPr>
+              <w:t>[待填写]</w:t>
+            </w:r>
+          </w:p>
+        </w:tc>
+        <w:tc>
+          <w:tcPr>
+            <w:tcW w:type="dxa" w:w="1769"/>
+          </w:tcPr>
+          <w:p>
+            <w:pPr>
+              <w:spacing w:before="0" w:after="0" w:line="300" w:lineRule="exact"/>
+              <w:ind w:firstLine="0" w:firstLineChars="0" w:left="0"/>
+              <w:jc w:val="left"/>
+            </w:pPr>
+            <w:r/>
+            <w:r>
+              <w:rPr>
+                <w:rFonts w:ascii="Times New Roman" w:hAnsi="Times New Roman" w:eastAsia="方正仿宋_GBK" w:cs="Times New Roman"/>
+                <w:b w:val="0"/>
+                <w:sz w:val="21"/>
+              </w:rPr>
+              <w:t>[待填写]</w:t>
+            </w:r>
+          </w:p>
+        </w:tc>
+        <w:tc>
+          <w:tcPr>
+            <w:tcW w:type="dxa" w:w="1769"/>
+          </w:tcPr>
+          <w:p>
+            <w:pPr>
+              <w:spacing w:before="0" w:after="0" w:line="300" w:lineRule="exact"/>
+              <w:ind w:firstLine="0" w:firstLineChars="0" w:left="0"/>
               <w:jc w:val="left"/>
             </w:pPr>
             <w:r/>
@@ -5765,7 +7452,7 @@
     </w:tbl>
     <w:p>
       <w:r>
-        <w:t>[第二部分完整保留两类矩阵及全部有效比较；说明0到1突破、关键国产替代、路线成熟度与拥挤度。仅有公开证据或AI推断的内容标注待专家验证，不得冒充第一部分专家结论。]</w:t>
+        <w:t>[工作台保持对象/路线×维度的证据长表；成文时透视为以上两张横向矩阵。对象较多时按对象拆成连续子表，保留本项目列和相同维度。第二部分完整保留全部有效比较，并说明0到1突破、关键国产替代、路线成熟度与拥挤度。仅有公开证据或AI推断的内容标注待专家验证，不得冒充第一部分专家结论。]</w:t>
       </w:r>
     </w:p>
     <w:p>
@@ -9962,7 +11649,7 @@
           <w:p>
             <w:pPr>
               <w:spacing w:before="0" w:after="0" w:line="300" w:lineRule="exact"/>
-              <w:ind w:firstLine="0" w:firstLineChars="0" w:left="0"/>
+              <w:ind w:firstLineChars="0" w:left="0" w:firstLine="0"/>
               <w:jc w:val="center"/>
             </w:pPr>
             <w:r/>
@@ -9983,7 +11670,7 @@
           <w:p>
             <w:pPr>
               <w:spacing w:before="0" w:after="0" w:line="300" w:lineRule="exact"/>
-              <w:ind w:firstLine="0" w:firstLineChars="0" w:left="0"/>
+              <w:ind w:firstLineChars="0" w:left="0" w:firstLine="0"/>
               <w:jc w:val="center"/>
             </w:pPr>
             <w:r/>
@@ -10004,7 +11691,7 @@
           <w:p>
             <w:pPr>
               <w:spacing w:before="0" w:after="0" w:line="300" w:lineRule="exact"/>
-              <w:ind w:firstLine="0" w:firstLineChars="0" w:left="0"/>
+              <w:ind w:firstLineChars="0" w:left="0" w:firstLine="0"/>
               <w:jc w:val="center"/>
             </w:pPr>
             <w:r/>
@@ -10218,7 +11905,7 @@
           <w:p>
             <w:pPr>
               <w:spacing w:before="0" w:after="0" w:line="300" w:lineRule="exact"/>
-              <w:ind w:firstLine="0" w:firstLineChars="0" w:left="0"/>
+              <w:ind w:firstLineChars="0" w:left="0" w:firstLine="0"/>
               <w:jc w:val="left"/>
             </w:pPr>
             <w:r/>
@@ -10241,7 +11928,7 @@
           <w:p>
             <w:pPr>
               <w:spacing w:before="0" w:after="0" w:line="300" w:lineRule="exact"/>
-              <w:ind w:firstLineChars="0" w:left="0" w:firstLine="0"/>
+              <w:ind w:firstLine="0" w:firstLineChars="0" w:left="0"/>
               <w:jc w:val="left"/>
             </w:pPr>
             <w:r/>
@@ -10262,7 +11949,7 @@
           <w:p>
             <w:pPr>
               <w:spacing w:before="0" w:after="0" w:line="300" w:lineRule="exact"/>
-              <w:ind w:firstLineChars="0" w:left="0" w:firstLine="0"/>
+              <w:ind w:firstLine="0" w:firstLineChars="0" w:left="0"/>
               <w:jc w:val="left"/>
             </w:pPr>
             <w:r/>
@@ -10283,7 +11970,7 @@
           <w:p>
             <w:pPr>
               <w:spacing w:before="0" w:after="0" w:line="300" w:lineRule="exact"/>
-              <w:ind w:firstLineChars="0" w:left="0" w:firstLine="0"/>
+              <w:ind w:firstLine="0" w:firstLineChars="0" w:left="0"/>
               <w:jc w:val="left"/>
             </w:pPr>
             <w:r/>
@@ -10304,7 +11991,7 @@
           <w:p>
             <w:pPr>
               <w:spacing w:before="0" w:after="0" w:line="300" w:lineRule="exact"/>
-              <w:ind w:firstLineChars="0" w:left="0" w:firstLine="0"/>
+              <w:ind w:firstLine="0" w:firstLineChars="0" w:left="0"/>
               <w:jc w:val="left"/>
             </w:pPr>
             <w:r/>
@@ -10325,7 +12012,7 @@
           <w:p>
             <w:pPr>
               <w:spacing w:before="0" w:after="0" w:line="300" w:lineRule="exact"/>
-              <w:ind w:firstLineChars="0" w:left="0" w:firstLine="0"/>
+              <w:ind w:firstLine="0" w:firstLineChars="0" w:left="0"/>
               <w:jc w:val="left"/>
             </w:pPr>
             <w:r/>
@@ -10481,27 +12168,6 @@
           <w:p>
             <w:pPr>
               <w:spacing w:before="0" w:after="0" w:line="300" w:lineRule="exact"/>
-              <w:ind w:firstLine="0" w:firstLineChars="0" w:left="0"/>
-              <w:jc w:val="center"/>
-            </w:pPr>
-            <w:r/>
-            <w:r>
-              <w:rPr>
-                <w:rFonts w:ascii="Times New Roman" w:hAnsi="Times New Roman" w:eastAsia="方正仿宋_GBK" w:cs="Times New Roman"/>
-                <w:b/>
-                <w:sz w:val="21"/>
-              </w:rPr>
-              <w:t>序号</w:t>
-            </w:r>
-          </w:p>
-        </w:tc>
-        <w:tc>
-          <w:tcPr>
-            <w:tcW w:type="dxa" w:w="1474"/>
-          </w:tcPr>
-          <w:p>
-            <w:pPr>
-              <w:spacing w:before="0" w:after="0" w:line="300" w:lineRule="exact"/>
               <w:ind w:firstLineChars="0" w:left="0" w:firstLine="0"/>
               <w:jc w:val="center"/>
             </w:pPr>
@@ -10512,6 +12178,27 @@
                 <w:b/>
                 <w:sz w:val="21"/>
               </w:rPr>
+              <w:t>序号</w:t>
+            </w:r>
+          </w:p>
+        </w:tc>
+        <w:tc>
+          <w:tcPr>
+            <w:tcW w:type="dxa" w:w="1474"/>
+          </w:tcPr>
+          <w:p>
+            <w:pPr>
+              <w:spacing w:before="0" w:after="0" w:line="300" w:lineRule="exact"/>
+              <w:ind w:firstLineChars="0" w:left="0" w:firstLine="0"/>
+              <w:jc w:val="center"/>
+            </w:pPr>
+            <w:r/>
+            <w:r>
+              <w:rPr>
+                <w:rFonts w:ascii="Times New Roman" w:hAnsi="Times New Roman" w:eastAsia="方正仿宋_GBK" w:cs="Times New Roman"/>
+                <w:b/>
+                <w:sz w:val="21"/>
+              </w:rPr>
               <w:t>机构或作者</w:t>
             </w:r>
           </w:p>
@@ -10523,7 +12210,7 @@
           <w:p>
             <w:pPr>
               <w:spacing w:before="0" w:after="0" w:line="300" w:lineRule="exact"/>
-              <w:ind w:firstLine="0" w:firstLineChars="0" w:left="0"/>
+              <w:ind w:firstLineChars="0" w:left="0" w:firstLine="0"/>
               <w:jc w:val="center"/>
             </w:pPr>
             <w:r/>
@@ -10544,7 +12231,7 @@
           <w:p>
             <w:pPr>
               <w:spacing w:before="0" w:after="0" w:line="300" w:lineRule="exact"/>
-              <w:ind w:firstLine="0" w:firstLineChars="0" w:left="0"/>
+              <w:ind w:firstLineChars="0" w:left="0" w:firstLine="0"/>
               <w:jc w:val="center"/>
             </w:pPr>
             <w:r/>
@@ -10565,7 +12252,7 @@
           <w:p>
             <w:pPr>
               <w:spacing w:before="0" w:after="0" w:line="300" w:lineRule="exact"/>
-              <w:ind w:firstLine="0" w:firstLineChars="0" w:left="0"/>
+              <w:ind w:firstLineChars="0" w:left="0" w:firstLine="0"/>
               <w:jc w:val="center"/>
             </w:pPr>
             <w:r/>
@@ -10586,7 +12273,7 @@
           <w:p>
             <w:pPr>
               <w:spacing w:before="0" w:after="0" w:line="300" w:lineRule="exact"/>
-              <w:ind w:firstLine="0" w:firstLineChars="0" w:left="0"/>
+              <w:ind w:firstLineChars="0" w:left="0" w:firstLine="0"/>
               <w:jc w:val="center"/>
             </w:pPr>
             <w:r/>
@@ -10651,70 +12338,70 @@
           <w:p>
             <w:pPr>
               <w:spacing w:before="0" w:after="0" w:line="300" w:lineRule="exact"/>
+              <w:ind w:firstLine="0" w:firstLineChars="0" w:left="0"/>
+              <w:jc w:val="left"/>
+            </w:pPr>
+            <w:r/>
+            <w:r>
+              <w:rPr>
+                <w:rFonts w:ascii="Times New Roman" w:hAnsi="Times New Roman" w:eastAsia="方正仿宋_GBK" w:cs="Times New Roman"/>
+                <w:b w:val="0"/>
+                <w:sz w:val="21"/>
+              </w:rPr>
+              <w:t>[待填写]</w:t>
+            </w:r>
+          </w:p>
+        </w:tc>
+        <w:tc>
+          <w:tcPr>
+            <w:tcW w:type="dxa" w:w="1474"/>
+          </w:tcPr>
+          <w:p>
+            <w:pPr>
+              <w:spacing w:before="0" w:after="0" w:line="300" w:lineRule="exact"/>
+              <w:ind w:firstLine="0" w:firstLineChars="0" w:left="0"/>
+              <w:jc w:val="left"/>
+            </w:pPr>
+            <w:r/>
+            <w:r>
+              <w:rPr>
+                <w:rFonts w:ascii="Times New Roman" w:hAnsi="Times New Roman" w:eastAsia="方正仿宋_GBK" w:cs="Times New Roman"/>
+                <w:b w:val="0"/>
+                <w:sz w:val="21"/>
+              </w:rPr>
+              <w:t>[待填写]</w:t>
+            </w:r>
+          </w:p>
+        </w:tc>
+        <w:tc>
+          <w:tcPr>
+            <w:tcW w:type="dxa" w:w="1474"/>
+          </w:tcPr>
+          <w:p>
+            <w:pPr>
+              <w:spacing w:before="0" w:after="0" w:line="300" w:lineRule="exact"/>
+              <w:ind w:firstLine="0" w:firstLineChars="0" w:left="0"/>
+              <w:jc w:val="left"/>
+            </w:pPr>
+            <w:r/>
+            <w:r>
+              <w:rPr>
+                <w:rFonts w:ascii="Times New Roman" w:hAnsi="Times New Roman" w:eastAsia="方正仿宋_GBK" w:cs="Times New Roman"/>
+                <w:b w:val="0"/>
+                <w:sz w:val="21"/>
+              </w:rPr>
+              <w:t>[待填写]</w:t>
+            </w:r>
+          </w:p>
+        </w:tc>
+        <w:tc>
+          <w:tcPr>
+            <w:tcW w:type="dxa" w:w="1474"/>
+          </w:tcPr>
+          <w:p>
+            <w:pPr>
+              <w:spacing w:before="0" w:after="0" w:line="300" w:lineRule="exact"/>
               <w:ind w:firstLineChars="0" w:left="0" w:firstLine="0"/>
-              <w:jc w:val="left"/>
-            </w:pPr>
-            <w:r/>
-            <w:r>
-              <w:rPr>
-                <w:rFonts w:ascii="Times New Roman" w:hAnsi="Times New Roman" w:eastAsia="方正仿宋_GBK" w:cs="Times New Roman"/>
-                <w:b w:val="0"/>
-                <w:sz w:val="21"/>
-              </w:rPr>
-              <w:t>[待填写]</w:t>
-            </w:r>
-          </w:p>
-        </w:tc>
-        <w:tc>
-          <w:tcPr>
-            <w:tcW w:type="dxa" w:w="1474"/>
-          </w:tcPr>
-          <w:p>
-            <w:pPr>
-              <w:spacing w:before="0" w:after="0" w:line="300" w:lineRule="exact"/>
-              <w:ind w:firstLine="0" w:firstLineChars="0" w:left="0"/>
-              <w:jc w:val="left"/>
-            </w:pPr>
-            <w:r/>
-            <w:r>
-              <w:rPr>
-                <w:rFonts w:ascii="Times New Roman" w:hAnsi="Times New Roman" w:eastAsia="方正仿宋_GBK" w:cs="Times New Roman"/>
-                <w:b w:val="0"/>
-                <w:sz w:val="21"/>
-              </w:rPr>
-              <w:t>[待填写]</w:t>
-            </w:r>
-          </w:p>
-        </w:tc>
-        <w:tc>
-          <w:tcPr>
-            <w:tcW w:type="dxa" w:w="1474"/>
-          </w:tcPr>
-          <w:p>
-            <w:pPr>
-              <w:spacing w:before="0" w:after="0" w:line="300" w:lineRule="exact"/>
-              <w:ind w:firstLine="0" w:firstLineChars="0" w:left="0"/>
-              <w:jc w:val="left"/>
-            </w:pPr>
-            <w:r/>
-            <w:r>
-              <w:rPr>
-                <w:rFonts w:ascii="Times New Roman" w:hAnsi="Times New Roman" w:eastAsia="方正仿宋_GBK" w:cs="Times New Roman"/>
-                <w:b w:val="0"/>
-                <w:sz w:val="21"/>
-              </w:rPr>
-              <w:t>[待填写]</w:t>
-            </w:r>
-          </w:p>
-        </w:tc>
-        <w:tc>
-          <w:tcPr>
-            <w:tcW w:type="dxa" w:w="1474"/>
-          </w:tcPr>
-          <w:p>
-            <w:pPr>
-              <w:spacing w:before="0" w:after="0" w:line="300" w:lineRule="exact"/>
-              <w:ind w:firstLine="0" w:firstLineChars="0" w:left="0"/>
               <w:jc w:val="left"/>
             </w:pPr>
             <w:r/>
@@ -11296,69 +12983,6 @@
           <w:p>
             <w:pPr>
               <w:spacing w:before="0" w:after="0" w:line="300" w:lineRule="exact"/>
-              <w:ind w:firstLine="0" w:firstLineChars="0" w:left="0"/>
-              <w:jc w:val="center"/>
-            </w:pPr>
-            <w:r/>
-            <w:r>
-              <w:rPr>
-                <w:rFonts w:ascii="Times New Roman" w:hAnsi="Times New Roman" w:eastAsia="方正仿宋_GBK" w:cs="Times New Roman"/>
-                <w:b/>
-                <w:sz w:val="21"/>
-              </w:rPr>
-              <w:t>访谈编号</w:t>
-            </w:r>
-          </w:p>
-        </w:tc>
-        <w:tc>
-          <w:tcPr>
-            <w:tcW w:type="dxa" w:w="1474"/>
-          </w:tcPr>
-          <w:p>
-            <w:pPr>
-              <w:spacing w:before="0" w:after="0" w:line="300" w:lineRule="exact"/>
-              <w:ind w:firstLine="0" w:firstLineChars="0" w:left="0"/>
-              <w:jc w:val="center"/>
-            </w:pPr>
-            <w:r/>
-            <w:r>
-              <w:rPr>
-                <w:rFonts w:ascii="Times New Roman" w:hAnsi="Times New Roman" w:eastAsia="方正仿宋_GBK" w:cs="Times New Roman"/>
-                <w:b/>
-                <w:sz w:val="21"/>
-              </w:rPr>
-              <w:t>专家/提供方</w:t>
-            </w:r>
-          </w:p>
-        </w:tc>
-        <w:tc>
-          <w:tcPr>
-            <w:tcW w:type="dxa" w:w="1474"/>
-          </w:tcPr>
-          <w:p>
-            <w:pPr>
-              <w:spacing w:before="0" w:after="0" w:line="300" w:lineRule="exact"/>
-              <w:ind w:firstLine="0" w:firstLineChars="0" w:left="0"/>
-              <w:jc w:val="center"/>
-            </w:pPr>
-            <w:r/>
-            <w:r>
-              <w:rPr>
-                <w:rFonts w:ascii="Times New Roman" w:hAnsi="Times New Roman" w:eastAsia="方正仿宋_GBK" w:cs="Times New Roman"/>
-                <w:b/>
-                <w:sz w:val="21"/>
-              </w:rPr>
-              <w:t>文件名称</w:t>
-            </w:r>
-          </w:p>
-        </w:tc>
-        <w:tc>
-          <w:tcPr>
-            <w:tcW w:type="dxa" w:w="1474"/>
-          </w:tcPr>
-          <w:p>
-            <w:pPr>
-              <w:spacing w:before="0" w:after="0" w:line="300" w:lineRule="exact"/>
               <w:ind w:firstLineChars="0" w:left="0" w:firstLine="0"/>
               <w:jc w:val="center"/>
             </w:pPr>
@@ -11369,6 +12993,69 @@
                 <w:b/>
                 <w:sz w:val="21"/>
               </w:rPr>
+              <w:t>访谈编号</w:t>
+            </w:r>
+          </w:p>
+        </w:tc>
+        <w:tc>
+          <w:tcPr>
+            <w:tcW w:type="dxa" w:w="1474"/>
+          </w:tcPr>
+          <w:p>
+            <w:pPr>
+              <w:spacing w:before="0" w:after="0" w:line="300" w:lineRule="exact"/>
+              <w:ind w:firstLineChars="0" w:left="0" w:firstLine="0"/>
+              <w:jc w:val="center"/>
+            </w:pPr>
+            <w:r/>
+            <w:r>
+              <w:rPr>
+                <w:rFonts w:ascii="Times New Roman" w:hAnsi="Times New Roman" w:eastAsia="方正仿宋_GBK" w:cs="Times New Roman"/>
+                <w:b/>
+                <w:sz w:val="21"/>
+              </w:rPr>
+              <w:t>专家/提供方</w:t>
+            </w:r>
+          </w:p>
+        </w:tc>
+        <w:tc>
+          <w:tcPr>
+            <w:tcW w:type="dxa" w:w="1474"/>
+          </w:tcPr>
+          <w:p>
+            <w:pPr>
+              <w:spacing w:before="0" w:after="0" w:line="300" w:lineRule="exact"/>
+              <w:ind w:firstLineChars="0" w:left="0" w:firstLine="0"/>
+              <w:jc w:val="center"/>
+            </w:pPr>
+            <w:r/>
+            <w:r>
+              <w:rPr>
+                <w:rFonts w:ascii="Times New Roman" w:hAnsi="Times New Roman" w:eastAsia="方正仿宋_GBK" w:cs="Times New Roman"/>
+                <w:b/>
+                <w:sz w:val="21"/>
+              </w:rPr>
+              <w:t>文件名称</w:t>
+            </w:r>
+          </w:p>
+        </w:tc>
+        <w:tc>
+          <w:tcPr>
+            <w:tcW w:type="dxa" w:w="1474"/>
+          </w:tcPr>
+          <w:p>
+            <w:pPr>
+              <w:spacing w:before="0" w:after="0" w:line="300" w:lineRule="exact"/>
+              <w:ind w:firstLineChars="0" w:left="0" w:firstLine="0"/>
+              <w:jc w:val="center"/>
+            </w:pPr>
+            <w:r/>
+            <w:r>
+              <w:rPr>
+                <w:rFonts w:ascii="Times New Roman" w:hAnsi="Times New Roman" w:eastAsia="方正仿宋_GBK" w:cs="Times New Roman"/>
+                <w:b/>
+                <w:sz w:val="21"/>
+              </w:rPr>
               <w:t>日期</w:t>
             </w:r>
           </w:p>
@@ -11380,7 +13067,7 @@
           <w:p>
             <w:pPr>
               <w:spacing w:before="0" w:after="0" w:line="300" w:lineRule="exact"/>
-              <w:ind w:firstLine="0" w:firstLineChars="0" w:left="0"/>
+              <w:ind w:firstLineChars="0" w:left="0" w:firstLine="0"/>
               <w:jc w:val="center"/>
             </w:pPr>
             <w:r/>
